--- a/doc/report.docx
+++ b/doc/report.docx
@@ -78,7 +78,13 @@
         </w:numPr>
       </w:pPr>
       <w:r>
-        <w:t xml:space="preserve">Data: LSAC B cohort at ages 10/11, 12/13, and 14/15 (waves 6–8). The K cohort is excluded because its age-14 wave (2012) did not have the video game time item.</w:t>
+        <w:t xml:space="preserve">Data: LSAC B cohort at ages 10/11, 12/13, and 14/15 (waves 6–8).</w:t>
+      </w:r>
+      <w:r>
+        <w:t xml:space="preserve"> </w:t>
+      </w:r>
+      <w:r>
+        <w:t xml:space="preserve">The K cohort is excluded because its age-14 wave (2012) did not have the video game time item.</w:t>
       </w:r>
     </w:p>
     <w:bookmarkStart w:id="9" w:name="key-variables"/>
@@ -111,7 +117,19 @@
         </w:numPr>
       </w:pPr>
       <w:r>
-        <w:t xml:space="preserve">Self-concept: self-reported SDQ. The total difficulties score is the primary outcome, and internalising (emotional + peer) and externalising (conduct + hyperactivity) composites are for secondary analyses. The Parent 1-reported SDQ total is also kept for an informant-robustness check.</w:t>
+        <w:t xml:space="preserve">Self-concept: self-reported SDQ.</w:t>
+      </w:r>
+      <w:r>
+        <w:t xml:space="preserve"> </w:t>
+      </w:r>
+      <w:r>
+        <w:t xml:space="preserve">The total difficulties score is the primary outcome, and internalising (emotional + peer) and externalising (conduct + hyperactivity) composites are for secondary analyses.</w:t>
+      </w:r>
+      <w:r>
+        <w:t xml:space="preserve"> </w:t>
+      </w:r>
+      <w:r>
+        <w:t xml:space="preserve">The Parent 1-reported SDQ total is also kept for an informant-robustness check.</w:t>
       </w:r>
     </w:p>
     <w:p>
@@ -123,7 +141,19 @@
         </w:numPr>
       </w:pPr>
       <w:r>
-        <w:t xml:space="preserve">Parental warmth (the moderator): Parent 1’s score on the 6-item Parental Warmth Scale (1–5). Parent 2’s score is retained for a both-parents sensitivity model. It’s not the primary model because so much of Parent 2’s data is missing.</w:t>
+        <w:t xml:space="preserve">Parental warmth (the moderator): Parent 1’s score on the 6-item Parental Warmth Scale (1–5).</w:t>
+      </w:r>
+      <w:r>
+        <w:t xml:space="preserve"> </w:t>
+      </w:r>
+      <w:r>
+        <w:t xml:space="preserve">Parent 2’s score is retained for a both-parents sensitivity model.</w:t>
+      </w:r>
+      <w:r>
+        <w:t xml:space="preserve"> </w:t>
+      </w:r>
+      <w:r>
+        <w:t xml:space="preserve">It’s not the primary model because so much of Parent 2’s data is missing.</w:t>
       </w:r>
     </w:p>
     <w:p>
@@ -147,12 +177,60 @@
         </w:numPr>
       </w:pPr>
       <w:r>
-        <w:t xml:space="preserve">Cleaning: LSAC missing-data codes recoded to missing. Video game hours more than 4 SD above the within-wave mean are winsorised (that is, set to the 4 SD value). That is different from the proposal (which said set to NA), but I think makes more sense. The flagged values look like real heavy gamers overstating, so we keep them but cap their influence. I’ll also test setting them to missing as a sensitivity analysis. SES and warmth are not screened — there are only a few extreme SES values and these seem plausible given the size of LSAC, and low warmth scores are likely to be real given that these are likert scale items.</w:t>
+        <w:t xml:space="preserve">Cleaning: LSAC missing-data codes recoded to missing.</w:t>
+      </w:r>
+      <w:r>
+        <w:t xml:space="preserve"> </w:t>
+      </w:r>
+      <w:r>
+        <w:t xml:space="preserve">Video game hours more than 4 SD above the within-wave mean are winsorised (that is, set to the 4 SD value).</w:t>
+      </w:r>
+      <w:r>
+        <w:t xml:space="preserve"> </w:t>
+      </w:r>
+      <w:r>
+        <w:t xml:space="preserve">That is different from the proposal (which said set to NA), but I think makes more sense.</w:t>
+      </w:r>
+      <w:r>
+        <w:t xml:space="preserve"> </w:t>
+      </w:r>
+      <w:r>
+        <w:t xml:space="preserve">The flagged values look like real heavy gamers overstating, so we keep them but cap their influence.</w:t>
+      </w:r>
+      <w:r>
+        <w:t xml:space="preserve"> </w:t>
+      </w:r>
+      <w:r>
+        <w:t xml:space="preserve">I’ll also test setting them to missing as a sensitivity analysis.</w:t>
+      </w:r>
+      <w:r>
+        <w:t xml:space="preserve"> </w:t>
+      </w:r>
+      <w:r>
+        <w:t xml:space="preserve">SES and warmth are not screened — there are only a few extreme SES values and these seem plausible given the size of LSAC, and low warmth scores are likely to be real given that these are likert scale items.</w:t>
+      </w:r>
+    </w:p>
+    <w:p>
+      <w:pPr>
+        <w:pStyle w:val="Compact"/>
+        <w:numPr>
+          <w:ilvl w:val="0"/>
+          <w:numId w:val="1002"/>
+        </w:numPr>
+      </w:pPr>
+      <w:r>
+        <w:t xml:space="preserve">Analysis sample: all children with data on at least one study variable (video games, SDQ, or warmth) at one or more waves, with models estimated using full-information maximum likelihood (FIML) under a missing-at-random (MAR) assumption.</w:t>
+      </w:r>
+      <w:r>
+        <w:t xml:space="preserve"> </w:t>
+      </w:r>
+      <w:r>
+        <w:t xml:space="preserve">The proposal’s complete-case (data at all three waves) can be done as a sensitivity analysis.</w:t>
       </w:r>
     </w:p>
     <w:bookmarkEnd w:id="9"/>
     <w:bookmarkEnd w:id="10"/>
-    <w:bookmarkStart w:id="22" w:name="data-and-derivations"/>
+    <w:bookmarkStart w:id="19" w:name="data-and-derivations"/>
     <w:p>
       <w:pPr>
         <w:pStyle w:val="Heading1"/>
@@ -825,7 +903,7 @@
       </w:r>
     </w:p>
     <w:bookmarkEnd w:id="16"/>
-    <w:bookmarkStart w:id="21" w:name="sec-vg-tail"/>
+    <w:bookmarkStart w:id="18" w:name="sec-vg-tail"/>
     <w:p>
       <w:pPr>
         <w:pStyle w:val="Heading2"/>
@@ -839,37 +917,13 @@
         <w:pStyle w:val="FirstParagraph"/>
       </w:pPr>
       <w:r>
-        <w:t xml:space="preserve">Values more than 4 SD above the within-wave mean are winsorised to the</w:t>
+        <w:t xml:space="preserve">Values more than 4 SD above the within-wave mean are winsorised to 4 SD from mean.</w:t>
       </w:r>
       <w:r>
         <w:t xml:space="preserve"> </w:t>
       </w:r>
       <w:r>
-        <w:t xml:space="preserve">threshold (decision made 2026-07-27 after reviewing this table; a</w:t>
-      </w:r>
-      <w:r>
-        <w:t xml:space="preserve"> </w:t>
-      </w:r>
-      <w:r>
-        <w:t xml:space="preserve">set-to-missing version is a planned sensitivity analysis). The flagged</w:t>
-      </w:r>
-      <w:r>
-        <w:t xml:space="preserve"> </w:t>
-      </w:r>
-      <w:r>
-        <w:t xml:space="preserve">values are shown for transparency: the tail is a smooth continuation of</w:t>
-      </w:r>
-      <w:r>
-        <w:t xml:space="preserve"> </w:t>
-      </w:r>
-      <w:r>
-        <w:t xml:space="preserve">the distribution with round-number heaping, consistent with heavy gamers</w:t>
-      </w:r>
-      <w:r>
-        <w:t xml:space="preserve"> </w:t>
-      </w:r>
-      <w:r>
-        <w:t xml:space="preserve">overstating rather than data errors.</w:t>
+        <w:t xml:space="preserve">The flagged values are shown below before windsorising.</w:t>
       </w:r>
     </w:p>
     <w:tbl>
@@ -1239,6 +1293,1062 @@
             </w:tr>
           </w:tbl>
           <w:bookmarkEnd w:id="17"/>
+          <w:p/>
+        </w:tc>
+      </w:tr>
+    </w:tbl>
+    <w:bookmarkEnd w:id="18"/>
+    <w:bookmarkEnd w:id="19"/>
+    <w:bookmarkStart w:id="33" w:name="sample-and-descriptives"/>
+    <w:p>
+      <w:pPr>
+        <w:pStyle w:val="Heading1"/>
+      </w:pPr>
+      <w:r>
+        <w:t xml:space="preserve">3. Sample and descriptives</w:t>
+      </w:r>
+    </w:p>
+    <w:bookmarkStart w:id="25" w:name="sample-flow"/>
+    <w:p>
+      <w:pPr>
+        <w:pStyle w:val="Heading2"/>
+      </w:pPr>
+      <w:r>
+        <w:t xml:space="preserve">3.1 Sample flow</w:t>
+      </w:r>
+    </w:p>
+    <w:p>
+      <w:pPr>
+        <w:pStyle w:val="FirstParagraph"/>
+      </w:pPr>
+      <w:r>
+        <w:t xml:space="preserve">The three B-cohort wave files contain 3,921 children.</w:t>
+      </w:r>
+      <w:r>
+        <w:t xml:space="preserve"> </w:t>
+      </w:r>
+      <w:r>
+        <w:t xml:space="preserve">The analysis sample (children with data on at least one study variable at one or more waves) is N = 3,879.</w:t>
+      </w:r>
+      <w:r>
+        <w:t xml:space="preserve"> </w:t>
+      </w:r>
+      <w:r>
+        <w:t xml:space="preserve">The proposal’s complete-case criterion would retain N = 2,473 (63.1% of the cohort file).</w:t>
+      </w:r>
+      <w:r>
+        <w:t xml:space="preserve"> </w:t>
+      </w:r>
+      <w:r>
+        <w:t xml:space="preserve">That makes me think that FIML is definitely the way to go.</w:t>
+      </w:r>
+    </w:p>
+    <w:tbl>
+      <w:tblPr>
+        <w:tblStyle w:val="Table"/>
+        <w:tblW w:type="pct" w:w="5000"/>
+        <w:tblLayout w:type="fixed"/>
+        <w:tblLook w:firstRow="0" w:lastRow="0" w:firstColumn="0" w:lastColumn="0" w:noHBand="0" w:noVBand="0" w:val="0000"/>
+      </w:tblPr>
+      <w:tblGrid>
+        <w:gridCol w:w="7920"/>
+      </w:tblGrid>
+      <w:tr>
+        <w:tc>
+          <w:tcPr/>
+          <w:bookmarkStart w:id="20" w:name="tbl-sample-flow"/>
+          <w:p>
+            <w:pPr>
+              <w:jc w:val="center"/>
+            </w:pPr>
+            <w:pPr>
+              <w:jc w:val="left"/>
+              <w:spacing w:before="200"/>
+              <w:pStyle w:val="ImageCaption"/>
+            </w:pPr>
+            <w:r>
+              <w:t xml:space="preserve">Table 3: Sample flow from the wave 6–8 B-cohort files to the analysis samples.</w:t>
+            </w:r>
+          </w:p>
+          <w:tbl>
+            <w:tblPr>
+              <w:tblStyle w:val="Table"/>
+              <w:tblW w:type="pct" w:w="5000"/>
+              <w:tblLayout w:type="fixed"/>
+              <w:tblLook w:firstRow="1" w:lastRow="0" w:firstColumn="0" w:lastColumn="0" w:noHBand="0" w:noVBand="0" w:val="0020"/>
+            </w:tblPr>
+            <w:tblGrid>
+              <w:gridCol w:w="5657"/>
+              <w:gridCol w:w="888"/>
+              <w:gridCol w:w="1373"/>
+            </w:tblGrid>
+            <w:tr>
+              <w:trPr>
+                <w:tblHeader w:val="on"/>
+              </w:trPr>
+              <w:tc>
+                <w:tcPr/>
+                <w:p>
+                  <w:pPr>
+                    <w:pStyle w:val="Compact"/>
+                    <w:jc w:val="left"/>
+                    <w:jc w:val="center"/>
+                  </w:pPr>
+                  <w:r>
+                    <w:t xml:space="preserve">Criterion</w:t>
+                  </w:r>
+                </w:p>
+              </w:tc>
+              <w:tc>
+                <w:tcPr/>
+                <w:p>
+                  <w:pPr>
+                    <w:pStyle w:val="Compact"/>
+                    <w:jc w:val="right"/>
+                    <w:jc w:val="center"/>
+                  </w:pPr>
+                  <w:r>
+                    <w:t xml:space="preserve">N children</w:t>
+                  </w:r>
+                </w:p>
+              </w:tc>
+              <w:tc>
+                <w:tcPr/>
+                <w:p>
+                  <w:pPr>
+                    <w:pStyle w:val="Compact"/>
+                    <w:jc w:val="left"/>
+                    <w:jc w:val="center"/>
+                  </w:pPr>
+                  <w:r>
+                    <w:t xml:space="preserve">% of cohort file</w:t>
+                  </w:r>
+                </w:p>
+              </w:tc>
+            </w:tr>
+            <w:tr>
+              <w:tc>
+                <w:tcPr/>
+                <w:p>
+                  <w:pPr>
+                    <w:pStyle w:val="Compact"/>
+                    <w:jc w:val="left"/>
+                    <w:jc w:val="center"/>
+                  </w:pPr>
+                  <w:r>
+                    <w:t xml:space="preserve">B-cohort children in any wave 6–8 data file</w:t>
+                  </w:r>
+                </w:p>
+              </w:tc>
+              <w:tc>
+                <w:tcPr/>
+                <w:p>
+                  <w:pPr>
+                    <w:pStyle w:val="Compact"/>
+                    <w:jc w:val="right"/>
+                    <w:jc w:val="center"/>
+                  </w:pPr>
+                  <w:r>
+                    <w:t xml:space="preserve">3921</w:t>
+                  </w:r>
+                </w:p>
+              </w:tc>
+              <w:tc>
+                <w:tcPr/>
+                <w:p>
+                  <w:pPr>
+                    <w:pStyle w:val="Compact"/>
+                    <w:jc w:val="left"/>
+                    <w:jc w:val="center"/>
+                  </w:pPr>
+                  <w:r>
+                    <w:t xml:space="preserve">100.0</w:t>
+                  </w:r>
+                </w:p>
+              </w:tc>
+            </w:tr>
+            <w:tr>
+              <w:tc>
+                <w:tcPr/>
+                <w:p>
+                  <w:pPr>
+                    <w:pStyle w:val="Compact"/>
+                    <w:jc w:val="left"/>
+                    <w:jc w:val="center"/>
+                  </w:pPr>
+                  <w:r>
+                    <w:t xml:space="preserve">Study data (video games, SDQ, or warmth) at ≥1 wave [analysis sample]</w:t>
+                  </w:r>
+                </w:p>
+              </w:tc>
+              <w:tc>
+                <w:tcPr/>
+                <w:p>
+                  <w:pPr>
+                    <w:pStyle w:val="Compact"/>
+                    <w:jc w:val="right"/>
+                    <w:jc w:val="center"/>
+                  </w:pPr>
+                  <w:r>
+                    <w:t xml:space="preserve">3879</w:t>
+                  </w:r>
+                </w:p>
+              </w:tc>
+              <w:tc>
+                <w:tcPr/>
+                <w:p>
+                  <w:pPr>
+                    <w:pStyle w:val="Compact"/>
+                    <w:jc w:val="left"/>
+                    <w:jc w:val="center"/>
+                  </w:pPr>
+                  <w:r>
+                    <w:t xml:space="preserve">98.9</w:t>
+                  </w:r>
+                </w:p>
+              </w:tc>
+            </w:tr>
+            <w:tr>
+              <w:tc>
+                <w:tcPr/>
+                <w:p>
+                  <w:pPr>
+                    <w:pStyle w:val="Compact"/>
+                    <w:jc w:val="left"/>
+                    <w:jc w:val="center"/>
+                  </w:pPr>
+                  <w:r>
+                    <w:t xml:space="preserve">Study data at age 10/11</w:t>
+                  </w:r>
+                </w:p>
+              </w:tc>
+              <w:tc>
+                <w:tcPr/>
+                <w:p>
+                  <w:pPr>
+                    <w:pStyle w:val="Compact"/>
+                    <w:jc w:val="right"/>
+                    <w:jc w:val="center"/>
+                  </w:pPr>
+                  <w:r>
+                    <w:t xml:space="preserve">3710</w:t>
+                  </w:r>
+                </w:p>
+              </w:tc>
+              <w:tc>
+                <w:tcPr/>
+                <w:p>
+                  <w:pPr>
+                    <w:pStyle w:val="Compact"/>
+                    <w:jc w:val="left"/>
+                    <w:jc w:val="center"/>
+                  </w:pPr>
+                  <w:r>
+                    <w:t xml:space="preserve">94.6</w:t>
+                  </w:r>
+                </w:p>
+              </w:tc>
+            </w:tr>
+            <w:tr>
+              <w:tc>
+                <w:tcPr/>
+                <w:p>
+                  <w:pPr>
+                    <w:pStyle w:val="Compact"/>
+                    <w:jc w:val="left"/>
+                    <w:jc w:val="center"/>
+                  </w:pPr>
+                  <w:r>
+                    <w:t xml:space="preserve">Study data at age 12/13</w:t>
+                  </w:r>
+                </w:p>
+              </w:tc>
+              <w:tc>
+                <w:tcPr/>
+                <w:p>
+                  <w:pPr>
+                    <w:pStyle w:val="Compact"/>
+                    <w:jc w:val="right"/>
+                    <w:jc w:val="center"/>
+                  </w:pPr>
+                  <w:r>
+                    <w:t xml:space="preserve">3319</w:t>
+                  </w:r>
+                </w:p>
+              </w:tc>
+              <w:tc>
+                <w:tcPr/>
+                <w:p>
+                  <w:pPr>
+                    <w:pStyle w:val="Compact"/>
+                    <w:jc w:val="left"/>
+                    <w:jc w:val="center"/>
+                  </w:pPr>
+                  <w:r>
+                    <w:t xml:space="preserve">84.6</w:t>
+                  </w:r>
+                </w:p>
+              </w:tc>
+            </w:tr>
+            <w:tr>
+              <w:tc>
+                <w:tcPr/>
+                <w:p>
+                  <w:pPr>
+                    <w:pStyle w:val="Compact"/>
+                    <w:jc w:val="left"/>
+                    <w:jc w:val="center"/>
+                  </w:pPr>
+                  <w:r>
+                    <w:t xml:space="preserve">Study data at age 14/15</w:t>
+                  </w:r>
+                </w:p>
+              </w:tc>
+              <w:tc>
+                <w:tcPr/>
+                <w:p>
+                  <w:pPr>
+                    <w:pStyle w:val="Compact"/>
+                    <w:jc w:val="right"/>
+                    <w:jc w:val="center"/>
+                  </w:pPr>
+                  <w:r>
+                    <w:t xml:space="preserve">3125</w:t>
+                  </w:r>
+                </w:p>
+              </w:tc>
+              <w:tc>
+                <w:tcPr/>
+                <w:p>
+                  <w:pPr>
+                    <w:pStyle w:val="Compact"/>
+                    <w:jc w:val="left"/>
+                    <w:jc w:val="center"/>
+                  </w:pPr>
+                  <w:r>
+                    <w:t xml:space="preserve">79.7</w:t>
+                  </w:r>
+                </w:p>
+              </w:tc>
+            </w:tr>
+            <w:tr>
+              <w:tc>
+                <w:tcPr/>
+                <w:p>
+                  <w:pPr>
+                    <w:pStyle w:val="Compact"/>
+                    <w:jc w:val="left"/>
+                    <w:jc w:val="center"/>
+                  </w:pPr>
+                  <w:r>
+                    <w:t xml:space="preserve">Study data at ≥2 waves</w:t>
+                  </w:r>
+                </w:p>
+              </w:tc>
+              <w:tc>
+                <w:tcPr/>
+                <w:p>
+                  <w:pPr>
+                    <w:pStyle w:val="Compact"/>
+                    <w:jc w:val="right"/>
+                    <w:jc w:val="center"/>
+                  </w:pPr>
+                  <w:r>
+                    <w:t xml:space="preserve">3395</w:t>
+                  </w:r>
+                </w:p>
+              </w:tc>
+              <w:tc>
+                <w:tcPr/>
+                <w:p>
+                  <w:pPr>
+                    <w:pStyle w:val="Compact"/>
+                    <w:jc w:val="left"/>
+                    <w:jc w:val="center"/>
+                  </w:pPr>
+                  <w:r>
+                    <w:t xml:space="preserve">86.6</w:t>
+                  </w:r>
+                </w:p>
+              </w:tc>
+            </w:tr>
+            <w:tr>
+              <w:tc>
+                <w:tcPr/>
+                <w:p>
+                  <w:pPr>
+                    <w:pStyle w:val="Compact"/>
+                    <w:jc w:val="left"/>
+                    <w:jc w:val="center"/>
+                  </w:pPr>
+                  <w:r>
+                    <w:t xml:space="preserve">Complete cases: video games and SDQ at all three waves</w:t>
+                  </w:r>
+                </w:p>
+              </w:tc>
+              <w:tc>
+                <w:tcPr/>
+                <w:p>
+                  <w:pPr>
+                    <w:pStyle w:val="Compact"/>
+                    <w:jc w:val="right"/>
+                    <w:jc w:val="center"/>
+                  </w:pPr>
+                  <w:r>
+                    <w:t xml:space="preserve">2473</w:t>
+                  </w:r>
+                </w:p>
+              </w:tc>
+              <w:tc>
+                <w:tcPr/>
+                <w:p>
+                  <w:pPr>
+                    <w:pStyle w:val="Compact"/>
+                    <w:jc w:val="left"/>
+                    <w:jc w:val="center"/>
+                  </w:pPr>
+                  <w:r>
+                    <w:t xml:space="preserve">63.1</w:t>
+                  </w:r>
+                </w:p>
+              </w:tc>
+            </w:tr>
+            <w:tr>
+              <w:tc>
+                <w:tcPr/>
+                <w:p>
+                  <w:pPr>
+                    <w:pStyle w:val="Compact"/>
+                    <w:jc w:val="left"/>
+                    <w:jc w:val="center"/>
+                  </w:pPr>
+                  <w:r>
+                    <w:t xml:space="preserve">Complete cases with baseline warmth, sex, and SES</w:t>
+                  </w:r>
+                </w:p>
+              </w:tc>
+              <w:tc>
+                <w:tcPr/>
+                <w:p>
+                  <w:pPr>
+                    <w:pStyle w:val="Compact"/>
+                    <w:jc w:val="right"/>
+                    <w:jc w:val="center"/>
+                  </w:pPr>
+                  <w:r>
+                    <w:t xml:space="preserve">2447</w:t>
+                  </w:r>
+                </w:p>
+              </w:tc>
+              <w:tc>
+                <w:tcPr/>
+                <w:p>
+                  <w:pPr>
+                    <w:pStyle w:val="Compact"/>
+                    <w:jc w:val="left"/>
+                    <w:jc w:val="center"/>
+                  </w:pPr>
+                  <w:r>
+                    <w:t xml:space="preserve">62.4</w:t>
+                  </w:r>
+                </w:p>
+              </w:tc>
+            </w:tr>
+          </w:tbl>
+          <w:bookmarkEnd w:id="20"/>
+          <w:p/>
+        </w:tc>
+      </w:tr>
+    </w:tbl>
+    <w:p>
+      <w:pPr>
+        <w:pStyle w:val="BodyText"/>
+      </w:pPr>
+      <w:r>
+        <w:t xml:space="preserve"> </w:t>
+      </w:r>
+    </w:p>
+    <w:tbl>
+      <w:tblPr>
+        <w:tblStyle w:val="Table"/>
+        <w:tblW w:type="pct" w:w="5000"/>
+        <w:tblLayout w:type="fixed"/>
+        <w:tblLook w:firstRow="0" w:lastRow="0" w:firstColumn="0" w:lastColumn="0" w:noHBand="0" w:noVBand="0" w:val="0000"/>
+      </w:tblPr>
+      <w:tblGrid>
+        <w:gridCol w:w="7920"/>
+      </w:tblGrid>
+      <w:tr>
+        <w:tc>
+          <w:tcPr/>
+          <w:bookmarkStart w:id="21" w:name="tbl-participation-patterns"/>
+          <w:p>
+            <w:pPr>
+              <w:jc w:val="center"/>
+            </w:pPr>
+            <w:pPr>
+              <w:jc w:val="left"/>
+              <w:spacing w:before="200"/>
+              <w:pStyle w:val="ImageCaption"/>
+            </w:pPr>
+            <w:r>
+              <w:t xml:space="preserve">Table 4: Wave-participation patterns (any study data at each wave) among the analysis sample.</w:t>
+            </w:r>
+          </w:p>
+          <w:tbl>
+            <w:tblPr>
+              <w:tblStyle w:val="Table"/>
+              <w:tblW w:type="auto" w:w="0"/>
+              <w:tblLook w:firstRow="1" w:lastRow="0" w:firstColumn="0" w:lastColumn="0" w:noHBand="0" w:noVBand="0" w:val="0020"/>
+            </w:tblPr>
+            <w:tblGrid>
+              <w:gridCol w:w="1584"/>
+              <w:gridCol w:w="1584"/>
+              <w:gridCol w:w="1584"/>
+              <w:gridCol w:w="1584"/>
+              <w:gridCol w:w="1584"/>
+            </w:tblGrid>
+            <w:tr>
+              <w:trPr>
+                <w:tblHeader w:val="on"/>
+              </w:trPr>
+              <w:tc>
+                <w:tcPr/>
+                <w:p>
+                  <w:pPr>
+                    <w:pStyle w:val="Compact"/>
+                    <w:jc w:val="center"/>
+                    <w:jc w:val="center"/>
+                  </w:pPr>
+                  <w:r>
+                    <w:t xml:space="preserve">Age 10/11</w:t>
+                  </w:r>
+                </w:p>
+              </w:tc>
+              <w:tc>
+                <w:tcPr/>
+                <w:p>
+                  <w:pPr>
+                    <w:pStyle w:val="Compact"/>
+                    <w:jc w:val="center"/>
+                    <w:jc w:val="center"/>
+                  </w:pPr>
+                  <w:r>
+                    <w:t xml:space="preserve">Age 12/13</w:t>
+                  </w:r>
+                </w:p>
+              </w:tc>
+              <w:tc>
+                <w:tcPr/>
+                <w:p>
+                  <w:pPr>
+                    <w:pStyle w:val="Compact"/>
+                    <w:jc w:val="center"/>
+                    <w:jc w:val="center"/>
+                  </w:pPr>
+                  <w:r>
+                    <w:t xml:space="preserve">Age 14/15</w:t>
+                  </w:r>
+                </w:p>
+              </w:tc>
+              <w:tc>
+                <w:tcPr/>
+                <w:p>
+                  <w:pPr>
+                    <w:pStyle w:val="Compact"/>
+                    <w:jc w:val="right"/>
+                    <w:jc w:val="center"/>
+                  </w:pPr>
+                  <w:r>
+                    <w:t xml:space="preserve">N</w:t>
+                  </w:r>
+                </w:p>
+              </w:tc>
+              <w:tc>
+                <w:tcPr/>
+                <w:p>
+                  <w:pPr>
+                    <w:pStyle w:val="Compact"/>
+                    <w:jc w:val="right"/>
+                    <w:jc w:val="center"/>
+                  </w:pPr>
+                  <w:r>
+                    <w:t xml:space="preserve">%</w:t>
+                  </w:r>
+                </w:p>
+              </w:tc>
+            </w:tr>
+            <w:tr>
+              <w:tc>
+                <w:tcPr/>
+                <w:p>
+                  <w:pPr>
+                    <w:pStyle w:val="Compact"/>
+                    <w:jc w:val="center"/>
+                    <w:jc w:val="center"/>
+                  </w:pPr>
+                  <w:r>
+                    <w:t xml:space="preserve">✓</w:t>
+                  </w:r>
+                </w:p>
+              </w:tc>
+              <w:tc>
+                <w:tcPr/>
+                <w:p>
+                  <w:pPr>
+                    <w:pStyle w:val="Compact"/>
+                    <w:jc w:val="center"/>
+                    <w:jc w:val="center"/>
+                  </w:pPr>
+                  <w:r>
+                    <w:t xml:space="preserve">✓</w:t>
+                  </w:r>
+                </w:p>
+              </w:tc>
+              <w:tc>
+                <w:tcPr/>
+                <w:p>
+                  <w:pPr>
+                    <w:pStyle w:val="Compact"/>
+                    <w:jc w:val="center"/>
+                    <w:jc w:val="center"/>
+                  </w:pPr>
+                  <w:r>
+                    <w:t xml:space="preserve">✓</w:t>
+                  </w:r>
+                </w:p>
+              </w:tc>
+              <w:tc>
+                <w:tcPr/>
+                <w:p>
+                  <w:pPr>
+                    <w:pStyle w:val="Compact"/>
+                    <w:jc w:val="right"/>
+                    <w:jc w:val="center"/>
+                  </w:pPr>
+                  <w:r>
+                    <w:t xml:space="preserve">2,880</w:t>
+                  </w:r>
+                </w:p>
+              </w:tc>
+              <w:tc>
+                <w:tcPr/>
+                <w:p>
+                  <w:pPr>
+                    <w:pStyle w:val="Compact"/>
+                    <w:jc w:val="right"/>
+                    <w:jc w:val="center"/>
+                  </w:pPr>
+                  <w:r>
+                    <w:t xml:space="preserve">74.2</w:t>
+                  </w:r>
+                </w:p>
+              </w:tc>
+            </w:tr>
+            <w:tr>
+              <w:tc>
+                <w:tcPr/>
+                <w:p>
+                  <w:pPr>
+                    <w:pStyle w:val="Compact"/>
+                    <w:jc w:val="center"/>
+                    <w:jc w:val="center"/>
+                  </w:pPr>
+                  <w:r>
+                    <w:t xml:space="preserve">✓</w:t>
+                  </w:r>
+                </w:p>
+              </w:tc>
+              <w:tc>
+                <w:tcPr/>
+                <w:p>
+                  <w:pPr>
+                    <w:pStyle w:val="Compact"/>
+                    <w:jc w:val="center"/>
+                    <w:jc w:val="center"/>
+                  </w:pPr>
+                  <w:r>
+                    <w:t xml:space="preserve">✓</w:t>
+                  </w:r>
+                </w:p>
+              </w:tc>
+              <w:tc>
+                <w:tcPr/>
+                <w:p>
+                  <w:pPr>
+                    <w:pStyle w:val="Compact"/>
+                    <w:jc w:val="center"/>
+                    <w:jc w:val="center"/>
+                  </w:pPr>
+                  <w:r>
+                    <w:t xml:space="preserve">–</w:t>
+                  </w:r>
+                </w:p>
+              </w:tc>
+              <w:tc>
+                <w:tcPr/>
+                <w:p>
+                  <w:pPr>
+                    <w:pStyle w:val="Compact"/>
+                    <w:jc w:val="right"/>
+                    <w:jc w:val="center"/>
+                  </w:pPr>
+                  <w:r>
+                    <w:t xml:space="preserve">312</w:t>
+                  </w:r>
+                </w:p>
+              </w:tc>
+              <w:tc>
+                <w:tcPr/>
+                <w:p>
+                  <w:pPr>
+                    <w:pStyle w:val="Compact"/>
+                    <w:jc w:val="right"/>
+                    <w:jc w:val="center"/>
+                  </w:pPr>
+                  <w:r>
+                    <w:t xml:space="preserve">8.0</w:t>
+                  </w:r>
+                </w:p>
+              </w:tc>
+            </w:tr>
+            <w:tr>
+              <w:tc>
+                <w:tcPr/>
+                <w:p>
+                  <w:pPr>
+                    <w:pStyle w:val="Compact"/>
+                    <w:jc w:val="center"/>
+                    <w:jc w:val="center"/>
+                  </w:pPr>
+                  <w:r>
+                    <w:t xml:space="preserve">✓</w:t>
+                  </w:r>
+                </w:p>
+              </w:tc>
+              <w:tc>
+                <w:tcPr/>
+                <w:p>
+                  <w:pPr>
+                    <w:pStyle w:val="Compact"/>
+                    <w:jc w:val="center"/>
+                    <w:jc w:val="center"/>
+                  </w:pPr>
+                  <w:r>
+                    <w:t xml:space="preserve">–</w:t>
+                  </w:r>
+                </w:p>
+              </w:tc>
+              <w:tc>
+                <w:tcPr/>
+                <w:p>
+                  <w:pPr>
+                    <w:pStyle w:val="Compact"/>
+                    <w:jc w:val="center"/>
+                    <w:jc w:val="center"/>
+                  </w:pPr>
+                  <w:r>
+                    <w:t xml:space="preserve">✓</w:t>
+                  </w:r>
+                </w:p>
+              </w:tc>
+              <w:tc>
+                <w:tcPr/>
+                <w:p>
+                  <w:pPr>
+                    <w:pStyle w:val="Compact"/>
+                    <w:jc w:val="right"/>
+                    <w:jc w:val="center"/>
+                  </w:pPr>
+                  <w:r>
+                    <w:t xml:space="preserve">113</w:t>
+                  </w:r>
+                </w:p>
+              </w:tc>
+              <w:tc>
+                <w:tcPr/>
+                <w:p>
+                  <w:pPr>
+                    <w:pStyle w:val="Compact"/>
+                    <w:jc w:val="right"/>
+                    <w:jc w:val="center"/>
+                  </w:pPr>
+                  <w:r>
+                    <w:t xml:space="preserve">2.9</w:t>
+                  </w:r>
+                </w:p>
+              </w:tc>
+            </w:tr>
+            <w:tr>
+              <w:tc>
+                <w:tcPr/>
+                <w:p>
+                  <w:pPr>
+                    <w:pStyle w:val="Compact"/>
+                    <w:jc w:val="center"/>
+                    <w:jc w:val="center"/>
+                  </w:pPr>
+                  <w:r>
+                    <w:t xml:space="preserve">✓</w:t>
+                  </w:r>
+                </w:p>
+              </w:tc>
+              <w:tc>
+                <w:tcPr/>
+                <w:p>
+                  <w:pPr>
+                    <w:pStyle w:val="Compact"/>
+                    <w:jc w:val="center"/>
+                    <w:jc w:val="center"/>
+                  </w:pPr>
+                  <w:r>
+                    <w:t xml:space="preserve">–</w:t>
+                  </w:r>
+                </w:p>
+              </w:tc>
+              <w:tc>
+                <w:tcPr/>
+                <w:p>
+                  <w:pPr>
+                    <w:pStyle w:val="Compact"/>
+                    <w:jc w:val="center"/>
+                    <w:jc w:val="center"/>
+                  </w:pPr>
+                  <w:r>
+                    <w:t xml:space="preserve">–</w:t>
+                  </w:r>
+                </w:p>
+              </w:tc>
+              <w:tc>
+                <w:tcPr/>
+                <w:p>
+                  <w:pPr>
+                    <w:pStyle w:val="Compact"/>
+                    <w:jc w:val="right"/>
+                    <w:jc w:val="center"/>
+                  </w:pPr>
+                  <w:r>
+                    <w:t xml:space="preserve">405</w:t>
+                  </w:r>
+                </w:p>
+              </w:tc>
+              <w:tc>
+                <w:tcPr/>
+                <w:p>
+                  <w:pPr>
+                    <w:pStyle w:val="Compact"/>
+                    <w:jc w:val="right"/>
+                    <w:jc w:val="center"/>
+                  </w:pPr>
+                  <w:r>
+                    <w:t xml:space="preserve">10.4</w:t>
+                  </w:r>
+                </w:p>
+              </w:tc>
+            </w:tr>
+            <w:tr>
+              <w:tc>
+                <w:tcPr/>
+                <w:p>
+                  <w:pPr>
+                    <w:pStyle w:val="Compact"/>
+                    <w:jc w:val="center"/>
+                    <w:jc w:val="center"/>
+                  </w:pPr>
+                  <w:r>
+                    <w:t xml:space="preserve">–</w:t>
+                  </w:r>
+                </w:p>
+              </w:tc>
+              <w:tc>
+                <w:tcPr/>
+                <w:p>
+                  <w:pPr>
+                    <w:pStyle w:val="Compact"/>
+                    <w:jc w:val="center"/>
+                    <w:jc w:val="center"/>
+                  </w:pPr>
+                  <w:r>
+                    <w:t xml:space="preserve">✓</w:t>
+                  </w:r>
+                </w:p>
+              </w:tc>
+              <w:tc>
+                <w:tcPr/>
+                <w:p>
+                  <w:pPr>
+                    <w:pStyle w:val="Compact"/>
+                    <w:jc w:val="center"/>
+                    <w:jc w:val="center"/>
+                  </w:pPr>
+                  <w:r>
+                    <w:t xml:space="preserve">✓</w:t>
+                  </w:r>
+                </w:p>
+              </w:tc>
+              <w:tc>
+                <w:tcPr/>
+                <w:p>
+                  <w:pPr>
+                    <w:pStyle w:val="Compact"/>
+                    <w:jc w:val="right"/>
+                    <w:jc w:val="center"/>
+                  </w:pPr>
+                  <w:r>
+                    <w:t xml:space="preserve">90</w:t>
+                  </w:r>
+                </w:p>
+              </w:tc>
+              <w:tc>
+                <w:tcPr/>
+                <w:p>
+                  <w:pPr>
+                    <w:pStyle w:val="Compact"/>
+                    <w:jc w:val="right"/>
+                    <w:jc w:val="center"/>
+                  </w:pPr>
+                  <w:r>
+                    <w:t xml:space="preserve">2.3</w:t>
+                  </w:r>
+                </w:p>
+              </w:tc>
+            </w:tr>
+            <w:tr>
+              <w:tc>
+                <w:tcPr/>
+                <w:p>
+                  <w:pPr>
+                    <w:pStyle w:val="Compact"/>
+                    <w:jc w:val="center"/>
+                    <w:jc w:val="center"/>
+                  </w:pPr>
+                  <w:r>
+                    <w:t xml:space="preserve">–</w:t>
+                  </w:r>
+                </w:p>
+              </w:tc>
+              <w:tc>
+                <w:tcPr/>
+                <w:p>
+                  <w:pPr>
+                    <w:pStyle w:val="Compact"/>
+                    <w:jc w:val="center"/>
+                    <w:jc w:val="center"/>
+                  </w:pPr>
+                  <w:r>
+                    <w:t xml:space="preserve">✓</w:t>
+                  </w:r>
+                </w:p>
+              </w:tc>
+              <w:tc>
+                <w:tcPr/>
+                <w:p>
+                  <w:pPr>
+                    <w:pStyle w:val="Compact"/>
+                    <w:jc w:val="center"/>
+                    <w:jc w:val="center"/>
+                  </w:pPr>
+                  <w:r>
+                    <w:t xml:space="preserve">–</w:t>
+                  </w:r>
+                </w:p>
+              </w:tc>
+              <w:tc>
+                <w:tcPr/>
+                <w:p>
+                  <w:pPr>
+                    <w:pStyle w:val="Compact"/>
+                    <w:jc w:val="right"/>
+                    <w:jc w:val="center"/>
+                  </w:pPr>
+                  <w:r>
+                    <w:t xml:space="preserve">37</w:t>
+                  </w:r>
+                </w:p>
+              </w:tc>
+              <w:tc>
+                <w:tcPr/>
+                <w:p>
+                  <w:pPr>
+                    <w:pStyle w:val="Compact"/>
+                    <w:jc w:val="right"/>
+                    <w:jc w:val="center"/>
+                  </w:pPr>
+                  <w:r>
+                    <w:t xml:space="preserve">1.0</w:t>
+                  </w:r>
+                </w:p>
+              </w:tc>
+            </w:tr>
+            <w:tr>
+              <w:tc>
+                <w:tcPr/>
+                <w:p>
+                  <w:pPr>
+                    <w:pStyle w:val="Compact"/>
+                    <w:jc w:val="center"/>
+                    <w:jc w:val="center"/>
+                  </w:pPr>
+                  <w:r>
+                    <w:t xml:space="preserve">–</w:t>
+                  </w:r>
+                </w:p>
+              </w:tc>
+              <w:tc>
+                <w:tcPr/>
+                <w:p>
+                  <w:pPr>
+                    <w:pStyle w:val="Compact"/>
+                    <w:jc w:val="center"/>
+                    <w:jc w:val="center"/>
+                  </w:pPr>
+                  <w:r>
+                    <w:t xml:space="preserve">–</w:t>
+                  </w:r>
+                </w:p>
+              </w:tc>
+              <w:tc>
+                <w:tcPr/>
+                <w:p>
+                  <w:pPr>
+                    <w:pStyle w:val="Compact"/>
+                    <w:jc w:val="center"/>
+                    <w:jc w:val="center"/>
+                  </w:pPr>
+                  <w:r>
+                    <w:t xml:space="preserve">✓</w:t>
+                  </w:r>
+                </w:p>
+              </w:tc>
+              <w:tc>
+                <w:tcPr/>
+                <w:p>
+                  <w:pPr>
+                    <w:pStyle w:val="Compact"/>
+                    <w:jc w:val="right"/>
+                    <w:jc w:val="center"/>
+                  </w:pPr>
+                  <w:r>
+                    <w:t xml:space="preserve">42</w:t>
+                  </w:r>
+                </w:p>
+              </w:tc>
+              <w:tc>
+                <w:tcPr/>
+                <w:p>
+                  <w:pPr>
+                    <w:pStyle w:val="Compact"/>
+                    <w:jc w:val="right"/>
+                    <w:jc w:val="center"/>
+                  </w:pPr>
+                  <w:r>
+                    <w:t xml:space="preserve">1.1</w:t>
+                  </w:r>
+                </w:p>
+              </w:tc>
+            </w:tr>
+          </w:tbl>
+          <w:bookmarkEnd w:id="21"/>
           <w:p/>
         </w:tc>
       </w:tr>
@@ -1292,18 +2402,18 @@
                 <wp:inline>
                   <wp:extent cx="152400" cy="152400"/>
                   <wp:effectExtent b="0" l="0" r="0" t="0"/>
-                  <wp:docPr descr="" title="" id="19" name="Picture"/>
+                  <wp:docPr descr="" title="" id="23" name="Picture"/>
                   <a:graphic>
                     <a:graphicData uri="http://schemas.openxmlformats.org/drawingml/2006/picture">
                       <pic:pic>
                         <pic:nvPicPr>
-                          <pic:cNvPr descr="/opt/quarto/share/formats/docx/note.png" id="20" name="Picture"/>
+                          <pic:cNvPr descr="/opt/quarto/share/formats/docx/note.png" id="24" name="Picture"/>
                           <pic:cNvPicPr>
                             <a:picLocks noChangeArrowheads="1" noChangeAspect="1"/>
                           </pic:cNvPicPr>
                         </pic:nvPicPr>
                         <pic:blipFill>
-                          <a:blip r:embed="rId18"/>
+                          <a:blip r:embed="rId22"/>
                           <a:stretch>
                             <a:fillRect/>
                           </a:stretch>
@@ -1336,7 +2446,7 @@
               <w:t xml:space="preserve"> </w:t>
             </w:r>
             <w:r>
-              <w:t xml:space="preserve">Checkpoint decisions (Step 1)</w:t>
+              <w:t xml:space="preserve">Interpretation</w:t>
             </w:r>
           </w:p>
         </w:tc>
@@ -1361,13 +2471,7 @@
               </w:numPr>
             </w:pPr>
             <w:r>
-              <w:t xml:space="preserve">Do the derivations (hours/week conversion, SDQ composites, within-wave</w:t>
-            </w:r>
-            <w:r>
-              <w:t xml:space="preserve"> </w:t>
-            </w:r>
-            <w:r>
-              <w:t xml:space="preserve">z-scores) look right?</w:t>
+              <w:t xml:space="preserve">Three-quarters of the analysis sample (74.2%) have study data at all three waves, and 86.6% at two or more.</w:t>
             </w:r>
           </w:p>
           <w:p>
@@ -1379,19 +2483,883 @@
               </w:numPr>
             </w:pPr>
             <w:r>
-              <w:t xml:space="preserve">Decided 2026-07-27: flagged video game hours are winsorised to the 4 SD</w:t>
+              <w:t xml:space="preserve">Complete-case analysis would discard more than a third (36.9%) of the sample.</w:t>
             </w:r>
             <w:r>
               <w:t xml:space="preserve"> </w:t>
             </w:r>
             <w:r>
-              <w:t xml:space="preserve">threshold (set-to-missing kept as a sensitivity analysis); SES and</w:t>
+              <w:t xml:space="preserve">So FIML is a good option.</w:t>
+            </w:r>
+          </w:p>
+          <w:p/>
+        </w:tc>
+      </w:tr>
+    </w:tbl>
+    <w:bookmarkEnd w:id="25"/>
+    <w:bookmarkStart w:id="26" w:name="descriptive-statistics"/>
+    <w:p>
+      <w:pPr>
+        <w:pStyle w:val="Heading2"/>
+      </w:pPr>
+      <w:r>
+        <w:t xml:space="preserve">3.2 Descriptive statistics</w:t>
+      </w:r>
+    </w:p>
+    <w:p>
+      <w:pPr>
+        <w:pStyle w:val="TableCaption"/>
+      </w:pPr>
+      <w:r>
+        <w:t xml:space="preserve">Descriptive statistics by age band. N per column is children with any data at that wave; individual variables have additional item-level missingness.</w:t>
+      </w:r>
+    </w:p>
+    <w:tbl>
+      <w:tblPr>
+        <w:tblStyle w:val="Table"/>
+        <w:tblW w:type="pct" w:w="5000"/>
+        <w:tblLayout w:type="fixed"/>
+        <w:tblLook w:firstRow="1" w:lastRow="0" w:firstColumn="0" w:lastColumn="0" w:noHBand="0" w:noVBand="0" w:val="0020"/>
+        <w:tblCaption w:val="Descriptive statistics by age band. N per column is children with any data at that wave; individual variables have additional item-level missingness."/>
+      </w:tblPr>
+      <w:tblGrid>
+        <w:gridCol w:w="4620"/>
+        <w:gridCol w:w="1072"/>
+        <w:gridCol w:w="1072"/>
+        <w:gridCol w:w="1155"/>
+      </w:tblGrid>
+      <w:tr>
+        <w:trPr>
+          <w:tblHeader w:val="on"/>
+        </w:trPr>
+        <w:tc>
+          <w:tcPr/>
+          <w:p>
+            <w:pPr>
+              <w:pStyle w:val="Compact"/>
+            </w:pPr>
+          </w:p>
+        </w:tc>
+        <w:tc>
+          <w:tcPr/>
+          <w:p>
+            <w:pPr>
+              <w:pStyle w:val="Compact"/>
+              <w:jc w:val="left"/>
+            </w:pPr>
+            <w:r>
+              <w:t xml:space="preserve">Age 10/11</w:t>
+            </w:r>
+          </w:p>
+        </w:tc>
+        <w:tc>
+          <w:tcPr/>
+          <w:p>
+            <w:pPr>
+              <w:pStyle w:val="Compact"/>
+              <w:jc w:val="left"/>
+            </w:pPr>
+            <w:r>
+              <w:t xml:space="preserve">Age 12/13</w:t>
+            </w:r>
+          </w:p>
+        </w:tc>
+        <w:tc>
+          <w:tcPr/>
+          <w:p>
+            <w:pPr>
+              <w:pStyle w:val="Compact"/>
+              <w:jc w:val="left"/>
+            </w:pPr>
+            <w:r>
+              <w:t xml:space="preserve">Age 14/15</w:t>
+            </w:r>
+          </w:p>
+        </w:tc>
+      </w:tr>
+      <w:tr>
+        <w:tc>
+          <w:tcPr/>
+          <w:p>
+            <w:pPr>
+              <w:pStyle w:val="Compact"/>
+              <w:jc w:val="left"/>
+            </w:pPr>
+            <w:r>
+              <w:t xml:space="preserve">n</w:t>
+            </w:r>
+          </w:p>
+        </w:tc>
+        <w:tc>
+          <w:tcPr/>
+          <w:p>
+            <w:pPr>
+              <w:pStyle w:val="Compact"/>
+              <w:jc w:val="left"/>
+            </w:pPr>
+            <w:r>
+              <w:t xml:space="preserve">3764</w:t>
+            </w:r>
+          </w:p>
+        </w:tc>
+        <w:tc>
+          <w:tcPr/>
+          <w:p>
+            <w:pPr>
+              <w:pStyle w:val="Compact"/>
+              <w:jc w:val="left"/>
+            </w:pPr>
+            <w:r>
+              <w:t xml:space="preserve">3381</w:t>
+            </w:r>
+          </w:p>
+        </w:tc>
+        <w:tc>
+          <w:tcPr/>
+          <w:p>
+            <w:pPr>
+              <w:pStyle w:val="Compact"/>
+              <w:jc w:val="left"/>
+            </w:pPr>
+            <w:r>
+              <w:t xml:space="preserve">3127</w:t>
+            </w:r>
+          </w:p>
+        </w:tc>
+      </w:tr>
+      <w:tr>
+        <w:tc>
+          <w:tcPr/>
+          <w:p>
+            <w:pPr>
+              <w:pStyle w:val="Compact"/>
+              <w:jc w:val="left"/>
+            </w:pPr>
+            <w:r>
+              <w:t xml:space="preserve">Sex = Female (%)</w:t>
+            </w:r>
+          </w:p>
+        </w:tc>
+        <w:tc>
+          <w:tcPr/>
+          <w:p>
+            <w:pPr>
+              <w:pStyle w:val="Compact"/>
+              <w:jc w:val="left"/>
+            </w:pPr>
+            <w:r>
+              <w:t xml:space="preserve">1835 (48.8)</w:t>
+            </w:r>
+          </w:p>
+        </w:tc>
+        <w:tc>
+          <w:tcPr/>
+          <w:p>
+            <w:pPr>
+              <w:pStyle w:val="Compact"/>
+              <w:jc w:val="left"/>
+            </w:pPr>
+            <w:r>
+              <w:t xml:space="preserve">1647 (48.7)</w:t>
+            </w:r>
+          </w:p>
+        </w:tc>
+        <w:tc>
+          <w:tcPr/>
+          <w:p>
+            <w:pPr>
+              <w:pStyle w:val="Compact"/>
+              <w:jc w:val="left"/>
+            </w:pPr>
+            <w:r>
+              <w:t xml:space="preserve">1521 (48.6)</w:t>
+            </w:r>
+          </w:p>
+        </w:tc>
+      </w:tr>
+      <w:tr>
+        <w:tc>
+          <w:tcPr/>
+          <w:p>
+            <w:pPr>
+              <w:pStyle w:val="Compact"/>
+              <w:jc w:val="left"/>
+            </w:pPr>
+            <w:r>
+              <w:t xml:space="preserve">Age (Years) (mean (SD))</w:t>
+            </w:r>
+          </w:p>
+        </w:tc>
+        <w:tc>
+          <w:tcPr/>
+          <w:p>
+            <w:pPr>
+              <w:pStyle w:val="Compact"/>
+              <w:jc w:val="left"/>
+            </w:pPr>
+            <w:r>
+              <w:t xml:space="preserve">10.42 (0.49)</w:t>
+            </w:r>
+          </w:p>
+        </w:tc>
+        <w:tc>
+          <w:tcPr/>
+          <w:p>
+            <w:pPr>
+              <w:pStyle w:val="Compact"/>
+              <w:jc w:val="left"/>
+            </w:pPr>
+            <w:r>
+              <w:t xml:space="preserve">12.48 (0.51)</w:t>
+            </w:r>
+          </w:p>
+        </w:tc>
+        <w:tc>
+          <w:tcPr/>
+          <w:p>
+            <w:pPr>
+              <w:pStyle w:val="Compact"/>
+              <w:jc w:val="left"/>
+            </w:pPr>
+            <w:r>
+              <w:t xml:space="preserve">14.33 (0.47)</w:t>
+            </w:r>
+          </w:p>
+        </w:tc>
+      </w:tr>
+      <w:tr>
+        <w:tc>
+          <w:tcPr/>
+          <w:p>
+            <w:pPr>
+              <w:pStyle w:val="Compact"/>
+              <w:jc w:val="left"/>
+            </w:pPr>
+            <w:r>
+              <w:t xml:space="preserve">Socioeconomic Position (mean (SD))</w:t>
+            </w:r>
+          </w:p>
+        </w:tc>
+        <w:tc>
+          <w:tcPr/>
+          <w:p>
+            <w:pPr>
+              <w:pStyle w:val="Compact"/>
+              <w:jc w:val="left"/>
+            </w:pPr>
+            <w:r>
+              <w:t xml:space="preserve">0.00 (1.00)</w:t>
+            </w:r>
+          </w:p>
+        </w:tc>
+        <w:tc>
+          <w:tcPr/>
+          <w:p>
+            <w:pPr>
+              <w:pStyle w:val="Compact"/>
+              <w:jc w:val="left"/>
+            </w:pPr>
+            <w:r>
+              <w:t xml:space="preserve">0.00 (1.00)</w:t>
+            </w:r>
+          </w:p>
+        </w:tc>
+        <w:tc>
+          <w:tcPr/>
+          <w:p>
+            <w:pPr>
+              <w:pStyle w:val="Compact"/>
+              <w:jc w:val="left"/>
+            </w:pPr>
+            <w:r>
+              <w:t xml:space="preserve">0.00 (1.00)</w:t>
+            </w:r>
+          </w:p>
+        </w:tc>
+      </w:tr>
+      <w:tr>
+        <w:tc>
+          <w:tcPr/>
+          <w:p>
+            <w:pPr>
+              <w:pStyle w:val="Compact"/>
+              <w:jc w:val="left"/>
+            </w:pPr>
+            <w:r>
+              <w:t xml:space="preserve">Video Game Use (hrs/week) (mean (SD))</w:t>
+            </w:r>
+          </w:p>
+        </w:tc>
+        <w:tc>
+          <w:tcPr/>
+          <w:p>
+            <w:pPr>
+              <w:pStyle w:val="Compact"/>
+              <w:jc w:val="left"/>
+            </w:pPr>
+            <w:r>
+              <w:t xml:space="preserve">7.73 (6.72)</w:t>
+            </w:r>
+          </w:p>
+        </w:tc>
+        <w:tc>
+          <w:tcPr/>
+          <w:p>
+            <w:pPr>
+              <w:pStyle w:val="Compact"/>
+              <w:jc w:val="left"/>
+            </w:pPr>
+            <w:r>
+              <w:t xml:space="preserve">8.54 (8.44)</w:t>
+            </w:r>
+          </w:p>
+        </w:tc>
+        <w:tc>
+          <w:tcPr/>
+          <w:p>
+            <w:pPr>
+              <w:pStyle w:val="Compact"/>
+              <w:jc w:val="left"/>
+            </w:pPr>
+            <w:r>
+              <w:t xml:space="preserve">10.12 (11.18)</w:t>
+            </w:r>
+          </w:p>
+        </w:tc>
+      </w:tr>
+      <w:tr>
+        <w:tc>
+          <w:tcPr/>
+          <w:p>
+            <w:pPr>
+              <w:pStyle w:val="Compact"/>
+              <w:jc w:val="left"/>
+            </w:pPr>
+            <w:r>
+              <w:t xml:space="preserve">SDQ Total Difficulties (Self-Report) (mean (SD))</w:t>
+            </w:r>
+          </w:p>
+        </w:tc>
+        <w:tc>
+          <w:tcPr/>
+          <w:p>
+            <w:pPr>
+              <w:pStyle w:val="Compact"/>
+              <w:jc w:val="left"/>
+            </w:pPr>
+            <w:r>
+              <w:t xml:space="preserve">10.07 (5.81)</w:t>
+            </w:r>
+          </w:p>
+        </w:tc>
+        <w:tc>
+          <w:tcPr/>
+          <w:p>
+            <w:pPr>
+              <w:pStyle w:val="Compact"/>
+              <w:jc w:val="left"/>
+            </w:pPr>
+            <w:r>
+              <w:t xml:space="preserve">9.26 (5.62)</w:t>
+            </w:r>
+          </w:p>
+        </w:tc>
+        <w:tc>
+          <w:tcPr/>
+          <w:p>
+            <w:pPr>
+              <w:pStyle w:val="Compact"/>
+              <w:jc w:val="left"/>
+            </w:pPr>
+            <w:r>
+              <w:t xml:space="preserve">10.28 (5.81)</w:t>
+            </w:r>
+          </w:p>
+        </w:tc>
+      </w:tr>
+      <w:tr>
+        <w:tc>
+          <w:tcPr/>
+          <w:p>
+            <w:pPr>
+              <w:pStyle w:val="Compact"/>
+              <w:jc w:val="left"/>
+            </w:pPr>
+            <w:r>
+              <w:t xml:space="preserve">SDQ Internalising (Emotional + Peer) (mean (SD))</w:t>
+            </w:r>
+          </w:p>
+        </w:tc>
+        <w:tc>
+          <w:tcPr/>
+          <w:p>
+            <w:pPr>
+              <w:pStyle w:val="Compact"/>
+              <w:jc w:val="left"/>
+            </w:pPr>
+            <w:r>
+              <w:t xml:space="preserve">4.67 (3.30)</w:t>
+            </w:r>
+          </w:p>
+        </w:tc>
+        <w:tc>
+          <w:tcPr/>
+          <w:p>
+            <w:pPr>
+              <w:pStyle w:val="Compact"/>
+              <w:jc w:val="left"/>
+            </w:pPr>
+            <w:r>
+              <w:t xml:space="preserve">4.17 (3.21)</w:t>
+            </w:r>
+          </w:p>
+        </w:tc>
+        <w:tc>
+          <w:tcPr/>
+          <w:p>
+            <w:pPr>
+              <w:pStyle w:val="Compact"/>
+              <w:jc w:val="left"/>
+            </w:pPr>
+            <w:r>
+              <w:t xml:space="preserve">4.82 (3.48)</w:t>
+            </w:r>
+          </w:p>
+        </w:tc>
+      </w:tr>
+      <w:tr>
+        <w:tc>
+          <w:tcPr/>
+          <w:p>
+            <w:pPr>
+              <w:pStyle w:val="Compact"/>
+              <w:jc w:val="left"/>
+            </w:pPr>
+            <w:r>
+              <w:t xml:space="preserve">SDQ Externalising (Conduct + Hyperactivity) (mean (SD))</w:t>
+            </w:r>
+          </w:p>
+        </w:tc>
+        <w:tc>
+          <w:tcPr/>
+          <w:p>
+            <w:pPr>
+              <w:pStyle w:val="Compact"/>
+              <w:jc w:val="left"/>
+            </w:pPr>
+            <w:r>
+              <w:t xml:space="preserve">5.40 (3.43)</w:t>
+            </w:r>
+          </w:p>
+        </w:tc>
+        <w:tc>
+          <w:tcPr/>
+          <w:p>
+            <w:pPr>
+              <w:pStyle w:val="Compact"/>
+              <w:jc w:val="left"/>
+            </w:pPr>
+            <w:r>
+              <w:t xml:space="preserve">5.08 (3.39)</w:t>
+            </w:r>
+          </w:p>
+        </w:tc>
+        <w:tc>
+          <w:tcPr/>
+          <w:p>
+            <w:pPr>
+              <w:pStyle w:val="Compact"/>
+              <w:jc w:val="left"/>
+            </w:pPr>
+            <w:r>
+              <w:t xml:space="preserve">5.46 (3.38)</w:t>
+            </w:r>
+          </w:p>
+        </w:tc>
+      </w:tr>
+      <w:tr>
+        <w:tc>
+          <w:tcPr/>
+          <w:p>
+            <w:pPr>
+              <w:pStyle w:val="Compact"/>
+              <w:jc w:val="left"/>
+            </w:pPr>
+            <w:r>
+              <w:t xml:space="preserve">SDQ Prosocial (mean (SD))</w:t>
+            </w:r>
+          </w:p>
+        </w:tc>
+        <w:tc>
+          <w:tcPr/>
+          <w:p>
+            <w:pPr>
+              <w:pStyle w:val="Compact"/>
+              <w:jc w:val="left"/>
+            </w:pPr>
+            <w:r>
+              <w:t xml:space="preserve">8.00 (1.65)</w:t>
+            </w:r>
+          </w:p>
+        </w:tc>
+        <w:tc>
+          <w:tcPr/>
+          <w:p>
+            <w:pPr>
+              <w:pStyle w:val="Compact"/>
+              <w:jc w:val="left"/>
+            </w:pPr>
+            <w:r>
+              <w:t xml:space="preserve">7.75 (1.74)</w:t>
+            </w:r>
+          </w:p>
+        </w:tc>
+        <w:tc>
+          <w:tcPr/>
+          <w:p>
+            <w:pPr>
+              <w:pStyle w:val="Compact"/>
+              <w:jc w:val="left"/>
+            </w:pPr>
+            <w:r>
+              <w:t xml:space="preserve">7.46 (1.81)</w:t>
+            </w:r>
+          </w:p>
+        </w:tc>
+      </w:tr>
+      <w:tr>
+        <w:tc>
+          <w:tcPr/>
+          <w:p>
+            <w:pPr>
+              <w:pStyle w:val="Compact"/>
+              <w:jc w:val="left"/>
+            </w:pPr>
+            <w:r>
+              <w:t xml:space="preserve">SDQ Total Difficulties (Parent 1) (mean (SD))</w:t>
+            </w:r>
+          </w:p>
+        </w:tc>
+        <w:tc>
+          <w:tcPr/>
+          <w:p>
+            <w:pPr>
+              <w:pStyle w:val="Compact"/>
+              <w:jc w:val="left"/>
+            </w:pPr>
+            <w:r>
+              <w:t xml:space="preserve">7.55 (5.59)</w:t>
+            </w:r>
+          </w:p>
+        </w:tc>
+        <w:tc>
+          <w:tcPr/>
+          <w:p>
+            <w:pPr>
+              <w:pStyle w:val="Compact"/>
+              <w:jc w:val="left"/>
+            </w:pPr>
+            <w:r>
+              <w:t xml:space="preserve">7.29 (5.49)</w:t>
+            </w:r>
+          </w:p>
+        </w:tc>
+        <w:tc>
+          <w:tcPr/>
+          <w:p>
+            <w:pPr>
+              <w:pStyle w:val="Compact"/>
+              <w:jc w:val="left"/>
+            </w:pPr>
+            <w:r>
+              <w:t xml:space="preserve">7.23 (5.59)</w:t>
+            </w:r>
+          </w:p>
+        </w:tc>
+      </w:tr>
+      <w:tr>
+        <w:tc>
+          <w:tcPr/>
+          <w:p>
+            <w:pPr>
+              <w:pStyle w:val="Compact"/>
+              <w:jc w:val="left"/>
+            </w:pPr>
+            <w:r>
+              <w:t xml:space="preserve">Parental Warmth (Parent 1) (mean (SD))</w:t>
+            </w:r>
+          </w:p>
+        </w:tc>
+        <w:tc>
+          <w:tcPr/>
+          <w:p>
+            <w:pPr>
+              <w:pStyle w:val="Compact"/>
+              <w:jc w:val="left"/>
+            </w:pPr>
+            <w:r>
+              <w:t xml:space="preserve">4.35 (0.58)</w:t>
+            </w:r>
+          </w:p>
+        </w:tc>
+        <w:tc>
+          <w:tcPr/>
+          <w:p>
+            <w:pPr>
+              <w:pStyle w:val="Compact"/>
+              <w:jc w:val="left"/>
+            </w:pPr>
+            <w:r>
+              <w:t xml:space="preserve">4.21 (0.62)</w:t>
+            </w:r>
+          </w:p>
+        </w:tc>
+        <w:tc>
+          <w:tcPr/>
+          <w:p>
+            <w:pPr>
+              <w:pStyle w:val="Compact"/>
+              <w:jc w:val="left"/>
+            </w:pPr>
+            <w:r>
+              <w:t xml:space="preserve">4.08 (0.68)</w:t>
+            </w:r>
+          </w:p>
+        </w:tc>
+      </w:tr>
+      <w:tr>
+        <w:tc>
+          <w:tcPr/>
+          <w:p>
+            <w:pPr>
+              <w:pStyle w:val="Compact"/>
+              <w:jc w:val="left"/>
+            </w:pPr>
+            <w:r>
+              <w:t xml:space="preserve">Parental Warmth (Parent 2) (mean (SD))</w:t>
+            </w:r>
+          </w:p>
+        </w:tc>
+        <w:tc>
+          <w:tcPr/>
+          <w:p>
+            <w:pPr>
+              <w:pStyle w:val="Compact"/>
+              <w:jc w:val="left"/>
+            </w:pPr>
+            <w:r>
+              <w:t xml:space="preserve">3.98 (0.65)</w:t>
+            </w:r>
+          </w:p>
+        </w:tc>
+        <w:tc>
+          <w:tcPr/>
+          <w:p>
+            <w:pPr>
+              <w:pStyle w:val="Compact"/>
+              <w:jc w:val="left"/>
+            </w:pPr>
+            <w:r>
+              <w:t xml:space="preserve">3.82 (0.70)</w:t>
+            </w:r>
+          </w:p>
+        </w:tc>
+        <w:tc>
+          <w:tcPr/>
+          <w:p>
+            <w:pPr>
+              <w:pStyle w:val="Compact"/>
+              <w:jc w:val="left"/>
+            </w:pPr>
+            <w:r>
+              <w:t xml:space="preserve">3.62 (0.75)</w:t>
+            </w:r>
+          </w:p>
+        </w:tc>
+      </w:tr>
+    </w:tbl>
+    <w:bookmarkEnd w:id="26"/>
+    <w:bookmarkStart w:id="32" w:name="trajectories"/>
+    <w:p>
+      <w:pPr>
+        <w:pStyle w:val="Heading2"/>
+      </w:pPr>
+      <w:r>
+        <w:t xml:space="preserve">3.3 Trajectories</w:t>
+      </w:r>
+    </w:p>
+    <w:p>
+      <w:pPr>
+        <w:pStyle w:val="CaptionedFigure"/>
+      </w:pPr>
+      <w:r>
+        <w:drawing>
+          <wp:inline>
+            <wp:extent cx="5334000" cy="2667000"/>
+            <wp:effectExtent b="0" l="0" r="0" t="0"/>
+            <wp:docPr descr="Video game hours and self-reported SDQ total difficulties by age band: distributions (violins) with means and 95% CIs." title="" id="28" name="Picture"/>
+            <a:graphic>
+              <a:graphicData uri="http://schemas.openxmlformats.org/drawingml/2006/picture">
+                <pic:pic>
+                  <pic:nvPicPr>
+                    <pic:cNvPr descr="report_files/figure-docx/plot-trajectories-1.png" id="29" name="Picture"/>
+                    <pic:cNvPicPr>
+                      <a:picLocks noChangeArrowheads="1" noChangeAspect="1"/>
+                    </pic:cNvPicPr>
+                  </pic:nvPicPr>
+                  <pic:blipFill>
+                    <a:blip r:embed="rId27"/>
+                    <a:stretch>
+                      <a:fillRect/>
+                    </a:stretch>
+                  </pic:blipFill>
+                  <pic:spPr bwMode="auto">
+                    <a:xfrm>
+                      <a:off x="0" y="0"/>
+                      <a:ext cx="5334000" cy="2667000"/>
+                    </a:xfrm>
+                    <a:prstGeom prst="rect">
+                      <a:avLst/>
+                    </a:prstGeom>
+                    <a:noFill/>
+                    <a:ln w="9525">
+                      <a:noFill/>
+                      <a:headEnd/>
+                      <a:tailEnd/>
+                    </a:ln>
+                  </pic:spPr>
+                </pic:pic>
+              </a:graphicData>
+            </a:graphic>
+          </wp:inline>
+        </w:drawing>
+      </w:r>
+    </w:p>
+    <w:p>
+      <w:pPr>
+        <w:pStyle w:val="ImageCaption"/>
+      </w:pPr>
+      <w:r>
+        <w:t xml:space="preserve">Video game hours and self-reported SDQ total difficulties by age band: distributions (violins) with means and 95% CIs.</w:t>
+      </w:r>
+    </w:p>
+    <w:tbl>
+      <w:tblPr>
+        <w:tblStyle w:val="Table"/>
+        <w:tblLook w:firstRow="0" w:lastRow="0" w:firstColumn="0" w:lastColumn="0" w:noHBand="0" w:noVBand="0" w:val="0000"/>
+        <w:tblBorders>
+          <w:top w:val="single" w:sz="4" w:space="0" w:color="0758E5"/>
+          <w:left w:val="single" w:sz="24" w:space="0" w:color="0758E5"/>
+          <w:bottom w:val="single" w:sz="4" w:space="0" w:color="0758E5"/>
+          <w:right w:val="single" w:sz="4" w:space="0" w:color="0758E5"/>
+        </w:tblBorders>
+        <w:tblCellMar>
+          <w:left w:w="144" w:type="dxa"/>
+          <w:right w:w="144" w:type="dxa"/>
+        </w:tblCellMar>
+        <w:tblLook w:firstRow="0" w:lastRow="0" w:firstColumn="0" w:lastColumn="0" w:noHBand="0" w:noVBand="0" w:val="0000"/>
+      </w:tblPr>
+      <w:tr>
+        <w:trPr>
+          <w:cantSplit/>
+        </w:trPr>
+        <w:tc>
+          <w:tcPr>
+            <w:shd w:color="auto" w:fill="dae6fb" w:val="clear"/>
+            <w:tcMar>
+              <w:top w:w="92" w:type="dxa"/>
+              <w:bottom w:w="92" w:type="dxa"/>
+            </w:tcMar>
+          </w:tcPr>
+          <w:p>
+            <w:pPr>
+              <w:pStyle w:val="BodyText"/>
+            </w:pPr>
+            <w:pPr>
+              <w:spacing w:before="0" w:after="0"/>
+              <w:textAlignment w:val="center"/>
+            </w:pPr>
+            <w:r>
+              <w:drawing>
+                <wp:inline>
+                  <wp:extent cx="152400" cy="152400"/>
+                  <wp:effectExtent b="0" l="0" r="0" t="0"/>
+                  <wp:docPr descr="" title="" id="30" name="Picture"/>
+                  <a:graphic>
+                    <a:graphicData uri="http://schemas.openxmlformats.org/drawingml/2006/picture">
+                      <pic:pic>
+                        <pic:nvPicPr>
+                          <pic:cNvPr descr="/opt/quarto/share/formats/docx/note.png" id="31" name="Picture"/>
+                          <pic:cNvPicPr>
+                            <a:picLocks noChangeArrowheads="1" noChangeAspect="1"/>
+                          </pic:cNvPicPr>
+                        </pic:nvPicPr>
+                        <pic:blipFill>
+                          <a:blip r:embed="rId22"/>
+                          <a:stretch>
+                            <a:fillRect/>
+                          </a:stretch>
+                        </pic:blipFill>
+                        <pic:spPr bwMode="auto">
+                          <a:xfrm>
+                            <a:off x="0" y="0"/>
+                            <a:ext cx="152400" cy="152400"/>
+                          </a:xfrm>
+                          <a:prstGeom prst="rect">
+                            <a:avLst/>
+                          </a:prstGeom>
+                          <a:noFill/>
+                          <a:ln w="9525">
+                            <a:noFill/>
+                            <a:headEnd/>
+                            <a:tailEnd/>
+                          </a:ln>
+                        </pic:spPr>
+                      </pic:pic>
+                    </a:graphicData>
+                  </a:graphic>
+                </wp:inline>
+              </w:drawing>
             </w:r>
             <w:r>
               <w:t xml:space="preserve"> </w:t>
             </w:r>
             <w:r>
-              <w:t xml:space="preserve">warmth are not outlier-screened.</w:t>
+              <w:t xml:space="preserve"> </w:t>
+            </w:r>
+            <w:r>
+              <w:t xml:space="preserve">Interpretation</w:t>
+            </w:r>
+          </w:p>
+        </w:tc>
+      </w:tr>
+      <w:tr>
+        <w:trPr>
+          <w:cantSplit/>
+        </w:trPr>
+        <w:tc>
+          <w:tcPr>
+            <w:tcMar>
+              <w:top w:w="108" w:type="dxa"/>
+              <w:bottom w:w="108" w:type="dxa"/>
+            </w:tcMar>
+          </w:tcPr>
+          <w:p>
+            <w:pPr>
+              <w:pStyle w:val="Compact"/>
+              <w:numPr>
+                <w:ilvl w:val="0"/>
+                <w:numId w:val="1004"/>
+              </w:numPr>
+            </w:pPr>
+            <w:r>
+              <w:t xml:space="preserve">Video game use rises with age (7.7 → 8.5 → 10.1 hrs/week on average) and, quite interestingly, spreads out.</w:t>
+            </w:r>
+            <w:r>
+              <w:t xml:space="preserve"> </w:t>
+            </w:r>
+            <w:r>
+              <w:t xml:space="preserve">The SD grows from 6.7 to 11.2, with a lengthening upper tail.</w:t>
             </w:r>
           </w:p>
           <w:p>
@@ -1399,25 +3367,4129 @@
               <w:pStyle w:val="Compact"/>
               <w:numPr>
                 <w:ilvl w:val="0"/>
-                <w:numId w:val="1003"/>
+                <w:numId w:val="1004"/>
               </w:numPr>
             </w:pPr>
             <w:r>
-              <w:t xml:space="preserve">Decided 2026-07-28: all participants with any study data are included, with models estimated by FIML under MAR.</w:t>
+              <w:t xml:space="preserve">SDQ total difficulties dips at 12/13 (10.1 → 9.3) then returns to baseline at 14/15 (10.3).</w:t>
             </w:r>
             <w:r>
               <w:t xml:space="preserve"> </w:t>
             </w:r>
             <w:r>
-              <w:t xml:space="preserve">The proposal’s complete-case criterion becomes a sensitivity analysis, and the Step 2 attrition analysis documents the plausibility of MAR.</w:t>
+              <w:t xml:space="preserve">It’s pretty small, so I wouldn’t overinterpret it.</w:t>
+            </w:r>
+          </w:p>
+          <w:p>
+            <w:pPr>
+              <w:pStyle w:val="Compact"/>
+              <w:numPr>
+                <w:ilvl w:val="0"/>
+                <w:numId w:val="1004"/>
+              </w:numPr>
+            </w:pPr>
+            <w:r>
+              <w:t xml:space="preserve">Parental warmth declines steadily with age (4.35 → 4.08).</w:t>
+            </w:r>
+            <w:r>
+              <w:t xml:space="preserve"> </w:t>
+            </w:r>
+            <w:r>
+              <w:t xml:space="preserve">Again pretty small, and might just be due to dropout?</w:t>
             </w:r>
           </w:p>
           <w:p/>
         </w:tc>
       </w:tr>
     </w:tbl>
-    <w:bookmarkEnd w:id="21"/>
-    <w:bookmarkEnd w:id="22"/>
+    <w:bookmarkEnd w:id="32"/>
+    <w:bookmarkEnd w:id="33"/>
+    <w:bookmarkStart w:id="37" w:name="sec-attrition"/>
+    <w:p>
+      <w:pPr>
+        <w:pStyle w:val="Heading1"/>
+      </w:pPr>
+      <w:r>
+        <w:t xml:space="preserve">4. Missingness and attrition</w:t>
+      </w:r>
+    </w:p>
+    <w:p>
+      <w:pPr>
+        <w:pStyle w:val="FirstParagraph"/>
+      </w:pPr>
+      <w:r>
+        <w:t xml:space="preserve">Children with any study data at age 10/11 who also have study data at either follow-up wave (</w:t>
+      </w:r>
+      <w:r>
+        <w:t xml:space="preserve">“retained”</w:t>
+      </w:r>
+      <w:r>
+        <w:t xml:space="preserve">) are compared with those who have none (</w:t>
+      </w:r>
+      <w:r>
+        <w:t xml:space="preserve">“lost”</w:t>
+      </w:r>
+      <w:r>
+        <w:t xml:space="preserve">) on their baseline characteristics.</w:t>
+      </w:r>
+      <w:r>
+        <w:t xml:space="preserve"> </w:t>
+      </w:r>
+      <w:r>
+        <w:t xml:space="preserve">Standardised mean differences (SMD) are the retained-minus-lost difference in pooled-SD units.</w:t>
+      </w:r>
+      <w:r>
+        <w:t xml:space="preserve"> </w:t>
+      </w:r>
+      <w:r>
+        <w:t xml:space="preserve">|SMD| &lt; 0.10 is conventionally negligible.</w:t>
+      </w:r>
+    </w:p>
+    <w:tbl>
+      <w:tblPr>
+        <w:tblStyle w:val="Table"/>
+        <w:tblW w:type="pct" w:w="5000"/>
+        <w:tblLayout w:type="fixed"/>
+        <w:tblLook w:firstRow="0" w:lastRow="0" w:firstColumn="0" w:lastColumn="0" w:noHBand="0" w:noVBand="0" w:val="0000"/>
+      </w:tblPr>
+      <w:tblGrid>
+        <w:gridCol w:w="7920"/>
+      </w:tblGrid>
+      <w:tr>
+        <w:tc>
+          <w:tcPr/>
+          <w:bookmarkStart w:id="34" w:name="tbl-attrition"/>
+          <w:p>
+            <w:pPr>
+              <w:jc w:val="center"/>
+            </w:pPr>
+            <w:pPr>
+              <w:jc w:val="left"/>
+              <w:spacing w:before="200"/>
+              <w:pStyle w:val="ImageCaption"/>
+            </w:pPr>
+            <w:r>
+              <w:t xml:space="preserve">Table 5: Baseline (age 10/11) characteristics of children retained at follow-up vs lost to follow-up.</w:t>
+            </w:r>
+          </w:p>
+          <w:tbl>
+            <w:tblPr>
+              <w:tblStyle w:val="Table"/>
+              <w:tblW w:type="pct" w:w="5000"/>
+              <w:tblLayout w:type="fixed"/>
+              <w:tblLook w:firstRow="1" w:lastRow="0" w:firstColumn="0" w:lastColumn="0" w:noHBand="0" w:noVBand="0" w:val="0020"/>
+            </w:tblPr>
+            <w:tblGrid>
+              <w:gridCol w:w="2262"/>
+              <w:gridCol w:w="1827"/>
+              <w:gridCol w:w="1305"/>
+              <w:gridCol w:w="522"/>
+              <w:gridCol w:w="1305"/>
+              <w:gridCol w:w="696"/>
+            </w:tblGrid>
+            <w:tr>
+              <w:trPr>
+                <w:tblHeader w:val="on"/>
+              </w:trPr>
+              <w:tc>
+                <w:tcPr/>
+                <w:p>
+                  <w:pPr>
+                    <w:pStyle w:val="Compact"/>
+                    <w:jc w:val="left"/>
+                    <w:jc w:val="center"/>
+                  </w:pPr>
+                  <w:r>
+                    <w:t xml:space="preserve">Variable</w:t>
+                  </w:r>
+                </w:p>
+              </w:tc>
+              <w:tc>
+                <w:tcPr/>
+                <w:p>
+                  <w:pPr>
+                    <w:pStyle w:val="Compact"/>
+                    <w:jc w:val="left"/>
+                    <w:jc w:val="center"/>
+                  </w:pPr>
+                  <w:r>
+                    <w:t xml:space="preserve">Retained (n = 3,305)</w:t>
+                  </w:r>
+                </w:p>
+              </w:tc>
+              <w:tc>
+                <w:tcPr/>
+                <w:p>
+                  <w:pPr>
+                    <w:pStyle w:val="Compact"/>
+                    <w:jc w:val="left"/>
+                    <w:jc w:val="center"/>
+                  </w:pPr>
+                  <w:r>
+                    <w:t xml:space="preserve">Lost (n = 405)</w:t>
+                  </w:r>
+                </w:p>
+              </w:tc>
+              <w:tc>
+                <w:tcPr/>
+                <w:p>
+                  <w:pPr>
+                    <w:pStyle w:val="Compact"/>
+                    <w:jc w:val="left"/>
+                    <w:jc w:val="center"/>
+                  </w:pPr>
+                  <w:r>
+                    <w:t xml:space="preserve">SMD</w:t>
+                  </w:r>
+                </w:p>
+              </w:tc>
+              <w:tc>
+                <w:tcPr/>
+                <w:p>
+                  <w:pPr>
+                    <w:pStyle w:val="Compact"/>
+                    <w:jc w:val="left"/>
+                    <w:jc w:val="center"/>
+                  </w:pPr>
+                  <w:r>
+                    <w:t xml:space="preserve">Test</w:t>
+                  </w:r>
+                </w:p>
+              </w:tc>
+              <w:tc>
+                <w:tcPr/>
+                <w:p>
+                  <w:pPr>
+                    <w:pStyle w:val="Compact"/>
+                    <w:jc w:val="left"/>
+                    <w:jc w:val="center"/>
+                  </w:pPr>
+                  <w:r>
+                    <w:t xml:space="preserve">p</w:t>
+                  </w:r>
+                </w:p>
+              </w:tc>
+            </w:tr>
+            <w:tr>
+              <w:tc>
+                <w:tcPr/>
+                <w:p>
+                  <w:pPr>
+                    <w:pStyle w:val="Compact"/>
+                    <w:jc w:val="left"/>
+                    <w:jc w:val="center"/>
+                  </w:pPr>
+                  <w:r>
+                    <w:t xml:space="preserve">Female, %</w:t>
+                  </w:r>
+                </w:p>
+              </w:tc>
+              <w:tc>
+                <w:tcPr/>
+                <w:p>
+                  <w:pPr>
+                    <w:pStyle w:val="Compact"/>
+                    <w:jc w:val="left"/>
+                    <w:jc w:val="center"/>
+                  </w:pPr>
+                  <w:r>
+                    <w:t xml:space="preserve">48.6</w:t>
+                  </w:r>
+                </w:p>
+              </w:tc>
+              <w:tc>
+                <w:tcPr/>
+                <w:p>
+                  <w:pPr>
+                    <w:pStyle w:val="Compact"/>
+                    <w:jc w:val="left"/>
+                    <w:jc w:val="center"/>
+                  </w:pPr>
+                  <w:r>
+                    <w:t xml:space="preserve">49.1</w:t>
+                  </w:r>
+                </w:p>
+              </w:tc>
+              <w:tc>
+                <w:tcPr/>
+                <w:p>
+                  <w:pPr>
+                    <w:pStyle w:val="Compact"/>
+                    <w:jc w:val="left"/>
+                    <w:jc w:val="center"/>
+                  </w:pPr>
+                  <w:r>
+                    <w:t xml:space="preserve">-0.01</w:t>
+                  </w:r>
+                </w:p>
+              </w:tc>
+              <w:tc>
+                <w:tcPr/>
+                <w:p>
+                  <w:pPr>
+                    <w:pStyle w:val="Compact"/>
+                    <w:jc w:val="left"/>
+                    <w:jc w:val="center"/>
+                  </w:pPr>
+                  <w:r>
+                    <w:t xml:space="preserve">χ²(1) = 0.02</w:t>
+                  </w:r>
+                </w:p>
+              </w:tc>
+              <w:tc>
+                <w:tcPr/>
+                <w:p>
+                  <w:pPr>
+                    <w:pStyle w:val="Compact"/>
+                    <w:jc w:val="left"/>
+                    <w:jc w:val="center"/>
+                  </w:pPr>
+                  <w:r>
+                    <w:t xml:space="preserve">= 0.887</w:t>
+                  </w:r>
+                </w:p>
+              </w:tc>
+            </w:tr>
+            <w:tr>
+              <w:tc>
+                <w:tcPr/>
+                <w:p>
+                  <w:pPr>
+                    <w:pStyle w:val="Compact"/>
+                    <w:jc w:val="left"/>
+                    <w:jc w:val="center"/>
+                  </w:pPr>
+                  <w:r>
+                    <w:t xml:space="preserve">Video game use (hrs/week)</w:t>
+                  </w:r>
+                </w:p>
+              </w:tc>
+              <w:tc>
+                <w:tcPr/>
+                <w:p>
+                  <w:pPr>
+                    <w:pStyle w:val="Compact"/>
+                    <w:jc w:val="left"/>
+                    <w:jc w:val="center"/>
+                  </w:pPr>
+                  <w:r>
+                    <w:t xml:space="preserve">7.66 (6.63)</w:t>
+                  </w:r>
+                </w:p>
+              </w:tc>
+              <w:tc>
+                <w:tcPr/>
+                <w:p>
+                  <w:pPr>
+                    <w:pStyle w:val="Compact"/>
+                    <w:jc w:val="left"/>
+                    <w:jc w:val="center"/>
+                  </w:pPr>
+                  <w:r>
+                    <w:t xml:space="preserve">8.32 (7.41)</w:t>
+                  </w:r>
+                </w:p>
+              </w:tc>
+              <w:tc>
+                <w:tcPr/>
+                <w:p>
+                  <w:pPr>
+                    <w:pStyle w:val="Compact"/>
+                    <w:jc w:val="left"/>
+                    <w:jc w:val="center"/>
+                  </w:pPr>
+                  <w:r>
+                    <w:t xml:space="preserve">-0.09</w:t>
+                  </w:r>
+                </w:p>
+              </w:tc>
+              <w:tc>
+                <w:tcPr/>
+                <w:p>
+                  <w:pPr>
+                    <w:pStyle w:val="Compact"/>
+                    <w:jc w:val="left"/>
+                    <w:jc w:val="center"/>
+                  </w:pPr>
+                  <w:r>
+                    <w:t xml:space="preserve">t(461) = -1.67</w:t>
+                  </w:r>
+                </w:p>
+              </w:tc>
+              <w:tc>
+                <w:tcPr/>
+                <w:p>
+                  <w:pPr>
+                    <w:pStyle w:val="Compact"/>
+                    <w:jc w:val="left"/>
+                    <w:jc w:val="center"/>
+                  </w:pPr>
+                  <w:r>
+                    <w:t xml:space="preserve">= 0.096</w:t>
+                  </w:r>
+                </w:p>
+              </w:tc>
+            </w:tr>
+            <w:tr>
+              <w:tc>
+                <w:tcPr/>
+                <w:p>
+                  <w:pPr>
+                    <w:pStyle w:val="Compact"/>
+                    <w:jc w:val="left"/>
+                    <w:jc w:val="center"/>
+                  </w:pPr>
+                  <w:r>
+                    <w:t xml:space="preserve">SDQ total difficulties</w:t>
+                  </w:r>
+                </w:p>
+              </w:tc>
+              <w:tc>
+                <w:tcPr/>
+                <w:p>
+                  <w:pPr>
+                    <w:pStyle w:val="Compact"/>
+                    <w:jc w:val="left"/>
+                    <w:jc w:val="center"/>
+                  </w:pPr>
+                  <w:r>
+                    <w:t xml:space="preserve">9.99 (5.78)</w:t>
+                  </w:r>
+                </w:p>
+              </w:tc>
+              <w:tc>
+                <w:tcPr/>
+                <w:p>
+                  <w:pPr>
+                    <w:pStyle w:val="Compact"/>
+                    <w:jc w:val="left"/>
+                    <w:jc w:val="center"/>
+                  </w:pPr>
+                  <w:r>
+                    <w:t xml:space="preserve">10.73 (6.02)</w:t>
+                  </w:r>
+                </w:p>
+              </w:tc>
+              <w:tc>
+                <w:tcPr/>
+                <w:p>
+                  <w:pPr>
+                    <w:pStyle w:val="Compact"/>
+                    <w:jc w:val="left"/>
+                    <w:jc w:val="center"/>
+                  </w:pPr>
+                  <w:r>
+                    <w:t xml:space="preserve">-0.12</w:t>
+                  </w:r>
+                </w:p>
+              </w:tc>
+              <w:tc>
+                <w:tcPr/>
+                <w:p>
+                  <w:pPr>
+                    <w:pStyle w:val="Compact"/>
+                    <w:jc w:val="left"/>
+                    <w:jc w:val="center"/>
+                  </w:pPr>
+                  <w:r>
+                    <w:t xml:space="preserve">t(464) = -2.26</w:t>
+                  </w:r>
+                </w:p>
+              </w:tc>
+              <w:tc>
+                <w:tcPr/>
+                <w:p>
+                  <w:pPr>
+                    <w:pStyle w:val="Compact"/>
+                    <w:jc w:val="left"/>
+                    <w:jc w:val="center"/>
+                  </w:pPr>
+                  <w:r>
+                    <w:t xml:space="preserve">= 0.024</w:t>
+                  </w:r>
+                </w:p>
+              </w:tc>
+            </w:tr>
+            <w:tr>
+              <w:tc>
+                <w:tcPr/>
+                <w:p>
+                  <w:pPr>
+                    <w:pStyle w:val="Compact"/>
+                    <w:jc w:val="left"/>
+                    <w:jc w:val="center"/>
+                  </w:pPr>
+                  <w:r>
+                    <w:t xml:space="preserve">Parental warmth (P1)</w:t>
+                  </w:r>
+                </w:p>
+              </w:tc>
+              <w:tc>
+                <w:tcPr/>
+                <w:p>
+                  <w:pPr>
+                    <w:pStyle w:val="Compact"/>
+                    <w:jc w:val="left"/>
+                    <w:jc w:val="center"/>
+                  </w:pPr>
+                  <w:r>
+                    <w:t xml:space="preserve">4.35 (0.58)</w:t>
+                  </w:r>
+                </w:p>
+              </w:tc>
+              <w:tc>
+                <w:tcPr/>
+                <w:p>
+                  <w:pPr>
+                    <w:pStyle w:val="Compact"/>
+                    <w:jc w:val="left"/>
+                    <w:jc w:val="center"/>
+                  </w:pPr>
+                  <w:r>
+                    <w:t xml:space="preserve">4.34 (0.62)</w:t>
+                  </w:r>
+                </w:p>
+              </w:tc>
+              <w:tc>
+                <w:tcPr/>
+                <w:p>
+                  <w:pPr>
+                    <w:pStyle w:val="Compact"/>
+                    <w:jc w:val="left"/>
+                    <w:jc w:val="center"/>
+                  </w:pPr>
+                  <w:r>
+                    <w:t xml:space="preserve">0.01</w:t>
+                  </w:r>
+                </w:p>
+              </w:tc>
+              <w:tc>
+                <w:tcPr/>
+                <w:p>
+                  <w:pPr>
+                    <w:pStyle w:val="Compact"/>
+                    <w:jc w:val="left"/>
+                    <w:jc w:val="center"/>
+                  </w:pPr>
+                  <w:r>
+                    <w:t xml:space="preserve">t(480) = 0.27</w:t>
+                  </w:r>
+                </w:p>
+              </w:tc>
+              <w:tc>
+                <w:tcPr/>
+                <w:p>
+                  <w:pPr>
+                    <w:pStyle w:val="Compact"/>
+                    <w:jc w:val="left"/>
+                    <w:jc w:val="center"/>
+                  </w:pPr>
+                  <w:r>
+                    <w:t xml:space="preserve">= 0.788</w:t>
+                  </w:r>
+                </w:p>
+              </w:tc>
+            </w:tr>
+            <w:tr>
+              <w:tc>
+                <w:tcPr/>
+                <w:p>
+                  <w:pPr>
+                    <w:pStyle w:val="Compact"/>
+                    <w:jc w:val="left"/>
+                    <w:jc w:val="center"/>
+                  </w:pPr>
+                  <w:r>
+                    <w:t xml:space="preserve">Socioeconomic position</w:t>
+                  </w:r>
+                </w:p>
+              </w:tc>
+              <w:tc>
+                <w:tcPr/>
+                <w:p>
+                  <w:pPr>
+                    <w:pStyle w:val="Compact"/>
+                    <w:jc w:val="left"/>
+                    <w:jc w:val="center"/>
+                  </w:pPr>
+                  <w:r>
+                    <w:t xml:space="preserve">0.04 (1.00)</w:t>
+                  </w:r>
+                </w:p>
+              </w:tc>
+              <w:tc>
+                <w:tcPr/>
+                <w:p>
+                  <w:pPr>
+                    <w:pStyle w:val="Compact"/>
+                    <w:jc w:val="left"/>
+                    <w:jc w:val="center"/>
+                  </w:pPr>
+                  <w:r>
+                    <w:t xml:space="preserve">-0.33 (0.98)</w:t>
+                  </w:r>
+                </w:p>
+              </w:tc>
+              <w:tc>
+                <w:tcPr/>
+                <w:p>
+                  <w:pPr>
+                    <w:pStyle w:val="Compact"/>
+                    <w:jc w:val="left"/>
+                    <w:jc w:val="center"/>
+                  </w:pPr>
+                  <w:r>
+                    <w:t xml:space="preserve">0.37</w:t>
+                  </w:r>
+                </w:p>
+              </w:tc>
+              <w:tc>
+                <w:tcPr/>
+                <w:p>
+                  <w:pPr>
+                    <w:pStyle w:val="Compact"/>
+                    <w:jc w:val="left"/>
+                    <w:jc w:val="center"/>
+                  </w:pPr>
+                  <w:r>
+                    <w:t xml:space="preserve">t(494) = 6.92</w:t>
+                  </w:r>
+                </w:p>
+              </w:tc>
+              <w:tc>
+                <w:tcPr/>
+                <w:p>
+                  <w:pPr>
+                    <w:pStyle w:val="Compact"/>
+                    <w:jc w:val="left"/>
+                    <w:jc w:val="center"/>
+                  </w:pPr>
+                  <w:r>
+                    <w:t xml:space="preserve">&lt; .001</w:t>
+                  </w:r>
+                </w:p>
+              </w:tc>
+            </w:tr>
+          </w:tbl>
+          <w:bookmarkEnd w:id="34"/>
+          <w:p/>
+        </w:tc>
+      </w:tr>
+    </w:tbl>
+    <w:p>
+      <w:pPr>
+        <w:pStyle w:val="BodyText"/>
+      </w:pPr>
+      <w:r>
+        <w:t xml:space="preserve"> </w:t>
+      </w:r>
+    </w:p>
+    <w:tbl>
+      <w:tblPr>
+        <w:tblStyle w:val="Table"/>
+        <w:tblLook w:firstRow="0" w:lastRow="0" w:firstColumn="0" w:lastColumn="0" w:noHBand="0" w:noVBand="0" w:val="0000"/>
+        <w:tblBorders>
+          <w:top w:val="single" w:sz="4" w:space="0" w:color="0758E5"/>
+          <w:left w:val="single" w:sz="24" w:space="0" w:color="0758E5"/>
+          <w:bottom w:val="single" w:sz="4" w:space="0" w:color="0758E5"/>
+          <w:right w:val="single" w:sz="4" w:space="0" w:color="0758E5"/>
+        </w:tblBorders>
+        <w:tblCellMar>
+          <w:left w:w="144" w:type="dxa"/>
+          <w:right w:w="144" w:type="dxa"/>
+        </w:tblCellMar>
+        <w:tblLook w:firstRow="0" w:lastRow="0" w:firstColumn="0" w:lastColumn="0" w:noHBand="0" w:noVBand="0" w:val="0000"/>
+      </w:tblPr>
+      <w:tr>
+        <w:trPr>
+          <w:cantSplit/>
+        </w:trPr>
+        <w:tc>
+          <w:tcPr>
+            <w:shd w:color="auto" w:fill="dae6fb" w:val="clear"/>
+            <w:tcMar>
+              <w:top w:w="92" w:type="dxa"/>
+              <w:bottom w:w="92" w:type="dxa"/>
+            </w:tcMar>
+          </w:tcPr>
+          <w:p>
+            <w:pPr>
+              <w:pStyle w:val="BodyText"/>
+            </w:pPr>
+            <w:pPr>
+              <w:spacing w:before="0" w:after="0"/>
+              <w:textAlignment w:val="center"/>
+            </w:pPr>
+            <w:r>
+              <w:drawing>
+                <wp:inline>
+                  <wp:extent cx="152400" cy="152400"/>
+                  <wp:effectExtent b="0" l="0" r="0" t="0"/>
+                  <wp:docPr descr="" title="" id="35" name="Picture"/>
+                  <a:graphic>
+                    <a:graphicData uri="http://schemas.openxmlformats.org/drawingml/2006/picture">
+                      <pic:pic>
+                        <pic:nvPicPr>
+                          <pic:cNvPr descr="/opt/quarto/share/formats/docx/note.png" id="36" name="Picture"/>
+                          <pic:cNvPicPr>
+                            <a:picLocks noChangeArrowheads="1" noChangeAspect="1"/>
+                          </pic:cNvPicPr>
+                        </pic:nvPicPr>
+                        <pic:blipFill>
+                          <a:blip r:embed="rId22"/>
+                          <a:stretch>
+                            <a:fillRect/>
+                          </a:stretch>
+                        </pic:blipFill>
+                        <pic:spPr bwMode="auto">
+                          <a:xfrm>
+                            <a:off x="0" y="0"/>
+                            <a:ext cx="152400" cy="152400"/>
+                          </a:xfrm>
+                          <a:prstGeom prst="rect">
+                            <a:avLst/>
+                          </a:prstGeom>
+                          <a:noFill/>
+                          <a:ln w="9525">
+                            <a:noFill/>
+                            <a:headEnd/>
+                            <a:tailEnd/>
+                          </a:ln>
+                        </pic:spPr>
+                      </pic:pic>
+                    </a:graphicData>
+                  </a:graphic>
+                </wp:inline>
+              </w:drawing>
+            </w:r>
+            <w:r>
+              <w:t xml:space="preserve"> </w:t>
+            </w:r>
+            <w:r>
+              <w:t xml:space="preserve"> </w:t>
+            </w:r>
+            <w:r>
+              <w:t xml:space="preserve">Interpretation</w:t>
+            </w:r>
+          </w:p>
+        </w:tc>
+      </w:tr>
+      <w:tr>
+        <w:trPr>
+          <w:cantSplit/>
+        </w:trPr>
+        <w:tc>
+          <w:tcPr>
+            <w:tcMar>
+              <w:top w:w="108" w:type="dxa"/>
+              <w:bottom w:w="108" w:type="dxa"/>
+            </w:tcMar>
+          </w:tcPr>
+          <w:p>
+            <w:pPr>
+              <w:pStyle w:val="Compact"/>
+              <w:numPr>
+                <w:ilvl w:val="0"/>
+                <w:numId w:val="1005"/>
+              </w:numPr>
+            </w:pPr>
+            <w:r>
+              <w:t xml:space="preserve">Attrition is clearly not completely at random: lost children are lower-SES (SMD 0.37) and report slightly higher baseline difficulties (SMD −0.12).</w:t>
+            </w:r>
+            <w:r>
+              <w:t xml:space="preserve"> </w:t>
+            </w:r>
+            <w:r>
+              <w:t xml:space="preserve">Sex, warmth, and video game hours show negligible differences.</w:t>
+            </w:r>
+          </w:p>
+          <w:p>
+            <w:pPr>
+              <w:pStyle w:val="Compact"/>
+              <w:numPr>
+                <w:ilvl w:val="0"/>
+                <w:numId w:val="1005"/>
+              </w:numPr>
+            </w:pPr>
+            <w:r>
+              <w:t xml:space="preserve">The variables that predict dropout (SES, baseline SDQ) are observed and in the model.</w:t>
+            </w:r>
+            <w:r>
+              <w:t xml:space="preserve"> </w:t>
+            </w:r>
+            <w:r>
+              <w:t xml:space="preserve">This is the MAR pattern FIML adjusts for, whereas complete-case analysis would tilt the sample toward higher-SES, better-functioning children.</w:t>
+            </w:r>
+          </w:p>
+          <w:p/>
+        </w:tc>
+      </w:tr>
+    </w:tbl>
+    <w:bookmarkEnd w:id="37"/>
+    <w:bookmarkStart w:id="41" w:name="correlations"/>
+    <w:p>
+      <w:pPr>
+        <w:pStyle w:val="Heading1"/>
+      </w:pPr>
+      <w:r>
+        <w:t xml:space="preserve">5. Correlations</w:t>
+      </w:r>
+    </w:p>
+    <w:tbl>
+      <w:tblPr>
+        <w:tblStyle w:val="Table"/>
+        <w:tblW w:type="pct" w:w="5000"/>
+        <w:tblLayout w:type="fixed"/>
+        <w:tblLook w:firstRow="0" w:lastRow="0" w:firstColumn="0" w:lastColumn="0" w:noHBand="0" w:noVBand="0" w:val="0000"/>
+      </w:tblPr>
+      <w:tblGrid>
+        <w:gridCol w:w="7920"/>
+      </w:tblGrid>
+      <w:tr>
+        <w:tc>
+          <w:tcPr/>
+          <w:bookmarkStart w:id="38" w:name="tbl-correlations"/>
+          <w:p>
+            <w:pPr>
+              <w:jc w:val="center"/>
+            </w:pPr>
+            <w:pPr>
+              <w:jc w:val="left"/>
+              <w:spacing w:before="200"/>
+              <w:pStyle w:val="ImageCaption"/>
+            </w:pPr>
+            <w:r>
+              <w:t xml:space="preserve">Table 6: Zero-order correlations among the study variables (pairwise complete). SES is the age-10/11 z-composite; Female sex is coded 1 = female. * p &lt; .05, ** p &lt; .01, *** p &lt; .001.</w:t>
+            </w:r>
+          </w:p>
+          <w:tbl>
+            <w:tblPr>
+              <w:tblStyle w:val="Table"/>
+              <w:tblW w:type="pct" w:w="5000"/>
+              <w:tblLayout w:type="fixed"/>
+              <w:tblLook w:firstRow="1" w:lastRow="0" w:firstColumn="0" w:lastColumn="0" w:noHBand="0" w:noVBand="0" w:val="0020"/>
+            </w:tblPr>
+            <w:tblGrid>
+              <w:gridCol w:w="1241"/>
+              <w:gridCol w:w="354"/>
+              <w:gridCol w:w="354"/>
+              <w:gridCol w:w="650"/>
+              <w:gridCol w:w="650"/>
+              <w:gridCol w:w="650"/>
+              <w:gridCol w:w="650"/>
+              <w:gridCol w:w="650"/>
+              <w:gridCol w:w="650"/>
+              <w:gridCol w:w="591"/>
+              <w:gridCol w:w="591"/>
+              <w:gridCol w:w="472"/>
+              <w:gridCol w:w="236"/>
+              <w:gridCol w:w="177"/>
+            </w:tblGrid>
+            <w:tr>
+              <w:trPr>
+                <w:tblHeader w:val="on"/>
+              </w:trPr>
+              <w:tc>
+                <w:tcPr/>
+                <w:p>
+                  <w:pPr>
+                    <w:pStyle w:val="Compact"/>
+                    <w:jc w:val="left"/>
+                    <w:jc w:val="center"/>
+                  </w:pPr>
+                  <w:r>
+                    <w:t xml:space="preserve">Variable</w:t>
+                  </w:r>
+                </w:p>
+              </w:tc>
+              <w:tc>
+                <w:tcPr/>
+                <w:p>
+                  <w:pPr>
+                    <w:pStyle w:val="Compact"/>
+                    <w:jc w:val="left"/>
+                    <w:jc w:val="center"/>
+                  </w:pPr>
+                  <w:r>
+                    <w:t xml:space="preserve">M</w:t>
+                  </w:r>
+                </w:p>
+              </w:tc>
+              <w:tc>
+                <w:tcPr/>
+                <w:p>
+                  <w:pPr>
+                    <w:pStyle w:val="Compact"/>
+                    <w:jc w:val="left"/>
+                    <w:jc w:val="center"/>
+                  </w:pPr>
+                  <w:r>
+                    <w:t xml:space="preserve">SD</w:t>
+                  </w:r>
+                </w:p>
+              </w:tc>
+              <w:tc>
+                <w:tcPr/>
+                <w:p>
+                  <w:pPr>
+                    <w:pStyle w:val="Compact"/>
+                    <w:jc w:val="left"/>
+                    <w:jc w:val="center"/>
+                  </w:pPr>
+                  <w:r>
+                    <w:t xml:space="preserve">1</w:t>
+                  </w:r>
+                </w:p>
+              </w:tc>
+              <w:tc>
+                <w:tcPr/>
+                <w:p>
+                  <w:pPr>
+                    <w:pStyle w:val="Compact"/>
+                    <w:jc w:val="left"/>
+                    <w:jc w:val="center"/>
+                  </w:pPr>
+                  <w:r>
+                    <w:t xml:space="preserve">2</w:t>
+                  </w:r>
+                </w:p>
+              </w:tc>
+              <w:tc>
+                <w:tcPr/>
+                <w:p>
+                  <w:pPr>
+                    <w:pStyle w:val="Compact"/>
+                    <w:jc w:val="left"/>
+                    <w:jc w:val="center"/>
+                  </w:pPr>
+                  <w:r>
+                    <w:t xml:space="preserve">3</w:t>
+                  </w:r>
+                </w:p>
+              </w:tc>
+              <w:tc>
+                <w:tcPr/>
+                <w:p>
+                  <w:pPr>
+                    <w:pStyle w:val="Compact"/>
+                    <w:jc w:val="left"/>
+                    <w:jc w:val="center"/>
+                  </w:pPr>
+                  <w:r>
+                    <w:t xml:space="preserve">4</w:t>
+                  </w:r>
+                </w:p>
+              </w:tc>
+              <w:tc>
+                <w:tcPr/>
+                <w:p>
+                  <w:pPr>
+                    <w:pStyle w:val="Compact"/>
+                    <w:jc w:val="left"/>
+                    <w:jc w:val="center"/>
+                  </w:pPr>
+                  <w:r>
+                    <w:t xml:space="preserve">5</w:t>
+                  </w:r>
+                </w:p>
+              </w:tc>
+              <w:tc>
+                <w:tcPr/>
+                <w:p>
+                  <w:pPr>
+                    <w:pStyle w:val="Compact"/>
+                    <w:jc w:val="left"/>
+                    <w:jc w:val="center"/>
+                  </w:pPr>
+                  <w:r>
+                    <w:t xml:space="preserve">6</w:t>
+                  </w:r>
+                </w:p>
+              </w:tc>
+              <w:tc>
+                <w:tcPr/>
+                <w:p>
+                  <w:pPr>
+                    <w:pStyle w:val="Compact"/>
+                    <w:jc w:val="left"/>
+                    <w:jc w:val="center"/>
+                  </w:pPr>
+                  <w:r>
+                    <w:t xml:space="preserve">7</w:t>
+                  </w:r>
+                </w:p>
+              </w:tc>
+              <w:tc>
+                <w:tcPr/>
+                <w:p>
+                  <w:pPr>
+                    <w:pStyle w:val="Compact"/>
+                    <w:jc w:val="left"/>
+                    <w:jc w:val="center"/>
+                  </w:pPr>
+                  <w:r>
+                    <w:t xml:space="preserve">8</w:t>
+                  </w:r>
+                </w:p>
+              </w:tc>
+              <w:tc>
+                <w:tcPr/>
+                <w:p>
+                  <w:pPr>
+                    <w:pStyle w:val="Compact"/>
+                    <w:jc w:val="left"/>
+                    <w:jc w:val="center"/>
+                  </w:pPr>
+                  <w:r>
+                    <w:t xml:space="preserve">9</w:t>
+                  </w:r>
+                </w:p>
+              </w:tc>
+              <w:tc>
+                <w:tcPr/>
+                <w:p>
+                  <w:pPr>
+                    <w:pStyle w:val="Compact"/>
+                    <w:jc w:val="left"/>
+                    <w:jc w:val="center"/>
+                  </w:pPr>
+                  <w:r>
+                    <w:t xml:space="preserve">10</w:t>
+                  </w:r>
+                </w:p>
+              </w:tc>
+              <w:tc>
+                <w:tcPr/>
+                <w:p>
+                  <w:pPr>
+                    <w:pStyle w:val="Compact"/>
+                    <w:jc w:val="left"/>
+                    <w:jc w:val="center"/>
+                  </w:pPr>
+                  <w:r>
+                    <w:t xml:space="preserve">11</w:t>
+                  </w:r>
+                </w:p>
+              </w:tc>
+            </w:tr>
+            <w:tr>
+              <w:tc>
+                <w:tcPr/>
+                <w:p>
+                  <w:pPr>
+                    <w:pStyle w:val="Compact"/>
+                    <w:jc w:val="left"/>
+                    <w:jc w:val="center"/>
+                  </w:pPr>
+                  <w:r>
+                    <w:t xml:space="preserve">1. Video games 10/11</w:t>
+                  </w:r>
+                </w:p>
+              </w:tc>
+              <w:tc>
+                <w:tcPr/>
+                <w:p>
+                  <w:pPr>
+                    <w:pStyle w:val="Compact"/>
+                    <w:jc w:val="left"/>
+                    <w:jc w:val="center"/>
+                  </w:pPr>
+                  <w:r>
+                    <w:t xml:space="preserve">7.73</w:t>
+                  </w:r>
+                </w:p>
+              </w:tc>
+              <w:tc>
+                <w:tcPr/>
+                <w:p>
+                  <w:pPr>
+                    <w:pStyle w:val="Compact"/>
+                    <w:jc w:val="left"/>
+                    <w:jc w:val="center"/>
+                  </w:pPr>
+                  <w:r>
+                    <w:t xml:space="preserve">6.72</w:t>
+                  </w:r>
+                </w:p>
+              </w:tc>
+              <w:tc>
+                <w:tcPr/>
+                <w:p>
+                  <w:pPr>
+                    <w:pStyle w:val="Compact"/>
+                    <w:jc w:val="left"/>
+                    <w:jc w:val="center"/>
+                  </w:pPr>
+                  <w:r>
+                    <w:t xml:space="preserve">—</w:t>
+                  </w:r>
+                </w:p>
+              </w:tc>
+              <w:tc>
+                <w:tcPr/>
+                <w:p>
+                  <w:pPr>
+                    <w:pStyle w:val="Compact"/>
+                  </w:pPr>
+                </w:p>
+              </w:tc>
+              <w:tc>
+                <w:tcPr/>
+                <w:p>
+                  <w:pPr>
+                    <w:pStyle w:val="Compact"/>
+                  </w:pPr>
+                </w:p>
+              </w:tc>
+              <w:tc>
+                <w:tcPr/>
+                <w:p>
+                  <w:pPr>
+                    <w:pStyle w:val="Compact"/>
+                  </w:pPr>
+                </w:p>
+              </w:tc>
+              <w:tc>
+                <w:tcPr/>
+                <w:p>
+                  <w:pPr>
+                    <w:pStyle w:val="Compact"/>
+                  </w:pPr>
+                </w:p>
+              </w:tc>
+              <w:tc>
+                <w:tcPr/>
+                <w:p>
+                  <w:pPr>
+                    <w:pStyle w:val="Compact"/>
+                  </w:pPr>
+                </w:p>
+              </w:tc>
+              <w:tc>
+                <w:tcPr/>
+                <w:p>
+                  <w:pPr>
+                    <w:pStyle w:val="Compact"/>
+                  </w:pPr>
+                </w:p>
+              </w:tc>
+              <w:tc>
+                <w:tcPr/>
+                <w:p>
+                  <w:pPr>
+                    <w:pStyle w:val="Compact"/>
+                  </w:pPr>
+                </w:p>
+              </w:tc>
+              <w:tc>
+                <w:tcPr/>
+                <w:p>
+                  <w:pPr>
+                    <w:pStyle w:val="Compact"/>
+                  </w:pPr>
+                </w:p>
+              </w:tc>
+              <w:tc>
+                <w:tcPr/>
+                <w:p>
+                  <w:pPr>
+                    <w:pStyle w:val="Compact"/>
+                  </w:pPr>
+                </w:p>
+              </w:tc>
+              <w:tc>
+                <w:tcPr/>
+                <w:p>
+                  <w:pPr>
+                    <w:pStyle w:val="Compact"/>
+                  </w:pPr>
+                </w:p>
+              </w:tc>
+            </w:tr>
+            <w:tr>
+              <w:tc>
+                <w:tcPr/>
+                <w:p>
+                  <w:pPr>
+                    <w:pStyle w:val="Compact"/>
+                    <w:jc w:val="left"/>
+                    <w:jc w:val="center"/>
+                  </w:pPr>
+                  <w:r>
+                    <w:t xml:space="preserve">2. Video games 12/13</w:t>
+                  </w:r>
+                </w:p>
+              </w:tc>
+              <w:tc>
+                <w:tcPr/>
+                <w:p>
+                  <w:pPr>
+                    <w:pStyle w:val="Compact"/>
+                    <w:jc w:val="left"/>
+                    <w:jc w:val="center"/>
+                  </w:pPr>
+                  <w:r>
+                    <w:t xml:space="preserve">8.54</w:t>
+                  </w:r>
+                </w:p>
+              </w:tc>
+              <w:tc>
+                <w:tcPr/>
+                <w:p>
+                  <w:pPr>
+                    <w:pStyle w:val="Compact"/>
+                    <w:jc w:val="left"/>
+                    <w:jc w:val="center"/>
+                  </w:pPr>
+                  <w:r>
+                    <w:t xml:space="preserve">8.44</w:t>
+                  </w:r>
+                </w:p>
+              </w:tc>
+              <w:tc>
+                <w:tcPr/>
+                <w:p>
+                  <w:pPr>
+                    <w:pStyle w:val="Compact"/>
+                    <w:jc w:val="left"/>
+                    <w:jc w:val="center"/>
+                  </w:pPr>
+                  <w:r>
+                    <w:t xml:space="preserve">.42***</w:t>
+                  </w:r>
+                </w:p>
+              </w:tc>
+              <w:tc>
+                <w:tcPr/>
+                <w:p>
+                  <w:pPr>
+                    <w:pStyle w:val="Compact"/>
+                    <w:jc w:val="left"/>
+                    <w:jc w:val="center"/>
+                  </w:pPr>
+                  <w:r>
+                    <w:t xml:space="preserve">—</w:t>
+                  </w:r>
+                </w:p>
+              </w:tc>
+              <w:tc>
+                <w:tcPr/>
+                <w:p>
+                  <w:pPr>
+                    <w:pStyle w:val="Compact"/>
+                  </w:pPr>
+                </w:p>
+              </w:tc>
+              <w:tc>
+                <w:tcPr/>
+                <w:p>
+                  <w:pPr>
+                    <w:pStyle w:val="Compact"/>
+                  </w:pPr>
+                </w:p>
+              </w:tc>
+              <w:tc>
+                <w:tcPr/>
+                <w:p>
+                  <w:pPr>
+                    <w:pStyle w:val="Compact"/>
+                  </w:pPr>
+                </w:p>
+              </w:tc>
+              <w:tc>
+                <w:tcPr/>
+                <w:p>
+                  <w:pPr>
+                    <w:pStyle w:val="Compact"/>
+                  </w:pPr>
+                </w:p>
+              </w:tc>
+              <w:tc>
+                <w:tcPr/>
+                <w:p>
+                  <w:pPr>
+                    <w:pStyle w:val="Compact"/>
+                  </w:pPr>
+                </w:p>
+              </w:tc>
+              <w:tc>
+                <w:tcPr/>
+                <w:p>
+                  <w:pPr>
+                    <w:pStyle w:val="Compact"/>
+                  </w:pPr>
+                </w:p>
+              </w:tc>
+              <w:tc>
+                <w:tcPr/>
+                <w:p>
+                  <w:pPr>
+                    <w:pStyle w:val="Compact"/>
+                  </w:pPr>
+                </w:p>
+              </w:tc>
+              <w:tc>
+                <w:tcPr/>
+                <w:p>
+                  <w:pPr>
+                    <w:pStyle w:val="Compact"/>
+                  </w:pPr>
+                </w:p>
+              </w:tc>
+              <w:tc>
+                <w:tcPr/>
+                <w:p>
+                  <w:pPr>
+                    <w:pStyle w:val="Compact"/>
+                  </w:pPr>
+                </w:p>
+              </w:tc>
+            </w:tr>
+            <w:tr>
+              <w:tc>
+                <w:tcPr/>
+                <w:p>
+                  <w:pPr>
+                    <w:pStyle w:val="Compact"/>
+                    <w:jc w:val="left"/>
+                    <w:jc w:val="center"/>
+                  </w:pPr>
+                  <w:r>
+                    <w:t xml:space="preserve">3. Video games 14/15</w:t>
+                  </w:r>
+                </w:p>
+              </w:tc>
+              <w:tc>
+                <w:tcPr/>
+                <w:p>
+                  <w:pPr>
+                    <w:pStyle w:val="Compact"/>
+                    <w:jc w:val="left"/>
+                    <w:jc w:val="center"/>
+                  </w:pPr>
+                  <w:r>
+                    <w:t xml:space="preserve">10.12</w:t>
+                  </w:r>
+                </w:p>
+              </w:tc>
+              <w:tc>
+                <w:tcPr/>
+                <w:p>
+                  <w:pPr>
+                    <w:pStyle w:val="Compact"/>
+                    <w:jc w:val="left"/>
+                    <w:jc w:val="center"/>
+                  </w:pPr>
+                  <w:r>
+                    <w:t xml:space="preserve">11.18</w:t>
+                  </w:r>
+                </w:p>
+              </w:tc>
+              <w:tc>
+                <w:tcPr/>
+                <w:p>
+                  <w:pPr>
+                    <w:pStyle w:val="Compact"/>
+                    <w:jc w:val="left"/>
+                    <w:jc w:val="center"/>
+                  </w:pPr>
+                  <w:r>
+                    <w:t xml:space="preserve">.38***</w:t>
+                  </w:r>
+                </w:p>
+              </w:tc>
+              <w:tc>
+                <w:tcPr/>
+                <w:p>
+                  <w:pPr>
+                    <w:pStyle w:val="Compact"/>
+                    <w:jc w:val="left"/>
+                    <w:jc w:val="center"/>
+                  </w:pPr>
+                  <w:r>
+                    <w:t xml:space="preserve">.51***</w:t>
+                  </w:r>
+                </w:p>
+              </w:tc>
+              <w:tc>
+                <w:tcPr/>
+                <w:p>
+                  <w:pPr>
+                    <w:pStyle w:val="Compact"/>
+                    <w:jc w:val="left"/>
+                    <w:jc w:val="center"/>
+                  </w:pPr>
+                  <w:r>
+                    <w:t xml:space="preserve">—</w:t>
+                  </w:r>
+                </w:p>
+              </w:tc>
+              <w:tc>
+                <w:tcPr/>
+                <w:p>
+                  <w:pPr>
+                    <w:pStyle w:val="Compact"/>
+                  </w:pPr>
+                </w:p>
+              </w:tc>
+              <w:tc>
+                <w:tcPr/>
+                <w:p>
+                  <w:pPr>
+                    <w:pStyle w:val="Compact"/>
+                  </w:pPr>
+                </w:p>
+              </w:tc>
+              <w:tc>
+                <w:tcPr/>
+                <w:p>
+                  <w:pPr>
+                    <w:pStyle w:val="Compact"/>
+                  </w:pPr>
+                </w:p>
+              </w:tc>
+              <w:tc>
+                <w:tcPr/>
+                <w:p>
+                  <w:pPr>
+                    <w:pStyle w:val="Compact"/>
+                  </w:pPr>
+                </w:p>
+              </w:tc>
+              <w:tc>
+                <w:tcPr/>
+                <w:p>
+                  <w:pPr>
+                    <w:pStyle w:val="Compact"/>
+                  </w:pPr>
+                </w:p>
+              </w:tc>
+              <w:tc>
+                <w:tcPr/>
+                <w:p>
+                  <w:pPr>
+                    <w:pStyle w:val="Compact"/>
+                  </w:pPr>
+                </w:p>
+              </w:tc>
+              <w:tc>
+                <w:tcPr/>
+                <w:p>
+                  <w:pPr>
+                    <w:pStyle w:val="Compact"/>
+                  </w:pPr>
+                </w:p>
+              </w:tc>
+              <w:tc>
+                <w:tcPr/>
+                <w:p>
+                  <w:pPr>
+                    <w:pStyle w:val="Compact"/>
+                  </w:pPr>
+                </w:p>
+              </w:tc>
+            </w:tr>
+            <w:tr>
+              <w:tc>
+                <w:tcPr/>
+                <w:p>
+                  <w:pPr>
+                    <w:pStyle w:val="Compact"/>
+                    <w:jc w:val="left"/>
+                    <w:jc w:val="center"/>
+                  </w:pPr>
+                  <w:r>
+                    <w:t xml:space="preserve">4. SDQ total 10/11</w:t>
+                  </w:r>
+                </w:p>
+              </w:tc>
+              <w:tc>
+                <w:tcPr/>
+                <w:p>
+                  <w:pPr>
+                    <w:pStyle w:val="Compact"/>
+                    <w:jc w:val="left"/>
+                    <w:jc w:val="center"/>
+                  </w:pPr>
+                  <w:r>
+                    <w:t xml:space="preserve">10.07</w:t>
+                  </w:r>
+                </w:p>
+              </w:tc>
+              <w:tc>
+                <w:tcPr/>
+                <w:p>
+                  <w:pPr>
+                    <w:pStyle w:val="Compact"/>
+                    <w:jc w:val="left"/>
+                    <w:jc w:val="center"/>
+                  </w:pPr>
+                  <w:r>
+                    <w:t xml:space="preserve">5.81</w:t>
+                  </w:r>
+                </w:p>
+              </w:tc>
+              <w:tc>
+                <w:tcPr/>
+                <w:p>
+                  <w:pPr>
+                    <w:pStyle w:val="Compact"/>
+                    <w:jc w:val="left"/>
+                    <w:jc w:val="center"/>
+                  </w:pPr>
+                  <w:r>
+                    <w:t xml:space="preserve">.12***</w:t>
+                  </w:r>
+                </w:p>
+              </w:tc>
+              <w:tc>
+                <w:tcPr/>
+                <w:p>
+                  <w:pPr>
+                    <w:pStyle w:val="Compact"/>
+                    <w:jc w:val="left"/>
+                    <w:jc w:val="center"/>
+                  </w:pPr>
+                  <w:r>
+                    <w:t xml:space="preserve">.12***</w:t>
+                  </w:r>
+                </w:p>
+              </w:tc>
+              <w:tc>
+                <w:tcPr/>
+                <w:p>
+                  <w:pPr>
+                    <w:pStyle w:val="Compact"/>
+                    <w:jc w:val="left"/>
+                    <w:jc w:val="center"/>
+                  </w:pPr>
+                  <w:r>
+                    <w:t xml:space="preserve">.17***</w:t>
+                  </w:r>
+                </w:p>
+              </w:tc>
+              <w:tc>
+                <w:tcPr/>
+                <w:p>
+                  <w:pPr>
+                    <w:pStyle w:val="Compact"/>
+                    <w:jc w:val="left"/>
+                    <w:jc w:val="center"/>
+                  </w:pPr>
+                  <w:r>
+                    <w:t xml:space="preserve">—</w:t>
+                  </w:r>
+                </w:p>
+              </w:tc>
+              <w:tc>
+                <w:tcPr/>
+                <w:p>
+                  <w:pPr>
+                    <w:pStyle w:val="Compact"/>
+                  </w:pPr>
+                </w:p>
+              </w:tc>
+              <w:tc>
+                <w:tcPr/>
+                <w:p>
+                  <w:pPr>
+                    <w:pStyle w:val="Compact"/>
+                  </w:pPr>
+                </w:p>
+              </w:tc>
+              <w:tc>
+                <w:tcPr/>
+                <w:p>
+                  <w:pPr>
+                    <w:pStyle w:val="Compact"/>
+                  </w:pPr>
+                </w:p>
+              </w:tc>
+              <w:tc>
+                <w:tcPr/>
+                <w:p>
+                  <w:pPr>
+                    <w:pStyle w:val="Compact"/>
+                  </w:pPr>
+                </w:p>
+              </w:tc>
+              <w:tc>
+                <w:tcPr/>
+                <w:p>
+                  <w:pPr>
+                    <w:pStyle w:val="Compact"/>
+                  </w:pPr>
+                </w:p>
+              </w:tc>
+              <w:tc>
+                <w:tcPr/>
+                <w:p>
+                  <w:pPr>
+                    <w:pStyle w:val="Compact"/>
+                  </w:pPr>
+                </w:p>
+              </w:tc>
+              <w:tc>
+                <w:tcPr/>
+                <w:p>
+                  <w:pPr>
+                    <w:pStyle w:val="Compact"/>
+                  </w:pPr>
+                </w:p>
+              </w:tc>
+            </w:tr>
+            <w:tr>
+              <w:tc>
+                <w:tcPr/>
+                <w:p>
+                  <w:pPr>
+                    <w:pStyle w:val="Compact"/>
+                    <w:jc w:val="left"/>
+                    <w:jc w:val="center"/>
+                  </w:pPr>
+                  <w:r>
+                    <w:t xml:space="preserve">5. SDQ total 12/13</w:t>
+                  </w:r>
+                </w:p>
+              </w:tc>
+              <w:tc>
+                <w:tcPr/>
+                <w:p>
+                  <w:pPr>
+                    <w:pStyle w:val="Compact"/>
+                    <w:jc w:val="left"/>
+                    <w:jc w:val="center"/>
+                  </w:pPr>
+                  <w:r>
+                    <w:t xml:space="preserve">9.26</w:t>
+                  </w:r>
+                </w:p>
+              </w:tc>
+              <w:tc>
+                <w:tcPr/>
+                <w:p>
+                  <w:pPr>
+                    <w:pStyle w:val="Compact"/>
+                    <w:jc w:val="left"/>
+                    <w:jc w:val="center"/>
+                  </w:pPr>
+                  <w:r>
+                    <w:t xml:space="preserve">5.62</w:t>
+                  </w:r>
+                </w:p>
+              </w:tc>
+              <w:tc>
+                <w:tcPr/>
+                <w:p>
+                  <w:pPr>
+                    <w:pStyle w:val="Compact"/>
+                    <w:jc w:val="left"/>
+                    <w:jc w:val="center"/>
+                  </w:pPr>
+                  <w:r>
+                    <w:t xml:space="preserve">.13***</w:t>
+                  </w:r>
+                </w:p>
+              </w:tc>
+              <w:tc>
+                <w:tcPr/>
+                <w:p>
+                  <w:pPr>
+                    <w:pStyle w:val="Compact"/>
+                    <w:jc w:val="left"/>
+                    <w:jc w:val="center"/>
+                  </w:pPr>
+                  <w:r>
+                    <w:t xml:space="preserve">.13***</w:t>
+                  </w:r>
+                </w:p>
+              </w:tc>
+              <w:tc>
+                <w:tcPr/>
+                <w:p>
+                  <w:pPr>
+                    <w:pStyle w:val="Compact"/>
+                    <w:jc w:val="left"/>
+                    <w:jc w:val="center"/>
+                  </w:pPr>
+                  <w:r>
+                    <w:t xml:space="preserve">.15***</w:t>
+                  </w:r>
+                </w:p>
+              </w:tc>
+              <w:tc>
+                <w:tcPr/>
+                <w:p>
+                  <w:pPr>
+                    <w:pStyle w:val="Compact"/>
+                    <w:jc w:val="left"/>
+                    <w:jc w:val="center"/>
+                  </w:pPr>
+                  <w:r>
+                    <w:t xml:space="preserve">.57***</w:t>
+                  </w:r>
+                </w:p>
+              </w:tc>
+              <w:tc>
+                <w:tcPr/>
+                <w:p>
+                  <w:pPr>
+                    <w:pStyle w:val="Compact"/>
+                    <w:jc w:val="left"/>
+                    <w:jc w:val="center"/>
+                  </w:pPr>
+                  <w:r>
+                    <w:t xml:space="preserve">—</w:t>
+                  </w:r>
+                </w:p>
+              </w:tc>
+              <w:tc>
+                <w:tcPr/>
+                <w:p>
+                  <w:pPr>
+                    <w:pStyle w:val="Compact"/>
+                  </w:pPr>
+                </w:p>
+              </w:tc>
+              <w:tc>
+                <w:tcPr/>
+                <w:p>
+                  <w:pPr>
+                    <w:pStyle w:val="Compact"/>
+                  </w:pPr>
+                </w:p>
+              </w:tc>
+              <w:tc>
+                <w:tcPr/>
+                <w:p>
+                  <w:pPr>
+                    <w:pStyle w:val="Compact"/>
+                  </w:pPr>
+                </w:p>
+              </w:tc>
+              <w:tc>
+                <w:tcPr/>
+                <w:p>
+                  <w:pPr>
+                    <w:pStyle w:val="Compact"/>
+                  </w:pPr>
+                </w:p>
+              </w:tc>
+              <w:tc>
+                <w:tcPr/>
+                <w:p>
+                  <w:pPr>
+                    <w:pStyle w:val="Compact"/>
+                  </w:pPr>
+                </w:p>
+              </w:tc>
+              <w:tc>
+                <w:tcPr/>
+                <w:p>
+                  <w:pPr>
+                    <w:pStyle w:val="Compact"/>
+                  </w:pPr>
+                </w:p>
+              </w:tc>
+            </w:tr>
+            <w:tr>
+              <w:tc>
+                <w:tcPr/>
+                <w:p>
+                  <w:pPr>
+                    <w:pStyle w:val="Compact"/>
+                    <w:jc w:val="left"/>
+                    <w:jc w:val="center"/>
+                  </w:pPr>
+                  <w:r>
+                    <w:t xml:space="preserve">6. SDQ total 14/15</w:t>
+                  </w:r>
+                </w:p>
+              </w:tc>
+              <w:tc>
+                <w:tcPr/>
+                <w:p>
+                  <w:pPr>
+                    <w:pStyle w:val="Compact"/>
+                    <w:jc w:val="left"/>
+                    <w:jc w:val="center"/>
+                  </w:pPr>
+                  <w:r>
+                    <w:t xml:space="preserve">10.28</w:t>
+                  </w:r>
+                </w:p>
+              </w:tc>
+              <w:tc>
+                <w:tcPr/>
+                <w:p>
+                  <w:pPr>
+                    <w:pStyle w:val="Compact"/>
+                    <w:jc w:val="left"/>
+                    <w:jc w:val="center"/>
+                  </w:pPr>
+                  <w:r>
+                    <w:t xml:space="preserve">5.81</w:t>
+                  </w:r>
+                </w:p>
+              </w:tc>
+              <w:tc>
+                <w:tcPr/>
+                <w:p>
+                  <w:pPr>
+                    <w:pStyle w:val="Compact"/>
+                    <w:jc w:val="left"/>
+                    <w:jc w:val="center"/>
+                  </w:pPr>
+                  <w:r>
+                    <w:t xml:space="preserve">.07***</w:t>
+                  </w:r>
+                </w:p>
+              </w:tc>
+              <w:tc>
+                <w:tcPr/>
+                <w:p>
+                  <w:pPr>
+                    <w:pStyle w:val="Compact"/>
+                    <w:jc w:val="left"/>
+                    <w:jc w:val="center"/>
+                  </w:pPr>
+                  <w:r>
+                    <w:t xml:space="preserve">.07***</w:t>
+                  </w:r>
+                </w:p>
+              </w:tc>
+              <w:tc>
+                <w:tcPr/>
+                <w:p>
+                  <w:pPr>
+                    <w:pStyle w:val="Compact"/>
+                    <w:jc w:val="left"/>
+                    <w:jc w:val="center"/>
+                  </w:pPr>
+                  <w:r>
+                    <w:t xml:space="preserve">.04*</w:t>
+                  </w:r>
+                </w:p>
+              </w:tc>
+              <w:tc>
+                <w:tcPr/>
+                <w:p>
+                  <w:pPr>
+                    <w:pStyle w:val="Compact"/>
+                    <w:jc w:val="left"/>
+                    <w:jc w:val="center"/>
+                  </w:pPr>
+                  <w:r>
+                    <w:t xml:space="preserve">.45***</w:t>
+                  </w:r>
+                </w:p>
+              </w:tc>
+              <w:tc>
+                <w:tcPr/>
+                <w:p>
+                  <w:pPr>
+                    <w:pStyle w:val="Compact"/>
+                    <w:jc w:val="left"/>
+                    <w:jc w:val="center"/>
+                  </w:pPr>
+                  <w:r>
+                    <w:t xml:space="preserve">.61***</w:t>
+                  </w:r>
+                </w:p>
+              </w:tc>
+              <w:tc>
+                <w:tcPr/>
+                <w:p>
+                  <w:pPr>
+                    <w:pStyle w:val="Compact"/>
+                    <w:jc w:val="left"/>
+                    <w:jc w:val="center"/>
+                  </w:pPr>
+                  <w:r>
+                    <w:t xml:space="preserve">—</w:t>
+                  </w:r>
+                </w:p>
+              </w:tc>
+              <w:tc>
+                <w:tcPr/>
+                <w:p>
+                  <w:pPr>
+                    <w:pStyle w:val="Compact"/>
+                  </w:pPr>
+                </w:p>
+              </w:tc>
+              <w:tc>
+                <w:tcPr/>
+                <w:p>
+                  <w:pPr>
+                    <w:pStyle w:val="Compact"/>
+                  </w:pPr>
+                </w:p>
+              </w:tc>
+              <w:tc>
+                <w:tcPr/>
+                <w:p>
+                  <w:pPr>
+                    <w:pStyle w:val="Compact"/>
+                  </w:pPr>
+                </w:p>
+              </w:tc>
+              <w:tc>
+                <w:tcPr/>
+                <w:p>
+                  <w:pPr>
+                    <w:pStyle w:val="Compact"/>
+                  </w:pPr>
+                </w:p>
+              </w:tc>
+              <w:tc>
+                <w:tcPr/>
+                <w:p>
+                  <w:pPr>
+                    <w:pStyle w:val="Compact"/>
+                  </w:pPr>
+                </w:p>
+              </w:tc>
+            </w:tr>
+            <w:tr>
+              <w:tc>
+                <w:tcPr/>
+                <w:p>
+                  <w:pPr>
+                    <w:pStyle w:val="Compact"/>
+                    <w:jc w:val="left"/>
+                    <w:jc w:val="center"/>
+                  </w:pPr>
+                  <w:r>
+                    <w:t xml:space="preserve">7. Warmth (P1) 10/11</w:t>
+                  </w:r>
+                </w:p>
+              </w:tc>
+              <w:tc>
+                <w:tcPr/>
+                <w:p>
+                  <w:pPr>
+                    <w:pStyle w:val="Compact"/>
+                    <w:jc w:val="left"/>
+                    <w:jc w:val="center"/>
+                  </w:pPr>
+                  <w:r>
+                    <w:t xml:space="preserve">4.35</w:t>
+                  </w:r>
+                </w:p>
+              </w:tc>
+              <w:tc>
+                <w:tcPr/>
+                <w:p>
+                  <w:pPr>
+                    <w:pStyle w:val="Compact"/>
+                    <w:jc w:val="left"/>
+                    <w:jc w:val="center"/>
+                  </w:pPr>
+                  <w:r>
+                    <w:t xml:space="preserve">0.58</w:t>
+                  </w:r>
+                </w:p>
+              </w:tc>
+              <w:tc>
+                <w:tcPr/>
+                <w:p>
+                  <w:pPr>
+                    <w:pStyle w:val="Compact"/>
+                    <w:jc w:val="left"/>
+                    <w:jc w:val="center"/>
+                  </w:pPr>
+                  <w:r>
+                    <w:t xml:space="preserve">-.04*</w:t>
+                  </w:r>
+                </w:p>
+              </w:tc>
+              <w:tc>
+                <w:tcPr/>
+                <w:p>
+                  <w:pPr>
+                    <w:pStyle w:val="Compact"/>
+                    <w:jc w:val="left"/>
+                    <w:jc w:val="center"/>
+                  </w:pPr>
+                  <w:r>
+                    <w:t xml:space="preserve">-.01</w:t>
+                  </w:r>
+                </w:p>
+              </w:tc>
+              <w:tc>
+                <w:tcPr/>
+                <w:p>
+                  <w:pPr>
+                    <w:pStyle w:val="Compact"/>
+                    <w:jc w:val="left"/>
+                    <w:jc w:val="center"/>
+                  </w:pPr>
+                  <w:r>
+                    <w:t xml:space="preserve">-.03</w:t>
+                  </w:r>
+                </w:p>
+              </w:tc>
+              <w:tc>
+                <w:tcPr/>
+                <w:p>
+                  <w:pPr>
+                    <w:pStyle w:val="Compact"/>
+                    <w:jc w:val="left"/>
+                    <w:jc w:val="center"/>
+                  </w:pPr>
+                  <w:r>
+                    <w:t xml:space="preserve">-.08***</w:t>
+                  </w:r>
+                </w:p>
+              </w:tc>
+              <w:tc>
+                <w:tcPr/>
+                <w:p>
+                  <w:pPr>
+                    <w:pStyle w:val="Compact"/>
+                    <w:jc w:val="left"/>
+                    <w:jc w:val="center"/>
+                  </w:pPr>
+                  <w:r>
+                    <w:t xml:space="preserve">-.06**</w:t>
+                  </w:r>
+                </w:p>
+              </w:tc>
+              <w:tc>
+                <w:tcPr/>
+                <w:p>
+                  <w:pPr>
+                    <w:pStyle w:val="Compact"/>
+                    <w:jc w:val="left"/>
+                    <w:jc w:val="center"/>
+                  </w:pPr>
+                  <w:r>
+                    <w:t xml:space="preserve">-.05*</w:t>
+                  </w:r>
+                </w:p>
+              </w:tc>
+              <w:tc>
+                <w:tcPr/>
+                <w:p>
+                  <w:pPr>
+                    <w:pStyle w:val="Compact"/>
+                    <w:jc w:val="left"/>
+                    <w:jc w:val="center"/>
+                  </w:pPr>
+                  <w:r>
+                    <w:t xml:space="preserve">—</w:t>
+                  </w:r>
+                </w:p>
+              </w:tc>
+              <w:tc>
+                <w:tcPr/>
+                <w:p>
+                  <w:pPr>
+                    <w:pStyle w:val="Compact"/>
+                  </w:pPr>
+                </w:p>
+              </w:tc>
+              <w:tc>
+                <w:tcPr/>
+                <w:p>
+                  <w:pPr>
+                    <w:pStyle w:val="Compact"/>
+                  </w:pPr>
+                </w:p>
+              </w:tc>
+              <w:tc>
+                <w:tcPr/>
+                <w:p>
+                  <w:pPr>
+                    <w:pStyle w:val="Compact"/>
+                  </w:pPr>
+                </w:p>
+              </w:tc>
+              <w:tc>
+                <w:tcPr/>
+                <w:p>
+                  <w:pPr>
+                    <w:pStyle w:val="Compact"/>
+                  </w:pPr>
+                </w:p>
+              </w:tc>
+            </w:tr>
+            <w:tr>
+              <w:tc>
+                <w:tcPr/>
+                <w:p>
+                  <w:pPr>
+                    <w:pStyle w:val="Compact"/>
+                    <w:jc w:val="left"/>
+                    <w:jc w:val="center"/>
+                  </w:pPr>
+                  <w:r>
+                    <w:t xml:space="preserve">8. Warmth (P1) 12/13</w:t>
+                  </w:r>
+                </w:p>
+              </w:tc>
+              <w:tc>
+                <w:tcPr/>
+                <w:p>
+                  <w:pPr>
+                    <w:pStyle w:val="Compact"/>
+                    <w:jc w:val="left"/>
+                    <w:jc w:val="center"/>
+                  </w:pPr>
+                  <w:r>
+                    <w:t xml:space="preserve">4.21</w:t>
+                  </w:r>
+                </w:p>
+              </w:tc>
+              <w:tc>
+                <w:tcPr/>
+                <w:p>
+                  <w:pPr>
+                    <w:pStyle w:val="Compact"/>
+                    <w:jc w:val="left"/>
+                    <w:jc w:val="center"/>
+                  </w:pPr>
+                  <w:r>
+                    <w:t xml:space="preserve">0.62</w:t>
+                  </w:r>
+                </w:p>
+              </w:tc>
+              <w:tc>
+                <w:tcPr/>
+                <w:p>
+                  <w:pPr>
+                    <w:pStyle w:val="Compact"/>
+                    <w:jc w:val="left"/>
+                    <w:jc w:val="center"/>
+                  </w:pPr>
+                  <w:r>
+                    <w:t xml:space="preserve">-.04*</w:t>
+                  </w:r>
+                </w:p>
+              </w:tc>
+              <w:tc>
+                <w:tcPr/>
+                <w:p>
+                  <w:pPr>
+                    <w:pStyle w:val="Compact"/>
+                    <w:jc w:val="left"/>
+                    <w:jc w:val="center"/>
+                  </w:pPr>
+                  <w:r>
+                    <w:t xml:space="preserve">-.06**</w:t>
+                  </w:r>
+                </w:p>
+              </w:tc>
+              <w:tc>
+                <w:tcPr/>
+                <w:p>
+                  <w:pPr>
+                    <w:pStyle w:val="Compact"/>
+                    <w:jc w:val="left"/>
+                    <w:jc w:val="center"/>
+                  </w:pPr>
+                  <w:r>
+                    <w:t xml:space="preserve">-.05**</w:t>
+                  </w:r>
+                </w:p>
+              </w:tc>
+              <w:tc>
+                <w:tcPr/>
+                <w:p>
+                  <w:pPr>
+                    <w:pStyle w:val="Compact"/>
+                    <w:jc w:val="left"/>
+                    <w:jc w:val="center"/>
+                  </w:pPr>
+                  <w:r>
+                    <w:t xml:space="preserve">-.10***</w:t>
+                  </w:r>
+                </w:p>
+              </w:tc>
+              <w:tc>
+                <w:tcPr/>
+                <w:p>
+                  <w:pPr>
+                    <w:pStyle w:val="Compact"/>
+                    <w:jc w:val="left"/>
+                    <w:jc w:val="center"/>
+                  </w:pPr>
+                  <w:r>
+                    <w:t xml:space="preserve">-.12***</w:t>
+                  </w:r>
+                </w:p>
+              </w:tc>
+              <w:tc>
+                <w:tcPr/>
+                <w:p>
+                  <w:pPr>
+                    <w:pStyle w:val="Compact"/>
+                    <w:jc w:val="left"/>
+                    <w:jc w:val="center"/>
+                  </w:pPr>
+                  <w:r>
+                    <w:t xml:space="preserve">-.09***</w:t>
+                  </w:r>
+                </w:p>
+              </w:tc>
+              <w:tc>
+                <w:tcPr/>
+                <w:p>
+                  <w:pPr>
+                    <w:pStyle w:val="Compact"/>
+                    <w:jc w:val="left"/>
+                    <w:jc w:val="center"/>
+                  </w:pPr>
+                  <w:r>
+                    <w:t xml:space="preserve">.69***</w:t>
+                  </w:r>
+                </w:p>
+              </w:tc>
+              <w:tc>
+                <w:tcPr/>
+                <w:p>
+                  <w:pPr>
+                    <w:pStyle w:val="Compact"/>
+                    <w:jc w:val="left"/>
+                    <w:jc w:val="center"/>
+                  </w:pPr>
+                  <w:r>
+                    <w:t xml:space="preserve">—</w:t>
+                  </w:r>
+                </w:p>
+              </w:tc>
+              <w:tc>
+                <w:tcPr/>
+                <w:p>
+                  <w:pPr>
+                    <w:pStyle w:val="Compact"/>
+                  </w:pPr>
+                </w:p>
+              </w:tc>
+              <w:tc>
+                <w:tcPr/>
+                <w:p>
+                  <w:pPr>
+                    <w:pStyle w:val="Compact"/>
+                  </w:pPr>
+                </w:p>
+              </w:tc>
+              <w:tc>
+                <w:tcPr/>
+                <w:p>
+                  <w:pPr>
+                    <w:pStyle w:val="Compact"/>
+                  </w:pPr>
+                </w:p>
+              </w:tc>
+            </w:tr>
+            <w:tr>
+              <w:tc>
+                <w:tcPr/>
+                <w:p>
+                  <w:pPr>
+                    <w:pStyle w:val="Compact"/>
+                    <w:jc w:val="left"/>
+                    <w:jc w:val="center"/>
+                  </w:pPr>
+                  <w:r>
+                    <w:t xml:space="preserve">9. Warmth (P1) 14/15</w:t>
+                  </w:r>
+                </w:p>
+              </w:tc>
+              <w:tc>
+                <w:tcPr/>
+                <w:p>
+                  <w:pPr>
+                    <w:pStyle w:val="Compact"/>
+                    <w:jc w:val="left"/>
+                    <w:jc w:val="center"/>
+                  </w:pPr>
+                  <w:r>
+                    <w:t xml:space="preserve">4.08</w:t>
+                  </w:r>
+                </w:p>
+              </w:tc>
+              <w:tc>
+                <w:tcPr/>
+                <w:p>
+                  <w:pPr>
+                    <w:pStyle w:val="Compact"/>
+                    <w:jc w:val="left"/>
+                    <w:jc w:val="center"/>
+                  </w:pPr>
+                  <w:r>
+                    <w:t xml:space="preserve">0.68</w:t>
+                  </w:r>
+                </w:p>
+              </w:tc>
+              <w:tc>
+                <w:tcPr/>
+                <w:p>
+                  <w:pPr>
+                    <w:pStyle w:val="Compact"/>
+                    <w:jc w:val="left"/>
+                    <w:jc w:val="center"/>
+                  </w:pPr>
+                  <w:r>
+                    <w:t xml:space="preserve">-.06***</w:t>
+                  </w:r>
+                </w:p>
+              </w:tc>
+              <w:tc>
+                <w:tcPr/>
+                <w:p>
+                  <w:pPr>
+                    <w:pStyle w:val="Compact"/>
+                    <w:jc w:val="left"/>
+                    <w:jc w:val="center"/>
+                  </w:pPr>
+                  <w:r>
+                    <w:t xml:space="preserve">-.07***</w:t>
+                  </w:r>
+                </w:p>
+              </w:tc>
+              <w:tc>
+                <w:tcPr/>
+                <w:p>
+                  <w:pPr>
+                    <w:pStyle w:val="Compact"/>
+                    <w:jc w:val="left"/>
+                    <w:jc w:val="center"/>
+                  </w:pPr>
+                  <w:r>
+                    <w:t xml:space="preserve">-.09***</w:t>
+                  </w:r>
+                </w:p>
+              </w:tc>
+              <w:tc>
+                <w:tcPr/>
+                <w:p>
+                  <w:pPr>
+                    <w:pStyle w:val="Compact"/>
+                    <w:jc w:val="left"/>
+                    <w:jc w:val="center"/>
+                  </w:pPr>
+                  <w:r>
+                    <w:t xml:space="preserve">-.09***</w:t>
+                  </w:r>
+                </w:p>
+              </w:tc>
+              <w:tc>
+                <w:tcPr/>
+                <w:p>
+                  <w:pPr>
+                    <w:pStyle w:val="Compact"/>
+                    <w:jc w:val="left"/>
+                    <w:jc w:val="center"/>
+                  </w:pPr>
+                  <w:r>
+                    <w:t xml:space="preserve">-.09***</w:t>
+                  </w:r>
+                </w:p>
+              </w:tc>
+              <w:tc>
+                <w:tcPr/>
+                <w:p>
+                  <w:pPr>
+                    <w:pStyle w:val="Compact"/>
+                    <w:jc w:val="left"/>
+                    <w:jc w:val="center"/>
+                  </w:pPr>
+                  <w:r>
+                    <w:t xml:space="preserve">-.10***</w:t>
+                  </w:r>
+                </w:p>
+              </w:tc>
+              <w:tc>
+                <w:tcPr/>
+                <w:p>
+                  <w:pPr>
+                    <w:pStyle w:val="Compact"/>
+                    <w:jc w:val="left"/>
+                    <w:jc w:val="center"/>
+                  </w:pPr>
+                  <w:r>
+                    <w:t xml:space="preserve">.62***</w:t>
+                  </w:r>
+                </w:p>
+              </w:tc>
+              <w:tc>
+                <w:tcPr/>
+                <w:p>
+                  <w:pPr>
+                    <w:pStyle w:val="Compact"/>
+                    <w:jc w:val="left"/>
+                    <w:jc w:val="center"/>
+                  </w:pPr>
+                  <w:r>
+                    <w:t xml:space="preserve">.70***</w:t>
+                  </w:r>
+                </w:p>
+              </w:tc>
+              <w:tc>
+                <w:tcPr/>
+                <w:p>
+                  <w:pPr>
+                    <w:pStyle w:val="Compact"/>
+                    <w:jc w:val="left"/>
+                    <w:jc w:val="center"/>
+                  </w:pPr>
+                  <w:r>
+                    <w:t xml:space="preserve">—</w:t>
+                  </w:r>
+                </w:p>
+              </w:tc>
+              <w:tc>
+                <w:tcPr/>
+                <w:p>
+                  <w:pPr>
+                    <w:pStyle w:val="Compact"/>
+                  </w:pPr>
+                </w:p>
+              </w:tc>
+              <w:tc>
+                <w:tcPr/>
+                <w:p>
+                  <w:pPr>
+                    <w:pStyle w:val="Compact"/>
+                  </w:pPr>
+                </w:p>
+              </w:tc>
+            </w:tr>
+            <w:tr>
+              <w:tc>
+                <w:tcPr/>
+                <w:p>
+                  <w:pPr>
+                    <w:pStyle w:val="Compact"/>
+                    <w:jc w:val="left"/>
+                    <w:jc w:val="center"/>
+                  </w:pPr>
+                  <w:r>
+                    <w:t xml:space="preserve">10. SES 10/11</w:t>
+                  </w:r>
+                </w:p>
+              </w:tc>
+              <w:tc>
+                <w:tcPr/>
+                <w:p>
+                  <w:pPr>
+                    <w:pStyle w:val="Compact"/>
+                    <w:jc w:val="left"/>
+                    <w:jc w:val="center"/>
+                  </w:pPr>
+                  <w:r>
+                    <w:t xml:space="preserve">-0.00</w:t>
+                  </w:r>
+                </w:p>
+              </w:tc>
+              <w:tc>
+                <w:tcPr/>
+                <w:p>
+                  <w:pPr>
+                    <w:pStyle w:val="Compact"/>
+                    <w:jc w:val="left"/>
+                    <w:jc w:val="center"/>
+                  </w:pPr>
+                  <w:r>
+                    <w:t xml:space="preserve">1.00</w:t>
+                  </w:r>
+                </w:p>
+              </w:tc>
+              <w:tc>
+                <w:tcPr/>
+                <w:p>
+                  <w:pPr>
+                    <w:pStyle w:val="Compact"/>
+                    <w:jc w:val="left"/>
+                    <w:jc w:val="center"/>
+                  </w:pPr>
+                  <w:r>
+                    <w:t xml:space="preserve">-.13***</w:t>
+                  </w:r>
+                </w:p>
+              </w:tc>
+              <w:tc>
+                <w:tcPr/>
+                <w:p>
+                  <w:pPr>
+                    <w:pStyle w:val="Compact"/>
+                    <w:jc w:val="left"/>
+                    <w:jc w:val="center"/>
+                  </w:pPr>
+                  <w:r>
+                    <w:t xml:space="preserve">-.14***</w:t>
+                  </w:r>
+                </w:p>
+              </w:tc>
+              <w:tc>
+                <w:tcPr/>
+                <w:p>
+                  <w:pPr>
+                    <w:pStyle w:val="Compact"/>
+                    <w:jc w:val="left"/>
+                    <w:jc w:val="center"/>
+                  </w:pPr>
+                  <w:r>
+                    <w:t xml:space="preserve">-.15***</w:t>
+                  </w:r>
+                </w:p>
+              </w:tc>
+              <w:tc>
+                <w:tcPr/>
+                <w:p>
+                  <w:pPr>
+                    <w:pStyle w:val="Compact"/>
+                    <w:jc w:val="left"/>
+                    <w:jc w:val="center"/>
+                  </w:pPr>
+                  <w:r>
+                    <w:t xml:space="preserve">-.16***</w:t>
+                  </w:r>
+                </w:p>
+              </w:tc>
+              <w:tc>
+                <w:tcPr/>
+                <w:p>
+                  <w:pPr>
+                    <w:pStyle w:val="Compact"/>
+                    <w:jc w:val="left"/>
+                    <w:jc w:val="center"/>
+                  </w:pPr>
+                  <w:r>
+                    <w:t xml:space="preserve">-.11***</w:t>
+                  </w:r>
+                </w:p>
+              </w:tc>
+              <w:tc>
+                <w:tcPr/>
+                <w:p>
+                  <w:pPr>
+                    <w:pStyle w:val="Compact"/>
+                    <w:jc w:val="left"/>
+                    <w:jc w:val="center"/>
+                  </w:pPr>
+                  <w:r>
+                    <w:t xml:space="preserve">-.10***</w:t>
+                  </w:r>
+                </w:p>
+              </w:tc>
+              <w:tc>
+                <w:tcPr/>
+                <w:p>
+                  <w:pPr>
+                    <w:pStyle w:val="Compact"/>
+                    <w:jc w:val="left"/>
+                    <w:jc w:val="center"/>
+                  </w:pPr>
+                  <w:r>
+                    <w:t xml:space="preserve">.01</w:t>
+                  </w:r>
+                </w:p>
+              </w:tc>
+              <w:tc>
+                <w:tcPr/>
+                <w:p>
+                  <w:pPr>
+                    <w:pStyle w:val="Compact"/>
+                    <w:jc w:val="left"/>
+                    <w:jc w:val="center"/>
+                  </w:pPr>
+                  <w:r>
+                    <w:t xml:space="preserve">.02</w:t>
+                  </w:r>
+                </w:p>
+              </w:tc>
+              <w:tc>
+                <w:tcPr/>
+                <w:p>
+                  <w:pPr>
+                    <w:pStyle w:val="Compact"/>
+                    <w:jc w:val="left"/>
+                    <w:jc w:val="center"/>
+                  </w:pPr>
+                  <w:r>
+                    <w:t xml:space="preserve">.00</w:t>
+                  </w:r>
+                </w:p>
+              </w:tc>
+              <w:tc>
+                <w:tcPr/>
+                <w:p>
+                  <w:pPr>
+                    <w:pStyle w:val="Compact"/>
+                    <w:jc w:val="left"/>
+                    <w:jc w:val="center"/>
+                  </w:pPr>
+                  <w:r>
+                    <w:t xml:space="preserve">—</w:t>
+                  </w:r>
+                </w:p>
+              </w:tc>
+              <w:tc>
+                <w:tcPr/>
+                <w:p>
+                  <w:pPr>
+                    <w:pStyle w:val="Compact"/>
+                  </w:pPr>
+                </w:p>
+              </w:tc>
+            </w:tr>
+            <w:tr>
+              <w:tc>
+                <w:tcPr/>
+                <w:p>
+                  <w:pPr>
+                    <w:pStyle w:val="Compact"/>
+                    <w:jc w:val="left"/>
+                    <w:jc w:val="center"/>
+                  </w:pPr>
+                  <w:r>
+                    <w:t xml:space="preserve">11. Female sex</w:t>
+                  </w:r>
+                </w:p>
+              </w:tc>
+              <w:tc>
+                <w:tcPr/>
+                <w:p>
+                  <w:pPr>
+                    <w:pStyle w:val="Compact"/>
+                    <w:jc w:val="left"/>
+                    <w:jc w:val="center"/>
+                  </w:pPr>
+                  <w:r>
+                    <w:t xml:space="preserve">0.49</w:t>
+                  </w:r>
+                </w:p>
+              </w:tc>
+              <w:tc>
+                <w:tcPr/>
+                <w:p>
+                  <w:pPr>
+                    <w:pStyle w:val="Compact"/>
+                    <w:jc w:val="left"/>
+                    <w:jc w:val="center"/>
+                  </w:pPr>
+                  <w:r>
+                    <w:t xml:space="preserve">0.50</w:t>
+                  </w:r>
+                </w:p>
+              </w:tc>
+              <w:tc>
+                <w:tcPr/>
+                <w:p>
+                  <w:pPr>
+                    <w:pStyle w:val="Compact"/>
+                    <w:jc w:val="left"/>
+                    <w:jc w:val="center"/>
+                  </w:pPr>
+                  <w:r>
+                    <w:t xml:space="preserve">-.24***</w:t>
+                  </w:r>
+                </w:p>
+              </w:tc>
+              <w:tc>
+                <w:tcPr/>
+                <w:p>
+                  <w:pPr>
+                    <w:pStyle w:val="Compact"/>
+                    <w:jc w:val="left"/>
+                    <w:jc w:val="center"/>
+                  </w:pPr>
+                  <w:r>
+                    <w:t xml:space="preserve">-.34***</w:t>
+                  </w:r>
+                </w:p>
+              </w:tc>
+              <w:tc>
+                <w:tcPr/>
+                <w:p>
+                  <w:pPr>
+                    <w:pStyle w:val="Compact"/>
+                    <w:jc w:val="left"/>
+                    <w:jc w:val="center"/>
+                  </w:pPr>
+                  <w:r>
+                    <w:t xml:space="preserve">-.48***</w:t>
+                  </w:r>
+                </w:p>
+              </w:tc>
+              <w:tc>
+                <w:tcPr/>
+                <w:p>
+                  <w:pPr>
+                    <w:pStyle w:val="Compact"/>
+                    <w:jc w:val="left"/>
+                    <w:jc w:val="center"/>
+                  </w:pPr>
+                  <w:r>
+                    <w:t xml:space="preserve">-.09***</w:t>
+                  </w:r>
+                </w:p>
+              </w:tc>
+              <w:tc>
+                <w:tcPr/>
+                <w:p>
+                  <w:pPr>
+                    <w:pStyle w:val="Compact"/>
+                    <w:jc w:val="left"/>
+                    <w:jc w:val="center"/>
+                  </w:pPr>
+                  <w:r>
+                    <w:t xml:space="preserve">-.03</w:t>
+                  </w:r>
+                </w:p>
+              </w:tc>
+              <w:tc>
+                <w:tcPr/>
+                <w:p>
+                  <w:pPr>
+                    <w:pStyle w:val="Compact"/>
+                    <w:jc w:val="left"/>
+                    <w:jc w:val="center"/>
+                  </w:pPr>
+                  <w:r>
+                    <w:t xml:space="preserve">.14***</w:t>
+                  </w:r>
+                </w:p>
+              </w:tc>
+              <w:tc>
+                <w:tcPr/>
+                <w:p>
+                  <w:pPr>
+                    <w:pStyle w:val="Compact"/>
+                    <w:jc w:val="left"/>
+                    <w:jc w:val="center"/>
+                  </w:pPr>
+                  <w:r>
+                    <w:t xml:space="preserve">-.01</w:t>
+                  </w:r>
+                </w:p>
+              </w:tc>
+              <w:tc>
+                <w:tcPr/>
+                <w:p>
+                  <w:pPr>
+                    <w:pStyle w:val="Compact"/>
+                    <w:jc w:val="left"/>
+                    <w:jc w:val="center"/>
+                  </w:pPr>
+                  <w:r>
+                    <w:t xml:space="preserve">.02</w:t>
+                  </w:r>
+                </w:p>
+              </w:tc>
+              <w:tc>
+                <w:tcPr/>
+                <w:p>
+                  <w:pPr>
+                    <w:pStyle w:val="Compact"/>
+                    <w:jc w:val="left"/>
+                    <w:jc w:val="center"/>
+                  </w:pPr>
+                  <w:r>
+                    <w:t xml:space="preserve">.06**</w:t>
+                  </w:r>
+                </w:p>
+              </w:tc>
+              <w:tc>
+                <w:tcPr/>
+                <w:p>
+                  <w:pPr>
+                    <w:pStyle w:val="Compact"/>
+                    <w:jc w:val="left"/>
+                    <w:jc w:val="center"/>
+                  </w:pPr>
+                  <w:r>
+                    <w:t xml:space="preserve">.01</w:t>
+                  </w:r>
+                </w:p>
+              </w:tc>
+              <w:tc>
+                <w:tcPr/>
+                <w:p>
+                  <w:pPr>
+                    <w:pStyle w:val="Compact"/>
+                    <w:jc w:val="left"/>
+                    <w:jc w:val="center"/>
+                  </w:pPr>
+                  <w:r>
+                    <w:t xml:space="preserve">—</w:t>
+                  </w:r>
+                </w:p>
+              </w:tc>
+            </w:tr>
+          </w:tbl>
+          <w:bookmarkEnd w:id="38"/>
+          <w:p/>
+        </w:tc>
+      </w:tr>
+    </w:tbl>
+    <w:p>
+      <w:pPr>
+        <w:pStyle w:val="BodyText"/>
+      </w:pPr>
+      <w:r>
+        <w:t xml:space="preserve"> </w:t>
+      </w:r>
+    </w:p>
+    <w:tbl>
+      <w:tblPr>
+        <w:tblStyle w:val="Table"/>
+        <w:tblLook w:firstRow="0" w:lastRow="0" w:firstColumn="0" w:lastColumn="0" w:noHBand="0" w:noVBand="0" w:val="0000"/>
+        <w:tblBorders>
+          <w:top w:val="single" w:sz="4" w:space="0" w:color="0758E5"/>
+          <w:left w:val="single" w:sz="24" w:space="0" w:color="0758E5"/>
+          <w:bottom w:val="single" w:sz="4" w:space="0" w:color="0758E5"/>
+          <w:right w:val="single" w:sz="4" w:space="0" w:color="0758E5"/>
+        </w:tblBorders>
+        <w:tblCellMar>
+          <w:left w:w="144" w:type="dxa"/>
+          <w:right w:w="144" w:type="dxa"/>
+        </w:tblCellMar>
+        <w:tblLook w:firstRow="0" w:lastRow="0" w:firstColumn="0" w:lastColumn="0" w:noHBand="0" w:noVBand="0" w:val="0000"/>
+      </w:tblPr>
+      <w:tr>
+        <w:trPr>
+          <w:cantSplit/>
+        </w:trPr>
+        <w:tc>
+          <w:tcPr>
+            <w:shd w:color="auto" w:fill="dae6fb" w:val="clear"/>
+            <w:tcMar>
+              <w:top w:w="92" w:type="dxa"/>
+              <w:bottom w:w="92" w:type="dxa"/>
+            </w:tcMar>
+          </w:tcPr>
+          <w:p>
+            <w:pPr>
+              <w:pStyle w:val="BodyText"/>
+            </w:pPr>
+            <w:pPr>
+              <w:spacing w:before="0" w:after="0"/>
+              <w:textAlignment w:val="center"/>
+            </w:pPr>
+            <w:r>
+              <w:drawing>
+                <wp:inline>
+                  <wp:extent cx="152400" cy="152400"/>
+                  <wp:effectExtent b="0" l="0" r="0" t="0"/>
+                  <wp:docPr descr="" title="" id="39" name="Picture"/>
+                  <a:graphic>
+                    <a:graphicData uri="http://schemas.openxmlformats.org/drawingml/2006/picture">
+                      <pic:pic>
+                        <pic:nvPicPr>
+                          <pic:cNvPr descr="/opt/quarto/share/formats/docx/note.png" id="40" name="Picture"/>
+                          <pic:cNvPicPr>
+                            <a:picLocks noChangeArrowheads="1" noChangeAspect="1"/>
+                          </pic:cNvPicPr>
+                        </pic:nvPicPr>
+                        <pic:blipFill>
+                          <a:blip r:embed="rId22"/>
+                          <a:stretch>
+                            <a:fillRect/>
+                          </a:stretch>
+                        </pic:blipFill>
+                        <pic:spPr bwMode="auto">
+                          <a:xfrm>
+                            <a:off x="0" y="0"/>
+                            <a:ext cx="152400" cy="152400"/>
+                          </a:xfrm>
+                          <a:prstGeom prst="rect">
+                            <a:avLst/>
+                          </a:prstGeom>
+                          <a:noFill/>
+                          <a:ln w="9525">
+                            <a:noFill/>
+                            <a:headEnd/>
+                            <a:tailEnd/>
+                          </a:ln>
+                        </pic:spPr>
+                      </pic:pic>
+                    </a:graphicData>
+                  </a:graphic>
+                </wp:inline>
+              </w:drawing>
+            </w:r>
+            <w:r>
+              <w:t xml:space="preserve"> </w:t>
+            </w:r>
+            <w:r>
+              <w:t xml:space="preserve"> </w:t>
+            </w:r>
+            <w:r>
+              <w:t xml:space="preserve">Interpretation</w:t>
+            </w:r>
+          </w:p>
+        </w:tc>
+      </w:tr>
+      <w:tr>
+        <w:trPr>
+          <w:cantSplit/>
+        </w:trPr>
+        <w:tc>
+          <w:tcPr>
+            <w:tcMar>
+              <w:top w:w="108" w:type="dxa"/>
+              <w:bottom w:w="108" w:type="dxa"/>
+            </w:tcMar>
+          </w:tcPr>
+          <w:p>
+            <w:pPr>
+              <w:pStyle w:val="Compact"/>
+              <w:numPr>
+                <w:ilvl w:val="0"/>
+                <w:numId w:val="1006"/>
+              </w:numPr>
+            </w:pPr>
+            <w:r>
+              <w:t xml:space="preserve">The cross-sectional and cross-lagged video-game–SDQ correlations are all small and positive (r = .04–.17).</w:t>
+            </w:r>
+          </w:p>
+          <w:p>
+            <w:pPr>
+              <w:pStyle w:val="Compact"/>
+              <w:numPr>
+                <w:ilvl w:val="1"/>
+                <w:numId w:val="1007"/>
+              </w:numPr>
+            </w:pPr>
+            <w:r>
+              <w:t xml:space="preserve">More gaming goes with slightly more difficulties, before any adjustment.</w:t>
+            </w:r>
+          </w:p>
+          <w:p>
+            <w:pPr>
+              <w:pStyle w:val="Compact"/>
+              <w:numPr>
+                <w:ilvl w:val="0"/>
+                <w:numId w:val="1006"/>
+              </w:numPr>
+            </w:pPr>
+            <w:r>
+              <w:t xml:space="preserve">Rank-order stability is moderate for video games (.42–.51), higher for SDQ (.57–.61) and warmth (.69–.70).</w:t>
+            </w:r>
+          </w:p>
+          <w:p>
+            <w:pPr>
+              <w:pStyle w:val="Compact"/>
+              <w:numPr>
+                <w:ilvl w:val="0"/>
+                <w:numId w:val="1006"/>
+              </w:numPr>
+            </w:pPr>
+            <w:r>
+              <w:t xml:space="preserve">Warmth correlates negatively with both gaming and difficulties (r ≈ −.05 to −.12).</w:t>
+            </w:r>
+          </w:p>
+          <w:p>
+            <w:pPr>
+              <w:pStyle w:val="Compact"/>
+              <w:numPr>
+                <w:ilvl w:val="0"/>
+                <w:numId w:val="1006"/>
+              </w:numPr>
+            </w:pPr>
+            <w:r>
+              <w:t xml:space="preserve">Sex is strongly related to gaming (girls lower, and increasingly so with age: −.24 → −.48) and flips sign for SDQ (−.09 at 10/11 to +.14 at 14/15).</w:t>
+            </w:r>
+            <w:r>
+              <w:t xml:space="preserve"> </w:t>
+            </w:r>
+            <w:r>
+              <w:t xml:space="preserve">— Supports sex as a covariate in all models.</w:t>
+            </w:r>
+          </w:p>
+          <w:p/>
+        </w:tc>
+      </w:tr>
+    </w:tbl>
+    <w:bookmarkEnd w:id="41"/>
+    <w:bookmarkStart w:id="44" w:name="supplementary-material"/>
+    <w:p>
+      <w:pPr>
+        <w:pStyle w:val="Heading1"/>
+      </w:pPr>
+      <w:r>
+        <w:t xml:space="preserve">6. Supplementary material</w:t>
+      </w:r>
+    </w:p>
+    <w:bookmarkStart w:id="43" w:name="sec-supp-descriptives"/>
+    <w:p>
+      <w:pPr>
+        <w:pStyle w:val="Heading2"/>
+      </w:pPr>
+      <w:r>
+        <w:t xml:space="preserve">6.1 Descriptive statistics by sex</w:t>
+      </w:r>
+    </w:p>
+    <w:tbl>
+      <w:tblPr>
+        <w:tblStyle w:val="Table"/>
+        <w:tblW w:type="pct" w:w="5000"/>
+        <w:tblLayout w:type="fixed"/>
+        <w:tblLook w:firstRow="0" w:lastRow="0" w:firstColumn="0" w:lastColumn="0" w:noHBand="0" w:noVBand="0" w:val="0000"/>
+      </w:tblPr>
+      <w:tblGrid>
+        <w:gridCol w:w="7920"/>
+      </w:tblGrid>
+      <w:tr>
+        <w:tc>
+          <w:tcPr/>
+          <w:bookmarkStart w:id="42" w:name="tbl-by-sex-age"/>
+          <w:p>
+            <w:pPr>
+              <w:jc w:val="center"/>
+            </w:pPr>
+            <w:pPr>
+              <w:jc w:val="left"/>
+              <w:spacing w:before="200"/>
+              <w:pStyle w:val="ImageCaption"/>
+            </w:pPr>
+            <w:r>
+              <w:t xml:space="preserve">Table 7: Descriptive statistics by sex within age band.</w:t>
+            </w:r>
+          </w:p>
+          <w:tbl>
+            <w:tblPr>
+              <w:tblStyle w:val="Table"/>
+              <w:tblW w:type="pct" w:w="5000"/>
+              <w:tblLayout w:type="fixed"/>
+              <w:tblLook w:firstRow="1" w:lastRow="0" w:firstColumn="0" w:lastColumn="0" w:noHBand="0" w:noVBand="0" w:val="0020"/>
+            </w:tblPr>
+            <w:tblGrid>
+              <w:gridCol w:w="2917"/>
+              <w:gridCol w:w="781"/>
+              <w:gridCol w:w="885"/>
+              <w:gridCol w:w="781"/>
+              <w:gridCol w:w="885"/>
+              <w:gridCol w:w="781"/>
+              <w:gridCol w:w="885"/>
+            </w:tblGrid>
+            <w:tr>
+              <w:trPr>
+                <w:tblHeader w:val="on"/>
+              </w:trPr>
+              <w:tc>
+                <w:tcPr/>
+                <w:p>
+                  <w:pPr>
+                    <w:pStyle w:val="Compact"/>
+                  </w:pPr>
+                </w:p>
+              </w:tc>
+              <w:tc>
+                <w:tcPr/>
+                <w:p>
+                  <w:pPr>
+                    <w:pStyle w:val="Compact"/>
+                    <w:jc w:val="left"/>
+                    <w:jc w:val="center"/>
+                  </w:pPr>
+                  <w:r>
+                    <w:t xml:space="preserve">Male:Age 10/11</w:t>
+                  </w:r>
+                </w:p>
+              </w:tc>
+              <w:tc>
+                <w:tcPr/>
+                <w:p>
+                  <w:pPr>
+                    <w:pStyle w:val="Compact"/>
+                    <w:jc w:val="left"/>
+                    <w:jc w:val="center"/>
+                  </w:pPr>
+                  <w:r>
+                    <w:t xml:space="preserve">Female:Age 10/11</w:t>
+                  </w:r>
+                </w:p>
+              </w:tc>
+              <w:tc>
+                <w:tcPr/>
+                <w:p>
+                  <w:pPr>
+                    <w:pStyle w:val="Compact"/>
+                    <w:jc w:val="left"/>
+                    <w:jc w:val="center"/>
+                  </w:pPr>
+                  <w:r>
+                    <w:t xml:space="preserve">Male:Age 12/13</w:t>
+                  </w:r>
+                </w:p>
+              </w:tc>
+              <w:tc>
+                <w:tcPr/>
+                <w:p>
+                  <w:pPr>
+                    <w:pStyle w:val="Compact"/>
+                    <w:jc w:val="left"/>
+                    <w:jc w:val="center"/>
+                  </w:pPr>
+                  <w:r>
+                    <w:t xml:space="preserve">Female:Age 12/13</w:t>
+                  </w:r>
+                </w:p>
+              </w:tc>
+              <w:tc>
+                <w:tcPr/>
+                <w:p>
+                  <w:pPr>
+                    <w:pStyle w:val="Compact"/>
+                    <w:jc w:val="left"/>
+                    <w:jc w:val="center"/>
+                  </w:pPr>
+                  <w:r>
+                    <w:t xml:space="preserve">Male:Age 14/15</w:t>
+                  </w:r>
+                </w:p>
+              </w:tc>
+              <w:tc>
+                <w:tcPr/>
+                <w:p>
+                  <w:pPr>
+                    <w:pStyle w:val="Compact"/>
+                    <w:jc w:val="left"/>
+                    <w:jc w:val="center"/>
+                  </w:pPr>
+                  <w:r>
+                    <w:t xml:space="preserve">Female:Age 14/15</w:t>
+                  </w:r>
+                </w:p>
+              </w:tc>
+            </w:tr>
+            <w:tr>
+              <w:tc>
+                <w:tcPr/>
+                <w:p>
+                  <w:pPr>
+                    <w:pStyle w:val="Compact"/>
+                    <w:jc w:val="left"/>
+                    <w:jc w:val="center"/>
+                  </w:pPr>
+                  <w:r>
+                    <w:t xml:space="preserve">n</w:t>
+                  </w:r>
+                </w:p>
+              </w:tc>
+              <w:tc>
+                <w:tcPr/>
+                <w:p>
+                  <w:pPr>
+                    <w:pStyle w:val="Compact"/>
+                    <w:jc w:val="left"/>
+                    <w:jc w:val="center"/>
+                  </w:pPr>
+                  <w:r>
+                    <w:t xml:space="preserve">1929</w:t>
+                  </w:r>
+                </w:p>
+              </w:tc>
+              <w:tc>
+                <w:tcPr/>
+                <w:p>
+                  <w:pPr>
+                    <w:pStyle w:val="Compact"/>
+                    <w:jc w:val="left"/>
+                    <w:jc w:val="center"/>
+                  </w:pPr>
+                  <w:r>
+                    <w:t xml:space="preserve">1835</w:t>
+                  </w:r>
+                </w:p>
+              </w:tc>
+              <w:tc>
+                <w:tcPr/>
+                <w:p>
+                  <w:pPr>
+                    <w:pStyle w:val="Compact"/>
+                    <w:jc w:val="left"/>
+                    <w:jc w:val="center"/>
+                  </w:pPr>
+                  <w:r>
+                    <w:t xml:space="preserve">1734</w:t>
+                  </w:r>
+                </w:p>
+              </w:tc>
+              <w:tc>
+                <w:tcPr/>
+                <w:p>
+                  <w:pPr>
+                    <w:pStyle w:val="Compact"/>
+                    <w:jc w:val="left"/>
+                    <w:jc w:val="center"/>
+                  </w:pPr>
+                  <w:r>
+                    <w:t xml:space="preserve">1647</w:t>
+                  </w:r>
+                </w:p>
+              </w:tc>
+              <w:tc>
+                <w:tcPr/>
+                <w:p>
+                  <w:pPr>
+                    <w:pStyle w:val="Compact"/>
+                    <w:jc w:val="left"/>
+                    <w:jc w:val="center"/>
+                  </w:pPr>
+                  <w:r>
+                    <w:t xml:space="preserve">1606</w:t>
+                  </w:r>
+                </w:p>
+              </w:tc>
+              <w:tc>
+                <w:tcPr/>
+                <w:p>
+                  <w:pPr>
+                    <w:pStyle w:val="Compact"/>
+                    <w:jc w:val="left"/>
+                    <w:jc w:val="center"/>
+                  </w:pPr>
+                  <w:r>
+                    <w:t xml:space="preserve">1521</w:t>
+                  </w:r>
+                </w:p>
+              </w:tc>
+            </w:tr>
+            <w:tr>
+              <w:tc>
+                <w:tcPr/>
+                <w:p>
+                  <w:pPr>
+                    <w:pStyle w:val="Compact"/>
+                    <w:jc w:val="left"/>
+                    <w:jc w:val="center"/>
+                  </w:pPr>
+                  <w:r>
+                    <w:t xml:space="preserve">Age (Years) (mean (SD))</w:t>
+                  </w:r>
+                </w:p>
+              </w:tc>
+              <w:tc>
+                <w:tcPr/>
+                <w:p>
+                  <w:pPr>
+                    <w:pStyle w:val="Compact"/>
+                    <w:jc w:val="left"/>
+                    <w:jc w:val="center"/>
+                  </w:pPr>
+                  <w:r>
+                    <w:t xml:space="preserve">10.42 (0.49)</w:t>
+                  </w:r>
+                </w:p>
+              </w:tc>
+              <w:tc>
+                <w:tcPr/>
+                <w:p>
+                  <w:pPr>
+                    <w:pStyle w:val="Compact"/>
+                    <w:jc w:val="left"/>
+                    <w:jc w:val="center"/>
+                  </w:pPr>
+                  <w:r>
+                    <w:t xml:space="preserve">10.42 (0.49)</w:t>
+                  </w:r>
+                </w:p>
+              </w:tc>
+              <w:tc>
+                <w:tcPr/>
+                <w:p>
+                  <w:pPr>
+                    <w:pStyle w:val="Compact"/>
+                    <w:jc w:val="left"/>
+                    <w:jc w:val="center"/>
+                  </w:pPr>
+                  <w:r>
+                    <w:t xml:space="preserve">12.48 (0.51)</w:t>
+                  </w:r>
+                </w:p>
+              </w:tc>
+              <w:tc>
+                <w:tcPr/>
+                <w:p>
+                  <w:pPr>
+                    <w:pStyle w:val="Compact"/>
+                    <w:jc w:val="left"/>
+                    <w:jc w:val="center"/>
+                  </w:pPr>
+                  <w:r>
+                    <w:t xml:space="preserve">12.48 (0.52)</w:t>
+                  </w:r>
+                </w:p>
+              </w:tc>
+              <w:tc>
+                <w:tcPr/>
+                <w:p>
+                  <w:pPr>
+                    <w:pStyle w:val="Compact"/>
+                    <w:jc w:val="left"/>
+                    <w:jc w:val="center"/>
+                  </w:pPr>
+                  <w:r>
+                    <w:t xml:space="preserve">14.32 (0.47)</w:t>
+                  </w:r>
+                </w:p>
+              </w:tc>
+              <w:tc>
+                <w:tcPr/>
+                <w:p>
+                  <w:pPr>
+                    <w:pStyle w:val="Compact"/>
+                    <w:jc w:val="left"/>
+                    <w:jc w:val="center"/>
+                  </w:pPr>
+                  <w:r>
+                    <w:t xml:space="preserve">14.34 (0.47)</w:t>
+                  </w:r>
+                </w:p>
+              </w:tc>
+            </w:tr>
+            <w:tr>
+              <w:tc>
+                <w:tcPr/>
+                <w:p>
+                  <w:pPr>
+                    <w:pStyle w:val="Compact"/>
+                    <w:jc w:val="left"/>
+                    <w:jc w:val="center"/>
+                  </w:pPr>
+                  <w:r>
+                    <w:t xml:space="preserve">Socioeconomic Position (mean (SD))</w:t>
+                  </w:r>
+                </w:p>
+              </w:tc>
+              <w:tc>
+                <w:tcPr/>
+                <w:p>
+                  <w:pPr>
+                    <w:pStyle w:val="Compact"/>
+                    <w:jc w:val="left"/>
+                    <w:jc w:val="center"/>
+                  </w:pPr>
+                  <w:r>
+                    <w:t xml:space="preserve">-0.01 (1.01)</w:t>
+                  </w:r>
+                </w:p>
+              </w:tc>
+              <w:tc>
+                <w:tcPr/>
+                <w:p>
+                  <w:pPr>
+                    <w:pStyle w:val="Compact"/>
+                    <w:jc w:val="left"/>
+                    <w:jc w:val="center"/>
+                  </w:pPr>
+                  <w:r>
+                    <w:t xml:space="preserve">0.02 (0.99)</w:t>
+                  </w:r>
+                </w:p>
+              </w:tc>
+              <w:tc>
+                <w:tcPr/>
+                <w:p>
+                  <w:pPr>
+                    <w:pStyle w:val="Compact"/>
+                    <w:jc w:val="left"/>
+                    <w:jc w:val="center"/>
+                  </w:pPr>
+                  <w:r>
+                    <w:t xml:space="preserve">-0.01 (0.99)</w:t>
+                  </w:r>
+                </w:p>
+              </w:tc>
+              <w:tc>
+                <w:tcPr/>
+                <w:p>
+                  <w:pPr>
+                    <w:pStyle w:val="Compact"/>
+                    <w:jc w:val="left"/>
+                    <w:jc w:val="center"/>
+                  </w:pPr>
+                  <w:r>
+                    <w:t xml:space="preserve">0.01 (1.01)</w:t>
+                  </w:r>
+                </w:p>
+              </w:tc>
+              <w:tc>
+                <w:tcPr/>
+                <w:p>
+                  <w:pPr>
+                    <w:pStyle w:val="Compact"/>
+                    <w:jc w:val="left"/>
+                    <w:jc w:val="center"/>
+                  </w:pPr>
+                  <w:r>
+                    <w:t xml:space="preserve">-0.02 (0.99)</w:t>
+                  </w:r>
+                </w:p>
+              </w:tc>
+              <w:tc>
+                <w:tcPr/>
+                <w:p>
+                  <w:pPr>
+                    <w:pStyle w:val="Compact"/>
+                    <w:jc w:val="left"/>
+                    <w:jc w:val="center"/>
+                  </w:pPr>
+                  <w:r>
+                    <w:t xml:space="preserve">0.02 (1.01)</w:t>
+                  </w:r>
+                </w:p>
+              </w:tc>
+            </w:tr>
+            <w:tr>
+              <w:tc>
+                <w:tcPr/>
+                <w:p>
+                  <w:pPr>
+                    <w:pStyle w:val="Compact"/>
+                    <w:jc w:val="left"/>
+                    <w:jc w:val="center"/>
+                  </w:pPr>
+                  <w:r>
+                    <w:t xml:space="preserve">Video Game Use (hrs/week) (mean (SD))</w:t>
+                  </w:r>
+                </w:p>
+              </w:tc>
+              <w:tc>
+                <w:tcPr/>
+                <w:p>
+                  <w:pPr>
+                    <w:pStyle w:val="Compact"/>
+                    <w:jc w:val="left"/>
+                    <w:jc w:val="center"/>
+                  </w:pPr>
+                  <w:r>
+                    <w:t xml:space="preserve">9.32 (7.15)</w:t>
+                  </w:r>
+                </w:p>
+              </w:tc>
+              <w:tc>
+                <w:tcPr/>
+                <w:p>
+                  <w:pPr>
+                    <w:pStyle w:val="Compact"/>
+                    <w:jc w:val="left"/>
+                    <w:jc w:val="center"/>
+                  </w:pPr>
+                  <w:r>
+                    <w:t xml:space="preserve">6.02 (5.76)</w:t>
+                  </w:r>
+                </w:p>
+              </w:tc>
+              <w:tc>
+                <w:tcPr/>
+                <w:p>
+                  <w:pPr>
+                    <w:pStyle w:val="Compact"/>
+                    <w:jc w:val="left"/>
+                    <w:jc w:val="center"/>
+                  </w:pPr>
+                  <w:r>
+                    <w:t xml:space="preserve">11.28 (8.95)</w:t>
+                  </w:r>
+                </w:p>
+              </w:tc>
+              <w:tc>
+                <w:tcPr/>
+                <w:p>
+                  <w:pPr>
+                    <w:pStyle w:val="Compact"/>
+                    <w:jc w:val="left"/>
+                    <w:jc w:val="center"/>
+                  </w:pPr>
+                  <w:r>
+                    <w:t xml:space="preserve">5.49 (6.61)</w:t>
+                  </w:r>
+                </w:p>
+              </w:tc>
+              <w:tc>
+                <w:tcPr/>
+                <w:p>
+                  <w:pPr>
+                    <w:pStyle w:val="Compact"/>
+                    <w:jc w:val="left"/>
+                    <w:jc w:val="center"/>
+                  </w:pPr>
+                  <w:r>
+                    <w:t xml:space="preserve">15.38 (11.59)</w:t>
+                  </w:r>
+                </w:p>
+              </w:tc>
+              <w:tc>
+                <w:tcPr/>
+                <w:p>
+                  <w:pPr>
+                    <w:pStyle w:val="Compact"/>
+                    <w:jc w:val="left"/>
+                    <w:jc w:val="center"/>
+                  </w:pPr>
+                  <w:r>
+                    <w:t xml:space="preserve">4.54 (7.39)</w:t>
+                  </w:r>
+                </w:p>
+              </w:tc>
+            </w:tr>
+            <w:tr>
+              <w:tc>
+                <w:tcPr/>
+                <w:p>
+                  <w:pPr>
+                    <w:pStyle w:val="Compact"/>
+                    <w:jc w:val="left"/>
+                    <w:jc w:val="center"/>
+                  </w:pPr>
+                  <w:r>
+                    <w:t xml:space="preserve">SDQ Total Difficulties (Self-Report) (mean (SD))</w:t>
+                  </w:r>
+                </w:p>
+              </w:tc>
+              <w:tc>
+                <w:tcPr/>
+                <w:p>
+                  <w:pPr>
+                    <w:pStyle w:val="Compact"/>
+                    <w:jc w:val="left"/>
+                    <w:jc w:val="center"/>
+                  </w:pPr>
+                  <w:r>
+                    <w:t xml:space="preserve">10.58 (5.94)</w:t>
+                  </w:r>
+                </w:p>
+              </w:tc>
+              <w:tc>
+                <w:tcPr/>
+                <w:p>
+                  <w:pPr>
+                    <w:pStyle w:val="Compact"/>
+                    <w:jc w:val="left"/>
+                    <w:jc w:val="center"/>
+                  </w:pPr>
+                  <w:r>
+                    <w:t xml:space="preserve">9.54 (5.62)</w:t>
+                  </w:r>
+                </w:p>
+              </w:tc>
+              <w:tc>
+                <w:tcPr/>
+                <w:p>
+                  <w:pPr>
+                    <w:pStyle w:val="Compact"/>
+                    <w:jc w:val="left"/>
+                    <w:jc w:val="center"/>
+                  </w:pPr>
+                  <w:r>
+                    <w:t xml:space="preserve">9.41 (5.61)</w:t>
+                  </w:r>
+                </w:p>
+              </w:tc>
+              <w:tc>
+                <w:tcPr/>
+                <w:p>
+                  <w:pPr>
+                    <w:pStyle w:val="Compact"/>
+                    <w:jc w:val="left"/>
+                    <w:jc w:val="center"/>
+                  </w:pPr>
+                  <w:r>
+                    <w:t xml:space="preserve">9.10 (5.64)</w:t>
+                  </w:r>
+                </w:p>
+              </w:tc>
+              <w:tc>
+                <w:tcPr/>
+                <w:p>
+                  <w:pPr>
+                    <w:pStyle w:val="Compact"/>
+                    <w:jc w:val="left"/>
+                    <w:jc w:val="center"/>
+                  </w:pPr>
+                  <w:r>
+                    <w:t xml:space="preserve">9.47 (5.39)</w:t>
+                  </w:r>
+                </w:p>
+              </w:tc>
+              <w:tc>
+                <w:tcPr/>
+                <w:p>
+                  <w:pPr>
+                    <w:pStyle w:val="Compact"/>
+                    <w:jc w:val="left"/>
+                    <w:jc w:val="center"/>
+                  </w:pPr>
+                  <w:r>
+                    <w:t xml:space="preserve">11.14 (6.10)</w:t>
+                  </w:r>
+                </w:p>
+              </w:tc>
+            </w:tr>
+            <w:tr>
+              <w:tc>
+                <w:tcPr/>
+                <w:p>
+                  <w:pPr>
+                    <w:pStyle w:val="Compact"/>
+                    <w:jc w:val="left"/>
+                    <w:jc w:val="center"/>
+                  </w:pPr>
+                  <w:r>
+                    <w:t xml:space="preserve">SDQ Internalising (Emotional + Peer) (mean (SD))</w:t>
+                  </w:r>
+                </w:p>
+              </w:tc>
+              <w:tc>
+                <w:tcPr/>
+                <w:p>
+                  <w:pPr>
+                    <w:pStyle w:val="Compact"/>
+                    <w:jc w:val="left"/>
+                    <w:jc w:val="center"/>
+                  </w:pPr>
+                  <w:r>
+                    <w:t xml:space="preserve">4.58 (3.32)</w:t>
+                  </w:r>
+                </w:p>
+              </w:tc>
+              <w:tc>
+                <w:tcPr/>
+                <w:p>
+                  <w:pPr>
+                    <w:pStyle w:val="Compact"/>
+                    <w:jc w:val="left"/>
+                    <w:jc w:val="center"/>
+                  </w:pPr>
+                  <w:r>
+                    <w:t xml:space="preserve">4.76 (3.28)</w:t>
+                  </w:r>
+                </w:p>
+              </w:tc>
+              <w:tc>
+                <w:tcPr/>
+                <w:p>
+                  <w:pPr>
+                    <w:pStyle w:val="Compact"/>
+                    <w:jc w:val="left"/>
+                    <w:jc w:val="center"/>
+                  </w:pPr>
+                  <w:r>
+                    <w:t xml:space="preserve">3.88 (3.07)</w:t>
+                  </w:r>
+                </w:p>
+              </w:tc>
+              <w:tc>
+                <w:tcPr/>
+                <w:p>
+                  <w:pPr>
+                    <w:pStyle w:val="Compact"/>
+                    <w:jc w:val="left"/>
+                    <w:jc w:val="center"/>
+                  </w:pPr>
+                  <w:r>
+                    <w:t xml:space="preserve">4.48 (3.33)</w:t>
+                  </w:r>
+                </w:p>
+              </w:tc>
+              <w:tc>
+                <w:tcPr/>
+                <w:p>
+                  <w:pPr>
+                    <w:pStyle w:val="Compact"/>
+                    <w:jc w:val="left"/>
+                    <w:jc w:val="center"/>
+                  </w:pPr>
+                  <w:r>
+                    <w:t xml:space="preserve">3.91 (3.04)</w:t>
+                  </w:r>
+                </w:p>
+              </w:tc>
+              <w:tc>
+                <w:tcPr/>
+                <w:p>
+                  <w:pPr>
+                    <w:pStyle w:val="Compact"/>
+                    <w:jc w:val="left"/>
+                    <w:jc w:val="center"/>
+                  </w:pPr>
+                  <w:r>
+                    <w:t xml:space="preserve">5.78 (3.66)</w:t>
+                  </w:r>
+                </w:p>
+              </w:tc>
+            </w:tr>
+            <w:tr>
+              <w:tc>
+                <w:tcPr/>
+                <w:p>
+                  <w:pPr>
+                    <w:pStyle w:val="Compact"/>
+                    <w:jc w:val="left"/>
+                    <w:jc w:val="center"/>
+                  </w:pPr>
+                  <w:r>
+                    <w:t xml:space="preserve">SDQ Externalising (Conduct + Hyperactivity) (mean (SD))</w:t>
+                  </w:r>
+                </w:p>
+              </w:tc>
+              <w:tc>
+                <w:tcPr/>
+                <w:p>
+                  <w:pPr>
+                    <w:pStyle w:val="Compact"/>
+                    <w:jc w:val="left"/>
+                    <w:jc w:val="center"/>
+                  </w:pPr>
+                  <w:r>
+                    <w:t xml:space="preserve">6.00 (3.51)</w:t>
+                  </w:r>
+                </w:p>
+              </w:tc>
+              <w:tc>
+                <w:tcPr/>
+                <w:p>
+                  <w:pPr>
+                    <w:pStyle w:val="Compact"/>
+                    <w:jc w:val="left"/>
+                    <w:jc w:val="center"/>
+                  </w:pPr>
+                  <w:r>
+                    <w:t xml:space="preserve">4.78 (3.23)</w:t>
+                  </w:r>
+                </w:p>
+              </w:tc>
+              <w:tc>
+                <w:tcPr/>
+                <w:p>
+                  <w:pPr>
+                    <w:pStyle w:val="Compact"/>
+                    <w:jc w:val="left"/>
+                    <w:jc w:val="center"/>
+                  </w:pPr>
+                  <w:r>
+                    <w:t xml:space="preserve">5.53 (3.44)</w:t>
+                  </w:r>
+                </w:p>
+              </w:tc>
+              <w:tc>
+                <w:tcPr/>
+                <w:p>
+                  <w:pPr>
+                    <w:pStyle w:val="Compact"/>
+                    <w:jc w:val="left"/>
+                    <w:jc w:val="center"/>
+                  </w:pPr>
+                  <w:r>
+                    <w:t xml:space="preserve">4.62 (3.27)</w:t>
+                  </w:r>
+                </w:p>
+              </w:tc>
+              <w:tc>
+                <w:tcPr/>
+                <w:p>
+                  <w:pPr>
+                    <w:pStyle w:val="Compact"/>
+                    <w:jc w:val="left"/>
+                    <w:jc w:val="center"/>
+                  </w:pPr>
+                  <w:r>
+                    <w:t xml:space="preserve">5.55 (3.33)</w:t>
+                  </w:r>
+                </w:p>
+              </w:tc>
+              <w:tc>
+                <w:tcPr/>
+                <w:p>
+                  <w:pPr>
+                    <w:pStyle w:val="Compact"/>
+                    <w:jc w:val="left"/>
+                    <w:jc w:val="center"/>
+                  </w:pPr>
+                  <w:r>
+                    <w:t xml:space="preserve">5.35 (3.42)</w:t>
+                  </w:r>
+                </w:p>
+              </w:tc>
+            </w:tr>
+            <w:tr>
+              <w:tc>
+                <w:tcPr/>
+                <w:p>
+                  <w:pPr>
+                    <w:pStyle w:val="Compact"/>
+                    <w:jc w:val="left"/>
+                    <w:jc w:val="center"/>
+                  </w:pPr>
+                  <w:r>
+                    <w:t xml:space="preserve">SDQ Prosocial (mean (SD))</w:t>
+                  </w:r>
+                </w:p>
+              </w:tc>
+              <w:tc>
+                <w:tcPr/>
+                <w:p>
+                  <w:pPr>
+                    <w:pStyle w:val="Compact"/>
+                    <w:jc w:val="left"/>
+                    <w:jc w:val="center"/>
+                  </w:pPr>
+                  <w:r>
+                    <w:t xml:space="preserve">7.61 (1.75)</w:t>
+                  </w:r>
+                </w:p>
+              </w:tc>
+              <w:tc>
+                <w:tcPr/>
+                <w:p>
+                  <w:pPr>
+                    <w:pStyle w:val="Compact"/>
+                    <w:jc w:val="left"/>
+                    <w:jc w:val="center"/>
+                  </w:pPr>
+                  <w:r>
+                    <w:t xml:space="preserve">8.40 (1.43)</w:t>
+                  </w:r>
+                </w:p>
+              </w:tc>
+              <w:tc>
+                <w:tcPr/>
+                <w:p>
+                  <w:pPr>
+                    <w:pStyle w:val="Compact"/>
+                    <w:jc w:val="left"/>
+                    <w:jc w:val="center"/>
+                  </w:pPr>
+                  <w:r>
+                    <w:t xml:space="preserve">7.37 (1.82)</w:t>
+                  </w:r>
+                </w:p>
+              </w:tc>
+              <w:tc>
+                <w:tcPr/>
+                <w:p>
+                  <w:pPr>
+                    <w:pStyle w:val="Compact"/>
+                    <w:jc w:val="left"/>
+                    <w:jc w:val="center"/>
+                  </w:pPr>
+                  <w:r>
+                    <w:t xml:space="preserve">8.15 (1.56)</w:t>
+                  </w:r>
+                </w:p>
+              </w:tc>
+              <w:tc>
+                <w:tcPr/>
+                <w:p>
+                  <w:pPr>
+                    <w:pStyle w:val="Compact"/>
+                    <w:jc w:val="left"/>
+                    <w:jc w:val="center"/>
+                  </w:pPr>
+                  <w:r>
+                    <w:t xml:space="preserve">6.96 (1.84)</w:t>
+                  </w:r>
+                </w:p>
+              </w:tc>
+              <w:tc>
+                <w:tcPr/>
+                <w:p>
+                  <w:pPr>
+                    <w:pStyle w:val="Compact"/>
+                    <w:jc w:val="left"/>
+                    <w:jc w:val="center"/>
+                  </w:pPr>
+                  <w:r>
+                    <w:t xml:space="preserve">7.98 (1.62)</w:t>
+                  </w:r>
+                </w:p>
+              </w:tc>
+            </w:tr>
+            <w:tr>
+              <w:tc>
+                <w:tcPr/>
+                <w:p>
+                  <w:pPr>
+                    <w:pStyle w:val="Compact"/>
+                    <w:jc w:val="left"/>
+                    <w:jc w:val="center"/>
+                  </w:pPr>
+                  <w:r>
+                    <w:t xml:space="preserve">SDQ Total Difficulties (Parent 1) (mean (SD))</w:t>
+                  </w:r>
+                </w:p>
+              </w:tc>
+              <w:tc>
+                <w:tcPr/>
+                <w:p>
+                  <w:pPr>
+                    <w:pStyle w:val="Compact"/>
+                    <w:jc w:val="left"/>
+                    <w:jc w:val="center"/>
+                  </w:pPr>
+                  <w:r>
+                    <w:t xml:space="preserve">8.11 (5.78)</w:t>
+                  </w:r>
+                </w:p>
+              </w:tc>
+              <w:tc>
+                <w:tcPr/>
+                <w:p>
+                  <w:pPr>
+                    <w:pStyle w:val="Compact"/>
+                    <w:jc w:val="left"/>
+                    <w:jc w:val="center"/>
+                  </w:pPr>
+                  <w:r>
+                    <w:t xml:space="preserve">6.96 (5.32)</w:t>
+                  </w:r>
+                </w:p>
+              </w:tc>
+              <w:tc>
+                <w:tcPr/>
+                <w:p>
+                  <w:pPr>
+                    <w:pStyle w:val="Compact"/>
+                    <w:jc w:val="left"/>
+                    <w:jc w:val="center"/>
+                  </w:pPr>
+                  <w:r>
+                    <w:t xml:space="preserve">7.70 (5.59)</w:t>
+                  </w:r>
+                </w:p>
+              </w:tc>
+              <w:tc>
+                <w:tcPr/>
+                <w:p>
+                  <w:pPr>
+                    <w:pStyle w:val="Compact"/>
+                    <w:jc w:val="left"/>
+                    <w:jc w:val="center"/>
+                  </w:pPr>
+                  <w:r>
+                    <w:t xml:space="preserve">6.85 (5.36)</w:t>
+                  </w:r>
+                </w:p>
+              </w:tc>
+              <w:tc>
+                <w:tcPr/>
+                <w:p>
+                  <w:pPr>
+                    <w:pStyle w:val="Compact"/>
+                    <w:jc w:val="left"/>
+                    <w:jc w:val="center"/>
+                  </w:pPr>
+                  <w:r>
+                    <w:t xml:space="preserve">7.46 (5.51)</w:t>
+                  </w:r>
+                </w:p>
+              </w:tc>
+              <w:tc>
+                <w:tcPr/>
+                <w:p>
+                  <w:pPr>
+                    <w:pStyle w:val="Compact"/>
+                    <w:jc w:val="left"/>
+                    <w:jc w:val="center"/>
+                  </w:pPr>
+                  <w:r>
+                    <w:t xml:space="preserve">6.99 (5.66)</w:t>
+                  </w:r>
+                </w:p>
+              </w:tc>
+            </w:tr>
+            <w:tr>
+              <w:tc>
+                <w:tcPr/>
+                <w:p>
+                  <w:pPr>
+                    <w:pStyle w:val="Compact"/>
+                    <w:jc w:val="left"/>
+                    <w:jc w:val="center"/>
+                  </w:pPr>
+                  <w:r>
+                    <w:t xml:space="preserve">Parental Warmth (Parent 1) (mean (SD))</w:t>
+                  </w:r>
+                </w:p>
+              </w:tc>
+              <w:tc>
+                <w:tcPr/>
+                <w:p>
+                  <w:pPr>
+                    <w:pStyle w:val="Compact"/>
+                    <w:jc w:val="left"/>
+                    <w:jc w:val="center"/>
+                  </w:pPr>
+                  <w:r>
+                    <w:t xml:space="preserve">4.35 (0.57)</w:t>
+                  </w:r>
+                </w:p>
+              </w:tc>
+              <w:tc>
+                <w:tcPr/>
+                <w:p>
+                  <w:pPr>
+                    <w:pStyle w:val="Compact"/>
+                    <w:jc w:val="left"/>
+                    <w:jc w:val="center"/>
+                  </w:pPr>
+                  <w:r>
+                    <w:t xml:space="preserve">4.34 (0.59)</w:t>
+                  </w:r>
+                </w:p>
+              </w:tc>
+              <w:tc>
+                <w:tcPr/>
+                <w:p>
+                  <w:pPr>
+                    <w:pStyle w:val="Compact"/>
+                    <w:jc w:val="left"/>
+                    <w:jc w:val="center"/>
+                  </w:pPr>
+                  <w:r>
+                    <w:t xml:space="preserve">4.19 (0.61)</w:t>
+                  </w:r>
+                </w:p>
+              </w:tc>
+              <w:tc>
+                <w:tcPr/>
+                <w:p>
+                  <w:pPr>
+                    <w:pStyle w:val="Compact"/>
+                    <w:jc w:val="left"/>
+                    <w:jc w:val="center"/>
+                  </w:pPr>
+                  <w:r>
+                    <w:t xml:space="preserve">4.22 (0.63)</w:t>
+                  </w:r>
+                </w:p>
+              </w:tc>
+              <w:tc>
+                <w:tcPr/>
+                <w:p>
+                  <w:pPr>
+                    <w:pStyle w:val="Compact"/>
+                    <w:jc w:val="left"/>
+                    <w:jc w:val="center"/>
+                  </w:pPr>
+                  <w:r>
+                    <w:t xml:space="preserve">4.04 (0.68)</w:t>
+                  </w:r>
+                </w:p>
+              </w:tc>
+              <w:tc>
+                <w:tcPr/>
+                <w:p>
+                  <w:pPr>
+                    <w:pStyle w:val="Compact"/>
+                    <w:jc w:val="left"/>
+                    <w:jc w:val="center"/>
+                  </w:pPr>
+                  <w:r>
+                    <w:t xml:space="preserve">4.11 (0.69)</w:t>
+                  </w:r>
+                </w:p>
+              </w:tc>
+            </w:tr>
+            <w:tr>
+              <w:tc>
+                <w:tcPr/>
+                <w:p>
+                  <w:pPr>
+                    <w:pStyle w:val="Compact"/>
+                    <w:jc w:val="left"/>
+                    <w:jc w:val="center"/>
+                  </w:pPr>
+                  <w:r>
+                    <w:t xml:space="preserve">Parental Warmth (Parent 2) (mean (SD))</w:t>
+                  </w:r>
+                </w:p>
+              </w:tc>
+              <w:tc>
+                <w:tcPr/>
+                <w:p>
+                  <w:pPr>
+                    <w:pStyle w:val="Compact"/>
+                    <w:jc w:val="left"/>
+                    <w:jc w:val="center"/>
+                  </w:pPr>
+                  <w:r>
+                    <w:t xml:space="preserve">3.95 (0.65)</w:t>
+                  </w:r>
+                </w:p>
+              </w:tc>
+              <w:tc>
+                <w:tcPr/>
+                <w:p>
+                  <w:pPr>
+                    <w:pStyle w:val="Compact"/>
+                    <w:jc w:val="left"/>
+                    <w:jc w:val="center"/>
+                  </w:pPr>
+                  <w:r>
+                    <w:t xml:space="preserve">4.02 (0.64)</w:t>
+                  </w:r>
+                </w:p>
+              </w:tc>
+              <w:tc>
+                <w:tcPr/>
+                <w:p>
+                  <w:pPr>
+                    <w:pStyle w:val="Compact"/>
+                    <w:jc w:val="left"/>
+                    <w:jc w:val="center"/>
+                  </w:pPr>
+                  <w:r>
+                    <w:t xml:space="preserve">3.81 (0.71)</w:t>
+                  </w:r>
+                </w:p>
+              </w:tc>
+              <w:tc>
+                <w:tcPr/>
+                <w:p>
+                  <w:pPr>
+                    <w:pStyle w:val="Compact"/>
+                    <w:jc w:val="left"/>
+                    <w:jc w:val="center"/>
+                  </w:pPr>
+                  <w:r>
+                    <w:t xml:space="preserve">3.83 (0.68)</w:t>
+                  </w:r>
+                </w:p>
+              </w:tc>
+              <w:tc>
+                <w:tcPr/>
+                <w:p>
+                  <w:pPr>
+                    <w:pStyle w:val="Compact"/>
+                    <w:jc w:val="left"/>
+                    <w:jc w:val="center"/>
+                  </w:pPr>
+                  <w:r>
+                    <w:t xml:space="preserve">3.57 (0.74)</w:t>
+                  </w:r>
+                </w:p>
+              </w:tc>
+              <w:tc>
+                <w:tcPr/>
+                <w:p>
+                  <w:pPr>
+                    <w:pStyle w:val="Compact"/>
+                    <w:jc w:val="left"/>
+                    <w:jc w:val="center"/>
+                  </w:pPr>
+                  <w:r>
+                    <w:t xml:space="preserve">3.68 (0.75)</w:t>
+                  </w:r>
+                </w:p>
+              </w:tc>
+            </w:tr>
+          </w:tbl>
+          <w:bookmarkEnd w:id="42"/>
+          <w:p/>
+        </w:tc>
+      </w:tr>
+    </w:tbl>
+    <w:bookmarkEnd w:id="43"/>
+    <w:bookmarkEnd w:id="44"/>
     <w:sectPr>
       <w:footnotePr>
         <w:numRestart w:val="eachSect"/>
@@ -1641,6 +7713,18 @@
     <w:abstractNumId w:val="991"/>
   </w:num>
   <w:num w:numId="1003">
+    <w:abstractNumId w:val="991"/>
+  </w:num>
+  <w:num w:numId="1004">
+    <w:abstractNumId w:val="991"/>
+  </w:num>
+  <w:num w:numId="1005">
+    <w:abstractNumId w:val="991"/>
+  </w:num>
+  <w:num w:numId="1006">
+    <w:abstractNumId w:val="991"/>
+  </w:num>
+  <w:num w:numId="1007">
     <w:abstractNumId w:val="991"/>
   </w:num>
 </w:numbering>

--- a/doc/report.docx
+++ b/doc/report.docx
@@ -31,7 +31,7 @@
         <w:pStyle w:val="Date"/>
       </w:pPr>
       <w:r>
-        <w:t xml:space="preserve">2026-07-28</w:t>
+        <w:t xml:space="preserve">2026-08-27</w:t>
       </w:r>
     </w:p>
     <w:sdt>
@@ -6307,22 +6307,423 @@
       </w:tr>
     </w:tbl>
     <w:bookmarkEnd w:id="41"/>
-    <w:bookmarkStart w:id="44" w:name="supplementary-material"/>
+    <w:bookmarkStart w:id="73" w:name="cross-lagged-models-h1"/>
     <w:p>
       <w:pPr>
         <w:pStyle w:val="Heading1"/>
       </w:pPr>
       <w:r>
-        <w:t xml:space="preserve">6. Supplementary material</w:t>
+        <w:t xml:space="preserve">6. Cross-lagged models (H1)</w:t>
       </w:r>
     </w:p>
-    <w:bookmarkStart w:id="43" w:name="sec-supp-descriptives"/>
+    <w:bookmarkStart w:id="42" w:name="what-the-models-do"/>
     <w:p>
       <w:pPr>
         <w:pStyle w:val="Heading2"/>
       </w:pPr>
       <w:r>
-        <w:t xml:space="preserve">6.1 Descriptive statistics by sex</w:t>
+        <w:t xml:space="preserve">6.1 What the models do</w:t>
+      </w:r>
+    </w:p>
+    <w:p>
+      <w:pPr>
+        <w:pStyle w:val="Compact"/>
+        <w:numPr>
+          <w:ilvl w:val="0"/>
+          <w:numId w:val="1008"/>
+        </w:numPr>
+      </w:pPr>
+      <w:r>
+        <w:t xml:space="preserve">Both models estimate whether video game use predicts later SDQ total difficulties (H1a) and whether difficulties predict later video game use (H1b), across the three age bands.</w:t>
+      </w:r>
+    </w:p>
+    <w:p>
+      <w:pPr>
+        <w:pStyle w:val="Compact"/>
+        <w:numPr>
+          <w:ilvl w:val="0"/>
+          <w:numId w:val="1008"/>
+        </w:numPr>
+      </w:pPr>
+      <w:r>
+        <w:t xml:space="preserve">The</w:t>
+      </w:r>
+      <w:r>
+        <w:t xml:space="preserve"> </w:t>
+      </w:r>
+      <w:r>
+        <w:rPr>
+          <w:b/>
+          <w:bCs/>
+        </w:rPr>
+        <w:t xml:space="preserve">traditional CLPM</w:t>
+      </w:r>
+      <w:r>
+        <w:t xml:space="preserve"> </w:t>
+      </w:r>
+      <w:r>
+        <w:t xml:space="preserve">relates each child’s score to their earlier score without separating</w:t>
+      </w:r>
+      <w:r>
+        <w:t xml:space="preserve"> </w:t>
+      </w:r>
+      <w:r>
+        <w:t xml:space="preserve">“this child games more than other children”</w:t>
+      </w:r>
+      <w:r>
+        <w:t xml:space="preserve"> </w:t>
+      </w:r>
+      <w:r>
+        <w:t xml:space="preserve">from</w:t>
+      </w:r>
+      <w:r>
+        <w:t xml:space="preserve"> </w:t>
+      </w:r>
+      <w:r>
+        <w:t xml:space="preserve">“this child is gaming more than they usually do”</w:t>
+      </w:r>
+      <w:r>
+        <w:t xml:space="preserve">.</w:t>
+      </w:r>
+      <w:r>
+        <w:t xml:space="preserve"> </w:t>
+      </w:r>
+      <w:r>
+        <w:t xml:space="preserve">Sex and socioeconomic position are included as covariates.</w:t>
+      </w:r>
+    </w:p>
+    <w:p>
+      <w:pPr>
+        <w:pStyle w:val="Compact"/>
+        <w:numPr>
+          <w:ilvl w:val="0"/>
+          <w:numId w:val="1008"/>
+        </w:numPr>
+      </w:pPr>
+      <w:r>
+        <w:t xml:space="preserve">The</w:t>
+      </w:r>
+      <w:r>
+        <w:t xml:space="preserve"> </w:t>
+      </w:r>
+      <w:r>
+        <w:rPr>
+          <w:b/>
+          <w:bCs/>
+        </w:rPr>
+        <w:t xml:space="preserve">RI-CLPM</w:t>
+      </w:r>
+      <w:r>
+        <w:t xml:space="preserve"> </w:t>
+      </w:r>
+      <w:r>
+        <w:t xml:space="preserve">adds a random intercept for each variable, which captures each child’s stable average level.</w:t>
+      </w:r>
+      <w:r>
+        <w:t xml:space="preserve"> </w:t>
+      </w:r>
+      <w:r>
+        <w:t xml:space="preserve">The lagged paths are then estimated on what is left over — deviations from a child’s own average — so they answer the within-person question the hypotheses are actually about.</w:t>
+      </w:r>
+      <w:r>
+        <w:t xml:space="preserve"> </w:t>
+      </w:r>
+      <w:r>
+        <w:t xml:space="preserve">This is the primary model.</w:t>
+      </w:r>
+    </w:p>
+    <w:p>
+      <w:pPr>
+        <w:pStyle w:val="Compact"/>
+        <w:numPr>
+          <w:ilvl w:val="0"/>
+          <w:numId w:val="1008"/>
+        </w:numPr>
+      </w:pPr>
+      <w:r>
+        <w:t xml:space="preserve">The RI-CLPM does not include sex or SES.</w:t>
+      </w:r>
+      <w:r>
+        <w:t xml:space="preserve"> </w:t>
+      </w:r>
+      <w:r>
+        <w:t xml:space="preserve">The random intercepts already absorb every stable difference between children, including those two and anything unmeasured, so the lagged paths are not confounded by them.</w:t>
+      </w:r>
+      <w:r>
+        <w:t xml:space="preserve"> </w:t>
+      </w:r>
+      <w:r>
+        <w:t xml:space="preserve">Adding them back caused problems rather than solving them (see</w:t>
+      </w:r>
+      <w:r>
+        <w:t xml:space="preserve"> </w:t>
+      </w:r>
+      <w:hyperlink w:anchor="sec-h1-decisions">
+        <w:r>
+          <w:rPr>
+            <w:rStyle w:val="Hyperlink"/>
+          </w:rPr>
+          <w:t xml:space="preserve">Section 6.4</w:t>
+        </w:r>
+      </w:hyperlink>
+      <w:r>
+        <w:t xml:space="preserve">), and they are reported separately at Step 5 instead.</w:t>
+      </w:r>
+    </w:p>
+    <w:p>
+      <w:pPr>
+        <w:pStyle w:val="Compact"/>
+        <w:numPr>
+          <w:ilvl w:val="0"/>
+          <w:numId w:val="1008"/>
+        </w:numPr>
+      </w:pPr>
+      <w:r>
+        <w:t xml:space="preserve">Both are estimated with robust maximum likelihood and FIML, on the 3,877 children with data on at least one of the six modelled variables.</w:t>
+      </w:r>
+    </w:p>
+    <w:p>
+      <w:pPr>
+        <w:pStyle w:val="Compact"/>
+        <w:numPr>
+          <w:ilvl w:val="0"/>
+          <w:numId w:val="1008"/>
+        </w:numPr>
+      </w:pPr>
+      <w:r>
+        <w:t xml:space="preserve">Every result in this report is produced for</w:t>
+      </w:r>
+      <w:r>
+        <w:t xml:space="preserve"> </w:t>
+      </w:r>
+      <w:r>
+        <w:rPr>
+          <w:b/>
+          <w:bCs/>
+        </w:rPr>
+        <w:t xml:space="preserve">both</w:t>
+      </w:r>
+      <w:r>
+        <w:t xml:space="preserve"> </w:t>
+      </w:r>
+      <w:r>
+        <w:t xml:space="preserve">model families, so that the choice of primary model can be revisited without redoing the analysis.</w:t>
+      </w:r>
+      <w:r>
+        <w:t xml:space="preserve"> </w:t>
+      </w:r>
+      <w:r>
+        <w:t xml:space="preserve">Throughout, the RI-CLPM is presented first as the primary model and the CLPM second as the comparison; nothing depends on that ordering.</w:t>
+      </w:r>
+    </w:p>
+    <w:bookmarkEnd w:id="42"/>
+    <w:bookmarkStart w:id="43" w:name="sec-within-between"/>
+    <w:p>
+      <w:pPr>
+        <w:pStyle w:val="Heading2"/>
+      </w:pPr>
+      <w:r>
+        <w:t xml:space="preserve">6.2 Two different questions: within-child and between-child</w:t>
+      </w:r>
+    </w:p>
+    <w:p>
+      <w:pPr>
+        <w:pStyle w:val="FirstParagraph"/>
+      </w:pPr>
+      <w:r>
+        <w:t xml:space="preserve">The two models answer genuinely different questions, and it is worth being explicit about which one each hypothesis is asking.</w:t>
+      </w:r>
+    </w:p>
+    <w:p>
+      <w:pPr>
+        <w:pStyle w:val="Compact"/>
+        <w:numPr>
+          <w:ilvl w:val="0"/>
+          <w:numId w:val="1009"/>
+        </w:numPr>
+      </w:pPr>
+      <w:r>
+        <w:t xml:space="preserve">A</w:t>
+      </w:r>
+      <w:r>
+        <w:t xml:space="preserve"> </w:t>
+      </w:r>
+      <w:r>
+        <w:rPr>
+          <w:b/>
+          <w:bCs/>
+        </w:rPr>
+        <w:t xml:space="preserve">between-child</w:t>
+      </w:r>
+      <w:r>
+        <w:t xml:space="preserve"> </w:t>
+      </w:r>
+      <w:r>
+        <w:t xml:space="preserve">question compares children to each other:</w:t>
+      </w:r>
+      <w:r>
+        <w:t xml:space="preserve"> </w:t>
+      </w:r>
+      <w:r>
+        <w:rPr>
+          <w:i/>
+          <w:iCs/>
+        </w:rPr>
+        <w:t xml:space="preserve">do children who game more than other children report more difficulties than other children?</w:t>
+      </w:r>
+    </w:p>
+    <w:p>
+      <w:pPr>
+        <w:pStyle w:val="Compact"/>
+        <w:numPr>
+          <w:ilvl w:val="0"/>
+          <w:numId w:val="1009"/>
+        </w:numPr>
+      </w:pPr>
+      <w:r>
+        <w:t xml:space="preserve">A</w:t>
+      </w:r>
+      <w:r>
+        <w:t xml:space="preserve"> </w:t>
+      </w:r>
+      <w:r>
+        <w:rPr>
+          <w:b/>
+          <w:bCs/>
+        </w:rPr>
+        <w:t xml:space="preserve">within-child</w:t>
+      </w:r>
+      <w:r>
+        <w:t xml:space="preserve"> </w:t>
+      </w:r>
+      <w:r>
+        <w:t xml:space="preserve">question compares a child to themselves at other times:</w:t>
+      </w:r>
+      <w:r>
+        <w:t xml:space="preserve"> </w:t>
+      </w:r>
+      <w:r>
+        <w:rPr>
+          <w:i/>
+          <w:iCs/>
+        </w:rPr>
+        <w:t xml:space="preserve">when a child games more than is usual for them, do they report more difficulties than is usual for them, later on?</w:t>
+      </w:r>
+    </w:p>
+    <w:p>
+      <w:pPr>
+        <w:pStyle w:val="FirstParagraph"/>
+      </w:pPr>
+      <w:r>
+        <w:t xml:space="preserve">Both are reported below, because they are separate findings and neither implies the other.</w:t>
+      </w:r>
+      <w:r>
+        <w:t xml:space="preserve"> </w:t>
+      </w:r>
+      <w:r>
+        <w:t xml:space="preserve">Two children can differ enormously in average gaming and average difficulties without gaming ever changing anything for either of them.</w:t>
+      </w:r>
+    </w:p>
+    <w:p>
+      <w:pPr>
+        <w:pStyle w:val="BodyText"/>
+      </w:pPr>
+      <w:r>
+        <w:t xml:space="preserve">The RI-CLPM is the primary model because the hypotheses are phrased prospectively — H1a is that gaming predicts</w:t>
+      </w:r>
+      <w:r>
+        <w:t xml:space="preserve"> </w:t>
+      </w:r>
+      <w:r>
+        <w:rPr>
+          <w:i/>
+          <w:iCs/>
+        </w:rPr>
+        <w:t xml:space="preserve">subsequent</w:t>
+      </w:r>
+      <w:r>
+        <w:t xml:space="preserve"> </w:t>
+      </w:r>
+      <w:r>
+        <w:t xml:space="preserve">self-concept — and because a between-child comparison cannot support that claim on its own.</w:t>
+      </w:r>
+      <w:r>
+        <w:t xml:space="preserve"> </w:t>
+      </w:r>
+      <w:r>
+        <w:t xml:space="preserve">The reason is structural rather than a matter of preference: a child’s stable average is a single number with no time attached to it, so there is no earlier and later to put in order.</w:t>
+      </w:r>
+      <w:r>
+        <w:t xml:space="preserve"> </w:t>
+      </w:r>
+      <w:r>
+        <w:t xml:space="preserve">Between-child differences can establish that an association exists; they cannot establish direction.</w:t>
+      </w:r>
+    </w:p>
+    <w:p>
+      <w:pPr>
+        <w:pStyle w:val="BodyText"/>
+      </w:pPr>
+      <w:r>
+        <w:t xml:space="preserve">The moment a between-child comparison is made prospective —</w:t>
+      </w:r>
+      <w:r>
+        <w:t xml:space="preserve"> </w:t>
+      </w:r>
+      <w:r>
+        <w:t xml:space="preserve">“do children who game more at 10/11 have more difficulties at 12/13?”</w:t>
+      </w:r>
+      <w:r>
+        <w:t xml:space="preserve"> </w:t>
+      </w:r>
+      <w:r>
+        <w:t xml:space="preserve">— it becomes vulnerable to any stable difference between children that was never measured.</w:t>
+      </w:r>
+      <w:r>
+        <w:t xml:space="preserve"> </w:t>
+      </w:r>
+      <w:r>
+        <w:t xml:space="preserve">A child in a chaotic household might game more</w:t>
+      </w:r>
+      <w:r>
+        <w:t xml:space="preserve"> </w:t>
+      </w:r>
+      <w:r>
+        <w:rPr>
+          <w:i/>
+          <w:iCs/>
+        </w:rPr>
+        <w:t xml:space="preserve">and</w:t>
+      </w:r>
+      <w:r>
+        <w:t xml:space="preserve"> </w:t>
+      </w:r>
+      <w:r>
+        <w:t xml:space="preserve">report more difficulties at every wave, which produces exactly that prospective association with no causal link between the two.</w:t>
+      </w:r>
+      <w:r>
+        <w:t xml:space="preserve"> </w:t>
+      </w:r>
+      <w:r>
+        <w:t xml:space="preserve">Separating the two levels is what the random intercepts are for.</w:t>
+      </w:r>
+    </w:p>
+    <w:p>
+      <w:pPr>
+        <w:pStyle w:val="BodyText"/>
+      </w:pPr>
+      <w:r>
+        <w:t xml:space="preserve">The proposal specified cross-lagged panel analysis without distinguishing the two, so this is a decision made at the analysis-plan stage rather than a requirement inherited from the proposal.</w:t>
+      </w:r>
+    </w:p>
+    <w:bookmarkEnd w:id="43"/>
+    <w:bookmarkStart w:id="47" w:name="model-fit"/>
+    <w:p>
+      <w:pPr>
+        <w:pStyle w:val="Heading2"/>
+      </w:pPr>
+      <w:r>
+        <w:t xml:space="preserve">6.3 Model fit</w:t>
       </w:r>
     </w:p>
     <w:tbl>
@@ -6338,7 +6739,7 @@
       <w:tr>
         <w:tc>
           <w:tcPr/>
-          <w:bookmarkStart w:id="42" w:name="tbl-by-sex-age"/>
+          <w:bookmarkStart w:id="44" w:name="tbl-model-fit"/>
           <w:p>
             <w:pPr>
               <w:jc w:val="center"/>
@@ -6349,7 +6750,5874 @@
               <w:pStyle w:val="ImageCaption"/>
             </w:pPr>
             <w:r>
-              <w:t xml:space="preserve">Table 7: Descriptive statistics by sex within age band.</w:t>
+              <w:t xml:space="preserve">Table 7: Fit of the cross-lagged models. Robust (MLR-corrected) indices. Fit statistics and information criteria are only comparable between models fitted to the same variables, so the covariate-adjusted CLPM (8 variables) cannot be compared with the other two (6 variables).</w:t>
+            </w:r>
+          </w:p>
+          <w:tbl>
+            <w:tblPr>
+              <w:tblStyle w:val="Table"/>
+              <w:tblW w:type="pct" w:w="5000"/>
+              <w:tblLayout w:type="fixed"/>
+              <w:tblLook w:firstRow="1" w:lastRow="0" w:firstColumn="0" w:lastColumn="0" w:noHBand="0" w:noVBand="0" w:val="0020"/>
+            </w:tblPr>
+            <w:tblGrid>
+              <w:gridCol w:w="1663"/>
+              <w:gridCol w:w="791"/>
+              <w:gridCol w:w="395"/>
+              <w:gridCol w:w="791"/>
+              <w:gridCol w:w="554"/>
+              <w:gridCol w:w="395"/>
+              <w:gridCol w:w="395"/>
+              <w:gridCol w:w="1425"/>
+              <w:gridCol w:w="395"/>
+              <w:gridCol w:w="554"/>
+              <w:gridCol w:w="554"/>
+            </w:tblGrid>
+            <w:tr>
+              <w:trPr>
+                <w:tblHeader w:val="on"/>
+              </w:trPr>
+              <w:tc>
+                <w:tcPr/>
+                <w:p>
+                  <w:pPr>
+                    <w:pStyle w:val="Compact"/>
+                    <w:jc w:val="left"/>
+                    <w:jc w:val="center"/>
+                  </w:pPr>
+                  <w:r>
+                    <w:t xml:space="preserve">Model</w:t>
+                  </w:r>
+                </w:p>
+              </w:tc>
+              <w:tc>
+                <w:tcPr/>
+                <w:p>
+                  <w:pPr>
+                    <w:pStyle w:val="Compact"/>
+                    <w:jc w:val="right"/>
+                    <w:jc w:val="center"/>
+                  </w:pPr>
+                  <w:r>
+                    <w:t xml:space="preserve">Variables</w:t>
+                  </w:r>
+                </w:p>
+              </w:tc>
+              <w:tc>
+                <w:tcPr/>
+                <w:p>
+                  <w:pPr>
+                    <w:pStyle w:val="Compact"/>
+                    <w:jc w:val="right"/>
+                    <w:jc w:val="center"/>
+                  </w:pPr>
+                  <w:r>
+                    <w:t xml:space="preserve">N</w:t>
+                  </w:r>
+                </w:p>
+              </w:tc>
+              <w:tc>
+                <w:tcPr/>
+                <w:p>
+                  <w:pPr>
+                    <w:pStyle w:val="Compact"/>
+                    <w:jc w:val="left"/>
+                    <w:jc w:val="center"/>
+                  </w:pPr>
+                  <w:r>
+                    <w:t xml:space="preserve">χ² (df)</w:t>
+                  </w:r>
+                </w:p>
+              </w:tc>
+              <w:tc>
+                <w:tcPr/>
+                <w:p>
+                  <w:pPr>
+                    <w:pStyle w:val="Compact"/>
+                    <w:jc w:val="left"/>
+                    <w:jc w:val="center"/>
+                  </w:pPr>
+                  <w:r>
+                    <w:t xml:space="preserve">p</w:t>
+                  </w:r>
+                </w:p>
+              </w:tc>
+              <w:tc>
+                <w:tcPr/>
+                <w:p>
+                  <w:pPr>
+                    <w:pStyle w:val="Compact"/>
+                    <w:jc w:val="left"/>
+                    <w:jc w:val="center"/>
+                  </w:pPr>
+                  <w:r>
+                    <w:t xml:space="preserve">CFI</w:t>
+                  </w:r>
+                </w:p>
+              </w:tc>
+              <w:tc>
+                <w:tcPr/>
+                <w:p>
+                  <w:pPr>
+                    <w:pStyle w:val="Compact"/>
+                    <w:jc w:val="left"/>
+                    <w:jc w:val="center"/>
+                  </w:pPr>
+                  <w:r>
+                    <w:t xml:space="preserve">TLI</w:t>
+                  </w:r>
+                </w:p>
+              </w:tc>
+              <w:tc>
+                <w:tcPr/>
+                <w:p>
+                  <w:pPr>
+                    <w:pStyle w:val="Compact"/>
+                    <w:jc w:val="left"/>
+                    <w:jc w:val="center"/>
+                  </w:pPr>
+                  <w:r>
+                    <w:t xml:space="preserve">RMSEA [90% CI]</w:t>
+                  </w:r>
+                </w:p>
+              </w:tc>
+              <w:tc>
+                <w:tcPr/>
+                <w:p>
+                  <w:pPr>
+                    <w:pStyle w:val="Compact"/>
+                    <w:jc w:val="left"/>
+                    <w:jc w:val="center"/>
+                  </w:pPr>
+                  <w:r>
+                    <w:t xml:space="preserve">SRMR</w:t>
+                  </w:r>
+                </w:p>
+              </w:tc>
+              <w:tc>
+                <w:tcPr/>
+                <w:p>
+                  <w:pPr>
+                    <w:pStyle w:val="Compact"/>
+                    <w:jc w:val="left"/>
+                    <w:jc w:val="center"/>
+                  </w:pPr>
+                  <w:r>
+                    <w:t xml:space="preserve">AIC</w:t>
+                  </w:r>
+                </w:p>
+              </w:tc>
+              <w:tc>
+                <w:tcPr/>
+                <w:p>
+                  <w:pPr>
+                    <w:pStyle w:val="Compact"/>
+                    <w:jc w:val="left"/>
+                    <w:jc w:val="center"/>
+                  </w:pPr>
+                  <w:r>
+                    <w:t xml:space="preserve">BIC</w:t>
+                  </w:r>
+                </w:p>
+              </w:tc>
+            </w:tr>
+            <w:tr>
+              <w:tc>
+                <w:tcPr/>
+                <w:p>
+                  <w:pPr>
+                    <w:pStyle w:val="Compact"/>
+                    <w:jc w:val="left"/>
+                    <w:jc w:val="center"/>
+                  </w:pPr>
+                  <w:r>
+                    <w:t xml:space="preserve">CLPM (covariates)</w:t>
+                  </w:r>
+                </w:p>
+              </w:tc>
+              <w:tc>
+                <w:tcPr/>
+                <w:p>
+                  <w:pPr>
+                    <w:pStyle w:val="Compact"/>
+                    <w:jc w:val="right"/>
+                    <w:jc w:val="center"/>
+                  </w:pPr>
+                  <w:r>
+                    <w:t xml:space="preserve">8</w:t>
+                  </w:r>
+                </w:p>
+              </w:tc>
+              <w:tc>
+                <w:tcPr/>
+                <w:p>
+                  <w:pPr>
+                    <w:pStyle w:val="Compact"/>
+                    <w:jc w:val="right"/>
+                    <w:jc w:val="center"/>
+                  </w:pPr>
+                  <w:r>
+                    <w:t xml:space="preserve">3877</w:t>
+                  </w:r>
+                </w:p>
+              </w:tc>
+              <w:tc>
+                <w:tcPr/>
+                <w:p>
+                  <w:pPr>
+                    <w:pStyle w:val="Compact"/>
+                    <w:jc w:val="left"/>
+                    <w:jc w:val="center"/>
+                  </w:pPr>
+                  <w:r>
+                    <w:t xml:space="preserve">153.0 (6)</w:t>
+                  </w:r>
+                </w:p>
+              </w:tc>
+              <w:tc>
+                <w:tcPr/>
+                <w:p>
+                  <w:pPr>
+                    <w:pStyle w:val="Compact"/>
+                    <w:jc w:val="left"/>
+                    <w:jc w:val="center"/>
+                  </w:pPr>
+                  <w:r>
+                    <w:t xml:space="preserve">&lt; .001</w:t>
+                  </w:r>
+                </w:p>
+              </w:tc>
+              <w:tc>
+                <w:tcPr/>
+                <w:p>
+                  <w:pPr>
+                    <w:pStyle w:val="Compact"/>
+                    <w:jc w:val="left"/>
+                    <w:jc w:val="center"/>
+                  </w:pPr>
+                  <w:r>
+                    <w:t xml:space="preserve">.967</w:t>
+                  </w:r>
+                </w:p>
+              </w:tc>
+              <w:tc>
+                <w:tcPr/>
+                <w:p>
+                  <w:pPr>
+                    <w:pStyle w:val="Compact"/>
+                    <w:jc w:val="left"/>
+                    <w:jc w:val="center"/>
+                  </w:pPr>
+                  <w:r>
+                    <w:t xml:space="preserve">.853</w:t>
+                  </w:r>
+                </w:p>
+              </w:tc>
+              <w:tc>
+                <w:tcPr/>
+                <w:p>
+                  <w:pPr>
+                    <w:pStyle w:val="Compact"/>
+                    <w:jc w:val="left"/>
+                    <w:jc w:val="center"/>
+                  </w:pPr>
+                  <w:r>
+                    <w:t xml:space="preserve">.102 [.088, .116]</w:t>
+                  </w:r>
+                </w:p>
+              </w:tc>
+              <w:tc>
+                <w:tcPr/>
+                <w:p>
+                  <w:pPr>
+                    <w:pStyle w:val="Compact"/>
+                    <w:jc w:val="left"/>
+                    <w:jc w:val="center"/>
+                  </w:pPr>
+                  <w:r>
+                    <w:t xml:space="preserve">.026</w:t>
+                  </w:r>
+                </w:p>
+              </w:tc>
+              <w:tc>
+                <w:tcPr/>
+                <w:p>
+                  <w:pPr>
+                    <w:pStyle w:val="Compact"/>
+                    <w:jc w:val="left"/>
+                    <w:jc w:val="center"/>
+                  </w:pPr>
+                  <w:r>
+                    <w:t xml:space="preserve">142687</w:t>
+                  </w:r>
+                </w:p>
+              </w:tc>
+              <w:tc>
+                <w:tcPr/>
+                <w:p>
+                  <w:pPr>
+                    <w:pStyle w:val="Compact"/>
+                    <w:jc w:val="left"/>
+                    <w:jc w:val="center"/>
+                  </w:pPr>
+                  <w:r>
+                    <w:t xml:space="preserve">142925</w:t>
+                  </w:r>
+                </w:p>
+              </w:tc>
+            </w:tr>
+            <w:tr>
+              <w:tc>
+                <w:tcPr/>
+                <w:p>
+                  <w:pPr>
+                    <w:pStyle w:val="Compact"/>
+                    <w:jc w:val="left"/>
+                    <w:jc w:val="center"/>
+                  </w:pPr>
+                  <w:r>
+                    <w:t xml:space="preserve">CLPM (no covariates)</w:t>
+                  </w:r>
+                </w:p>
+              </w:tc>
+              <w:tc>
+                <w:tcPr/>
+                <w:p>
+                  <w:pPr>
+                    <w:pStyle w:val="Compact"/>
+                    <w:jc w:val="right"/>
+                    <w:jc w:val="center"/>
+                  </w:pPr>
+                  <w:r>
+                    <w:t xml:space="preserve">6</w:t>
+                  </w:r>
+                </w:p>
+              </w:tc>
+              <w:tc>
+                <w:tcPr/>
+                <w:p>
+                  <w:pPr>
+                    <w:pStyle w:val="Compact"/>
+                    <w:jc w:val="right"/>
+                    <w:jc w:val="center"/>
+                  </w:pPr>
+                  <w:r>
+                    <w:t xml:space="preserve">3877</w:t>
+                  </w:r>
+                </w:p>
+              </w:tc>
+              <w:tc>
+                <w:tcPr/>
+                <w:p>
+                  <w:pPr>
+                    <w:pStyle w:val="Compact"/>
+                    <w:jc w:val="left"/>
+                    <w:jc w:val="center"/>
+                  </w:pPr>
+                  <w:r>
+                    <w:t xml:space="preserve">191.9 (6)</w:t>
+                  </w:r>
+                </w:p>
+              </w:tc>
+              <w:tc>
+                <w:tcPr/>
+                <w:p>
+                  <w:pPr>
+                    <w:pStyle w:val="Compact"/>
+                    <w:jc w:val="left"/>
+                    <w:jc w:val="center"/>
+                  </w:pPr>
+                  <w:r>
+                    <w:t xml:space="preserve">&lt; .001</w:t>
+                  </w:r>
+                </w:p>
+              </w:tc>
+              <w:tc>
+                <w:tcPr/>
+                <w:p>
+                  <w:pPr>
+                    <w:pStyle w:val="Compact"/>
+                    <w:jc w:val="left"/>
+                    <w:jc w:val="center"/>
+                  </w:pPr>
+                  <w:r>
+                    <w:t xml:space="preserve">.947</w:t>
+                  </w:r>
+                </w:p>
+              </w:tc>
+              <w:tc>
+                <w:tcPr/>
+                <w:p>
+                  <w:pPr>
+                    <w:pStyle w:val="Compact"/>
+                    <w:jc w:val="left"/>
+                    <w:jc w:val="center"/>
+                  </w:pPr>
+                  <w:r>
+                    <w:t xml:space="preserve">.868</w:t>
+                  </w:r>
+                </w:p>
+              </w:tc>
+              <w:tc>
+                <w:tcPr/>
+                <w:p>
+                  <w:pPr>
+                    <w:pStyle w:val="Compact"/>
+                    <w:jc w:val="left"/>
+                    <w:jc w:val="center"/>
+                  </w:pPr>
+                  <w:r>
+                    <w:t xml:space="preserve">.115 [.101, .130]</w:t>
+                  </w:r>
+                </w:p>
+              </w:tc>
+              <w:tc>
+                <w:tcPr/>
+                <w:p>
+                  <w:pPr>
+                    <w:pStyle w:val="Compact"/>
+                    <w:jc w:val="left"/>
+                    <w:jc w:val="center"/>
+                  </w:pPr>
+                  <w:r>
+                    <w:t xml:space="preserve">.040</w:t>
+                  </w:r>
+                </w:p>
+              </w:tc>
+              <w:tc>
+                <w:tcPr/>
+                <w:p>
+                  <w:pPr>
+                    <w:pStyle w:val="Compact"/>
+                    <w:jc w:val="left"/>
+                    <w:jc w:val="center"/>
+                  </w:pPr>
+                  <w:r>
+                    <w:t xml:space="preserve">127906</w:t>
+                  </w:r>
+                </w:p>
+              </w:tc>
+              <w:tc>
+                <w:tcPr/>
+                <w:p>
+                  <w:pPr>
+                    <w:pStyle w:val="Compact"/>
+                    <w:jc w:val="left"/>
+                    <w:jc w:val="center"/>
+                  </w:pPr>
+                  <w:r>
+                    <w:t xml:space="preserve">128038</w:t>
+                  </w:r>
+                </w:p>
+              </w:tc>
+            </w:tr>
+            <w:tr>
+              <w:tc>
+                <w:tcPr/>
+                <w:p>
+                  <w:pPr>
+                    <w:pStyle w:val="Compact"/>
+                    <w:jc w:val="left"/>
+                    <w:jc w:val="center"/>
+                  </w:pPr>
+                  <w:r>
+                    <w:t xml:space="preserve">RI-CLPM (primary)</w:t>
+                  </w:r>
+                </w:p>
+              </w:tc>
+              <w:tc>
+                <w:tcPr/>
+                <w:p>
+                  <w:pPr>
+                    <w:pStyle w:val="Compact"/>
+                    <w:jc w:val="right"/>
+                    <w:jc w:val="center"/>
+                  </w:pPr>
+                  <w:r>
+                    <w:t xml:space="preserve">6</w:t>
+                  </w:r>
+                </w:p>
+              </w:tc>
+              <w:tc>
+                <w:tcPr/>
+                <w:p>
+                  <w:pPr>
+                    <w:pStyle w:val="Compact"/>
+                    <w:jc w:val="right"/>
+                    <w:jc w:val="center"/>
+                  </w:pPr>
+                  <w:r>
+                    <w:t xml:space="preserve">3877</w:t>
+                  </w:r>
+                </w:p>
+              </w:tc>
+              <w:tc>
+                <w:tcPr/>
+                <w:p>
+                  <w:pPr>
+                    <w:pStyle w:val="Compact"/>
+                    <w:jc w:val="left"/>
+                    <w:jc w:val="center"/>
+                  </w:pPr>
+                  <w:r>
+                    <w:t xml:space="preserve">42.6 (3)</w:t>
+                  </w:r>
+                </w:p>
+              </w:tc>
+              <w:tc>
+                <w:tcPr/>
+                <w:p>
+                  <w:pPr>
+                    <w:pStyle w:val="Compact"/>
+                    <w:jc w:val="left"/>
+                    <w:jc w:val="center"/>
+                  </w:pPr>
+                  <w:r>
+                    <w:t xml:space="preserve">&lt; .001</w:t>
+                  </w:r>
+                </w:p>
+              </w:tc>
+              <w:tc>
+                <w:tcPr/>
+                <w:p>
+                  <w:pPr>
+                    <w:pStyle w:val="Compact"/>
+                    <w:jc w:val="left"/>
+                    <w:jc w:val="center"/>
+                  </w:pPr>
+                  <w:r>
+                    <w:t xml:space="preserve">.990</w:t>
+                  </w:r>
+                </w:p>
+              </w:tc>
+              <w:tc>
+                <w:tcPr/>
+                <w:p>
+                  <w:pPr>
+                    <w:pStyle w:val="Compact"/>
+                    <w:jc w:val="left"/>
+                    <w:jc w:val="center"/>
+                  </w:pPr>
+                  <w:r>
+                    <w:t xml:space="preserve">.949</w:t>
+                  </w:r>
+                </w:p>
+              </w:tc>
+              <w:tc>
+                <w:tcPr/>
+                <w:p>
+                  <w:pPr>
+                    <w:pStyle w:val="Compact"/>
+                    <w:jc w:val="left"/>
+                    <w:jc w:val="center"/>
+                  </w:pPr>
+                  <w:r>
+                    <w:t xml:space="preserve">.072 [.053, .092]</w:t>
+                  </w:r>
+                </w:p>
+              </w:tc>
+              <w:tc>
+                <w:tcPr/>
+                <w:p>
+                  <w:pPr>
+                    <w:pStyle w:val="Compact"/>
+                    <w:jc w:val="left"/>
+                    <w:jc w:val="center"/>
+                  </w:pPr>
+                  <w:r>
+                    <w:t xml:space="preserve">.023</w:t>
+                  </w:r>
+                </w:p>
+              </w:tc>
+              <w:tc>
+                <w:tcPr/>
+                <w:p>
+                  <w:pPr>
+                    <w:pStyle w:val="Compact"/>
+                    <w:jc w:val="left"/>
+                    <w:jc w:val="center"/>
+                  </w:pPr>
+                  <w:r>
+                    <w:t xml:space="preserve">127731</w:t>
+                  </w:r>
+                </w:p>
+              </w:tc>
+              <w:tc>
+                <w:tcPr/>
+                <w:p>
+                  <w:pPr>
+                    <w:pStyle w:val="Compact"/>
+                    <w:jc w:val="left"/>
+                    <w:jc w:val="center"/>
+                  </w:pPr>
+                  <w:r>
+                    <w:t xml:space="preserve">127881</w:t>
+                  </w:r>
+                </w:p>
+              </w:tc>
+            </w:tr>
+          </w:tbl>
+          <w:bookmarkEnd w:id="44"/>
+          <w:p/>
+        </w:tc>
+      </w:tr>
+    </w:tbl>
+    <w:p>
+      <w:pPr>
+        <w:pStyle w:val="BodyText"/>
+      </w:pPr>
+      <w:r>
+        <w:t xml:space="preserve"> </w:t>
+      </w:r>
+    </w:p>
+    <w:tbl>
+      <w:tblPr>
+        <w:tblStyle w:val="Table"/>
+        <w:tblLook w:firstRow="0" w:lastRow="0" w:firstColumn="0" w:lastColumn="0" w:noHBand="0" w:noVBand="0" w:val="0000"/>
+        <w:tblBorders>
+          <w:top w:val="single" w:sz="4" w:space="0" w:color="0758E5"/>
+          <w:left w:val="single" w:sz="24" w:space="0" w:color="0758E5"/>
+          <w:bottom w:val="single" w:sz="4" w:space="0" w:color="0758E5"/>
+          <w:right w:val="single" w:sz="4" w:space="0" w:color="0758E5"/>
+        </w:tblBorders>
+        <w:tblCellMar>
+          <w:left w:w="144" w:type="dxa"/>
+          <w:right w:w="144" w:type="dxa"/>
+        </w:tblCellMar>
+        <w:tblLook w:firstRow="0" w:lastRow="0" w:firstColumn="0" w:lastColumn="0" w:noHBand="0" w:noVBand="0" w:val="0000"/>
+      </w:tblPr>
+      <w:tr>
+        <w:trPr>
+          <w:cantSplit/>
+        </w:trPr>
+        <w:tc>
+          <w:tcPr>
+            <w:shd w:color="auto" w:fill="dae6fb" w:val="clear"/>
+            <w:tcMar>
+              <w:top w:w="92" w:type="dxa"/>
+              <w:bottom w:w="92" w:type="dxa"/>
+            </w:tcMar>
+          </w:tcPr>
+          <w:p>
+            <w:pPr>
+              <w:pStyle w:val="BodyText"/>
+            </w:pPr>
+            <w:pPr>
+              <w:spacing w:before="0" w:after="0"/>
+              <w:textAlignment w:val="center"/>
+            </w:pPr>
+            <w:r>
+              <w:drawing>
+                <wp:inline>
+                  <wp:extent cx="152400" cy="152400"/>
+                  <wp:effectExtent b="0" l="0" r="0" t="0"/>
+                  <wp:docPr descr="" title="" id="45" name="Picture"/>
+                  <a:graphic>
+                    <a:graphicData uri="http://schemas.openxmlformats.org/drawingml/2006/picture">
+                      <pic:pic>
+                        <pic:nvPicPr>
+                          <pic:cNvPr descr="/opt/quarto/share/formats/docx/note.png" id="46" name="Picture"/>
+                          <pic:cNvPicPr>
+                            <a:picLocks noChangeArrowheads="1" noChangeAspect="1"/>
+                          </pic:cNvPicPr>
+                        </pic:nvPicPr>
+                        <pic:blipFill>
+                          <a:blip r:embed="rId22"/>
+                          <a:stretch>
+                            <a:fillRect/>
+                          </a:stretch>
+                        </pic:blipFill>
+                        <pic:spPr bwMode="auto">
+                          <a:xfrm>
+                            <a:off x="0" y="0"/>
+                            <a:ext cx="152400" cy="152400"/>
+                          </a:xfrm>
+                          <a:prstGeom prst="rect">
+                            <a:avLst/>
+                          </a:prstGeom>
+                          <a:noFill/>
+                          <a:ln w="9525">
+                            <a:noFill/>
+                            <a:headEnd/>
+                            <a:tailEnd/>
+                          </a:ln>
+                        </pic:spPr>
+                      </pic:pic>
+                    </a:graphicData>
+                  </a:graphic>
+                </wp:inline>
+              </w:drawing>
+            </w:r>
+            <w:r>
+              <w:t xml:space="preserve"> </w:t>
+            </w:r>
+            <w:r>
+              <w:t xml:space="preserve"> </w:t>
+            </w:r>
+            <w:r>
+              <w:t xml:space="preserve">Interpretation</w:t>
+            </w:r>
+          </w:p>
+        </w:tc>
+      </w:tr>
+      <w:tr>
+        <w:trPr>
+          <w:cantSplit/>
+        </w:trPr>
+        <w:tc>
+          <w:tcPr>
+            <w:tcMar>
+              <w:top w:w="108" w:type="dxa"/>
+              <w:bottom w:w="108" w:type="dxa"/>
+            </w:tcMar>
+          </w:tcPr>
+          <w:p>
+            <w:pPr>
+              <w:pStyle w:val="Compact"/>
+              <w:numPr>
+                <w:ilvl w:val="0"/>
+                <w:numId w:val="1010"/>
+              </w:numPr>
+            </w:pPr>
+            <w:r>
+              <w:t xml:space="preserve">The RI-CLPM fits substantially better than the CLPM on the same six variables: RMSEA .072 vs .115, CFI .990 vs .947, and a BIC around 157 points lower.</w:t>
+            </w:r>
+          </w:p>
+          <w:p>
+            <w:pPr>
+              <w:pStyle w:val="Compact"/>
+              <w:numPr>
+                <w:ilvl w:val="0"/>
+                <w:numId w:val="1010"/>
+              </w:numPr>
+            </w:pPr>
+            <w:r>
+              <w:t xml:space="preserve">That gap is the point of the exercise.</w:t>
+            </w:r>
+            <w:r>
+              <w:t xml:space="preserve"> </w:t>
+            </w:r>
+            <w:r>
+              <w:t xml:space="preserve">Most of what looks like</w:t>
+            </w:r>
+            <w:r>
+              <w:t xml:space="preserve"> </w:t>
+            </w:r>
+            <w:r>
+              <w:t xml:space="preserve">“gaming predicts difficulties”</w:t>
+            </w:r>
+            <w:r>
+              <w:t xml:space="preserve"> </w:t>
+            </w:r>
+            <w:r>
+              <w:t xml:space="preserve">in the CLPM is stable between-child difference — some children simply game more</w:t>
+            </w:r>
+            <w:r>
+              <w:t xml:space="preserve"> </w:t>
+            </w:r>
+            <w:r>
+              <w:rPr>
+                <w:i/>
+                <w:iCs/>
+              </w:rPr>
+              <w:t xml:space="preserve">and</w:t>
+            </w:r>
+            <w:r>
+              <w:t xml:space="preserve"> </w:t>
+            </w:r>
+            <w:r>
+              <w:t xml:space="preserve">report more difficulties than others — rather than change within a child over time.</w:t>
+            </w:r>
+          </w:p>
+          <w:p>
+            <w:pPr>
+              <w:pStyle w:val="Compact"/>
+              <w:numPr>
+                <w:ilvl w:val="0"/>
+                <w:numId w:val="1010"/>
+              </w:numPr>
+            </w:pPr>
+            <w:r>
+              <w:t xml:space="preserve">No model reaches a non-significant χ², but with N ≈ 3,900 that is expected and not very informative.</w:t>
+            </w:r>
+          </w:p>
+          <w:p/>
+        </w:tc>
+      </w:tr>
+    </w:tbl>
+    <w:bookmarkEnd w:id="47"/>
+    <w:bookmarkStart w:id="52" w:name="sec-h1-decisions"/>
+    <w:p>
+      <w:pPr>
+        <w:pStyle w:val="Heading2"/>
+      </w:pPr>
+      <w:r>
+        <w:t xml:space="preserve">6.4 Does the effect stay the same across the two lags?</w:t>
+      </w:r>
+    </w:p>
+    <w:p>
+      <w:pPr>
+        <w:pStyle w:val="FirstParagraph"/>
+      </w:pPr>
+      <w:r>
+        <w:t xml:space="preserve">The model can either estimate each lag separately or assume the paths are the same size from 10/11 → 12/13 as from 12/13 → 14/15.</w:t>
+      </w:r>
+      <w:r>
+        <w:t xml:space="preserve"> </w:t>
+      </w:r>
+      <w:r>
+        <w:t xml:space="preserve">Assuming they are equal is normally preferred with only three waves, because leaving everything free leaves just one degree of freedom.</w:t>
+      </w:r>
+    </w:p>
+    <w:tbl>
+      <w:tblPr>
+        <w:tblStyle w:val="Table"/>
+        <w:tblW w:type="pct" w:w="5000"/>
+        <w:tblLayout w:type="fixed"/>
+        <w:tblLook w:firstRow="0" w:lastRow="0" w:firstColumn="0" w:lastColumn="0" w:noHBand="0" w:noVBand="0" w:val="0000"/>
+      </w:tblPr>
+      <w:tblGrid>
+        <w:gridCol w:w="7920"/>
+      </w:tblGrid>
+      <w:tr>
+        <w:tc>
+          <w:tcPr/>
+          <w:bookmarkStart w:id="48" w:name="tbl-stationarity"/>
+          <w:p>
+            <w:pPr>
+              <w:jc w:val="center"/>
+            </w:pPr>
+            <w:pPr>
+              <w:jc w:val="left"/>
+              <w:spacing w:before="200"/>
+              <w:pStyle w:val="ImageCaption"/>
+            </w:pPr>
+            <w:r>
+              <w:t xml:space="preserve">Table 8: Scaled chi-square difference tests of the constrained RI-CLPMs against the freely estimated model.</w:t>
+            </w:r>
+          </w:p>
+          <w:tbl>
+            <w:tblPr>
+              <w:tblStyle w:val="Table"/>
+              <w:tblW w:type="pct" w:w="5000"/>
+              <w:tblLayout w:type="fixed"/>
+              <w:tblLook w:firstRow="1" w:lastRow="0" w:firstColumn="0" w:lastColumn="0" w:noHBand="0" w:noVBand="0" w:val="0020"/>
+            </w:tblPr>
+            <w:tblGrid>
+              <w:gridCol w:w="4431"/>
+              <w:gridCol w:w="565"/>
+              <w:gridCol w:w="377"/>
+              <w:gridCol w:w="660"/>
+              <w:gridCol w:w="1885"/>
+            </w:tblGrid>
+            <w:tr>
+              <w:trPr>
+                <w:tblHeader w:val="on"/>
+              </w:trPr>
+              <w:tc>
+                <w:tcPr/>
+                <w:p>
+                  <w:pPr>
+                    <w:pStyle w:val="Compact"/>
+                    <w:jc w:val="left"/>
+                    <w:jc w:val="center"/>
+                  </w:pPr>
+                  <w:r>
+                    <w:t xml:space="preserve">Comparison</w:t>
+                  </w:r>
+                </w:p>
+              </w:tc>
+              <w:tc>
+                <w:tcPr/>
+                <w:p>
+                  <w:pPr>
+                    <w:pStyle w:val="Compact"/>
+                    <w:jc w:val="left"/>
+                    <w:jc w:val="center"/>
+                  </w:pPr>
+                  <w:r>
+                    <w:t xml:space="preserve">Δχ²</w:t>
+                  </w:r>
+                </w:p>
+              </w:tc>
+              <w:tc>
+                <w:tcPr/>
+                <w:p>
+                  <w:pPr>
+                    <w:pStyle w:val="Compact"/>
+                    <w:jc w:val="right"/>
+                    <w:jc w:val="center"/>
+                  </w:pPr>
+                  <w:r>
+                    <w:t xml:space="preserve">Δdf</w:t>
+                  </w:r>
+                </w:p>
+              </w:tc>
+              <w:tc>
+                <w:tcPr/>
+                <w:p>
+                  <w:pPr>
+                    <w:pStyle w:val="Compact"/>
+                    <w:jc w:val="left"/>
+                    <w:jc w:val="center"/>
+                  </w:pPr>
+                  <w:r>
+                    <w:t xml:space="preserve">p</w:t>
+                  </w:r>
+                </w:p>
+              </w:tc>
+              <w:tc>
+                <w:tcPr/>
+                <w:p>
+                  <w:pPr>
+                    <w:pStyle w:val="Compact"/>
+                    <w:jc w:val="left"/>
+                    <w:jc w:val="center"/>
+                  </w:pPr>
+                  <w:r>
+                    <w:t xml:space="preserve">Decision</w:t>
+                  </w:r>
+                </w:p>
+              </w:tc>
+            </w:tr>
+            <w:tr>
+              <w:tc>
+                <w:tcPr/>
+                <w:p>
+                  <w:pPr>
+                    <w:pStyle w:val="Compact"/>
+                    <w:jc w:val="left"/>
+                    <w:jc w:val="center"/>
+                  </w:pPr>
+                  <w:r>
+                    <w:t xml:space="preserve">All lagged paths equal vs free</w:t>
+                  </w:r>
+                </w:p>
+              </w:tc>
+              <w:tc>
+                <w:tcPr/>
+                <w:p>
+                  <w:pPr>
+                    <w:pStyle w:val="Compact"/>
+                    <w:jc w:val="left"/>
+                    <w:jc w:val="center"/>
+                  </w:pPr>
+                  <w:r>
+                    <w:t xml:space="preserve">89.35</w:t>
+                  </w:r>
+                </w:p>
+              </w:tc>
+              <w:tc>
+                <w:tcPr/>
+                <w:p>
+                  <w:pPr>
+                    <w:pStyle w:val="Compact"/>
+                    <w:jc w:val="right"/>
+                    <w:jc w:val="center"/>
+                  </w:pPr>
+                  <w:r>
+                    <w:t xml:space="preserve">4</w:t>
+                  </w:r>
+                </w:p>
+              </w:tc>
+              <w:tc>
+                <w:tcPr/>
+                <w:p>
+                  <w:pPr>
+                    <w:pStyle w:val="Compact"/>
+                    <w:jc w:val="left"/>
+                    <w:jc w:val="center"/>
+                  </w:pPr>
+                  <w:r>
+                    <w:t xml:space="preserve">&lt; .001</w:t>
+                  </w:r>
+                </w:p>
+              </w:tc>
+              <w:tc>
+                <w:tcPr/>
+                <w:p>
+                  <w:pPr>
+                    <w:pStyle w:val="Compact"/>
+                    <w:jc w:val="left"/>
+                    <w:jc w:val="center"/>
+                  </w:pPr>
+                  <w:r>
+                    <w:t xml:space="preserve">Constraint rejected</w:t>
+                  </w:r>
+                </w:p>
+              </w:tc>
+            </w:tr>
+            <w:tr>
+              <w:tc>
+                <w:tcPr/>
+                <w:p>
+                  <w:pPr>
+                    <w:pStyle w:val="Compact"/>
+                    <w:jc w:val="left"/>
+                    <w:jc w:val="center"/>
+                  </w:pPr>
+                  <w:r>
+                    <w:t xml:space="preserve">Cross-lags equal, autoregressions free vs free</w:t>
+                  </w:r>
+                </w:p>
+              </w:tc>
+              <w:tc>
+                <w:tcPr/>
+                <w:p>
+                  <w:pPr>
+                    <w:pStyle w:val="Compact"/>
+                    <w:jc w:val="left"/>
+                    <w:jc w:val="center"/>
+                  </w:pPr>
+                  <w:r>
+                    <w:t xml:space="preserve">4.63</w:t>
+                  </w:r>
+                </w:p>
+              </w:tc>
+              <w:tc>
+                <w:tcPr/>
+                <w:p>
+                  <w:pPr>
+                    <w:pStyle w:val="Compact"/>
+                    <w:jc w:val="right"/>
+                    <w:jc w:val="center"/>
+                  </w:pPr>
+                  <w:r>
+                    <w:t xml:space="preserve">2</w:t>
+                  </w:r>
+                </w:p>
+              </w:tc>
+              <w:tc>
+                <w:tcPr/>
+                <w:p>
+                  <w:pPr>
+                    <w:pStyle w:val="Compact"/>
+                    <w:jc w:val="left"/>
+                    <w:jc w:val="center"/>
+                  </w:pPr>
+                  <w:r>
+                    <w:t xml:space="preserve">.099</w:t>
+                  </w:r>
+                </w:p>
+              </w:tc>
+              <w:tc>
+                <w:tcPr/>
+                <w:p>
+                  <w:pPr>
+                    <w:pStyle w:val="Compact"/>
+                    <w:jc w:val="left"/>
+                    <w:jc w:val="center"/>
+                  </w:pPr>
+                  <w:r>
+                    <w:t xml:space="preserve">Constraint retained</w:t>
+                  </w:r>
+                </w:p>
+              </w:tc>
+            </w:tr>
+          </w:tbl>
+          <w:bookmarkEnd w:id="48"/>
+          <w:p/>
+        </w:tc>
+      </w:tr>
+    </w:tbl>
+    <w:p>
+      <w:pPr>
+        <w:pStyle w:val="BodyText"/>
+      </w:pPr>
+      <w:r>
+        <w:t xml:space="preserve"> </w:t>
+      </w:r>
+    </w:p>
+    <w:tbl>
+      <w:tblPr>
+        <w:tblStyle w:val="Table"/>
+        <w:tblW w:type="pct" w:w="5000"/>
+        <w:tblLayout w:type="fixed"/>
+        <w:tblLook w:firstRow="0" w:lastRow="0" w:firstColumn="0" w:lastColumn="0" w:noHBand="0" w:noVBand="0" w:val="0000"/>
+      </w:tblPr>
+      <w:tblGrid>
+        <w:gridCol w:w="7920"/>
+      </w:tblGrid>
+      <w:tr>
+        <w:tc>
+          <w:tcPr/>
+          <w:bookmarkStart w:id="49" w:name="tbl-stationarity-paths"/>
+          <w:p>
+            <w:pPr>
+              <w:jc w:val="center"/>
+            </w:pPr>
+            <w:pPr>
+              <w:jc w:val="left"/>
+              <w:spacing w:before="200"/>
+              <w:pStyle w:val="ImageCaption"/>
+            </w:pPr>
+            <w:r>
+              <w:t xml:space="preserve">Table 9: Univariate score tests on the fully constrained RI-CLPM: which lagged paths actually differ between the two lags.</w:t>
+            </w:r>
+          </w:p>
+          <w:tbl>
+            <w:tblPr>
+              <w:tblStyle w:val="Table"/>
+              <w:tblW w:type="auto" w:w="0"/>
+              <w:tblLook w:firstRow="1" w:lastRow="0" w:firstColumn="0" w:lastColumn="0" w:noHBand="0" w:noVBand="0" w:val="0020"/>
+            </w:tblPr>
+            <w:tblGrid>
+              <w:gridCol w:w="1980"/>
+              <w:gridCol w:w="1980"/>
+              <w:gridCol w:w="1980"/>
+              <w:gridCol w:w="1980"/>
+            </w:tblGrid>
+            <w:tr>
+              <w:trPr>
+                <w:tblHeader w:val="on"/>
+              </w:trPr>
+              <w:tc>
+                <w:tcPr/>
+                <w:p>
+                  <w:pPr>
+                    <w:pStyle w:val="Compact"/>
+                    <w:jc w:val="left"/>
+                    <w:jc w:val="center"/>
+                  </w:pPr>
+                  <w:r>
+                    <w:t xml:space="preserve">Path</w:t>
+                  </w:r>
+                </w:p>
+              </w:tc>
+              <w:tc>
+                <w:tcPr/>
+                <w:p>
+                  <w:pPr>
+                    <w:pStyle w:val="Compact"/>
+                    <w:jc w:val="left"/>
+                    <w:jc w:val="center"/>
+                  </w:pPr>
+                  <w:r>
+                    <w:t xml:space="preserve">χ² (1)</w:t>
+                  </w:r>
+                </w:p>
+              </w:tc>
+              <w:tc>
+                <w:tcPr/>
+                <w:p>
+                  <w:pPr>
+                    <w:pStyle w:val="Compact"/>
+                    <w:jc w:val="left"/>
+                    <w:jc w:val="center"/>
+                  </w:pPr>
+                  <w:r>
+                    <w:t xml:space="preserve">p</w:t>
+                  </w:r>
+                </w:p>
+              </w:tc>
+              <w:tc>
+                <w:tcPr/>
+                <w:p>
+                  <w:pPr>
+                    <w:pStyle w:val="Compact"/>
+                    <w:jc w:val="left"/>
+                    <w:jc w:val="center"/>
+                  </w:pPr>
+                  <w:r>
+                    <w:t xml:space="preserve">Verdict</w:t>
+                  </w:r>
+                </w:p>
+              </w:tc>
+            </w:tr>
+            <w:tr>
+              <w:tc>
+                <w:tcPr/>
+                <w:p>
+                  <w:pPr>
+                    <w:pStyle w:val="Compact"/>
+                    <w:jc w:val="left"/>
+                    <w:jc w:val="center"/>
+                  </w:pPr>
+                  <w:r>
+                    <w:t xml:space="preserve">Video games autoregression</w:t>
+                  </w:r>
+                </w:p>
+              </w:tc>
+              <w:tc>
+                <w:tcPr/>
+                <w:p>
+                  <w:pPr>
+                    <w:pStyle w:val="Compact"/>
+                    <w:jc w:val="left"/>
+                    <w:jc w:val="center"/>
+                  </w:pPr>
+                  <w:r>
+                    <w:t xml:space="preserve">52.54</w:t>
+                  </w:r>
+                </w:p>
+              </w:tc>
+              <w:tc>
+                <w:tcPr/>
+                <w:p>
+                  <w:pPr>
+                    <w:pStyle w:val="Compact"/>
+                    <w:jc w:val="left"/>
+                    <w:jc w:val="center"/>
+                  </w:pPr>
+                  <w:r>
+                    <w:t xml:space="preserve">&lt; .001</w:t>
+                  </w:r>
+                </w:p>
+              </w:tc>
+              <w:tc>
+                <w:tcPr/>
+                <w:p>
+                  <w:pPr>
+                    <w:pStyle w:val="Compact"/>
+                    <w:jc w:val="left"/>
+                    <w:jc w:val="center"/>
+                  </w:pPr>
+                  <w:r>
+                    <w:t xml:space="preserve">Differs across lags</w:t>
+                  </w:r>
+                </w:p>
+              </w:tc>
+            </w:tr>
+            <w:tr>
+              <w:tc>
+                <w:tcPr/>
+                <w:p>
+                  <w:pPr>
+                    <w:pStyle w:val="Compact"/>
+                    <w:jc w:val="left"/>
+                    <w:jc w:val="center"/>
+                  </w:pPr>
+                  <w:r>
+                    <w:t xml:space="preserve">SDQ → video games (H1b)</w:t>
+                  </w:r>
+                </w:p>
+              </w:tc>
+              <w:tc>
+                <w:tcPr/>
+                <w:p>
+                  <w:pPr>
+                    <w:pStyle w:val="Compact"/>
+                    <w:jc w:val="left"/>
+                    <w:jc w:val="center"/>
+                  </w:pPr>
+                  <w:r>
+                    <w:t xml:space="preserve">0.31</w:t>
+                  </w:r>
+                </w:p>
+              </w:tc>
+              <w:tc>
+                <w:tcPr/>
+                <w:p>
+                  <w:pPr>
+                    <w:pStyle w:val="Compact"/>
+                    <w:jc w:val="left"/>
+                    <w:jc w:val="center"/>
+                  </w:pPr>
+                  <w:r>
+                    <w:t xml:space="preserve">.575</w:t>
+                  </w:r>
+                </w:p>
+              </w:tc>
+              <w:tc>
+                <w:tcPr/>
+                <w:p>
+                  <w:pPr>
+                    <w:pStyle w:val="Compact"/>
+                    <w:jc w:val="left"/>
+                    <w:jc w:val="center"/>
+                  </w:pPr>
+                  <w:r>
+                    <w:t xml:space="preserve">Equal across lags</w:t>
+                  </w:r>
+                </w:p>
+              </w:tc>
+            </w:tr>
+            <w:tr>
+              <w:tc>
+                <w:tcPr/>
+                <w:p>
+                  <w:pPr>
+                    <w:pStyle w:val="Compact"/>
+                    <w:jc w:val="left"/>
+                    <w:jc w:val="center"/>
+                  </w:pPr>
+                  <w:r>
+                    <w:t xml:space="preserve">SDQ autoregression</w:t>
+                  </w:r>
+                </w:p>
+              </w:tc>
+              <w:tc>
+                <w:tcPr/>
+                <w:p>
+                  <w:pPr>
+                    <w:pStyle w:val="Compact"/>
+                    <w:jc w:val="left"/>
+                    <w:jc w:val="center"/>
+                  </w:pPr>
+                  <w:r>
+                    <w:t xml:space="preserve">13.93</w:t>
+                  </w:r>
+                </w:p>
+              </w:tc>
+              <w:tc>
+                <w:tcPr/>
+                <w:p>
+                  <w:pPr>
+                    <w:pStyle w:val="Compact"/>
+                    <w:jc w:val="left"/>
+                    <w:jc w:val="center"/>
+                  </w:pPr>
+                  <w:r>
+                    <w:t xml:space="preserve">&lt; .001</w:t>
+                  </w:r>
+                </w:p>
+              </w:tc>
+              <w:tc>
+                <w:tcPr/>
+                <w:p>
+                  <w:pPr>
+                    <w:pStyle w:val="Compact"/>
+                    <w:jc w:val="left"/>
+                    <w:jc w:val="center"/>
+                  </w:pPr>
+                  <w:r>
+                    <w:t xml:space="preserve">Differs across lags</w:t>
+                  </w:r>
+                </w:p>
+              </w:tc>
+            </w:tr>
+            <w:tr>
+              <w:tc>
+                <w:tcPr/>
+                <w:p>
+                  <w:pPr>
+                    <w:pStyle w:val="Compact"/>
+                    <w:jc w:val="left"/>
+                    <w:jc w:val="center"/>
+                  </w:pPr>
+                  <w:r>
+                    <w:t xml:space="preserve">Video games → SDQ (H1a)</w:t>
+                  </w:r>
+                </w:p>
+              </w:tc>
+              <w:tc>
+                <w:tcPr/>
+                <w:p>
+                  <w:pPr>
+                    <w:pStyle w:val="Compact"/>
+                    <w:jc w:val="left"/>
+                    <w:jc w:val="center"/>
+                  </w:pPr>
+                  <w:r>
+                    <w:t xml:space="preserve">4.28</w:t>
+                  </w:r>
+                </w:p>
+              </w:tc>
+              <w:tc>
+                <w:tcPr/>
+                <w:p>
+                  <w:pPr>
+                    <w:pStyle w:val="Compact"/>
+                    <w:jc w:val="left"/>
+                    <w:jc w:val="center"/>
+                  </w:pPr>
+                  <w:r>
+                    <w:t xml:space="preserve">.038</w:t>
+                  </w:r>
+                </w:p>
+              </w:tc>
+              <w:tc>
+                <w:tcPr/>
+                <w:p>
+                  <w:pPr>
+                    <w:pStyle w:val="Compact"/>
+                    <w:jc w:val="left"/>
+                    <w:jc w:val="center"/>
+                  </w:pPr>
+                  <w:r>
+                    <w:t xml:space="preserve">Differs across lags</w:t>
+                  </w:r>
+                </w:p>
+              </w:tc>
+            </w:tr>
+          </w:tbl>
+          <w:bookmarkEnd w:id="49"/>
+          <w:p/>
+        </w:tc>
+      </w:tr>
+    </w:tbl>
+    <w:p>
+      <w:pPr>
+        <w:pStyle w:val="BodyText"/>
+      </w:pPr>
+      <w:r>
+        <w:t xml:space="preserve"> </w:t>
+      </w:r>
+    </w:p>
+    <w:tbl>
+      <w:tblPr>
+        <w:tblStyle w:val="Table"/>
+        <w:tblLook w:firstRow="0" w:lastRow="0" w:firstColumn="0" w:lastColumn="0" w:noHBand="0" w:noVBand="0" w:val="0000"/>
+        <w:tblBorders>
+          <w:top w:val="single" w:sz="4" w:space="0" w:color="0758E5"/>
+          <w:left w:val="single" w:sz="24" w:space="0" w:color="0758E5"/>
+          <w:bottom w:val="single" w:sz="4" w:space="0" w:color="0758E5"/>
+          <w:right w:val="single" w:sz="4" w:space="0" w:color="0758E5"/>
+        </w:tblBorders>
+        <w:tblCellMar>
+          <w:left w:w="144" w:type="dxa"/>
+          <w:right w:w="144" w:type="dxa"/>
+        </w:tblCellMar>
+        <w:tblLook w:firstRow="0" w:lastRow="0" w:firstColumn="0" w:lastColumn="0" w:noHBand="0" w:noVBand="0" w:val="0000"/>
+      </w:tblPr>
+      <w:tr>
+        <w:trPr>
+          <w:cantSplit/>
+        </w:trPr>
+        <w:tc>
+          <w:tcPr>
+            <w:shd w:color="auto" w:fill="dae6fb" w:val="clear"/>
+            <w:tcMar>
+              <w:top w:w="92" w:type="dxa"/>
+              <w:bottom w:w="92" w:type="dxa"/>
+            </w:tcMar>
+          </w:tcPr>
+          <w:p>
+            <w:pPr>
+              <w:pStyle w:val="BodyText"/>
+            </w:pPr>
+            <w:pPr>
+              <w:spacing w:before="0" w:after="0"/>
+              <w:textAlignment w:val="center"/>
+            </w:pPr>
+            <w:r>
+              <w:drawing>
+                <wp:inline>
+                  <wp:extent cx="152400" cy="152400"/>
+                  <wp:effectExtent b="0" l="0" r="0" t="0"/>
+                  <wp:docPr descr="" title="" id="50" name="Picture"/>
+                  <a:graphic>
+                    <a:graphicData uri="http://schemas.openxmlformats.org/drawingml/2006/picture">
+                      <pic:pic>
+                        <pic:nvPicPr>
+                          <pic:cNvPr descr="/opt/quarto/share/formats/docx/note.png" id="51" name="Picture"/>
+                          <pic:cNvPicPr>
+                            <a:picLocks noChangeArrowheads="1" noChangeAspect="1"/>
+                          </pic:cNvPicPr>
+                        </pic:nvPicPr>
+                        <pic:blipFill>
+                          <a:blip r:embed="rId22"/>
+                          <a:stretch>
+                            <a:fillRect/>
+                          </a:stretch>
+                        </pic:blipFill>
+                        <pic:spPr bwMode="auto">
+                          <a:xfrm>
+                            <a:off x="0" y="0"/>
+                            <a:ext cx="152400" cy="152400"/>
+                          </a:xfrm>
+                          <a:prstGeom prst="rect">
+                            <a:avLst/>
+                          </a:prstGeom>
+                          <a:noFill/>
+                          <a:ln w="9525">
+                            <a:noFill/>
+                            <a:headEnd/>
+                            <a:tailEnd/>
+                          </a:ln>
+                        </pic:spPr>
+                      </pic:pic>
+                    </a:graphicData>
+                  </a:graphic>
+                </wp:inline>
+              </w:drawing>
+            </w:r>
+            <w:r>
+              <w:t xml:space="preserve"> </w:t>
+            </w:r>
+            <w:r>
+              <w:t xml:space="preserve"> </w:t>
+            </w:r>
+            <w:r>
+              <w:t xml:space="preserve">Interpretation</w:t>
+            </w:r>
+          </w:p>
+        </w:tc>
+      </w:tr>
+      <w:tr>
+        <w:trPr>
+          <w:cantSplit/>
+        </w:trPr>
+        <w:tc>
+          <w:tcPr>
+            <w:tcMar>
+              <w:top w:w="108" w:type="dxa"/>
+              <w:bottom w:w="108" w:type="dxa"/>
+            </w:tcMar>
+          </w:tcPr>
+          <w:p>
+            <w:pPr>
+              <w:pStyle w:val="Compact"/>
+              <w:numPr>
+                <w:ilvl w:val="0"/>
+                <w:numId w:val="1011"/>
+              </w:numPr>
+            </w:pPr>
+            <w:r>
+              <w:t xml:space="preserve">Assuming</w:t>
+            </w:r>
+            <w:r>
+              <w:t xml:space="preserve"> </w:t>
+            </w:r>
+            <w:r>
+              <w:rPr>
+                <w:i/>
+                <w:iCs/>
+              </w:rPr>
+              <w:t xml:space="preserve">all</w:t>
+            </w:r>
+            <w:r>
+              <w:t xml:space="preserve"> </w:t>
+            </w:r>
+            <w:r>
+              <w:t xml:space="preserve">paths are equal across lags is clearly wrong here.</w:t>
+            </w:r>
+          </w:p>
+          <w:p>
+            <w:pPr>
+              <w:pStyle w:val="Compact"/>
+              <w:numPr>
+                <w:ilvl w:val="0"/>
+                <w:numId w:val="1011"/>
+              </w:numPr>
+            </w:pPr>
+            <w:r>
+              <w:t xml:space="preserve">But the second table shows the problem is entirely in the autoregressive paths — how strongly a child’s own earlier deviation predicts their later one — not in the cross-lagged paths the hypotheses are about.</w:t>
+            </w:r>
+            <w:r>
+              <w:t xml:space="preserve"> </w:t>
+            </w:r>
+            <w:r>
+              <w:t xml:space="preserve">The SDQ → video games path in particular is statistically indistinguishable across the two lags.</w:t>
+            </w:r>
+          </w:p>
+          <w:p>
+            <w:pPr>
+              <w:pStyle w:val="Compact"/>
+              <w:numPr>
+                <w:ilvl w:val="0"/>
+                <w:numId w:val="1011"/>
+              </w:numPr>
+            </w:pPr>
+            <w:r>
+              <w:t xml:space="preserve">So the primary model pools the cross-lags (giving one estimate per hypothesis) and lets the autoregressions differ.</w:t>
+            </w:r>
+            <w:r>
+              <w:t xml:space="preserve"> </w:t>
+            </w:r>
+            <w:r>
+              <w:t xml:space="preserve">That version is not significantly worse than the free model, and fits better than either alternative.</w:t>
+            </w:r>
+          </w:p>
+          <w:p>
+            <w:pPr>
+              <w:pStyle w:val="Compact"/>
+              <w:numPr>
+                <w:ilvl w:val="0"/>
+                <w:numId w:val="1011"/>
+              </w:numPr>
+            </w:pPr>
+            <w:r>
+              <w:t xml:space="preserve">I checked whether this was caused by video game hours being skewed, by refitting on square-root and log-transformed hours.</w:t>
+            </w:r>
+            <w:r>
+              <w:t xml:space="preserve"> </w:t>
+            </w:r>
+            <w:r>
+              <w:t xml:space="preserve">It isn’t — the same pattern appears on every scale.</w:t>
+            </w:r>
+            <w:r>
+              <w:t xml:space="preserve"> </w:t>
+            </w:r>
+            <w:r>
+              <w:t xml:space="preserve">The underlying cause is that the</w:t>
+            </w:r>
+            <w:r>
+              <w:t xml:space="preserve"> </w:t>
+            </w:r>
+            <w:r>
+              <w:rPr>
+                <w:i/>
+                <w:iCs/>
+              </w:rPr>
+              <w:t xml:space="preserve">spread</w:t>
+            </w:r>
+            <w:r>
+              <w:t xml:space="preserve"> </w:t>
+            </w:r>
+            <w:r>
+              <w:t xml:space="preserve">of gaming nearly triples between 10/11 and 14/15 (variance 45 → 125) as more children stop playing entirely and others play much more, and no transformation removes that.</w:t>
+            </w:r>
+          </w:p>
+          <w:p/>
+        </w:tc>
+      </w:tr>
+    </w:tbl>
+    <w:bookmarkEnd w:id="52"/>
+    <w:bookmarkStart w:id="60" w:name="within-child-effects-ri-clpm-primary"/>
+    <w:p>
+      <w:pPr>
+        <w:pStyle w:val="Heading2"/>
+      </w:pPr>
+      <w:r>
+        <w:t xml:space="preserve">6.5 Within-child effects: RI-CLPM (primary)</w:t>
+      </w:r>
+    </w:p>
+    <w:tbl>
+      <w:tblPr>
+        <w:tblStyle w:val="Table"/>
+        <w:tblW w:type="pct" w:w="5000"/>
+        <w:tblLayout w:type="fixed"/>
+        <w:tblLook w:firstRow="0" w:lastRow="0" w:firstColumn="0" w:lastColumn="0" w:noHBand="0" w:noVBand="0" w:val="0000"/>
+      </w:tblPr>
+      <w:tblGrid>
+        <w:gridCol w:w="7920"/>
+      </w:tblGrid>
+      <w:tr>
+        <w:tc>
+          <w:tcPr/>
+          <w:bookmarkStart w:id="53" w:name="tbl-riclpm"/>
+          <w:p>
+            <w:pPr>
+              <w:jc w:val="center"/>
+            </w:pPr>
+            <w:pPr>
+              <w:jc w:val="left"/>
+              <w:spacing w:before="200"/>
+              <w:pStyle w:val="ImageCaption"/>
+            </w:pPr>
+            <w:r>
+              <w:t xml:space="preserve">Table 10: RI-CLPM structural estimates. Unstandardised coefficients are in hours/week and SDQ points; β are fully standardised. Cross-lagged paths are constrained equal across lags.</w:t>
+            </w:r>
+          </w:p>
+          <w:tbl>
+            <w:tblPr>
+              <w:tblStyle w:val="Table"/>
+              <w:tblW w:type="pct" w:w="5000"/>
+              <w:tblLayout w:type="fixed"/>
+              <w:tblLook w:firstRow="1" w:lastRow="0" w:firstColumn="0" w:lastColumn="0" w:noHBand="0" w:noVBand="0" w:val="0020"/>
+            </w:tblPr>
+            <w:tblGrid>
+              <w:gridCol w:w="2511"/>
+              <w:gridCol w:w="1545"/>
+              <w:gridCol w:w="965"/>
+              <w:gridCol w:w="1094"/>
+              <w:gridCol w:w="450"/>
+              <w:gridCol w:w="386"/>
+              <w:gridCol w:w="965"/>
+            </w:tblGrid>
+            <w:tr>
+              <w:trPr>
+                <w:tblHeader w:val="on"/>
+              </w:trPr>
+              <w:tc>
+                <w:tcPr/>
+                <w:p>
+                  <w:pPr>
+                    <w:pStyle w:val="Compact"/>
+                    <w:jc w:val="left"/>
+                    <w:jc w:val="center"/>
+                  </w:pPr>
+                  <w:r>
+                    <w:t xml:space="preserve">Parameter</w:t>
+                  </w:r>
+                </w:p>
+              </w:tc>
+              <w:tc>
+                <w:tcPr/>
+                <w:p>
+                  <w:pPr>
+                    <w:pStyle w:val="Compact"/>
+                    <w:jc w:val="left"/>
+                    <w:jc w:val="center"/>
+                  </w:pPr>
+                  <w:r>
+                    <w:t xml:space="preserve">Lag</w:t>
+                  </w:r>
+                </w:p>
+              </w:tc>
+              <w:tc>
+                <w:tcPr/>
+                <w:p>
+                  <w:pPr>
+                    <w:pStyle w:val="Compact"/>
+                    <w:jc w:val="left"/>
+                    <w:jc w:val="center"/>
+                  </w:pPr>
+                  <w:r>
+                    <w:t xml:space="preserve">b (SE)</w:t>
+                  </w:r>
+                </w:p>
+              </w:tc>
+              <w:tc>
+                <w:tcPr/>
+                <w:p>
+                  <w:pPr>
+                    <w:pStyle w:val="Compact"/>
+                    <w:jc w:val="left"/>
+                    <w:jc w:val="center"/>
+                  </w:pPr>
+                  <w:r>
+                    <w:t xml:space="preserve">95% CI</w:t>
+                  </w:r>
+                </w:p>
+              </w:tc>
+              <w:tc>
+                <w:tcPr/>
+                <w:p>
+                  <w:pPr>
+                    <w:pStyle w:val="Compact"/>
+                    <w:jc w:val="left"/>
+                    <w:jc w:val="center"/>
+                  </w:pPr>
+                  <w:r>
+                    <w:t xml:space="preserve">p</w:t>
+                  </w:r>
+                </w:p>
+              </w:tc>
+              <w:tc>
+                <w:tcPr/>
+                <w:p>
+                  <w:pPr>
+                    <w:pStyle w:val="Compact"/>
+                    <w:jc w:val="left"/>
+                    <w:jc w:val="center"/>
+                  </w:pPr>
+                  <w:r>
+                    <w:t xml:space="preserve">β</w:t>
+                  </w:r>
+                </w:p>
+              </w:tc>
+              <w:tc>
+                <w:tcPr/>
+                <w:p>
+                  <w:pPr>
+                    <w:pStyle w:val="Compact"/>
+                    <w:jc w:val="left"/>
+                    <w:jc w:val="center"/>
+                  </w:pPr>
+                  <w:r>
+                    <w:t xml:space="preserve">β 95% CI</w:t>
+                  </w:r>
+                </w:p>
+              </w:tc>
+            </w:tr>
+            <w:tr>
+              <w:tc>
+                <w:tcPr/>
+                <w:p>
+                  <w:pPr>
+                    <w:pStyle w:val="Compact"/>
+                    <w:jc w:val="left"/>
+                    <w:jc w:val="center"/>
+                  </w:pPr>
+                  <w:r>
+                    <w:t xml:space="preserve">Video games → video games</w:t>
+                  </w:r>
+                </w:p>
+              </w:tc>
+              <w:tc>
+                <w:tcPr/>
+                <w:p>
+                  <w:pPr>
+                    <w:pStyle w:val="Compact"/>
+                    <w:jc w:val="left"/>
+                    <w:jc w:val="center"/>
+                  </w:pPr>
+                  <w:r>
+                    <w:t xml:space="preserve">10/11 → 12/13</w:t>
+                  </w:r>
+                </w:p>
+              </w:tc>
+              <w:tc>
+                <w:tcPr/>
+                <w:p>
+                  <w:pPr>
+                    <w:pStyle w:val="Compact"/>
+                    <w:jc w:val="left"/>
+                    <w:jc w:val="center"/>
+                  </w:pPr>
+                  <w:r>
+                    <w:t xml:space="preserve">-0.434 (0.238)</w:t>
+                  </w:r>
+                </w:p>
+              </w:tc>
+              <w:tc>
+                <w:tcPr/>
+                <w:p>
+                  <w:pPr>
+                    <w:pStyle w:val="Compact"/>
+                    <w:jc w:val="left"/>
+                    <w:jc w:val="center"/>
+                  </w:pPr>
+                  <w:r>
+                    <w:t xml:space="preserve">[-0.899, 0.032]</w:t>
+                  </w:r>
+                </w:p>
+              </w:tc>
+              <w:tc>
+                <w:tcPr/>
+                <w:p>
+                  <w:pPr>
+                    <w:pStyle w:val="Compact"/>
+                    <w:jc w:val="left"/>
+                    <w:jc w:val="center"/>
+                  </w:pPr>
+                  <w:r>
+                    <w:t xml:space="preserve">.068</w:t>
+                  </w:r>
+                </w:p>
+              </w:tc>
+              <w:tc>
+                <w:tcPr/>
+                <w:p>
+                  <w:pPr>
+                    <w:pStyle w:val="Compact"/>
+                    <w:jc w:val="left"/>
+                    <w:jc w:val="center"/>
+                  </w:pPr>
+                  <w:r>
+                    <w:t xml:space="preserve">-.257</w:t>
+                  </w:r>
+                </w:p>
+              </w:tc>
+              <w:tc>
+                <w:tcPr/>
+                <w:p>
+                  <w:pPr>
+                    <w:pStyle w:val="Compact"/>
+                    <w:jc w:val="left"/>
+                    <w:jc w:val="center"/>
+                  </w:pPr>
+                  <w:r>
+                    <w:t xml:space="preserve">[-.509, -.005]</w:t>
+                  </w:r>
+                </w:p>
+              </w:tc>
+            </w:tr>
+            <w:tr>
+              <w:tc>
+                <w:tcPr/>
+                <w:p>
+                  <w:pPr>
+                    <w:pStyle w:val="Compact"/>
+                    <w:jc w:val="left"/>
+                    <w:jc w:val="center"/>
+                  </w:pPr>
+                  <w:r>
+                    <w:t xml:space="preserve">Video games → video games</w:t>
+                  </w:r>
+                </w:p>
+              </w:tc>
+              <w:tc>
+                <w:tcPr/>
+                <w:p>
+                  <w:pPr>
+                    <w:pStyle w:val="Compact"/>
+                    <w:jc w:val="left"/>
+                    <w:jc w:val="center"/>
+                  </w:pPr>
+                  <w:r>
+                    <w:t xml:space="preserve">12/13 → 14/15</w:t>
+                  </w:r>
+                </w:p>
+              </w:tc>
+              <w:tc>
+                <w:tcPr/>
+                <w:p>
+                  <w:pPr>
+                    <w:pStyle w:val="Compact"/>
+                    <w:jc w:val="left"/>
+                    <w:jc w:val="center"/>
+                  </w:pPr>
+                  <w:r>
+                    <w:t xml:space="preserve">0.418 (0.045)</w:t>
+                  </w:r>
+                </w:p>
+              </w:tc>
+              <w:tc>
+                <w:tcPr/>
+                <w:p>
+                  <w:pPr>
+                    <w:pStyle w:val="Compact"/>
+                    <w:jc w:val="left"/>
+                    <w:jc w:val="center"/>
+                  </w:pPr>
+                  <w:r>
+                    <w:t xml:space="preserve">[0.329, 0.507]</w:t>
+                  </w:r>
+                </w:p>
+              </w:tc>
+              <w:tc>
+                <w:tcPr/>
+                <w:p>
+                  <w:pPr>
+                    <w:pStyle w:val="Compact"/>
+                    <w:jc w:val="left"/>
+                    <w:jc w:val="center"/>
+                  </w:pPr>
+                  <w:r>
+                    <w:t xml:space="preserve">&lt; .001</w:t>
+                  </w:r>
+                </w:p>
+              </w:tc>
+              <w:tc>
+                <w:tcPr/>
+                <w:p>
+                  <w:pPr>
+                    <w:pStyle w:val="Compact"/>
+                    <w:jc w:val="left"/>
+                    <w:jc w:val="center"/>
+                  </w:pPr>
+                  <w:r>
+                    <w:t xml:space="preserve">.277</w:t>
+                  </w:r>
+                </w:p>
+              </w:tc>
+              <w:tc>
+                <w:tcPr/>
+                <w:p>
+                  <w:pPr>
+                    <w:pStyle w:val="Compact"/>
+                    <w:jc w:val="left"/>
+                    <w:jc w:val="center"/>
+                  </w:pPr>
+                  <w:r>
+                    <w:t xml:space="preserve">[.213, .342]</w:t>
+                  </w:r>
+                </w:p>
+              </w:tc>
+            </w:tr>
+            <w:tr>
+              <w:tc>
+                <w:tcPr/>
+                <w:p>
+                  <w:pPr>
+                    <w:pStyle w:val="Compact"/>
+                    <w:jc w:val="left"/>
+                    <w:jc w:val="center"/>
+                  </w:pPr>
+                  <w:r>
+                    <w:t xml:space="preserve">SDQ → SDQ</w:t>
+                  </w:r>
+                </w:p>
+              </w:tc>
+              <w:tc>
+                <w:tcPr/>
+                <w:p>
+                  <w:pPr>
+                    <w:pStyle w:val="Compact"/>
+                    <w:jc w:val="left"/>
+                    <w:jc w:val="center"/>
+                  </w:pPr>
+                  <w:r>
+                    <w:t xml:space="preserve">10/11 → 12/13</w:t>
+                  </w:r>
+                </w:p>
+              </w:tc>
+              <w:tc>
+                <w:tcPr/>
+                <w:p>
+                  <w:pPr>
+                    <w:pStyle w:val="Compact"/>
+                    <w:jc w:val="left"/>
+                    <w:jc w:val="center"/>
+                  </w:pPr>
+                  <w:r>
+                    <w:t xml:space="preserve">0.263 (0.046)</w:t>
+                  </w:r>
+                </w:p>
+              </w:tc>
+              <w:tc>
+                <w:tcPr/>
+                <w:p>
+                  <w:pPr>
+                    <w:pStyle w:val="Compact"/>
+                    <w:jc w:val="left"/>
+                    <w:jc w:val="center"/>
+                  </w:pPr>
+                  <w:r>
+                    <w:t xml:space="preserve">[0.173, 0.352]</w:t>
+                  </w:r>
+                </w:p>
+              </w:tc>
+              <w:tc>
+                <w:tcPr/>
+                <w:p>
+                  <w:pPr>
+                    <w:pStyle w:val="Compact"/>
+                    <w:jc w:val="left"/>
+                    <w:jc w:val="center"/>
+                  </w:pPr>
+                  <w:r>
+                    <w:t xml:space="preserve">&lt; .001</w:t>
+                  </w:r>
+                </w:p>
+              </w:tc>
+              <w:tc>
+                <w:tcPr/>
+                <w:p>
+                  <w:pPr>
+                    <w:pStyle w:val="Compact"/>
+                    <w:jc w:val="left"/>
+                    <w:jc w:val="center"/>
+                  </w:pPr>
+                  <w:r>
+                    <w:t xml:space="preserve">.277</w:t>
+                  </w:r>
+                </w:p>
+              </w:tc>
+              <w:tc>
+                <w:tcPr/>
+                <w:p>
+                  <w:pPr>
+                    <w:pStyle w:val="Compact"/>
+                    <w:jc w:val="left"/>
+                    <w:jc w:val="center"/>
+                  </w:pPr>
+                  <w:r>
+                    <w:t xml:space="preserve">[.188, .367]</w:t>
+                  </w:r>
+                </w:p>
+              </w:tc>
+            </w:tr>
+            <w:tr>
+              <w:tc>
+                <w:tcPr/>
+                <w:p>
+                  <w:pPr>
+                    <w:pStyle w:val="Compact"/>
+                    <w:jc w:val="left"/>
+                    <w:jc w:val="center"/>
+                  </w:pPr>
+                  <w:r>
+                    <w:t xml:space="preserve">SDQ → SDQ</w:t>
+                  </w:r>
+                </w:p>
+              </w:tc>
+              <w:tc>
+                <w:tcPr/>
+                <w:p>
+                  <w:pPr>
+                    <w:pStyle w:val="Compact"/>
+                    <w:jc w:val="left"/>
+                    <w:jc w:val="center"/>
+                  </w:pPr>
+                  <w:r>
+                    <w:t xml:space="preserve">12/13 → 14/15</w:t>
+                  </w:r>
+                </w:p>
+              </w:tc>
+              <w:tc>
+                <w:tcPr/>
+                <w:p>
+                  <w:pPr>
+                    <w:pStyle w:val="Compact"/>
+                    <w:jc w:val="left"/>
+                    <w:jc w:val="center"/>
+                  </w:pPr>
+                  <w:r>
+                    <w:t xml:space="preserve">0.381 (0.040)</w:t>
+                  </w:r>
+                </w:p>
+              </w:tc>
+              <w:tc>
+                <w:tcPr/>
+                <w:p>
+                  <w:pPr>
+                    <w:pStyle w:val="Compact"/>
+                    <w:jc w:val="left"/>
+                    <w:jc w:val="center"/>
+                  </w:pPr>
+                  <w:r>
+                    <w:t xml:space="preserve">[0.303, 0.459]</w:t>
+                  </w:r>
+                </w:p>
+              </w:tc>
+              <w:tc>
+                <w:tcPr/>
+                <w:p>
+                  <w:pPr>
+                    <w:pStyle w:val="Compact"/>
+                    <w:jc w:val="left"/>
+                    <w:jc w:val="center"/>
+                  </w:pPr>
+                  <w:r>
+                    <w:t xml:space="preserve">&lt; .001</w:t>
+                  </w:r>
+                </w:p>
+              </w:tc>
+              <w:tc>
+                <w:tcPr/>
+                <w:p>
+                  <w:pPr>
+                    <w:pStyle w:val="Compact"/>
+                    <w:jc w:val="left"/>
+                    <w:jc w:val="center"/>
+                  </w:pPr>
+                  <w:r>
+                    <w:t xml:space="preserve">.356</w:t>
+                  </w:r>
+                </w:p>
+              </w:tc>
+              <w:tc>
+                <w:tcPr/>
+                <w:p>
+                  <w:pPr>
+                    <w:pStyle w:val="Compact"/>
+                    <w:jc w:val="left"/>
+                    <w:jc w:val="center"/>
+                  </w:pPr>
+                  <w:r>
+                    <w:t xml:space="preserve">[.278, .433]</w:t>
+                  </w:r>
+                </w:p>
+              </w:tc>
+            </w:tr>
+            <w:tr>
+              <w:tc>
+                <w:tcPr/>
+                <w:p>
+                  <w:pPr>
+                    <w:pStyle w:val="Compact"/>
+                    <w:jc w:val="left"/>
+                    <w:jc w:val="center"/>
+                  </w:pPr>
+                  <w:r>
+                    <w:t xml:space="preserve">Video games → SDQ (H1a)</w:t>
+                  </w:r>
+                </w:p>
+              </w:tc>
+              <w:tc>
+                <w:tcPr/>
+                <w:p>
+                  <w:pPr>
+                    <w:pStyle w:val="Compact"/>
+                    <w:jc w:val="left"/>
+                    <w:jc w:val="center"/>
+                  </w:pPr>
+                  <w:r>
+                    <w:t xml:space="preserve">Both lags (constrained)</w:t>
+                  </w:r>
+                </w:p>
+              </w:tc>
+              <w:tc>
+                <w:tcPr/>
+                <w:p>
+                  <w:pPr>
+                    <w:pStyle w:val="Compact"/>
+                    <w:jc w:val="left"/>
+                    <w:jc w:val="center"/>
+                  </w:pPr>
+                  <w:r>
+                    <w:t xml:space="preserve">0.005 (0.017)</w:t>
+                  </w:r>
+                </w:p>
+              </w:tc>
+              <w:tc>
+                <w:tcPr/>
+                <w:p>
+                  <w:pPr>
+                    <w:pStyle w:val="Compact"/>
+                    <w:jc w:val="left"/>
+                    <w:jc w:val="center"/>
+                  </w:pPr>
+                  <w:r>
+                    <w:t xml:space="preserve">[-0.029, 0.039]</w:t>
+                  </w:r>
+                </w:p>
+              </w:tc>
+              <w:tc>
+                <w:tcPr/>
+                <w:p>
+                  <w:pPr>
+                    <w:pStyle w:val="Compact"/>
+                    <w:jc w:val="left"/>
+                    <w:jc w:val="center"/>
+                  </w:pPr>
+                  <w:r>
+                    <w:t xml:space="preserve">.783</w:t>
+                  </w:r>
+                </w:p>
+              </w:tc>
+              <w:tc>
+                <w:tcPr/>
+                <w:p>
+                  <w:pPr>
+                    <w:pStyle w:val="Compact"/>
+                    <w:jc w:val="left"/>
+                    <w:jc w:val="center"/>
+                  </w:pPr>
+                  <w:r>
+                    <w:t xml:space="preserve">.004</w:t>
+                  </w:r>
+                </w:p>
+              </w:tc>
+              <w:tc>
+                <w:tcPr/>
+                <w:p>
+                  <w:pPr>
+                    <w:pStyle w:val="Compact"/>
+                    <w:jc w:val="left"/>
+                    <w:jc w:val="center"/>
+                  </w:pPr>
+                  <w:r>
+                    <w:t xml:space="preserve">[-.026, .034]</w:t>
+                  </w:r>
+                </w:p>
+              </w:tc>
+            </w:tr>
+            <w:tr>
+              <w:tc>
+                <w:tcPr/>
+                <w:p>
+                  <w:pPr>
+                    <w:pStyle w:val="Compact"/>
+                    <w:jc w:val="left"/>
+                    <w:jc w:val="center"/>
+                  </w:pPr>
+                  <w:r>
+                    <w:t xml:space="preserve">SDQ → video games (H1b)</w:t>
+                  </w:r>
+                </w:p>
+              </w:tc>
+              <w:tc>
+                <w:tcPr/>
+                <w:p>
+                  <w:pPr>
+                    <w:pStyle w:val="Compact"/>
+                    <w:jc w:val="left"/>
+                    <w:jc w:val="center"/>
+                  </w:pPr>
+                  <w:r>
+                    <w:t xml:space="preserve">Both lags (constrained)</w:t>
+                  </w:r>
+                </w:p>
+              </w:tc>
+              <w:tc>
+                <w:tcPr/>
+                <w:p>
+                  <w:pPr>
+                    <w:pStyle w:val="Compact"/>
+                    <w:jc w:val="left"/>
+                    <w:jc w:val="center"/>
+                  </w:pPr>
+                  <w:r>
+                    <w:t xml:space="preserve">0.130 (0.047)</w:t>
+                  </w:r>
+                </w:p>
+              </w:tc>
+              <w:tc>
+                <w:tcPr/>
+                <w:p>
+                  <w:pPr>
+                    <w:pStyle w:val="Compact"/>
+                    <w:jc w:val="left"/>
+                    <w:jc w:val="center"/>
+                  </w:pPr>
+                  <w:r>
+                    <w:t xml:space="preserve">[0.038, 0.222]</w:t>
+                  </w:r>
+                </w:p>
+              </w:tc>
+              <w:tc>
+                <w:tcPr/>
+                <w:p>
+                  <w:pPr>
+                    <w:pStyle w:val="Compact"/>
+                    <w:jc w:val="left"/>
+                    <w:jc w:val="center"/>
+                  </w:pPr>
+                  <w:r>
+                    <w:t xml:space="preserve">.006</w:t>
+                  </w:r>
+                </w:p>
+              </w:tc>
+              <w:tc>
+                <w:tcPr/>
+                <w:p>
+                  <w:pPr>
+                    <w:pStyle w:val="Compact"/>
+                    <w:jc w:val="left"/>
+                    <w:jc w:val="center"/>
+                  </w:pPr>
+                  <w:r>
+                    <w:t xml:space="preserve">.091</w:t>
+                  </w:r>
+                </w:p>
+              </w:tc>
+              <w:tc>
+                <w:tcPr/>
+                <w:p>
+                  <w:pPr>
+                    <w:pStyle w:val="Compact"/>
+                    <w:jc w:val="left"/>
+                    <w:jc w:val="center"/>
+                  </w:pPr>
+                  <w:r>
+                    <w:t xml:space="preserve">[.024, .158]</w:t>
+                  </w:r>
+                </w:p>
+              </w:tc>
+            </w:tr>
+            <w:tr>
+              <w:tc>
+                <w:tcPr/>
+                <w:p>
+                  <w:pPr>
+                    <w:pStyle w:val="Compact"/>
+                    <w:jc w:val="left"/>
+                    <w:jc w:val="center"/>
+                  </w:pPr>
+                  <w:r>
+                    <w:t xml:space="preserve">Video games ↔ SDQ, within-wave</w:t>
+                  </w:r>
+                </w:p>
+              </w:tc>
+              <w:tc>
+                <w:tcPr/>
+                <w:p>
+                  <w:pPr>
+                    <w:pStyle w:val="Compact"/>
+                    <w:jc w:val="left"/>
+                    <w:jc w:val="center"/>
+                  </w:pPr>
+                  <w:r>
+                    <w:t xml:space="preserve">10/11</w:t>
+                  </w:r>
+                </w:p>
+              </w:tc>
+              <w:tc>
+                <w:tcPr/>
+                <w:p>
+                  <w:pPr>
+                    <w:pStyle w:val="Compact"/>
+                    <w:jc w:val="left"/>
+                    <w:jc w:val="center"/>
+                  </w:pPr>
+                  <w:r>
+                    <w:t xml:space="preserve">0.263 (0.676)</w:t>
+                  </w:r>
+                </w:p>
+              </w:tc>
+              <w:tc>
+                <w:tcPr/>
+                <w:p>
+                  <w:pPr>
+                    <w:pStyle w:val="Compact"/>
+                    <w:jc w:val="left"/>
+                    <w:jc w:val="center"/>
+                  </w:pPr>
+                  <w:r>
+                    <w:t xml:space="preserve">[-1.062, 1.589]</w:t>
+                  </w:r>
+                </w:p>
+              </w:tc>
+              <w:tc>
+                <w:tcPr/>
+                <w:p>
+                  <w:pPr>
+                    <w:pStyle w:val="Compact"/>
+                    <w:jc w:val="left"/>
+                    <w:jc w:val="center"/>
+                  </w:pPr>
+                  <w:r>
+                    <w:t xml:space="preserve">.697</w:t>
+                  </w:r>
+                </w:p>
+              </w:tc>
+              <w:tc>
+                <w:tcPr/>
+                <w:p>
+                  <w:pPr>
+                    <w:pStyle w:val="Compact"/>
+                    <w:jc w:val="left"/>
+                    <w:jc w:val="center"/>
+                  </w:pPr>
+                  <w:r>
+                    <w:t xml:space="preserve">.015</w:t>
+                  </w:r>
+                </w:p>
+              </w:tc>
+              <w:tc>
+                <w:tcPr/>
+                <w:p>
+                  <w:pPr>
+                    <w:pStyle w:val="Compact"/>
+                    <w:jc w:val="left"/>
+                    <w:jc w:val="center"/>
+                  </w:pPr>
+                  <w:r>
+                    <w:t xml:space="preserve">[-.062, .093]</w:t>
+                  </w:r>
+                </w:p>
+              </w:tc>
+            </w:tr>
+            <w:tr>
+              <w:tc>
+                <w:tcPr/>
+                <w:p>
+                  <w:pPr>
+                    <w:pStyle w:val="Compact"/>
+                    <w:jc w:val="left"/>
+                    <w:jc w:val="center"/>
+                  </w:pPr>
+                  <w:r>
+                    <w:t xml:space="preserve">Video games ↔ SDQ, within-wave</w:t>
+                  </w:r>
+                </w:p>
+              </w:tc>
+              <w:tc>
+                <w:tcPr/>
+                <w:p>
+                  <w:pPr>
+                    <w:pStyle w:val="Compact"/>
+                    <w:jc w:val="left"/>
+                    <w:jc w:val="center"/>
+                  </w:pPr>
+                  <w:r>
+                    <w:t xml:space="preserve">12/13</w:t>
+                  </w:r>
+                </w:p>
+              </w:tc>
+              <w:tc>
+                <w:tcPr/>
+                <w:p>
+                  <w:pPr>
+                    <w:pStyle w:val="Compact"/>
+                    <w:jc w:val="left"/>
+                    <w:jc w:val="center"/>
+                  </w:pPr>
+                  <w:r>
+                    <w:t xml:space="preserve">1.632 (0.851)</w:t>
+                  </w:r>
+                </w:p>
+              </w:tc>
+              <w:tc>
+                <w:tcPr/>
+                <w:p>
+                  <w:pPr>
+                    <w:pStyle w:val="Compact"/>
+                    <w:jc w:val="left"/>
+                    <w:jc w:val="center"/>
+                  </w:pPr>
+                  <w:r>
+                    <w:t xml:space="preserve">[-0.035, 3.299]</w:t>
+                  </w:r>
+                </w:p>
+              </w:tc>
+              <w:tc>
+                <w:tcPr/>
+                <w:p>
+                  <w:pPr>
+                    <w:pStyle w:val="Compact"/>
+                    <w:jc w:val="left"/>
+                    <w:jc w:val="center"/>
+                  </w:pPr>
+                  <w:r>
+                    <w:t xml:space="preserve">.055</w:t>
+                  </w:r>
+                </w:p>
+              </w:tc>
+              <w:tc>
+                <w:tcPr/>
+                <w:p>
+                  <w:pPr>
+                    <w:pStyle w:val="Compact"/>
+                    <w:jc w:val="left"/>
+                    <w:jc w:val="center"/>
+                  </w:pPr>
+                  <w:r>
+                    <w:t xml:space="preserve">.065</w:t>
+                  </w:r>
+                </w:p>
+              </w:tc>
+              <w:tc>
+                <w:tcPr/>
+                <w:p>
+                  <w:pPr>
+                    <w:pStyle w:val="Compact"/>
+                    <w:jc w:val="left"/>
+                    <w:jc w:val="center"/>
+                  </w:pPr>
+                  <w:r>
+                    <w:t xml:space="preserve">[-.002, .131]</w:t>
+                  </w:r>
+                </w:p>
+              </w:tc>
+            </w:tr>
+            <w:tr>
+              <w:tc>
+                <w:tcPr/>
+                <w:p>
+                  <w:pPr>
+                    <w:pStyle w:val="Compact"/>
+                    <w:jc w:val="left"/>
+                    <w:jc w:val="center"/>
+                  </w:pPr>
+                  <w:r>
+                    <w:t xml:space="preserve">Video games ↔ SDQ, within-wave</w:t>
+                  </w:r>
+                </w:p>
+              </w:tc>
+              <w:tc>
+                <w:tcPr/>
+                <w:p>
+                  <w:pPr>
+                    <w:pStyle w:val="Compact"/>
+                    <w:jc w:val="left"/>
+                    <w:jc w:val="center"/>
+                  </w:pPr>
+                  <w:r>
+                    <w:t xml:space="preserve">14/15</w:t>
+                  </w:r>
+                </w:p>
+              </w:tc>
+              <w:tc>
+                <w:tcPr/>
+                <w:p>
+                  <w:pPr>
+                    <w:pStyle w:val="Compact"/>
+                    <w:jc w:val="left"/>
+                    <w:jc w:val="center"/>
+                  </w:pPr>
+                  <w:r>
+                    <w:t xml:space="preserve">-3.597 (0.809)</w:t>
+                  </w:r>
+                </w:p>
+              </w:tc>
+              <w:tc>
+                <w:tcPr/>
+                <w:p>
+                  <w:pPr>
+                    <w:pStyle w:val="Compact"/>
+                    <w:jc w:val="left"/>
+                    <w:jc w:val="center"/>
+                  </w:pPr>
+                  <w:r>
+                    <w:t xml:space="preserve">[-5.183, -2.011]</w:t>
+                  </w:r>
+                </w:p>
+              </w:tc>
+              <w:tc>
+                <w:tcPr/>
+                <w:p>
+                  <w:pPr>
+                    <w:pStyle w:val="Compact"/>
+                    <w:jc w:val="left"/>
+                    <w:jc w:val="center"/>
+                  </w:pPr>
+                  <w:r>
+                    <w:t xml:space="preserve">&lt; .001</w:t>
+                  </w:r>
+                </w:p>
+              </w:tc>
+              <w:tc>
+                <w:tcPr/>
+                <w:p>
+                  <w:pPr>
+                    <w:pStyle w:val="Compact"/>
+                    <w:jc w:val="left"/>
+                    <w:jc w:val="center"/>
+                  </w:pPr>
+                  <w:r>
+                    <w:t xml:space="preserve">-.091</w:t>
+                  </w:r>
+                </w:p>
+              </w:tc>
+              <w:tc>
+                <w:tcPr/>
+                <w:p>
+                  <w:pPr>
+                    <w:pStyle w:val="Compact"/>
+                    <w:jc w:val="left"/>
+                    <w:jc w:val="center"/>
+                  </w:pPr>
+                  <w:r>
+                    <w:t xml:space="preserve">[-.131, -.051]</w:t>
+                  </w:r>
+                </w:p>
+              </w:tc>
+            </w:tr>
+            <w:tr>
+              <w:tc>
+                <w:tcPr/>
+                <w:p>
+                  <w:pPr>
+                    <w:pStyle w:val="Compact"/>
+                    <w:jc w:val="left"/>
+                    <w:jc w:val="center"/>
+                  </w:pPr>
+                  <w:r>
+                    <w:t xml:space="preserve">Random intercept variance, video games</w:t>
+                  </w:r>
+                </w:p>
+              </w:tc>
+              <w:tc>
+                <w:tcPr/>
+                <w:p>
+                  <w:pPr>
+                    <w:pStyle w:val="Compact"/>
+                    <w:jc w:val="left"/>
+                    <w:jc w:val="center"/>
+                  </w:pPr>
+                  <w:r>
+                    <w:t xml:space="preserve">Between-person</w:t>
+                  </w:r>
+                </w:p>
+              </w:tc>
+              <w:tc>
+                <w:tcPr/>
+                <w:p>
+                  <w:pPr>
+                    <w:pStyle w:val="Compact"/>
+                    <w:jc w:val="left"/>
+                    <w:jc w:val="center"/>
+                  </w:pPr>
+                  <w:r>
+                    <w:t xml:space="preserve">30.509 (2.487)</w:t>
+                  </w:r>
+                </w:p>
+              </w:tc>
+              <w:tc>
+                <w:tcPr/>
+                <w:p>
+                  <w:pPr>
+                    <w:pStyle w:val="Compact"/>
+                    <w:jc w:val="left"/>
+                    <w:jc w:val="center"/>
+                  </w:pPr>
+                  <w:r>
+                    <w:t xml:space="preserve">[25.635, 35.383]</w:t>
+                  </w:r>
+                </w:p>
+              </w:tc>
+              <w:tc>
+                <w:tcPr/>
+                <w:p>
+                  <w:pPr>
+                    <w:pStyle w:val="Compact"/>
+                    <w:jc w:val="left"/>
+                    <w:jc w:val="center"/>
+                  </w:pPr>
+                  <w:r>
+                    <w:t xml:space="preserve">&lt; .001</w:t>
+                  </w:r>
+                </w:p>
+              </w:tc>
+              <w:tc>
+                <w:tcPr/>
+                <w:p>
+                  <w:pPr>
+                    <w:pStyle w:val="Compact"/>
+                    <w:jc w:val="left"/>
+                    <w:jc w:val="center"/>
+                  </w:pPr>
+                  <w:r>
+                    <w:t xml:space="preserve">1.000</w:t>
+                  </w:r>
+                </w:p>
+              </w:tc>
+              <w:tc>
+                <w:tcPr/>
+                <w:p>
+                  <w:pPr>
+                    <w:pStyle w:val="Compact"/>
+                    <w:jc w:val="left"/>
+                    <w:jc w:val="center"/>
+                  </w:pPr>
+                  <w:r>
+                    <w:t xml:space="preserve">[1.000, 1.000]</w:t>
+                  </w:r>
+                </w:p>
+              </w:tc>
+            </w:tr>
+            <w:tr>
+              <w:tc>
+                <w:tcPr/>
+                <w:p>
+                  <w:pPr>
+                    <w:pStyle w:val="Compact"/>
+                    <w:jc w:val="left"/>
+                    <w:jc w:val="center"/>
+                  </w:pPr>
+                  <w:r>
+                    <w:t xml:space="preserve">Random intercept variance, SDQ</w:t>
+                  </w:r>
+                </w:p>
+              </w:tc>
+              <w:tc>
+                <w:tcPr/>
+                <w:p>
+                  <w:pPr>
+                    <w:pStyle w:val="Compact"/>
+                    <w:jc w:val="left"/>
+                    <w:jc w:val="center"/>
+                  </w:pPr>
+                  <w:r>
+                    <w:t xml:space="preserve">Between-person</w:t>
+                  </w:r>
+                </w:p>
+              </w:tc>
+              <w:tc>
+                <w:tcPr/>
+                <w:p>
+                  <w:pPr>
+                    <w:pStyle w:val="Compact"/>
+                    <w:jc w:val="left"/>
+                    <w:jc w:val="center"/>
+                  </w:pPr>
+                  <w:r>
+                    <w:t xml:space="preserve">13.502 (1.130)</w:t>
+                  </w:r>
+                </w:p>
+              </w:tc>
+              <w:tc>
+                <w:tcPr/>
+                <w:p>
+                  <w:pPr>
+                    <w:pStyle w:val="Compact"/>
+                    <w:jc w:val="left"/>
+                    <w:jc w:val="center"/>
+                  </w:pPr>
+                  <w:r>
+                    <w:t xml:space="preserve">[11.288, 15.717]</w:t>
+                  </w:r>
+                </w:p>
+              </w:tc>
+              <w:tc>
+                <w:tcPr/>
+                <w:p>
+                  <w:pPr>
+                    <w:pStyle w:val="Compact"/>
+                    <w:jc w:val="left"/>
+                    <w:jc w:val="center"/>
+                  </w:pPr>
+                  <w:r>
+                    <w:t xml:space="preserve">&lt; .001</w:t>
+                  </w:r>
+                </w:p>
+              </w:tc>
+              <w:tc>
+                <w:tcPr/>
+                <w:p>
+                  <w:pPr>
+                    <w:pStyle w:val="Compact"/>
+                    <w:jc w:val="left"/>
+                    <w:jc w:val="center"/>
+                  </w:pPr>
+                  <w:r>
+                    <w:t xml:space="preserve">1.000</w:t>
+                  </w:r>
+                </w:p>
+              </w:tc>
+              <w:tc>
+                <w:tcPr/>
+                <w:p>
+                  <w:pPr>
+                    <w:pStyle w:val="Compact"/>
+                    <w:jc w:val="left"/>
+                    <w:jc w:val="center"/>
+                  </w:pPr>
+                  <w:r>
+                    <w:t xml:space="preserve">[1.000, 1.000]</w:t>
+                  </w:r>
+                </w:p>
+              </w:tc>
+            </w:tr>
+            <w:tr>
+              <w:tc>
+                <w:tcPr/>
+                <w:p>
+                  <w:pPr>
+                    <w:pStyle w:val="Compact"/>
+                    <w:jc w:val="left"/>
+                    <w:jc w:val="center"/>
+                  </w:pPr>
+                  <w:r>
+                    <w:t xml:space="preserve">Random intercept correlation</w:t>
+                  </w:r>
+                </w:p>
+              </w:tc>
+              <w:tc>
+                <w:tcPr/>
+                <w:p>
+                  <w:pPr>
+                    <w:pStyle w:val="Compact"/>
+                    <w:jc w:val="left"/>
+                    <w:jc w:val="center"/>
+                  </w:pPr>
+                  <w:r>
+                    <w:t xml:space="preserve">Between-person</w:t>
+                  </w:r>
+                </w:p>
+              </w:tc>
+              <w:tc>
+                <w:tcPr/>
+                <w:p>
+                  <w:pPr>
+                    <w:pStyle w:val="Compact"/>
+                    <w:jc w:val="left"/>
+                    <w:jc w:val="center"/>
+                  </w:pPr>
+                  <w:r>
+                    <w:t xml:space="preserve">4.162 (0.737)</w:t>
+                  </w:r>
+                </w:p>
+              </w:tc>
+              <w:tc>
+                <w:tcPr/>
+                <w:p>
+                  <w:pPr>
+                    <w:pStyle w:val="Compact"/>
+                    <w:jc w:val="left"/>
+                    <w:jc w:val="center"/>
+                  </w:pPr>
+                  <w:r>
+                    <w:t xml:space="preserve">[2.716, 5.607]</w:t>
+                  </w:r>
+                </w:p>
+              </w:tc>
+              <w:tc>
+                <w:tcPr/>
+                <w:p>
+                  <w:pPr>
+                    <w:pStyle w:val="Compact"/>
+                    <w:jc w:val="left"/>
+                    <w:jc w:val="center"/>
+                  </w:pPr>
+                  <w:r>
+                    <w:t xml:space="preserve">&lt; .001</w:t>
+                  </w:r>
+                </w:p>
+              </w:tc>
+              <w:tc>
+                <w:tcPr/>
+                <w:p>
+                  <w:pPr>
+                    <w:pStyle w:val="Compact"/>
+                    <w:jc w:val="left"/>
+                    <w:jc w:val="center"/>
+                  </w:pPr>
+                  <w:r>
+                    <w:t xml:space="preserve">.205</w:t>
+                  </w:r>
+                </w:p>
+              </w:tc>
+              <w:tc>
+                <w:tcPr/>
+                <w:p>
+                  <w:pPr>
+                    <w:pStyle w:val="Compact"/>
+                    <w:jc w:val="left"/>
+                    <w:jc w:val="center"/>
+                  </w:pPr>
+                  <w:r>
+                    <w:t xml:space="preserve">[.136, .274]</w:t>
+                  </w:r>
+                </w:p>
+              </w:tc>
+            </w:tr>
+          </w:tbl>
+          <w:bookmarkEnd w:id="53"/>
+          <w:p/>
+        </w:tc>
+      </w:tr>
+    </w:tbl>
+    <w:tbl>
+      <w:tblPr>
+        <w:tblStyle w:val="Table"/>
+        <w:tblW w:type="pct" w:w="5000"/>
+        <w:tblLayout w:type="fixed"/>
+        <w:tblLook w:firstRow="0" w:lastRow="0" w:firstColumn="0" w:lastColumn="0" w:noHBand="0" w:noVBand="0" w:val="0000"/>
+      </w:tblPr>
+      <w:tblGrid>
+        <w:gridCol w:w="7920"/>
+      </w:tblGrid>
+      <w:tr>
+        <w:tc>
+          <w:tcPr/>
+          <w:bookmarkStart w:id="57" w:name="fig-path-diagram"/>
+          <w:p>
+            <w:pPr>
+              <w:pStyle w:val="Compact"/>
+              <w:jc w:val="center"/>
+            </w:pPr>
+            <w:r>
+              <w:drawing>
+                <wp:inline>
+                  <wp:extent cx="5334000" cy="4333875"/>
+                  <wp:effectExtent b="0" l="0" r="0" t="0"/>
+                  <wp:docPr descr="" title="" id="55" name="Picture"/>
+                  <a:graphic>
+                    <a:graphicData uri="http://schemas.openxmlformats.org/drawingml/2006/picture">
+                      <pic:pic>
+                        <pic:nvPicPr>
+                          <pic:cNvPr descr="report_files/figure-docx/fig-path-diagram-1.png" id="56" name="Picture"/>
+                          <pic:cNvPicPr>
+                            <a:picLocks noChangeArrowheads="1" noChangeAspect="1"/>
+                          </pic:cNvPicPr>
+                        </pic:nvPicPr>
+                        <pic:blipFill>
+                          <a:blip r:embed="rId54"/>
+                          <a:stretch>
+                            <a:fillRect/>
+                          </a:stretch>
+                        </pic:blipFill>
+                        <pic:spPr bwMode="auto">
+                          <a:xfrm>
+                            <a:off x="0" y="0"/>
+                            <a:ext cx="5334000" cy="4333875"/>
+                          </a:xfrm>
+                          <a:prstGeom prst="rect">
+                            <a:avLst/>
+                          </a:prstGeom>
+                          <a:noFill/>
+                          <a:ln w="9525">
+                            <a:noFill/>
+                            <a:headEnd/>
+                            <a:tailEnd/>
+                          </a:ln>
+                        </pic:spPr>
+                      </pic:pic>
+                    </a:graphicData>
+                  </a:graphic>
+                </wp:inline>
+              </w:drawing>
+            </w:r>
+          </w:p>
+          <w:p>
+            <w:pPr>
+              <w:jc w:val="center"/>
+            </w:pPr>
+            <w:pPr>
+              <w:jc w:val="left"/>
+              <w:spacing w:before="200"/>
+              <w:pStyle w:val="ImageCaption"/>
+            </w:pPr>
+            <w:r>
+              <w:t xml:space="preserve">Figure 1: RI-CLPM with standardised estimates. Squares are observed variables, ellipses are latent: the random intercepts capture stable between-child differences, and the within-person components (VG, SDQ) capture each child’s deviation from their own average. Blue arrows are the estimated structural paths; grey dashed arrows are fixed at 1. * p &lt; .05, ** p &lt; .01, *** p &lt; .001.</w:t>
+            </w:r>
+          </w:p>
+          <w:bookmarkEnd w:id="57"/>
+        </w:tc>
+      </w:tr>
+    </w:tbl>
+    <w:tbl>
+      <w:tblPr>
+        <w:tblStyle w:val="Table"/>
+        <w:tblLook w:firstRow="0" w:lastRow="0" w:firstColumn="0" w:lastColumn="0" w:noHBand="0" w:noVBand="0" w:val="0000"/>
+        <w:tblBorders>
+          <w:top w:val="single" w:sz="4" w:space="0" w:color="0758E5"/>
+          <w:left w:val="single" w:sz="24" w:space="0" w:color="0758E5"/>
+          <w:bottom w:val="single" w:sz="4" w:space="0" w:color="0758E5"/>
+          <w:right w:val="single" w:sz="4" w:space="0" w:color="0758E5"/>
+        </w:tblBorders>
+        <w:tblCellMar>
+          <w:left w:w="144" w:type="dxa"/>
+          <w:right w:w="144" w:type="dxa"/>
+        </w:tblCellMar>
+        <w:tblLook w:firstRow="0" w:lastRow="0" w:firstColumn="0" w:lastColumn="0" w:noHBand="0" w:noVBand="0" w:val="0000"/>
+      </w:tblPr>
+      <w:tr>
+        <w:trPr>
+          <w:cantSplit/>
+        </w:trPr>
+        <w:tc>
+          <w:tcPr>
+            <w:shd w:color="auto" w:fill="dae6fb" w:val="clear"/>
+            <w:tcMar>
+              <w:top w:w="92" w:type="dxa"/>
+              <w:bottom w:w="92" w:type="dxa"/>
+            </w:tcMar>
+          </w:tcPr>
+          <w:p>
+            <w:pPr>
+              <w:pStyle w:val="BodyText"/>
+            </w:pPr>
+            <w:pPr>
+              <w:spacing w:before="0" w:after="0"/>
+              <w:textAlignment w:val="center"/>
+            </w:pPr>
+            <w:r>
+              <w:drawing>
+                <wp:inline>
+                  <wp:extent cx="152400" cy="152400"/>
+                  <wp:effectExtent b="0" l="0" r="0" t="0"/>
+                  <wp:docPr descr="" title="" id="58" name="Picture"/>
+                  <a:graphic>
+                    <a:graphicData uri="http://schemas.openxmlformats.org/drawingml/2006/picture">
+                      <pic:pic>
+                        <pic:nvPicPr>
+                          <pic:cNvPr descr="/opt/quarto/share/formats/docx/note.png" id="59" name="Picture"/>
+                          <pic:cNvPicPr>
+                            <a:picLocks noChangeArrowheads="1" noChangeAspect="1"/>
+                          </pic:cNvPicPr>
+                        </pic:nvPicPr>
+                        <pic:blipFill>
+                          <a:blip r:embed="rId22"/>
+                          <a:stretch>
+                            <a:fillRect/>
+                          </a:stretch>
+                        </pic:blipFill>
+                        <pic:spPr bwMode="auto">
+                          <a:xfrm>
+                            <a:off x="0" y="0"/>
+                            <a:ext cx="152400" cy="152400"/>
+                          </a:xfrm>
+                          <a:prstGeom prst="rect">
+                            <a:avLst/>
+                          </a:prstGeom>
+                          <a:noFill/>
+                          <a:ln w="9525">
+                            <a:noFill/>
+                            <a:headEnd/>
+                            <a:tailEnd/>
+                          </a:ln>
+                        </pic:spPr>
+                      </pic:pic>
+                    </a:graphicData>
+                  </a:graphic>
+                </wp:inline>
+              </w:drawing>
+            </w:r>
+            <w:r>
+              <w:t xml:space="preserve"> </w:t>
+            </w:r>
+            <w:r>
+              <w:t xml:space="preserve"> </w:t>
+            </w:r>
+            <w:r>
+              <w:t xml:space="preserve">Interpretation</w:t>
+            </w:r>
+          </w:p>
+        </w:tc>
+      </w:tr>
+      <w:tr>
+        <w:trPr>
+          <w:cantSplit/>
+        </w:trPr>
+        <w:tc>
+          <w:tcPr>
+            <w:tcMar>
+              <w:top w:w="108" w:type="dxa"/>
+              <w:bottom w:w="108" w:type="dxa"/>
+            </w:tcMar>
+          </w:tcPr>
+          <w:p>
+            <w:pPr>
+              <w:pStyle w:val="Compact"/>
+              <w:numPr>
+                <w:ilvl w:val="0"/>
+                <w:numId w:val="1012"/>
+              </w:numPr>
+            </w:pPr>
+            <w:r>
+              <w:rPr>
+                <w:b/>
+                <w:bCs/>
+              </w:rPr>
+              <w:t xml:space="preserve">H1b is supported.</w:t>
+            </w:r>
+            <w:r>
+              <w:t xml:space="preserve"> </w:t>
+            </w:r>
+            <w:r>
+              <w:t xml:space="preserve">When a child reports more difficulties than usual for them, they report more video game use than usual two years later (β = .091, 95% CI [.024, .158], p = .006).</w:t>
+            </w:r>
+            <w:r>
+              <w:t xml:space="preserve"> </w:t>
+            </w:r>
+            <w:r>
+              <w:t xml:space="preserve">The effect is small: roughly 0.13 extra hours per week per additional SDQ point.</w:t>
+            </w:r>
+          </w:p>
+          <w:p>
+            <w:pPr>
+              <w:pStyle w:val="Compact"/>
+              <w:numPr>
+                <w:ilvl w:val="0"/>
+                <w:numId w:val="1012"/>
+              </w:numPr>
+            </w:pPr>
+            <w:r>
+              <w:rPr>
+                <w:b/>
+                <w:bCs/>
+              </w:rPr>
+              <w:t xml:space="preserve">H1a is not supported.</w:t>
+            </w:r>
+            <w:r>
+              <w:t xml:space="preserve"> </w:t>
+            </w:r>
+            <w:r>
+              <w:t xml:space="preserve">Gaming more than usual does not predict later difficulties (β = .004, 95% CI [−.026, .034], p = .783).</w:t>
+            </w:r>
+            <w:r>
+              <w:t xml:space="preserve"> </w:t>
+            </w:r>
+            <w:r>
+              <w:t xml:space="preserve">This is a precise null, not an underpowered one — the confidence interval rules out anything beyond a trivially small effect in either direction.</w:t>
+            </w:r>
+          </w:p>
+          <w:p>
+            <w:pPr>
+              <w:pStyle w:val="Compact"/>
+              <w:numPr>
+                <w:ilvl w:val="0"/>
+                <w:numId w:val="1012"/>
+              </w:numPr>
+            </w:pPr>
+            <w:r>
+              <w:t xml:space="preserve">So the relationship looks one-directional, and in the opposite direction to the common assumption: difficulties appear to lead gaming rather than gaming leading difficulties.</w:t>
+            </w:r>
+          </w:p>
+          <w:p>
+            <w:pPr>
+              <w:pStyle w:val="Compact"/>
+              <w:numPr>
+                <w:ilvl w:val="0"/>
+                <w:numId w:val="1012"/>
+              </w:numPr>
+            </w:pPr>
+            <w:r>
+              <w:t xml:space="preserve">The random intercepts correlate .21 (p &lt; .001), which is where the raw association mostly lives.</w:t>
+            </w:r>
+            <w:r>
+              <w:t xml:space="preserve"> </w:t>
+            </w:r>
+            <w:r>
+              <w:t xml:space="preserve">Children who game more on average do report more difficulties on average — but that is a between-child difference, not evidence that gaming changes anything.</w:t>
+            </w:r>
+          </w:p>
+          <w:p>
+            <w:pPr>
+              <w:pStyle w:val="Compact"/>
+              <w:numPr>
+                <w:ilvl w:val="0"/>
+                <w:numId w:val="1012"/>
+              </w:numPr>
+            </w:pPr>
+            <w:r>
+              <w:t xml:space="preserve">One oddity worth flagging: the within-person video game autoregression is −.26 at the first lag and +.28 at the second.</w:t>
+            </w:r>
+            <w:r>
+              <w:t xml:space="preserve"> </w:t>
+            </w:r>
+            <w:r>
+              <w:t xml:space="preserve">A negative within-person autoregression is not impossible (a spike above your own average tends to be followed by a dip below it), but a sign flip that large is more likely instability from the near-saturated three-wave model combined with gaming’s sharply growing variance.</w:t>
+            </w:r>
+            <w:r>
+              <w:t xml:space="preserve"> </w:t>
+            </w:r>
+            <w:r>
+              <w:t xml:space="preserve">It does not affect the cross-lagged conclusions, which are stable across every specification tested.</w:t>
+            </w:r>
+          </w:p>
+          <w:p/>
+        </w:tc>
+      </w:tr>
+    </w:tbl>
+    <w:bookmarkEnd w:id="60"/>
+    <w:bookmarkStart w:id="64" w:name="sec-between-person"/>
+    <w:p>
+      <w:pPr>
+        <w:pStyle w:val="Heading2"/>
+      </w:pPr>
+      <w:r>
+        <w:t xml:space="preserve">6.6 Between-child differences</w:t>
+      </w:r>
+    </w:p>
+    <w:p>
+      <w:pPr>
+        <w:pStyle w:val="FirstParagraph"/>
+      </w:pPr>
+      <w:r>
+        <w:t xml:space="preserve">The same RI-CLPM also estimates the between-child side of the relationship, in the correlation between the two random intercepts — that is, between a child’s stable average gaming level and their stable average level of difficulties.</w:t>
+      </w:r>
+      <w:r>
+        <w:t xml:space="preserve"> </w:t>
+      </w:r>
+      <w:r>
+        <w:t xml:space="preserve">This is the answer to</w:t>
+      </w:r>
+      <w:r>
+        <w:t xml:space="preserve"> </w:t>
+      </w:r>
+      <w:r>
+        <w:t xml:space="preserve">“do children who game more than other children report more difficulties than other children?”</w:t>
+      </w:r>
+      <w:r>
+        <w:t xml:space="preserve">.</w:t>
+      </w:r>
+    </w:p>
+    <w:p>
+      <w:pPr>
+        <w:pStyle w:val="BodyText"/>
+      </w:pPr>
+      <w:r>
+        <w:rPr>
+          <w:b/>
+          <w:bCs/>
+        </w:rPr>
+        <w:t xml:space="preserve">Children who game more on average do report more difficulties on average: r = .205, 95% CI [.136, .274], p &lt; .001.</w:t>
+      </w:r>
+    </w:p>
+    <w:p>
+      <w:pPr>
+        <w:pStyle w:val="BodyText"/>
+      </w:pPr>
+      <w:r>
+        <w:t xml:space="preserve">This between-child association is</w:t>
+      </w:r>
+      <w:r>
+        <w:t xml:space="preserve"> </w:t>
+      </w:r>
+      <w:r>
+        <w:rPr>
+          <w:i/>
+          <w:iCs/>
+        </w:rPr>
+        <w:t xml:space="preserve">larger than either within-child cross-lagged effect in the model</w:t>
+      </w:r>
+      <w:r>
+        <w:t xml:space="preserve">.</w:t>
+      </w:r>
+      <w:r>
+        <w:t xml:space="preserve"> </w:t>
+      </w:r>
+      <w:r>
+        <w:t xml:space="preserve">Most of the raw relationship between gaming and difficulties — the one visible in the correlation table earlier — is of this kind: a difference between children rather than a process operating within them.</w:t>
+      </w:r>
+    </w:p>
+    <w:p>
+      <w:pPr>
+        <w:pStyle w:val="BodyText"/>
+      </w:pPr>
+      <w:r>
+        <w:t xml:space="preserve">How much of each variable exists at each level is itself informative:</w:t>
+      </w:r>
+    </w:p>
+    <w:tbl>
+      <w:tblPr>
+        <w:tblStyle w:val="Table"/>
+        <w:tblW w:type="pct" w:w="5000"/>
+        <w:tblLayout w:type="fixed"/>
+        <w:tblLook w:firstRow="0" w:lastRow="0" w:firstColumn="0" w:lastColumn="0" w:noHBand="0" w:noVBand="0" w:val="0000"/>
+      </w:tblPr>
+      <w:tblGrid>
+        <w:gridCol w:w="7920"/>
+      </w:tblGrid>
+      <w:tr>
+        <w:tc>
+          <w:tcPr/>
+          <w:bookmarkStart w:id="61" w:name="tbl-variance-split"/>
+          <w:p>
+            <w:pPr>
+              <w:jc w:val="center"/>
+            </w:pPr>
+            <w:pPr>
+              <w:jc w:val="left"/>
+              <w:spacing w:before="200"/>
+              <w:pStyle w:val="ImageCaption"/>
+            </w:pPr>
+            <w:r>
+              <w:t xml:space="preserve">Table 11: Proportion of each variable’s variance that is stable between-child difference versus within-child variation, from the RI-CLPM.</w:t>
+            </w:r>
+          </w:p>
+          <w:tbl>
+            <w:tblPr>
+              <w:tblStyle w:val="Table"/>
+              <w:tblW w:type="auto" w:w="0"/>
+              <w:tblLook w:firstRow="1" w:lastRow="0" w:firstColumn="0" w:lastColumn="0" w:noHBand="0" w:noVBand="0" w:val="0020"/>
+            </w:tblPr>
+            <w:tblGrid>
+              <w:gridCol w:w="1980"/>
+              <w:gridCol w:w="1980"/>
+              <w:gridCol w:w="1980"/>
+              <w:gridCol w:w="1980"/>
+            </w:tblGrid>
+            <w:tr>
+              <w:trPr>
+                <w:tblHeader w:val="on"/>
+              </w:trPr>
+              <w:tc>
+                <w:tcPr/>
+                <w:p>
+                  <w:pPr>
+                    <w:pStyle w:val="Compact"/>
+                    <w:jc w:val="left"/>
+                    <w:jc w:val="center"/>
+                  </w:pPr>
+                  <w:r>
+                    <w:t xml:space="preserve">Variable</w:t>
+                  </w:r>
+                </w:p>
+              </w:tc>
+              <w:tc>
+                <w:tcPr/>
+                <w:p>
+                  <w:pPr>
+                    <w:pStyle w:val="Compact"/>
+                    <w:jc w:val="left"/>
+                    <w:jc w:val="center"/>
+                  </w:pPr>
+                  <w:r>
+                    <w:t xml:space="preserve">Age band</w:t>
+                  </w:r>
+                </w:p>
+              </w:tc>
+              <w:tc>
+                <w:tcPr/>
+                <w:p>
+                  <w:pPr>
+                    <w:pStyle w:val="Compact"/>
+                    <w:jc w:val="left"/>
+                    <w:jc w:val="center"/>
+                  </w:pPr>
+                  <w:r>
+                    <w:t xml:space="preserve">Between-person %</w:t>
+                  </w:r>
+                </w:p>
+              </w:tc>
+              <w:tc>
+                <w:tcPr/>
+                <w:p>
+                  <w:pPr>
+                    <w:pStyle w:val="Compact"/>
+                    <w:jc w:val="left"/>
+                    <w:jc w:val="center"/>
+                  </w:pPr>
+                  <w:r>
+                    <w:t xml:space="preserve">Within-person %</w:t>
+                  </w:r>
+                </w:p>
+              </w:tc>
+            </w:tr>
+            <w:tr>
+              <w:tc>
+                <w:tcPr/>
+                <w:p>
+                  <w:pPr>
+                    <w:pStyle w:val="Compact"/>
+                    <w:jc w:val="left"/>
+                    <w:jc w:val="center"/>
+                  </w:pPr>
+                  <w:r>
+                    <w:t xml:space="preserve">Video game use</w:t>
+                  </w:r>
+                </w:p>
+              </w:tc>
+              <w:tc>
+                <w:tcPr/>
+                <w:p>
+                  <w:pPr>
+                    <w:pStyle w:val="Compact"/>
+                    <w:jc w:val="left"/>
+                    <w:jc w:val="center"/>
+                  </w:pPr>
+                  <w:r>
+                    <w:t xml:space="preserve">10/11</w:t>
+                  </w:r>
+                </w:p>
+              </w:tc>
+              <w:tc>
+                <w:tcPr/>
+                <w:p>
+                  <w:pPr>
+                    <w:pStyle w:val="Compact"/>
+                    <w:jc w:val="left"/>
+                    <w:jc w:val="center"/>
+                  </w:pPr>
+                  <w:r>
+                    <w:t xml:space="preserve">67.8</w:t>
+                  </w:r>
+                </w:p>
+              </w:tc>
+              <w:tc>
+                <w:tcPr/>
+                <w:p>
+                  <w:pPr>
+                    <w:pStyle w:val="Compact"/>
+                    <w:jc w:val="left"/>
+                    <w:jc w:val="center"/>
+                  </w:pPr>
+                  <w:r>
+                    <w:t xml:space="preserve">32.2</w:t>
+                  </w:r>
+                </w:p>
+              </w:tc>
+            </w:tr>
+            <w:tr>
+              <w:tc>
+                <w:tcPr/>
+                <w:p>
+                  <w:pPr>
+                    <w:pStyle w:val="Compact"/>
+                    <w:jc w:val="left"/>
+                    <w:jc w:val="center"/>
+                  </w:pPr>
+                  <w:r>
+                    <w:t xml:space="preserve">Video game use</w:t>
+                  </w:r>
+                </w:p>
+              </w:tc>
+              <w:tc>
+                <w:tcPr/>
+                <w:p>
+                  <w:pPr>
+                    <w:pStyle w:val="Compact"/>
+                    <w:jc w:val="left"/>
+                    <w:jc w:val="center"/>
+                  </w:pPr>
+                  <w:r>
+                    <w:t xml:space="preserve">12/13</w:t>
+                  </w:r>
+                </w:p>
+              </w:tc>
+              <w:tc>
+                <w:tcPr/>
+                <w:p>
+                  <w:pPr>
+                    <w:pStyle w:val="Compact"/>
+                    <w:jc w:val="left"/>
+                    <w:jc w:val="center"/>
+                  </w:pPr>
+                  <w:r>
+                    <w:t xml:space="preserve">42.5</w:t>
+                  </w:r>
+                </w:p>
+              </w:tc>
+              <w:tc>
+                <w:tcPr/>
+                <w:p>
+                  <w:pPr>
+                    <w:pStyle w:val="Compact"/>
+                    <w:jc w:val="left"/>
+                    <w:jc w:val="center"/>
+                  </w:pPr>
+                  <w:r>
+                    <w:t xml:space="preserve">57.5</w:t>
+                  </w:r>
+                </w:p>
+              </w:tc>
+            </w:tr>
+            <w:tr>
+              <w:tc>
+                <w:tcPr/>
+                <w:p>
+                  <w:pPr>
+                    <w:pStyle w:val="Compact"/>
+                    <w:jc w:val="left"/>
+                    <w:jc w:val="center"/>
+                  </w:pPr>
+                  <w:r>
+                    <w:t xml:space="preserve">Video game use</w:t>
+                  </w:r>
+                </w:p>
+              </w:tc>
+              <w:tc>
+                <w:tcPr/>
+                <w:p>
+                  <w:pPr>
+                    <w:pStyle w:val="Compact"/>
+                    <w:jc w:val="left"/>
+                    <w:jc w:val="center"/>
+                  </w:pPr>
+                  <w:r>
+                    <w:t xml:space="preserve">14/15</w:t>
+                  </w:r>
+                </w:p>
+              </w:tc>
+              <w:tc>
+                <w:tcPr/>
+                <w:p>
+                  <w:pPr>
+                    <w:pStyle w:val="Compact"/>
+                    <w:jc w:val="left"/>
+                    <w:jc w:val="center"/>
+                  </w:pPr>
+                  <w:r>
+                    <w:t xml:space="preserve">24.6</w:t>
+                  </w:r>
+                </w:p>
+              </w:tc>
+              <w:tc>
+                <w:tcPr/>
+                <w:p>
+                  <w:pPr>
+                    <w:pStyle w:val="Compact"/>
+                    <w:jc w:val="left"/>
+                    <w:jc w:val="center"/>
+                  </w:pPr>
+                  <w:r>
+                    <w:t xml:space="preserve">75.4</w:t>
+                  </w:r>
+                </w:p>
+              </w:tc>
+            </w:tr>
+            <w:tr>
+              <w:tc>
+                <w:tcPr/>
+                <w:p>
+                  <w:pPr>
+                    <w:pStyle w:val="Compact"/>
+                    <w:jc w:val="left"/>
+                    <w:jc w:val="center"/>
+                  </w:pPr>
+                  <w:r>
+                    <w:t xml:space="preserve">SDQ total difficulties</w:t>
+                  </w:r>
+                </w:p>
+              </w:tc>
+              <w:tc>
+                <w:tcPr/>
+                <w:p>
+                  <w:pPr>
+                    <w:pStyle w:val="Compact"/>
+                    <w:jc w:val="left"/>
+                    <w:jc w:val="center"/>
+                  </w:pPr>
+                  <w:r>
+                    <w:t xml:space="preserve">10/11</w:t>
+                  </w:r>
+                </w:p>
+              </w:tc>
+              <w:tc>
+                <w:tcPr/>
+                <w:p>
+                  <w:pPr>
+                    <w:pStyle w:val="Compact"/>
+                    <w:jc w:val="left"/>
+                    <w:jc w:val="center"/>
+                  </w:pPr>
+                  <w:r>
+                    <w:t xml:space="preserve">40.0</w:t>
+                  </w:r>
+                </w:p>
+              </w:tc>
+              <w:tc>
+                <w:tcPr/>
+                <w:p>
+                  <w:pPr>
+                    <w:pStyle w:val="Compact"/>
+                    <w:jc w:val="left"/>
+                    <w:jc w:val="center"/>
+                  </w:pPr>
+                  <w:r>
+                    <w:t xml:space="preserve">60.0</w:t>
+                  </w:r>
+                </w:p>
+              </w:tc>
+            </w:tr>
+            <w:tr>
+              <w:tc>
+                <w:tcPr/>
+                <w:p>
+                  <w:pPr>
+                    <w:pStyle w:val="Compact"/>
+                    <w:jc w:val="left"/>
+                    <w:jc w:val="center"/>
+                  </w:pPr>
+                  <w:r>
+                    <w:t xml:space="preserve">SDQ total difficulties</w:t>
+                  </w:r>
+                </w:p>
+              </w:tc>
+              <w:tc>
+                <w:tcPr/>
+                <w:p>
+                  <w:pPr>
+                    <w:pStyle w:val="Compact"/>
+                    <w:jc w:val="left"/>
+                    <w:jc w:val="center"/>
+                  </w:pPr>
+                  <w:r>
+                    <w:t xml:space="preserve">12/13</w:t>
+                  </w:r>
+                </w:p>
+              </w:tc>
+              <w:tc>
+                <w:tcPr/>
+                <w:p>
+                  <w:pPr>
+                    <w:pStyle w:val="Compact"/>
+                    <w:jc w:val="left"/>
+                    <w:jc w:val="center"/>
+                  </w:pPr>
+                  <w:r>
+                    <w:t xml:space="preserve">42.7</w:t>
+                  </w:r>
+                </w:p>
+              </w:tc>
+              <w:tc>
+                <w:tcPr/>
+                <w:p>
+                  <w:pPr>
+                    <w:pStyle w:val="Compact"/>
+                    <w:jc w:val="left"/>
+                    <w:jc w:val="center"/>
+                  </w:pPr>
+                  <w:r>
+                    <w:t xml:space="preserve">57.3</w:t>
+                  </w:r>
+                </w:p>
+              </w:tc>
+            </w:tr>
+            <w:tr>
+              <w:tc>
+                <w:tcPr/>
+                <w:p>
+                  <w:pPr>
+                    <w:pStyle w:val="Compact"/>
+                    <w:jc w:val="left"/>
+                    <w:jc w:val="center"/>
+                  </w:pPr>
+                  <w:r>
+                    <w:t xml:space="preserve">SDQ total difficulties</w:t>
+                  </w:r>
+                </w:p>
+              </w:tc>
+              <w:tc>
+                <w:tcPr/>
+                <w:p>
+                  <w:pPr>
+                    <w:pStyle w:val="Compact"/>
+                    <w:jc w:val="left"/>
+                    <w:jc w:val="center"/>
+                  </w:pPr>
+                  <w:r>
+                    <w:t xml:space="preserve">14/15</w:t>
+                  </w:r>
+                </w:p>
+              </w:tc>
+              <w:tc>
+                <w:tcPr/>
+                <w:p>
+                  <w:pPr>
+                    <w:pStyle w:val="Compact"/>
+                    <w:jc w:val="left"/>
+                    <w:jc w:val="center"/>
+                  </w:pPr>
+                  <w:r>
+                    <w:t xml:space="preserve">39.3</w:t>
+                  </w:r>
+                </w:p>
+              </w:tc>
+              <w:tc>
+                <w:tcPr/>
+                <w:p>
+                  <w:pPr>
+                    <w:pStyle w:val="Compact"/>
+                    <w:jc w:val="left"/>
+                    <w:jc w:val="center"/>
+                  </w:pPr>
+                  <w:r>
+                    <w:t xml:space="preserve">60.7</w:t>
+                  </w:r>
+                </w:p>
+              </w:tc>
+            </w:tr>
+          </w:tbl>
+          <w:bookmarkEnd w:id="61"/>
+          <w:p/>
+        </w:tc>
+      </w:tr>
+    </w:tbl>
+    <w:p>
+      <w:pPr>
+        <w:pStyle w:val="BodyText"/>
+      </w:pPr>
+      <w:r>
+        <w:t xml:space="preserve"> </w:t>
+      </w:r>
+    </w:p>
+    <w:tbl>
+      <w:tblPr>
+        <w:tblStyle w:val="Table"/>
+        <w:tblLook w:firstRow="0" w:lastRow="0" w:firstColumn="0" w:lastColumn="0" w:noHBand="0" w:noVBand="0" w:val="0000"/>
+        <w:tblBorders>
+          <w:top w:val="single" w:sz="4" w:space="0" w:color="0758E5"/>
+          <w:left w:val="single" w:sz="24" w:space="0" w:color="0758E5"/>
+          <w:bottom w:val="single" w:sz="4" w:space="0" w:color="0758E5"/>
+          <w:right w:val="single" w:sz="4" w:space="0" w:color="0758E5"/>
+        </w:tblBorders>
+        <w:tblCellMar>
+          <w:left w:w="144" w:type="dxa"/>
+          <w:right w:w="144" w:type="dxa"/>
+        </w:tblCellMar>
+        <w:tblLook w:firstRow="0" w:lastRow="0" w:firstColumn="0" w:lastColumn="0" w:noHBand="0" w:noVBand="0" w:val="0000"/>
+      </w:tblPr>
+      <w:tr>
+        <w:trPr>
+          <w:cantSplit/>
+        </w:trPr>
+        <w:tc>
+          <w:tcPr>
+            <w:shd w:color="auto" w:fill="dae6fb" w:val="clear"/>
+            <w:tcMar>
+              <w:top w:w="92" w:type="dxa"/>
+              <w:bottom w:w="92" w:type="dxa"/>
+            </w:tcMar>
+          </w:tcPr>
+          <w:p>
+            <w:pPr>
+              <w:pStyle w:val="BodyText"/>
+            </w:pPr>
+            <w:pPr>
+              <w:spacing w:before="0" w:after="0"/>
+              <w:textAlignment w:val="center"/>
+            </w:pPr>
+            <w:r>
+              <w:drawing>
+                <wp:inline>
+                  <wp:extent cx="152400" cy="152400"/>
+                  <wp:effectExtent b="0" l="0" r="0" t="0"/>
+                  <wp:docPr descr="" title="" id="62" name="Picture"/>
+                  <a:graphic>
+                    <a:graphicData uri="http://schemas.openxmlformats.org/drawingml/2006/picture">
+                      <pic:pic>
+                        <pic:nvPicPr>
+                          <pic:cNvPr descr="/opt/quarto/share/formats/docx/note.png" id="63" name="Picture"/>
+                          <pic:cNvPicPr>
+                            <a:picLocks noChangeArrowheads="1" noChangeAspect="1"/>
+                          </pic:cNvPicPr>
+                        </pic:nvPicPr>
+                        <pic:blipFill>
+                          <a:blip r:embed="rId22"/>
+                          <a:stretch>
+                            <a:fillRect/>
+                          </a:stretch>
+                        </pic:blipFill>
+                        <pic:spPr bwMode="auto">
+                          <a:xfrm>
+                            <a:off x="0" y="0"/>
+                            <a:ext cx="152400" cy="152400"/>
+                          </a:xfrm>
+                          <a:prstGeom prst="rect">
+                            <a:avLst/>
+                          </a:prstGeom>
+                          <a:noFill/>
+                          <a:ln w="9525">
+                            <a:noFill/>
+                            <a:headEnd/>
+                            <a:tailEnd/>
+                          </a:ln>
+                        </pic:spPr>
+                      </pic:pic>
+                    </a:graphicData>
+                  </a:graphic>
+                </wp:inline>
+              </w:drawing>
+            </w:r>
+            <w:r>
+              <w:t xml:space="preserve"> </w:t>
+            </w:r>
+            <w:r>
+              <w:t xml:space="preserve"> </w:t>
+            </w:r>
+            <w:r>
+              <w:t xml:space="preserve">Interpretation</w:t>
+            </w:r>
+          </w:p>
+        </w:tc>
+      </w:tr>
+      <w:tr>
+        <w:trPr>
+          <w:cantSplit/>
+        </w:trPr>
+        <w:tc>
+          <w:tcPr>
+            <w:tcMar>
+              <w:top w:w="108" w:type="dxa"/>
+              <w:bottom w:w="108" w:type="dxa"/>
+            </w:tcMar>
+          </w:tcPr>
+          <w:p>
+            <w:pPr>
+              <w:pStyle w:val="Compact"/>
+              <w:numPr>
+                <w:ilvl w:val="0"/>
+                <w:numId w:val="1013"/>
+              </w:numPr>
+            </w:pPr>
+            <w:r>
+              <w:t xml:space="preserve">Difficulties are consistently about 40% between-child at every age: some children simply report more problems than others, stably, and that share does not change as they get older.</w:t>
+            </w:r>
+          </w:p>
+          <w:p>
+            <w:pPr>
+              <w:pStyle w:val="Compact"/>
+              <w:numPr>
+                <w:ilvl w:val="0"/>
+                <w:numId w:val="1013"/>
+              </w:numPr>
+            </w:pPr>
+            <w:r>
+              <w:t xml:space="preserve">Video game use behaves very differently. At 10/11 it is strongly trait-like (68% between-child), but by 14/15 only 25% is stable difference and three quarters is occasion-specific.</w:t>
+            </w:r>
+            <w:r>
+              <w:t xml:space="preserve"> </w:t>
+            </w:r>
+            <w:r>
+              <w:t xml:space="preserve">Gaming stops being</w:t>
+            </w:r>
+            <w:r>
+              <w:t xml:space="preserve"> </w:t>
+            </w:r>
+            <w:r>
+              <w:t xml:space="preserve">“the sort of child you are”</w:t>
+            </w:r>
+            <w:r>
+              <w:t xml:space="preserve"> </w:t>
+            </w:r>
+            <w:r>
+              <w:t xml:space="preserve">and becomes</w:t>
+            </w:r>
+            <w:r>
+              <w:t xml:space="preserve"> </w:t>
+            </w:r>
+            <w:r>
+              <w:t xml:space="preserve">“what you happened to be doing that year”</w:t>
+            </w:r>
+            <w:r>
+              <w:t xml:space="preserve">.</w:t>
+            </w:r>
+          </w:p>
+          <w:p>
+            <w:pPr>
+              <w:pStyle w:val="Compact"/>
+              <w:numPr>
+                <w:ilvl w:val="0"/>
+                <w:numId w:val="1013"/>
+              </w:numPr>
+            </w:pPr>
+            <w:r>
+              <w:t xml:space="preserve">That shift is the same phenomenon as the growing variance noted earlier, and it is the most likely explanation for the unstable within-child gaming autoregression: there is progressively less stable signal to carry forward.</w:t>
+            </w:r>
+          </w:p>
+          <w:p>
+            <w:pPr>
+              <w:pStyle w:val="Compact"/>
+              <w:numPr>
+                <w:ilvl w:val="0"/>
+                <w:numId w:val="1013"/>
+              </w:numPr>
+            </w:pPr>
+            <w:r>
+              <w:t xml:space="preserve">Putting the two levels together: there is a real and reasonably clear association between gaming and difficulties</w:t>
+            </w:r>
+            <w:r>
+              <w:t xml:space="preserve"> </w:t>
+            </w:r>
+            <w:r>
+              <w:rPr>
+                <w:b/>
+                <w:bCs/>
+              </w:rPr>
+              <w:t xml:space="preserve">between</w:t>
+            </w:r>
+            <w:r>
+              <w:t xml:space="preserve"> </w:t>
+            </w:r>
+            <w:r>
+              <w:t xml:space="preserve">children (r = .21), and essentially no evidence that gaming drives difficulties</w:t>
+            </w:r>
+            <w:r>
+              <w:t xml:space="preserve"> </w:t>
+            </w:r>
+            <w:r>
+              <w:rPr>
+                <w:b/>
+                <w:bCs/>
+              </w:rPr>
+              <w:t xml:space="preserve">within</w:t>
+            </w:r>
+            <w:r>
+              <w:t xml:space="preserve"> </w:t>
+            </w:r>
+            <w:r>
+              <w:t xml:space="preserve">a child over time (β = .004).</w:t>
+            </w:r>
+            <w:r>
+              <w:t xml:space="preserve"> </w:t>
+            </w:r>
+            <w:r>
+              <w:t xml:space="preserve">Reporting only one of those would misrepresent the data.</w:t>
+            </w:r>
+          </w:p>
+          <w:p/>
+        </w:tc>
+      </w:tr>
+    </w:tbl>
+    <w:bookmarkEnd w:id="64"/>
+    <w:bookmarkStart w:id="72" w:name="comparison-model-clpm-estimates"/>
+    <w:p>
+      <w:pPr>
+        <w:pStyle w:val="Heading2"/>
+      </w:pPr>
+      <w:r>
+        <w:t xml:space="preserve">6.7 Comparison model: CLPM estimates</w:t>
+      </w:r>
+    </w:p>
+    <w:tbl>
+      <w:tblPr>
+        <w:tblStyle w:val="Table"/>
+        <w:tblW w:type="pct" w:w="5000"/>
+        <w:tblLayout w:type="fixed"/>
+        <w:tblLook w:firstRow="0" w:lastRow="0" w:firstColumn="0" w:lastColumn="0" w:noHBand="0" w:noVBand="0" w:val="0000"/>
+      </w:tblPr>
+      <w:tblGrid>
+        <w:gridCol w:w="7920"/>
+      </w:tblGrid>
+      <w:tr>
+        <w:tc>
+          <w:tcPr/>
+          <w:bookmarkStart w:id="65" w:name="tbl-clpm"/>
+          <w:p>
+            <w:pPr>
+              <w:jc w:val="center"/>
+            </w:pPr>
+            <w:pPr>
+              <w:jc w:val="left"/>
+              <w:spacing w:before="200"/>
+              <w:pStyle w:val="ImageCaption"/>
+            </w:pPr>
+            <w:r>
+              <w:t xml:space="preserve">Table 12: Traditional CLPM structural estimates, adjusted for sex and socioeconomic position. Cross-lagged paths are constrained equal across lags.</w:t>
+            </w:r>
+          </w:p>
+          <w:tbl>
+            <w:tblPr>
+              <w:tblStyle w:val="Table"/>
+              <w:tblW w:type="pct" w:w="5000"/>
+              <w:tblLayout w:type="fixed"/>
+              <w:tblLook w:firstRow="1" w:lastRow="0" w:firstColumn="0" w:lastColumn="0" w:noHBand="0" w:noVBand="0" w:val="0020"/>
+            </w:tblPr>
+            <w:tblGrid>
+              <w:gridCol w:w="2211"/>
+              <w:gridCol w:w="1712"/>
+              <w:gridCol w:w="998"/>
+              <w:gridCol w:w="1141"/>
+              <w:gridCol w:w="499"/>
+              <w:gridCol w:w="356"/>
+              <w:gridCol w:w="998"/>
+            </w:tblGrid>
+            <w:tr>
+              <w:trPr>
+                <w:tblHeader w:val="on"/>
+              </w:trPr>
+              <w:tc>
+                <w:tcPr/>
+                <w:p>
+                  <w:pPr>
+                    <w:pStyle w:val="Compact"/>
+                    <w:jc w:val="left"/>
+                    <w:jc w:val="center"/>
+                  </w:pPr>
+                  <w:r>
+                    <w:t xml:space="preserve">Parameter</w:t>
+                  </w:r>
+                </w:p>
+              </w:tc>
+              <w:tc>
+                <w:tcPr/>
+                <w:p>
+                  <w:pPr>
+                    <w:pStyle w:val="Compact"/>
+                    <w:jc w:val="left"/>
+                    <w:jc w:val="center"/>
+                  </w:pPr>
+                  <w:r>
+                    <w:t xml:space="preserve">Lag</w:t>
+                  </w:r>
+                </w:p>
+              </w:tc>
+              <w:tc>
+                <w:tcPr/>
+                <w:p>
+                  <w:pPr>
+                    <w:pStyle w:val="Compact"/>
+                    <w:jc w:val="left"/>
+                    <w:jc w:val="center"/>
+                  </w:pPr>
+                  <w:r>
+                    <w:t xml:space="preserve">b (SE)</w:t>
+                  </w:r>
+                </w:p>
+              </w:tc>
+              <w:tc>
+                <w:tcPr/>
+                <w:p>
+                  <w:pPr>
+                    <w:pStyle w:val="Compact"/>
+                    <w:jc w:val="left"/>
+                    <w:jc w:val="center"/>
+                  </w:pPr>
+                  <w:r>
+                    <w:t xml:space="preserve">95% CI</w:t>
+                  </w:r>
+                </w:p>
+              </w:tc>
+              <w:tc>
+                <w:tcPr/>
+                <w:p>
+                  <w:pPr>
+                    <w:pStyle w:val="Compact"/>
+                    <w:jc w:val="left"/>
+                    <w:jc w:val="center"/>
+                  </w:pPr>
+                  <w:r>
+                    <w:t xml:space="preserve">p</w:t>
+                  </w:r>
+                </w:p>
+              </w:tc>
+              <w:tc>
+                <w:tcPr/>
+                <w:p>
+                  <w:pPr>
+                    <w:pStyle w:val="Compact"/>
+                    <w:jc w:val="left"/>
+                    <w:jc w:val="center"/>
+                  </w:pPr>
+                  <w:r>
+                    <w:t xml:space="preserve">β</w:t>
+                  </w:r>
+                </w:p>
+              </w:tc>
+              <w:tc>
+                <w:tcPr/>
+                <w:p>
+                  <w:pPr>
+                    <w:pStyle w:val="Compact"/>
+                    <w:jc w:val="left"/>
+                    <w:jc w:val="center"/>
+                  </w:pPr>
+                  <w:r>
+                    <w:t xml:space="preserve">β 95% CI</w:t>
+                  </w:r>
+                </w:p>
+              </w:tc>
+            </w:tr>
+            <w:tr>
+              <w:tc>
+                <w:tcPr/>
+                <w:p>
+                  <w:pPr>
+                    <w:pStyle w:val="Compact"/>
+                    <w:jc w:val="left"/>
+                    <w:jc w:val="center"/>
+                  </w:pPr>
+                  <w:r>
+                    <w:t xml:space="preserve">Video games → video games</w:t>
+                  </w:r>
+                </w:p>
+              </w:tc>
+              <w:tc>
+                <w:tcPr/>
+                <w:p>
+                  <w:pPr>
+                    <w:pStyle w:val="Compact"/>
+                    <w:jc w:val="left"/>
+                    <w:jc w:val="center"/>
+                  </w:pPr>
+                  <w:r>
+                    <w:t xml:space="preserve">10/11 → 12/13</w:t>
+                  </w:r>
+                </w:p>
+              </w:tc>
+              <w:tc>
+                <w:tcPr/>
+                <w:p>
+                  <w:pPr>
+                    <w:pStyle w:val="Compact"/>
+                    <w:jc w:val="left"/>
+                    <w:jc w:val="center"/>
+                  </w:pPr>
+                  <w:r>
+                    <w:t xml:space="preserve">0.435 (0.028)</w:t>
+                  </w:r>
+                </w:p>
+              </w:tc>
+              <w:tc>
+                <w:tcPr/>
+                <w:p>
+                  <w:pPr>
+                    <w:pStyle w:val="Compact"/>
+                    <w:jc w:val="left"/>
+                    <w:jc w:val="center"/>
+                  </w:pPr>
+                  <w:r>
+                    <w:t xml:space="preserve">[0.379, 0.490]</w:t>
+                  </w:r>
+                </w:p>
+              </w:tc>
+              <w:tc>
+                <w:tcPr/>
+                <w:p>
+                  <w:pPr>
+                    <w:pStyle w:val="Compact"/>
+                    <w:jc w:val="left"/>
+                    <w:jc w:val="center"/>
+                  </w:pPr>
+                  <w:r>
+                    <w:t xml:space="preserve">&lt; .001</w:t>
+                  </w:r>
+                </w:p>
+              </w:tc>
+              <w:tc>
+                <w:tcPr/>
+                <w:p>
+                  <w:pPr>
+                    <w:pStyle w:val="Compact"/>
+                    <w:jc w:val="left"/>
+                    <w:jc w:val="center"/>
+                  </w:pPr>
+                  <w:r>
+                    <w:t xml:space="preserve">.344</w:t>
+                  </w:r>
+                </w:p>
+              </w:tc>
+              <w:tc>
+                <w:tcPr/>
+                <w:p>
+                  <w:pPr>
+                    <w:pStyle w:val="Compact"/>
+                    <w:jc w:val="left"/>
+                    <w:jc w:val="center"/>
+                  </w:pPr>
+                  <w:r>
+                    <w:t xml:space="preserve">[.305, .384]</w:t>
+                  </w:r>
+                </w:p>
+              </w:tc>
+            </w:tr>
+            <w:tr>
+              <w:tc>
+                <w:tcPr/>
+                <w:p>
+                  <w:pPr>
+                    <w:pStyle w:val="Compact"/>
+                    <w:jc w:val="left"/>
+                    <w:jc w:val="center"/>
+                  </w:pPr>
+                  <w:r>
+                    <w:t xml:space="preserve">Video games → video games</w:t>
+                  </w:r>
+                </w:p>
+              </w:tc>
+              <w:tc>
+                <w:tcPr/>
+                <w:p>
+                  <w:pPr>
+                    <w:pStyle w:val="Compact"/>
+                    <w:jc w:val="left"/>
+                    <w:jc w:val="center"/>
+                  </w:pPr>
+                  <w:r>
+                    <w:t xml:space="preserve">12/13 → 14/15</w:t>
+                  </w:r>
+                </w:p>
+              </w:tc>
+              <w:tc>
+                <w:tcPr/>
+                <w:p>
+                  <w:pPr>
+                    <w:pStyle w:val="Compact"/>
+                    <w:jc w:val="left"/>
+                    <w:jc w:val="center"/>
+                  </w:pPr>
+                  <w:r>
+                    <w:t xml:space="preserve">0.494 (0.030)</w:t>
+                  </w:r>
+                </w:p>
+              </w:tc>
+              <w:tc>
+                <w:tcPr/>
+                <w:p>
+                  <w:pPr>
+                    <w:pStyle w:val="Compact"/>
+                    <w:jc w:val="left"/>
+                    <w:jc w:val="center"/>
+                  </w:pPr>
+                  <w:r>
+                    <w:t xml:space="preserve">[0.436, 0.552]</w:t>
+                  </w:r>
+                </w:p>
+              </w:tc>
+              <w:tc>
+                <w:tcPr/>
+                <w:p>
+                  <w:pPr>
+                    <w:pStyle w:val="Compact"/>
+                    <w:jc w:val="left"/>
+                    <w:jc w:val="center"/>
+                  </w:pPr>
+                  <w:r>
+                    <w:t xml:space="preserve">&lt; .001</w:t>
+                  </w:r>
+                </w:p>
+              </w:tc>
+              <w:tc>
+                <w:tcPr/>
+                <w:p>
+                  <w:pPr>
+                    <w:pStyle w:val="Compact"/>
+                    <w:jc w:val="left"/>
+                    <w:jc w:val="center"/>
+                  </w:pPr>
+                  <w:r>
+                    <w:t xml:space="preserve">.374</w:t>
+                  </w:r>
+                </w:p>
+              </w:tc>
+              <w:tc>
+                <w:tcPr/>
+                <w:p>
+                  <w:pPr>
+                    <w:pStyle w:val="Compact"/>
+                    <w:jc w:val="left"/>
+                    <w:jc w:val="center"/>
+                  </w:pPr>
+                  <w:r>
+                    <w:t xml:space="preserve">[.333, .416]</w:t>
+                  </w:r>
+                </w:p>
+              </w:tc>
+            </w:tr>
+            <w:tr>
+              <w:tc>
+                <w:tcPr/>
+                <w:p>
+                  <w:pPr>
+                    <w:pStyle w:val="Compact"/>
+                    <w:jc w:val="left"/>
+                    <w:jc w:val="center"/>
+                  </w:pPr>
+                  <w:r>
+                    <w:t xml:space="preserve">SDQ → SDQ</w:t>
+                  </w:r>
+                </w:p>
+              </w:tc>
+              <w:tc>
+                <w:tcPr/>
+                <w:p>
+                  <w:pPr>
+                    <w:pStyle w:val="Compact"/>
+                    <w:jc w:val="left"/>
+                    <w:jc w:val="center"/>
+                  </w:pPr>
+                  <w:r>
+                    <w:t xml:space="preserve">10/11 → 12/13</w:t>
+                  </w:r>
+                </w:p>
+              </w:tc>
+              <w:tc>
+                <w:tcPr/>
+                <w:p>
+                  <w:pPr>
+                    <w:pStyle w:val="Compact"/>
+                    <w:jc w:val="left"/>
+                    <w:jc w:val="center"/>
+                  </w:pPr>
+                  <w:r>
+                    <w:t xml:space="preserve">0.558 (0.015)</w:t>
+                  </w:r>
+                </w:p>
+              </w:tc>
+              <w:tc>
+                <w:tcPr/>
+                <w:p>
+                  <w:pPr>
+                    <w:pStyle w:val="Compact"/>
+                    <w:jc w:val="left"/>
+                    <w:jc w:val="center"/>
+                  </w:pPr>
+                  <w:r>
+                    <w:t xml:space="preserve">[0.529, 0.588]</w:t>
+                  </w:r>
+                </w:p>
+              </w:tc>
+              <w:tc>
+                <w:tcPr/>
+                <w:p>
+                  <w:pPr>
+                    <w:pStyle w:val="Compact"/>
+                    <w:jc w:val="left"/>
+                    <w:jc w:val="center"/>
+                  </w:pPr>
+                  <w:r>
+                    <w:t xml:space="preserve">&lt; .001</w:t>
+                  </w:r>
+                </w:p>
+              </w:tc>
+              <w:tc>
+                <w:tcPr/>
+                <w:p>
+                  <w:pPr>
+                    <w:pStyle w:val="Compact"/>
+                    <w:jc w:val="left"/>
+                    <w:jc w:val="center"/>
+                  </w:pPr>
+                  <w:r>
+                    <w:t xml:space="preserve">.576</w:t>
+                  </w:r>
+                </w:p>
+              </w:tc>
+              <w:tc>
+                <w:tcPr/>
+                <w:p>
+                  <w:pPr>
+                    <w:pStyle w:val="Compact"/>
+                    <w:jc w:val="left"/>
+                    <w:jc w:val="center"/>
+                  </w:pPr>
+                  <w:r>
+                    <w:t xml:space="preserve">[.550, .601]</w:t>
+                  </w:r>
+                </w:p>
+              </w:tc>
+            </w:tr>
+            <w:tr>
+              <w:tc>
+                <w:tcPr/>
+                <w:p>
+                  <w:pPr>
+                    <w:pStyle w:val="Compact"/>
+                    <w:jc w:val="left"/>
+                    <w:jc w:val="center"/>
+                  </w:pPr>
+                  <w:r>
+                    <w:t xml:space="preserve">SDQ → SDQ</w:t>
+                  </w:r>
+                </w:p>
+              </w:tc>
+              <w:tc>
+                <w:tcPr/>
+                <w:p>
+                  <w:pPr>
+                    <w:pStyle w:val="Compact"/>
+                    <w:jc w:val="left"/>
+                    <w:jc w:val="center"/>
+                  </w:pPr>
+                  <w:r>
+                    <w:t xml:space="preserve">12/13 → 14/15</w:t>
+                  </w:r>
+                </w:p>
+              </w:tc>
+              <w:tc>
+                <w:tcPr/>
+                <w:p>
+                  <w:pPr>
+                    <w:pStyle w:val="Compact"/>
+                    <w:jc w:val="left"/>
+                    <w:jc w:val="center"/>
+                  </w:pPr>
+                  <w:r>
+                    <w:t xml:space="preserve">0.633 (0.016)</w:t>
+                  </w:r>
+                </w:p>
+              </w:tc>
+              <w:tc>
+                <w:tcPr/>
+                <w:p>
+                  <w:pPr>
+                    <w:pStyle w:val="Compact"/>
+                    <w:jc w:val="left"/>
+                    <w:jc w:val="center"/>
+                  </w:pPr>
+                  <w:r>
+                    <w:t xml:space="preserve">[0.602, 0.663]</w:t>
+                  </w:r>
+                </w:p>
+              </w:tc>
+              <w:tc>
+                <w:tcPr/>
+                <w:p>
+                  <w:pPr>
+                    <w:pStyle w:val="Compact"/>
+                    <w:jc w:val="left"/>
+                    <w:jc w:val="center"/>
+                  </w:pPr>
+                  <w:r>
+                    <w:t xml:space="preserve">&lt; .001</w:t>
+                  </w:r>
+                </w:p>
+              </w:tc>
+              <w:tc>
+                <w:tcPr/>
+                <w:p>
+                  <w:pPr>
+                    <w:pStyle w:val="Compact"/>
+                    <w:jc w:val="left"/>
+                    <w:jc w:val="center"/>
+                  </w:pPr>
+                  <w:r>
+                    <w:t xml:space="preserve">.611</w:t>
+                  </w:r>
+                </w:p>
+              </w:tc>
+              <w:tc>
+                <w:tcPr/>
+                <w:p>
+                  <w:pPr>
+                    <w:pStyle w:val="Compact"/>
+                    <w:jc w:val="left"/>
+                    <w:jc w:val="center"/>
+                  </w:pPr>
+                  <w:r>
+                    <w:t xml:space="preserve">[.586, .636]</w:t>
+                  </w:r>
+                </w:p>
+              </w:tc>
+            </w:tr>
+            <w:tr>
+              <w:tc>
+                <w:tcPr/>
+                <w:p>
+                  <w:pPr>
+                    <w:pStyle w:val="Compact"/>
+                    <w:jc w:val="left"/>
+                    <w:jc w:val="center"/>
+                  </w:pPr>
+                  <w:r>
+                    <w:t xml:space="preserve">Video games → SDQ (H1a)</w:t>
+                  </w:r>
+                </w:p>
+              </w:tc>
+              <w:tc>
+                <w:tcPr/>
+                <w:p>
+                  <w:pPr>
+                    <w:pStyle w:val="Compact"/>
+                    <w:jc w:val="left"/>
+                    <w:jc w:val="center"/>
+                  </w:pPr>
+                  <w:r>
+                    <w:t xml:space="preserve">Both lags (constrained)</w:t>
+                  </w:r>
+                </w:p>
+              </w:tc>
+              <w:tc>
+                <w:tcPr/>
+                <w:p>
+                  <w:pPr>
+                    <w:pStyle w:val="Compact"/>
+                    <w:jc w:val="left"/>
+                    <w:jc w:val="center"/>
+                  </w:pPr>
+                  <w:r>
+                    <w:t xml:space="preserve">0.042 (0.009)</w:t>
+                  </w:r>
+                </w:p>
+              </w:tc>
+              <w:tc>
+                <w:tcPr/>
+                <w:p>
+                  <w:pPr>
+                    <w:pStyle w:val="Compact"/>
+                    <w:jc w:val="left"/>
+                    <w:jc w:val="center"/>
+                  </w:pPr>
+                  <w:r>
+                    <w:t xml:space="preserve">[0.026, 0.059]</w:t>
+                  </w:r>
+                </w:p>
+              </w:tc>
+              <w:tc>
+                <w:tcPr/>
+                <w:p>
+                  <w:pPr>
+                    <w:pStyle w:val="Compact"/>
+                    <w:jc w:val="left"/>
+                    <w:jc w:val="center"/>
+                  </w:pPr>
+                  <w:r>
+                    <w:t xml:space="preserve">&lt; .001</w:t>
+                  </w:r>
+                </w:p>
+              </w:tc>
+              <w:tc>
+                <w:tcPr/>
+                <w:p>
+                  <w:pPr>
+                    <w:pStyle w:val="Compact"/>
+                    <w:jc w:val="left"/>
+                    <w:jc w:val="center"/>
+                  </w:pPr>
+                  <w:r>
+                    <w:t xml:space="preserve">.051</w:t>
+                  </w:r>
+                </w:p>
+              </w:tc>
+              <w:tc>
+                <w:tcPr/>
+                <w:p>
+                  <w:pPr>
+                    <w:pStyle w:val="Compact"/>
+                    <w:jc w:val="left"/>
+                    <w:jc w:val="center"/>
+                  </w:pPr>
+                  <w:r>
+                    <w:t xml:space="preserve">[.030, .071]</w:t>
+                  </w:r>
+                </w:p>
+              </w:tc>
+            </w:tr>
+            <w:tr>
+              <w:tc>
+                <w:tcPr/>
+                <w:p>
+                  <w:pPr>
+                    <w:pStyle w:val="Compact"/>
+                    <w:jc w:val="left"/>
+                    <w:jc w:val="center"/>
+                  </w:pPr>
+                  <w:r>
+                    <w:t xml:space="preserve">SDQ → video games (H1b)</w:t>
+                  </w:r>
+                </w:p>
+              </w:tc>
+              <w:tc>
+                <w:tcPr/>
+                <w:p>
+                  <w:pPr>
+                    <w:pStyle w:val="Compact"/>
+                    <w:jc w:val="left"/>
+                    <w:jc w:val="center"/>
+                  </w:pPr>
+                  <w:r>
+                    <w:t xml:space="preserve">Both lags (constrained)</w:t>
+                  </w:r>
+                </w:p>
+              </w:tc>
+              <w:tc>
+                <w:tcPr/>
+                <w:p>
+                  <w:pPr>
+                    <w:pStyle w:val="Compact"/>
+                    <w:jc w:val="left"/>
+                    <w:jc w:val="center"/>
+                  </w:pPr>
+                  <w:r>
+                    <w:t xml:space="preserve">0.120 (0.020)</w:t>
+                  </w:r>
+                </w:p>
+              </w:tc>
+              <w:tc>
+                <w:tcPr/>
+                <w:p>
+                  <w:pPr>
+                    <w:pStyle w:val="Compact"/>
+                    <w:jc w:val="left"/>
+                    <w:jc w:val="center"/>
+                  </w:pPr>
+                  <w:r>
+                    <w:t xml:space="preserve">[0.080, 0.159]</w:t>
+                  </w:r>
+                </w:p>
+              </w:tc>
+              <w:tc>
+                <w:tcPr/>
+                <w:p>
+                  <w:pPr>
+                    <w:pStyle w:val="Compact"/>
+                    <w:jc w:val="left"/>
+                    <w:jc w:val="center"/>
+                  </w:pPr>
+                  <w:r>
+                    <w:t xml:space="preserve">&lt; .001</w:t>
+                  </w:r>
+                </w:p>
+              </w:tc>
+              <w:tc>
+                <w:tcPr/>
+                <w:p>
+                  <w:pPr>
+                    <w:pStyle w:val="Compact"/>
+                    <w:jc w:val="left"/>
+                    <w:jc w:val="center"/>
+                  </w:pPr>
+                  <w:r>
+                    <w:t xml:space="preserve">.082</w:t>
+                  </w:r>
+                </w:p>
+              </w:tc>
+              <w:tc>
+                <w:tcPr/>
+                <w:p>
+                  <w:pPr>
+                    <w:pStyle w:val="Compact"/>
+                    <w:jc w:val="left"/>
+                    <w:jc w:val="center"/>
+                  </w:pPr>
+                  <w:r>
+                    <w:t xml:space="preserve">[.056, .109]</w:t>
+                  </w:r>
+                </w:p>
+              </w:tc>
+            </w:tr>
+            <w:tr>
+              <w:tc>
+                <w:tcPr/>
+                <w:p>
+                  <w:pPr>
+                    <w:pStyle w:val="Compact"/>
+                    <w:jc w:val="left"/>
+                    <w:jc w:val="center"/>
+                  </w:pPr>
+                  <w:r>
+                    <w:t xml:space="preserve">Video games ↔ SDQ, within-wave</w:t>
+                  </w:r>
+                </w:p>
+              </w:tc>
+              <w:tc>
+                <w:tcPr/>
+                <w:p>
+                  <w:pPr>
+                    <w:pStyle w:val="Compact"/>
+                    <w:jc w:val="left"/>
+                    <w:jc w:val="center"/>
+                  </w:pPr>
+                  <w:r>
+                    <w:t xml:space="preserve">10/11</w:t>
+                  </w:r>
+                </w:p>
+              </w:tc>
+              <w:tc>
+                <w:tcPr/>
+                <w:p>
+                  <w:pPr>
+                    <w:pStyle w:val="Compact"/>
+                    <w:jc w:val="left"/>
+                    <w:jc w:val="center"/>
+                  </w:pPr>
+                  <w:r>
+                    <w:t xml:space="preserve">3.105 (0.692)</w:t>
+                  </w:r>
+                </w:p>
+              </w:tc>
+              <w:tc>
+                <w:tcPr/>
+                <w:p>
+                  <w:pPr>
+                    <w:pStyle w:val="Compact"/>
+                    <w:jc w:val="left"/>
+                    <w:jc w:val="center"/>
+                  </w:pPr>
+                  <w:r>
+                    <w:t xml:space="preserve">[1.749, 4.462]</w:t>
+                  </w:r>
+                </w:p>
+              </w:tc>
+              <w:tc>
+                <w:tcPr/>
+                <w:p>
+                  <w:pPr>
+                    <w:pStyle w:val="Compact"/>
+                    <w:jc w:val="left"/>
+                    <w:jc w:val="center"/>
+                  </w:pPr>
+                  <w:r>
+                    <w:t xml:space="preserve">&lt; .001</w:t>
+                  </w:r>
+                </w:p>
+              </w:tc>
+              <w:tc>
+                <w:tcPr/>
+                <w:p>
+                  <w:pPr>
+                    <w:pStyle w:val="Compact"/>
+                    <w:jc w:val="left"/>
+                    <w:jc w:val="center"/>
+                  </w:pPr>
+                  <w:r>
+                    <w:t xml:space="preserve">.084</w:t>
+                  </w:r>
+                </w:p>
+              </w:tc>
+              <w:tc>
+                <w:tcPr/>
+                <w:p>
+                  <w:pPr>
+                    <w:pStyle w:val="Compact"/>
+                    <w:jc w:val="left"/>
+                    <w:jc w:val="center"/>
+                  </w:pPr>
+                  <w:r>
+                    <w:t xml:space="preserve">[.048, .120]</w:t>
+                  </w:r>
+                </w:p>
+              </w:tc>
+            </w:tr>
+            <w:tr>
+              <w:tc>
+                <w:tcPr/>
+                <w:p>
+                  <w:pPr>
+                    <w:pStyle w:val="Compact"/>
+                    <w:jc w:val="left"/>
+                    <w:jc w:val="center"/>
+                  </w:pPr>
+                  <w:r>
+                    <w:t xml:space="preserve">Video games ↔ SDQ, within-wave</w:t>
+                  </w:r>
+                </w:p>
+              </w:tc>
+              <w:tc>
+                <w:tcPr/>
+                <w:p>
+                  <w:pPr>
+                    <w:pStyle w:val="Compact"/>
+                    <w:jc w:val="left"/>
+                    <w:jc w:val="center"/>
+                  </w:pPr>
+                  <w:r>
+                    <w:t xml:space="preserve">12/13</w:t>
+                  </w:r>
+                </w:p>
+              </w:tc>
+              <w:tc>
+                <w:tcPr/>
+                <w:p>
+                  <w:pPr>
+                    <w:pStyle w:val="Compact"/>
+                    <w:jc w:val="left"/>
+                    <w:jc w:val="center"/>
+                  </w:pPr>
+                  <w:r>
+                    <w:t xml:space="preserve">1.953 (0.628)</w:t>
+                  </w:r>
+                </w:p>
+              </w:tc>
+              <w:tc>
+                <w:tcPr/>
+                <w:p>
+                  <w:pPr>
+                    <w:pStyle w:val="Compact"/>
+                    <w:jc w:val="left"/>
+                    <w:jc w:val="center"/>
+                  </w:pPr>
+                  <w:r>
+                    <w:t xml:space="preserve">[0.721, 3.185]</w:t>
+                  </w:r>
+                </w:p>
+              </w:tc>
+              <w:tc>
+                <w:tcPr/>
+                <w:p>
+                  <w:pPr>
+                    <w:pStyle w:val="Compact"/>
+                    <w:jc w:val="left"/>
+                    <w:jc w:val="center"/>
+                  </w:pPr>
+                  <w:r>
+                    <w:t xml:space="preserve">.002</w:t>
+                  </w:r>
+                </w:p>
+              </w:tc>
+              <w:tc>
+                <w:tcPr/>
+                <w:p>
+                  <w:pPr>
+                    <w:pStyle w:val="Compact"/>
+                    <w:jc w:val="left"/>
+                    <w:jc w:val="center"/>
+                  </w:pPr>
+                  <w:r>
+                    <w:t xml:space="preserve">.058</w:t>
+                  </w:r>
+                </w:p>
+              </w:tc>
+              <w:tc>
+                <w:tcPr/>
+                <w:p>
+                  <w:pPr>
+                    <w:pStyle w:val="Compact"/>
+                    <w:jc w:val="left"/>
+                    <w:jc w:val="center"/>
+                  </w:pPr>
+                  <w:r>
+                    <w:t xml:space="preserve">[.022, .095]</w:t>
+                  </w:r>
+                </w:p>
+              </w:tc>
+            </w:tr>
+            <w:tr>
+              <w:tc>
+                <w:tcPr/>
+                <w:p>
+                  <w:pPr>
+                    <w:pStyle w:val="Compact"/>
+                    <w:jc w:val="left"/>
+                    <w:jc w:val="center"/>
+                  </w:pPr>
+                  <w:r>
+                    <w:t xml:space="preserve">Video games ↔ SDQ, within-wave</w:t>
+                  </w:r>
+                </w:p>
+              </w:tc>
+              <w:tc>
+                <w:tcPr/>
+                <w:p>
+                  <w:pPr>
+                    <w:pStyle w:val="Compact"/>
+                    <w:jc w:val="left"/>
+                    <w:jc w:val="center"/>
+                  </w:pPr>
+                  <w:r>
+                    <w:t xml:space="preserve">14/15</w:t>
+                  </w:r>
+                </w:p>
+              </w:tc>
+              <w:tc>
+                <w:tcPr/>
+                <w:p>
+                  <w:pPr>
+                    <w:pStyle w:val="Compact"/>
+                    <w:jc w:val="left"/>
+                    <w:jc w:val="center"/>
+                  </w:pPr>
+                  <w:r>
+                    <w:t xml:space="preserve">0.059 (0.725)</w:t>
+                  </w:r>
+                </w:p>
+              </w:tc>
+              <w:tc>
+                <w:tcPr/>
+                <w:p>
+                  <w:pPr>
+                    <w:pStyle w:val="Compact"/>
+                    <w:jc w:val="left"/>
+                    <w:jc w:val="center"/>
+                  </w:pPr>
+                  <w:r>
+                    <w:t xml:space="preserve">[-1.362, 1.481]</w:t>
+                  </w:r>
+                </w:p>
+              </w:tc>
+              <w:tc>
+                <w:tcPr/>
+                <w:p>
+                  <w:pPr>
+                    <w:pStyle w:val="Compact"/>
+                    <w:jc w:val="left"/>
+                    <w:jc w:val="center"/>
+                  </w:pPr>
+                  <w:r>
+                    <w:t xml:space="preserve">.935</w:t>
+                  </w:r>
+                </w:p>
+              </w:tc>
+              <w:tc>
+                <w:tcPr/>
+                <w:p>
+                  <w:pPr>
+                    <w:pStyle w:val="Compact"/>
+                    <w:jc w:val="left"/>
+                    <w:jc w:val="center"/>
+                  </w:pPr>
+                  <w:r>
+                    <w:t xml:space="preserve">.002</w:t>
+                  </w:r>
+                </w:p>
+              </w:tc>
+              <w:tc>
+                <w:tcPr/>
+                <w:p>
+                  <w:pPr>
+                    <w:pStyle w:val="Compact"/>
+                    <w:jc w:val="left"/>
+                    <w:jc w:val="center"/>
+                  </w:pPr>
+                  <w:r>
+                    <w:t xml:space="preserve">[-.035, .038]</w:t>
+                  </w:r>
+                </w:p>
+              </w:tc>
+            </w:tr>
+          </w:tbl>
+          <w:bookmarkEnd w:id="65"/>
+          <w:p/>
+        </w:tc>
+      </w:tr>
+    </w:tbl>
+    <w:tbl>
+      <w:tblPr>
+        <w:tblStyle w:val="Table"/>
+        <w:tblW w:type="pct" w:w="5000"/>
+        <w:tblLayout w:type="fixed"/>
+        <w:tblLook w:firstRow="0" w:lastRow="0" w:firstColumn="0" w:lastColumn="0" w:noHBand="0" w:noVBand="0" w:val="0000"/>
+      </w:tblPr>
+      <w:tblGrid>
+        <w:gridCol w:w="7920"/>
+      </w:tblGrid>
+      <w:tr>
+        <w:tc>
+          <w:tcPr/>
+          <w:bookmarkStart w:id="69" w:name="fig-clpm-path-diagram"/>
+          <w:p>
+            <w:pPr>
+              <w:pStyle w:val="Compact"/>
+              <w:jc w:val="center"/>
+            </w:pPr>
+            <w:r>
+              <w:drawing>
+                <wp:inline>
+                  <wp:extent cx="5334000" cy="2396132"/>
+                  <wp:effectExtent b="0" l="0" r="0" t="0"/>
+                  <wp:docPr descr="" title="" id="67" name="Picture"/>
+                  <a:graphic>
+                    <a:graphicData uri="http://schemas.openxmlformats.org/drawingml/2006/picture">
+                      <pic:pic>
+                        <pic:nvPicPr>
+                          <pic:cNvPr descr="report_files/figure-docx/fig-clpm-path-diagram-1.png" id="68" name="Picture"/>
+                          <pic:cNvPicPr>
+                            <a:picLocks noChangeArrowheads="1" noChangeAspect="1"/>
+                          </pic:cNvPicPr>
+                        </pic:nvPicPr>
+                        <pic:blipFill>
+                          <a:blip r:embed="rId66"/>
+                          <a:stretch>
+                            <a:fillRect/>
+                          </a:stretch>
+                        </pic:blipFill>
+                        <pic:spPr bwMode="auto">
+                          <a:xfrm>
+                            <a:off x="0" y="0"/>
+                            <a:ext cx="5334000" cy="2396132"/>
+                          </a:xfrm>
+                          <a:prstGeom prst="rect">
+                            <a:avLst/>
+                          </a:prstGeom>
+                          <a:noFill/>
+                          <a:ln w="9525">
+                            <a:noFill/>
+                            <a:headEnd/>
+                            <a:tailEnd/>
+                          </a:ln>
+                        </pic:spPr>
+                      </pic:pic>
+                    </a:graphicData>
+                  </a:graphic>
+                </wp:inline>
+              </w:drawing>
+            </w:r>
+          </w:p>
+          <w:p>
+            <w:pPr>
+              <w:jc w:val="center"/>
+            </w:pPr>
+            <w:pPr>
+              <w:jc w:val="left"/>
+              <w:spacing w:before="200"/>
+              <w:pStyle w:val="ImageCaption"/>
+            </w:pPr>
+            <w:r>
+              <w:t xml:space="preserve">Figure 2: Traditional CLPM with standardised estimates. All variables are observed (squares); with no random intercepts, the lagged paths run directly between them and mix between-child and within-child variation. Sex and socioeconomic position are included as covariates but their paths are omitted for legibility. * p &lt; .05, ** p &lt; .01, *** p &lt; .001.</w:t>
+            </w:r>
+          </w:p>
+          <w:bookmarkEnd w:id="69"/>
+        </w:tc>
+      </w:tr>
+    </w:tbl>
+    <w:tbl>
+      <w:tblPr>
+        <w:tblStyle w:val="Table"/>
+        <w:tblLook w:firstRow="0" w:lastRow="0" w:firstColumn="0" w:lastColumn="0" w:noHBand="0" w:noVBand="0" w:val="0000"/>
+        <w:tblBorders>
+          <w:top w:val="single" w:sz="4" w:space="0" w:color="0758E5"/>
+          <w:left w:val="single" w:sz="24" w:space="0" w:color="0758E5"/>
+          <w:bottom w:val="single" w:sz="4" w:space="0" w:color="0758E5"/>
+          <w:right w:val="single" w:sz="4" w:space="0" w:color="0758E5"/>
+        </w:tblBorders>
+        <w:tblCellMar>
+          <w:left w:w="144" w:type="dxa"/>
+          <w:right w:w="144" w:type="dxa"/>
+        </w:tblCellMar>
+        <w:tblLook w:firstRow="0" w:lastRow="0" w:firstColumn="0" w:lastColumn="0" w:noHBand="0" w:noVBand="0" w:val="0000"/>
+      </w:tblPr>
+      <w:tr>
+        <w:trPr>
+          <w:cantSplit/>
+        </w:trPr>
+        <w:tc>
+          <w:tcPr>
+            <w:shd w:color="auto" w:fill="dae6fb" w:val="clear"/>
+            <w:tcMar>
+              <w:top w:w="92" w:type="dxa"/>
+              <w:bottom w:w="92" w:type="dxa"/>
+            </w:tcMar>
+          </w:tcPr>
+          <w:p>
+            <w:pPr>
+              <w:pStyle w:val="BodyText"/>
+            </w:pPr>
+            <w:pPr>
+              <w:spacing w:before="0" w:after="0"/>
+              <w:textAlignment w:val="center"/>
+            </w:pPr>
+            <w:r>
+              <w:drawing>
+                <wp:inline>
+                  <wp:extent cx="152400" cy="152400"/>
+                  <wp:effectExtent b="0" l="0" r="0" t="0"/>
+                  <wp:docPr descr="" title="" id="70" name="Picture"/>
+                  <a:graphic>
+                    <a:graphicData uri="http://schemas.openxmlformats.org/drawingml/2006/picture">
+                      <pic:pic>
+                        <pic:nvPicPr>
+                          <pic:cNvPr descr="/opt/quarto/share/formats/docx/note.png" id="71" name="Picture"/>
+                          <pic:cNvPicPr>
+                            <a:picLocks noChangeArrowheads="1" noChangeAspect="1"/>
+                          </pic:cNvPicPr>
+                        </pic:nvPicPr>
+                        <pic:blipFill>
+                          <a:blip r:embed="rId22"/>
+                          <a:stretch>
+                            <a:fillRect/>
+                          </a:stretch>
+                        </pic:blipFill>
+                        <pic:spPr bwMode="auto">
+                          <a:xfrm>
+                            <a:off x="0" y="0"/>
+                            <a:ext cx="152400" cy="152400"/>
+                          </a:xfrm>
+                          <a:prstGeom prst="rect">
+                            <a:avLst/>
+                          </a:prstGeom>
+                          <a:noFill/>
+                          <a:ln w="9525">
+                            <a:noFill/>
+                            <a:headEnd/>
+                            <a:tailEnd/>
+                          </a:ln>
+                        </pic:spPr>
+                      </pic:pic>
+                    </a:graphicData>
+                  </a:graphic>
+                </wp:inline>
+              </w:drawing>
+            </w:r>
+            <w:r>
+              <w:t xml:space="preserve"> </w:t>
+            </w:r>
+            <w:r>
+              <w:t xml:space="preserve"> </w:t>
+            </w:r>
+            <w:r>
+              <w:t xml:space="preserve">Interpretation</w:t>
+            </w:r>
+          </w:p>
+        </w:tc>
+      </w:tr>
+      <w:tr>
+        <w:trPr>
+          <w:cantSplit/>
+        </w:trPr>
+        <w:tc>
+          <w:tcPr>
+            <w:tcMar>
+              <w:top w:w="108" w:type="dxa"/>
+              <w:bottom w:w="108" w:type="dxa"/>
+            </w:tcMar>
+          </w:tcPr>
+          <w:p>
+            <w:pPr>
+              <w:pStyle w:val="Compact"/>
+              <w:numPr>
+                <w:ilvl w:val="0"/>
+                <w:numId w:val="1014"/>
+              </w:numPr>
+            </w:pPr>
+            <w:r>
+              <w:t xml:space="preserve">The CLPM finds</w:t>
+            </w:r>
+            <w:r>
+              <w:t xml:space="preserve"> </w:t>
+            </w:r>
+            <w:r>
+              <w:rPr>
+                <w:b/>
+                <w:bCs/>
+              </w:rPr>
+              <w:t xml:space="preserve">both</w:t>
+            </w:r>
+            <w:r>
+              <w:t xml:space="preserve"> </w:t>
+            </w:r>
+            <w:r>
+              <w:t xml:space="preserve">cross-lagged paths significant (H1a β = .051, H1b β = .082, both p &lt; .001), which would support a bidirectional relationship.</w:t>
+            </w:r>
+          </w:p>
+          <w:p>
+            <w:pPr>
+              <w:pStyle w:val="Compact"/>
+              <w:numPr>
+                <w:ilvl w:val="0"/>
+                <w:numId w:val="1014"/>
+              </w:numPr>
+            </w:pPr>
+            <w:r>
+              <w:t xml:space="preserve">The RI-CLPM shows that the H1a path is an artefact of not separating between- from within-child variance.</w:t>
+            </w:r>
+            <w:r>
+              <w:t xml:space="preserve"> </w:t>
+            </w:r>
+            <w:r>
+              <w:t xml:space="preserve">This is exactly the pattern Hamaker et al. (2015) describe, and the reason the RI-CLPM is the primary model here.</w:t>
+            </w:r>
+          </w:p>
+          <w:p>
+            <w:pPr>
+              <w:pStyle w:val="Compact"/>
+              <w:numPr>
+                <w:ilvl w:val="0"/>
+                <w:numId w:val="1014"/>
+              </w:numPr>
+            </w:pPr>
+            <w:r>
+              <w:t xml:space="preserve">Reporting the CLPM alone would have produced a materially different — and I think wrong — conclusion.</w:t>
+            </w:r>
+          </w:p>
+          <w:p/>
+        </w:tc>
+      </w:tr>
+    </w:tbl>
+    <w:bookmarkEnd w:id="72"/>
+    <w:bookmarkEnd w:id="73"/>
+    <w:bookmarkStart w:id="79" w:name="supplementary-material"/>
+    <w:p>
+      <w:pPr>
+        <w:pStyle w:val="Heading1"/>
+      </w:pPr>
+      <w:r>
+        <w:t xml:space="preserve">7. Supplementary material</w:t>
+      </w:r>
+    </w:p>
+    <w:bookmarkStart w:id="76" w:name="sec-supp-stationarity-clpm"/>
+    <w:p>
+      <w:pPr>
+        <w:pStyle w:val="Heading2"/>
+      </w:pPr>
+      <w:r>
+        <w:t xml:space="preserve">7.1 Stationarity in the CLPM</w:t>
+      </w:r>
+    </w:p>
+    <w:p>
+      <w:pPr>
+        <w:pStyle w:val="FirstParagraph"/>
+      </w:pPr>
+      <w:r>
+        <w:t xml:space="preserve">The same constraint tests for the comparison CLPM, for completeness.</w:t>
+      </w:r>
+    </w:p>
+    <w:tbl>
+      <w:tblPr>
+        <w:tblStyle w:val="Table"/>
+        <w:tblW w:type="pct" w:w="5000"/>
+        <w:tblLayout w:type="fixed"/>
+        <w:tblLook w:firstRow="0" w:lastRow="0" w:firstColumn="0" w:lastColumn="0" w:noHBand="0" w:noVBand="0" w:val="0000"/>
+      </w:tblPr>
+      <w:tblGrid>
+        <w:gridCol w:w="7920"/>
+      </w:tblGrid>
+      <w:tr>
+        <w:tc>
+          <w:tcPr/>
+          <w:bookmarkStart w:id="74" w:name="tbl-stationarity-clpm"/>
+          <w:p>
+            <w:pPr>
+              <w:jc w:val="center"/>
+            </w:pPr>
+            <w:pPr>
+              <w:jc w:val="left"/>
+              <w:spacing w:before="200"/>
+              <w:pStyle w:val="ImageCaption"/>
+            </w:pPr>
+            <w:r>
+              <w:t xml:space="preserve">Table 13: Scaled chi-square difference tests of the constrained CLPMs against the freely estimated CLPM.</w:t>
+            </w:r>
+          </w:p>
+          <w:tbl>
+            <w:tblPr>
+              <w:tblStyle w:val="Table"/>
+              <w:tblW w:type="pct" w:w="5000"/>
+              <w:tblLayout w:type="fixed"/>
+              <w:tblLook w:firstRow="1" w:lastRow="0" w:firstColumn="0" w:lastColumn="0" w:noHBand="0" w:noVBand="0" w:val="0020"/>
+            </w:tblPr>
+            <w:tblGrid>
+              <w:gridCol w:w="4431"/>
+              <w:gridCol w:w="565"/>
+              <w:gridCol w:w="377"/>
+              <w:gridCol w:w="660"/>
+              <w:gridCol w:w="1885"/>
+            </w:tblGrid>
+            <w:tr>
+              <w:trPr>
+                <w:tblHeader w:val="on"/>
+              </w:trPr>
+              <w:tc>
+                <w:tcPr/>
+                <w:p>
+                  <w:pPr>
+                    <w:pStyle w:val="Compact"/>
+                    <w:jc w:val="left"/>
+                    <w:jc w:val="center"/>
+                  </w:pPr>
+                  <w:r>
+                    <w:t xml:space="preserve">Comparison</w:t>
+                  </w:r>
+                </w:p>
+              </w:tc>
+              <w:tc>
+                <w:tcPr/>
+                <w:p>
+                  <w:pPr>
+                    <w:pStyle w:val="Compact"/>
+                    <w:jc w:val="left"/>
+                    <w:jc w:val="center"/>
+                  </w:pPr>
+                  <w:r>
+                    <w:t xml:space="preserve">Δχ²</w:t>
+                  </w:r>
+                </w:p>
+              </w:tc>
+              <w:tc>
+                <w:tcPr/>
+                <w:p>
+                  <w:pPr>
+                    <w:pStyle w:val="Compact"/>
+                    <w:jc w:val="right"/>
+                    <w:jc w:val="center"/>
+                  </w:pPr>
+                  <w:r>
+                    <w:t xml:space="preserve">Δdf</w:t>
+                  </w:r>
+                </w:p>
+              </w:tc>
+              <w:tc>
+                <w:tcPr/>
+                <w:p>
+                  <w:pPr>
+                    <w:pStyle w:val="Compact"/>
+                    <w:jc w:val="left"/>
+                    <w:jc w:val="center"/>
+                  </w:pPr>
+                  <w:r>
+                    <w:t xml:space="preserve">p</w:t>
+                  </w:r>
+                </w:p>
+              </w:tc>
+              <w:tc>
+                <w:tcPr/>
+                <w:p>
+                  <w:pPr>
+                    <w:pStyle w:val="Compact"/>
+                    <w:jc w:val="left"/>
+                    <w:jc w:val="center"/>
+                  </w:pPr>
+                  <w:r>
+                    <w:t xml:space="preserve">Decision</w:t>
+                  </w:r>
+                </w:p>
+              </w:tc>
+            </w:tr>
+            <w:tr>
+              <w:tc>
+                <w:tcPr/>
+                <w:p>
+                  <w:pPr>
+                    <w:pStyle w:val="Compact"/>
+                    <w:jc w:val="left"/>
+                    <w:jc w:val="center"/>
+                  </w:pPr>
+                  <w:r>
+                    <w:t xml:space="preserve">All lagged paths equal vs free</w:t>
+                  </w:r>
+                </w:p>
+              </w:tc>
+              <w:tc>
+                <w:tcPr/>
+                <w:p>
+                  <w:pPr>
+                    <w:pStyle w:val="Compact"/>
+                    <w:jc w:val="left"/>
+                    <w:jc w:val="center"/>
+                  </w:pPr>
+                  <w:r>
+                    <w:t xml:space="preserve">20.85</w:t>
+                  </w:r>
+                </w:p>
+              </w:tc>
+              <w:tc>
+                <w:tcPr/>
+                <w:p>
+                  <w:pPr>
+                    <w:pStyle w:val="Compact"/>
+                    <w:jc w:val="right"/>
+                    <w:jc w:val="center"/>
+                  </w:pPr>
+                  <w:r>
+                    <w:t xml:space="preserve">4</w:t>
+                  </w:r>
+                </w:p>
+              </w:tc>
+              <w:tc>
+                <w:tcPr/>
+                <w:p>
+                  <w:pPr>
+                    <w:pStyle w:val="Compact"/>
+                    <w:jc w:val="left"/>
+                    <w:jc w:val="center"/>
+                  </w:pPr>
+                  <w:r>
+                    <w:t xml:space="preserve">&lt; .001</w:t>
+                  </w:r>
+                </w:p>
+              </w:tc>
+              <w:tc>
+                <w:tcPr/>
+                <w:p>
+                  <w:pPr>
+                    <w:pStyle w:val="Compact"/>
+                    <w:jc w:val="left"/>
+                    <w:jc w:val="center"/>
+                  </w:pPr>
+                  <w:r>
+                    <w:t xml:space="preserve">Constraint rejected</w:t>
+                  </w:r>
+                </w:p>
+              </w:tc>
+            </w:tr>
+            <w:tr>
+              <w:tc>
+                <w:tcPr/>
+                <w:p>
+                  <w:pPr>
+                    <w:pStyle w:val="Compact"/>
+                    <w:jc w:val="left"/>
+                    <w:jc w:val="center"/>
+                  </w:pPr>
+                  <w:r>
+                    <w:t xml:space="preserve">Cross-lags equal, autoregressions free vs free</w:t>
+                  </w:r>
+                </w:p>
+              </w:tc>
+              <w:tc>
+                <w:tcPr/>
+                <w:p>
+                  <w:pPr>
+                    <w:pStyle w:val="Compact"/>
+                    <w:jc w:val="left"/>
+                    <w:jc w:val="center"/>
+                  </w:pPr>
+                  <w:r>
+                    <w:t xml:space="preserve">8.24</w:t>
+                  </w:r>
+                </w:p>
+              </w:tc>
+              <w:tc>
+                <w:tcPr/>
+                <w:p>
+                  <w:pPr>
+                    <w:pStyle w:val="Compact"/>
+                    <w:jc w:val="right"/>
+                    <w:jc w:val="center"/>
+                  </w:pPr>
+                  <w:r>
+                    <w:t xml:space="preserve">2</w:t>
+                  </w:r>
+                </w:p>
+              </w:tc>
+              <w:tc>
+                <w:tcPr/>
+                <w:p>
+                  <w:pPr>
+                    <w:pStyle w:val="Compact"/>
+                    <w:jc w:val="left"/>
+                    <w:jc w:val="center"/>
+                  </w:pPr>
+                  <w:r>
+                    <w:t xml:space="preserve">.016</w:t>
+                  </w:r>
+                </w:p>
+              </w:tc>
+              <w:tc>
+                <w:tcPr/>
+                <w:p>
+                  <w:pPr>
+                    <w:pStyle w:val="Compact"/>
+                    <w:jc w:val="left"/>
+                    <w:jc w:val="center"/>
+                  </w:pPr>
+                  <w:r>
+                    <w:t xml:space="preserve">Constraint rejected</w:t>
+                  </w:r>
+                </w:p>
+              </w:tc>
+            </w:tr>
+          </w:tbl>
+          <w:bookmarkEnd w:id="74"/>
+          <w:p/>
+        </w:tc>
+      </w:tr>
+    </w:tbl>
+    <w:p>
+      <w:pPr>
+        <w:pStyle w:val="BodyText"/>
+      </w:pPr>
+      <w:r>
+        <w:t xml:space="preserve"> </w:t>
+      </w:r>
+    </w:p>
+    <w:tbl>
+      <w:tblPr>
+        <w:tblStyle w:val="Table"/>
+        <w:tblW w:type="pct" w:w="5000"/>
+        <w:tblLayout w:type="fixed"/>
+        <w:tblLook w:firstRow="0" w:lastRow="0" w:firstColumn="0" w:lastColumn="0" w:noHBand="0" w:noVBand="0" w:val="0000"/>
+      </w:tblPr>
+      <w:tblGrid>
+        <w:gridCol w:w="7920"/>
+      </w:tblGrid>
+      <w:tr>
+        <w:tc>
+          <w:tcPr/>
+          <w:bookmarkStart w:id="75" w:name="tbl-stationarity-clpm-paths"/>
+          <w:p>
+            <w:pPr>
+              <w:jc w:val="center"/>
+            </w:pPr>
+            <w:pPr>
+              <w:jc w:val="left"/>
+              <w:spacing w:before="200"/>
+              <w:pStyle w:val="ImageCaption"/>
+            </w:pPr>
+            <w:r>
+              <w:t xml:space="preserve">Table 14: Univariate score tests on the fully constrained CLPM.</w:t>
+            </w:r>
+          </w:p>
+          <w:tbl>
+            <w:tblPr>
+              <w:tblStyle w:val="Table"/>
+              <w:tblW w:type="auto" w:w="0"/>
+              <w:tblLook w:firstRow="1" w:lastRow="0" w:firstColumn="0" w:lastColumn="0" w:noHBand="0" w:noVBand="0" w:val="0020"/>
+            </w:tblPr>
+            <w:tblGrid>
+              <w:gridCol w:w="1980"/>
+              <w:gridCol w:w="1980"/>
+              <w:gridCol w:w="1980"/>
+              <w:gridCol w:w="1980"/>
+            </w:tblGrid>
+            <w:tr>
+              <w:trPr>
+                <w:tblHeader w:val="on"/>
+              </w:trPr>
+              <w:tc>
+                <w:tcPr/>
+                <w:p>
+                  <w:pPr>
+                    <w:pStyle w:val="Compact"/>
+                    <w:jc w:val="left"/>
+                    <w:jc w:val="center"/>
+                  </w:pPr>
+                  <w:r>
+                    <w:t xml:space="preserve">Path</w:t>
+                  </w:r>
+                </w:p>
+              </w:tc>
+              <w:tc>
+                <w:tcPr/>
+                <w:p>
+                  <w:pPr>
+                    <w:pStyle w:val="Compact"/>
+                    <w:jc w:val="left"/>
+                    <w:jc w:val="center"/>
+                  </w:pPr>
+                  <w:r>
+                    <w:t xml:space="preserve">χ² (1)</w:t>
+                  </w:r>
+                </w:p>
+              </w:tc>
+              <w:tc>
+                <w:tcPr/>
+                <w:p>
+                  <w:pPr>
+                    <w:pStyle w:val="Compact"/>
+                    <w:jc w:val="left"/>
+                    <w:jc w:val="center"/>
+                  </w:pPr>
+                  <w:r>
+                    <w:t xml:space="preserve">p</w:t>
+                  </w:r>
+                </w:p>
+              </w:tc>
+              <w:tc>
+                <w:tcPr/>
+                <w:p>
+                  <w:pPr>
+                    <w:pStyle w:val="Compact"/>
+                    <w:jc w:val="left"/>
+                    <w:jc w:val="center"/>
+                  </w:pPr>
+                  <w:r>
+                    <w:t xml:space="preserve">Verdict</w:t>
+                  </w:r>
+                </w:p>
+              </w:tc>
+            </w:tr>
+            <w:tr>
+              <w:tc>
+                <w:tcPr/>
+                <w:p>
+                  <w:pPr>
+                    <w:pStyle w:val="Compact"/>
+                    <w:jc w:val="left"/>
+                    <w:jc w:val="center"/>
+                  </w:pPr>
+                  <w:r>
+                    <w:t xml:space="preserve">Video games autoregression</w:t>
+                  </w:r>
+                </w:p>
+              </w:tc>
+              <w:tc>
+                <w:tcPr/>
+                <w:p>
+                  <w:pPr>
+                    <w:pStyle w:val="Compact"/>
+                    <w:jc w:val="left"/>
+                    <w:jc w:val="center"/>
+                  </w:pPr>
+                  <w:r>
+                    <w:t xml:space="preserve">2.40</w:t>
+                  </w:r>
+                </w:p>
+              </w:tc>
+              <w:tc>
+                <w:tcPr/>
+                <w:p>
+                  <w:pPr>
+                    <w:pStyle w:val="Compact"/>
+                    <w:jc w:val="left"/>
+                    <w:jc w:val="center"/>
+                  </w:pPr>
+                  <w:r>
+                    <w:t xml:space="preserve">.121</w:t>
+                  </w:r>
+                </w:p>
+              </w:tc>
+              <w:tc>
+                <w:tcPr/>
+                <w:p>
+                  <w:pPr>
+                    <w:pStyle w:val="Compact"/>
+                    <w:jc w:val="left"/>
+                    <w:jc w:val="center"/>
+                  </w:pPr>
+                  <w:r>
+                    <w:t xml:space="preserve">Equal across lags</w:t>
+                  </w:r>
+                </w:p>
+              </w:tc>
+            </w:tr>
+            <w:tr>
+              <w:tc>
+                <w:tcPr/>
+                <w:p>
+                  <w:pPr>
+                    <w:pStyle w:val="Compact"/>
+                    <w:jc w:val="left"/>
+                    <w:jc w:val="center"/>
+                  </w:pPr>
+                  <w:r>
+                    <w:t xml:space="preserve">SDQ → video games (H1b)</w:t>
+                  </w:r>
+                </w:p>
+              </w:tc>
+              <w:tc>
+                <w:tcPr/>
+                <w:p>
+                  <w:pPr>
+                    <w:pStyle w:val="Compact"/>
+                    <w:jc w:val="left"/>
+                    <w:jc w:val="center"/>
+                  </w:pPr>
+                  <w:r>
+                    <w:t xml:space="preserve">5.82</w:t>
+                  </w:r>
+                </w:p>
+              </w:tc>
+              <w:tc>
+                <w:tcPr/>
+                <w:p>
+                  <w:pPr>
+                    <w:pStyle w:val="Compact"/>
+                    <w:jc w:val="left"/>
+                    <w:jc w:val="center"/>
+                  </w:pPr>
+                  <w:r>
+                    <w:t xml:space="preserve">.016</w:t>
+                  </w:r>
+                </w:p>
+              </w:tc>
+              <w:tc>
+                <w:tcPr/>
+                <w:p>
+                  <w:pPr>
+                    <w:pStyle w:val="Compact"/>
+                    <w:jc w:val="left"/>
+                    <w:jc w:val="center"/>
+                  </w:pPr>
+                  <w:r>
+                    <w:t xml:space="preserve">Differs across lags</w:t>
+                  </w:r>
+                </w:p>
+              </w:tc>
+            </w:tr>
+            <w:tr>
+              <w:tc>
+                <w:tcPr/>
+                <w:p>
+                  <w:pPr>
+                    <w:pStyle w:val="Compact"/>
+                    <w:jc w:val="left"/>
+                    <w:jc w:val="center"/>
+                  </w:pPr>
+                  <w:r>
+                    <w:t xml:space="preserve">SDQ autoregression</w:t>
+                  </w:r>
+                </w:p>
+              </w:tc>
+              <w:tc>
+                <w:tcPr/>
+                <w:p>
+                  <w:pPr>
+                    <w:pStyle w:val="Compact"/>
+                    <w:jc w:val="left"/>
+                    <w:jc w:val="center"/>
+                  </w:pPr>
+                  <w:r>
+                    <w:t xml:space="preserve">12.63</w:t>
+                  </w:r>
+                </w:p>
+              </w:tc>
+              <w:tc>
+                <w:tcPr/>
+                <w:p>
+                  <w:pPr>
+                    <w:pStyle w:val="Compact"/>
+                    <w:jc w:val="left"/>
+                    <w:jc w:val="center"/>
+                  </w:pPr>
+                  <w:r>
+                    <w:t xml:space="preserve">&lt; .001</w:t>
+                  </w:r>
+                </w:p>
+              </w:tc>
+              <w:tc>
+                <w:tcPr/>
+                <w:p>
+                  <w:pPr>
+                    <w:pStyle w:val="Compact"/>
+                    <w:jc w:val="left"/>
+                    <w:jc w:val="center"/>
+                  </w:pPr>
+                  <w:r>
+                    <w:t xml:space="preserve">Differs across lags</w:t>
+                  </w:r>
+                </w:p>
+              </w:tc>
+            </w:tr>
+            <w:tr>
+              <w:tc>
+                <w:tcPr/>
+                <w:p>
+                  <w:pPr>
+                    <w:pStyle w:val="Compact"/>
+                    <w:jc w:val="left"/>
+                    <w:jc w:val="center"/>
+                  </w:pPr>
+                  <w:r>
+                    <w:t xml:space="preserve">Video games → SDQ (H1a)</w:t>
+                  </w:r>
+                </w:p>
+              </w:tc>
+              <w:tc>
+                <w:tcPr/>
+                <w:p>
+                  <w:pPr>
+                    <w:pStyle w:val="Compact"/>
+                    <w:jc w:val="left"/>
+                    <w:jc w:val="center"/>
+                  </w:pPr>
+                  <w:r>
+                    <w:t xml:space="preserve">1.76</w:t>
+                  </w:r>
+                </w:p>
+              </w:tc>
+              <w:tc>
+                <w:tcPr/>
+                <w:p>
+                  <w:pPr>
+                    <w:pStyle w:val="Compact"/>
+                    <w:jc w:val="left"/>
+                    <w:jc w:val="center"/>
+                  </w:pPr>
+                  <w:r>
+                    <w:t xml:space="preserve">.185</w:t>
+                  </w:r>
+                </w:p>
+              </w:tc>
+              <w:tc>
+                <w:tcPr/>
+                <w:p>
+                  <w:pPr>
+                    <w:pStyle w:val="Compact"/>
+                    <w:jc w:val="left"/>
+                    <w:jc w:val="center"/>
+                  </w:pPr>
+                  <w:r>
+                    <w:t xml:space="preserve">Equal across lags</w:t>
+                  </w:r>
+                </w:p>
+              </w:tc>
+            </w:tr>
+          </w:tbl>
+          <w:bookmarkEnd w:id="75"/>
+          <w:p/>
+        </w:tc>
+      </w:tr>
+    </w:tbl>
+    <w:p>
+      <w:pPr>
+        <w:pStyle w:val="BodyText"/>
+      </w:pPr>
+      <w:r>
+        <w:t xml:space="preserve">The CLPM does</w:t>
+      </w:r>
+      <w:r>
+        <w:t xml:space="preserve"> </w:t>
+      </w:r>
+      <w:r>
+        <w:rPr>
+          <w:i/>
+          <w:iCs/>
+        </w:rPr>
+        <w:t xml:space="preserve">not</w:t>
+      </w:r>
+      <w:r>
+        <w:t xml:space="preserve"> </w:t>
+      </w:r>
+      <w:r>
+        <w:t xml:space="preserve">show the same pattern as the RI-CLPM.</w:t>
+      </w:r>
+      <w:r>
+        <w:t xml:space="preserve"> </w:t>
+      </w:r>
+      <w:r>
+        <w:t xml:space="preserve">Full stationarity is rejected here too, but so is the cross-lags-only constraint, and the paths that differ across lags are different ones — the SDQ autoregression and the SDQ → video games cross-lag, rather than both autoregressions.</w:t>
+      </w:r>
+    </w:p>
+    <w:p>
+      <w:pPr>
+        <w:pStyle w:val="BodyText"/>
+      </w:pPr>
+      <w:r>
+        <w:t xml:space="preserve">The CLPM reported in the main text still uses the same constraint as the RI-CLPM, so that the fit comparison in</w:t>
+      </w:r>
+      <w:r>
+        <w:t xml:space="preserve"> </w:t>
+      </w:r>
+      <w:hyperlink w:anchor="tbl-model-fit">
+        <w:r>
+          <w:rPr>
+            <w:rStyle w:val="Hyperlink"/>
+          </w:rPr>
+          <w:t xml:space="preserve">Table 7</w:t>
+        </w:r>
+      </w:hyperlink>
+      <w:r>
+        <w:t xml:space="preserve"> </w:t>
+      </w:r>
+      <w:r>
+        <w:t xml:space="preserve">is like-for-like.</w:t>
+      </w:r>
+      <w:r>
+        <w:t xml:space="preserve"> </w:t>
+      </w:r>
+      <w:r>
+        <w:t xml:space="preserve">That imposes one constraint the CLPM’s own data reject, which is a real cost, but it does not change what the CLPM concludes: with all lagged paths freely estimated its cross-lags remain significant in both directions and at both lags (video games → SDQ β = .072 and .043; SDQ → video games β = .055 and .091; all p &lt; .01).</w:t>
+      </w:r>
+      <w:r>
+        <w:t xml:space="preserve"> </w:t>
+      </w:r>
+      <w:r>
+        <w:t xml:space="preserve">The divergence from the RI-CLPM in</w:t>
+      </w:r>
+      <w:r>
+        <w:t xml:space="preserve"> </w:t>
+      </w:r>
+      <w:hyperlink w:anchor="tbl-riclpm">
+        <w:r>
+          <w:rPr>
+            <w:rStyle w:val="Hyperlink"/>
+          </w:rPr>
+          <w:t xml:space="preserve">Table 10</w:t>
+        </w:r>
+      </w:hyperlink>
+      <w:r>
+        <w:t xml:space="preserve"> </w:t>
+      </w:r>
+      <w:r>
+        <w:t xml:space="preserve">is therefore driven by the between/within separation, not by the constraint choice.</w:t>
+      </w:r>
+    </w:p>
+    <w:bookmarkEnd w:id="76"/>
+    <w:bookmarkStart w:id="78" w:name="sec-supp-descriptives"/>
+    <w:p>
+      <w:pPr>
+        <w:pStyle w:val="Heading2"/>
+      </w:pPr>
+      <w:r>
+        <w:t xml:space="preserve">7.2 Descriptive statistics by sex</w:t>
+      </w:r>
+    </w:p>
+    <w:tbl>
+      <w:tblPr>
+        <w:tblStyle w:val="Table"/>
+        <w:tblW w:type="pct" w:w="5000"/>
+        <w:tblLayout w:type="fixed"/>
+        <w:tblLook w:firstRow="0" w:lastRow="0" w:firstColumn="0" w:lastColumn="0" w:noHBand="0" w:noVBand="0" w:val="0000"/>
+      </w:tblPr>
+      <w:tblGrid>
+        <w:gridCol w:w="7920"/>
+      </w:tblGrid>
+      <w:tr>
+        <w:tc>
+          <w:tcPr/>
+          <w:bookmarkStart w:id="77" w:name="tbl-by-sex-age"/>
+          <w:p>
+            <w:pPr>
+              <w:jc w:val="center"/>
+            </w:pPr>
+            <w:pPr>
+              <w:jc w:val="left"/>
+              <w:spacing w:before="200"/>
+              <w:pStyle w:val="ImageCaption"/>
+            </w:pPr>
+            <w:r>
+              <w:t xml:space="preserve">Table 15: Descriptive statistics by sex within age band.</w:t>
             </w:r>
           </w:p>
           <w:tbl>
@@ -7483,13 +13751,13 @@
               </w:tc>
             </w:tr>
           </w:tbl>
-          <w:bookmarkEnd w:id="42"/>
+          <w:bookmarkEnd w:id="77"/>
           <w:p/>
         </w:tc>
       </w:tr>
     </w:tbl>
-    <w:bookmarkEnd w:id="43"/>
-    <w:bookmarkEnd w:id="44"/>
+    <w:bookmarkEnd w:id="78"/>
+    <w:bookmarkEnd w:id="79"/>
     <w:sectPr>
       <w:footnotePr>
         <w:numRestart w:val="eachSect"/>
@@ -7725,6 +13993,27 @@
     <w:abstractNumId w:val="991"/>
   </w:num>
   <w:num w:numId="1007">
+    <w:abstractNumId w:val="991"/>
+  </w:num>
+  <w:num w:numId="1008">
+    <w:abstractNumId w:val="991"/>
+  </w:num>
+  <w:num w:numId="1009">
+    <w:abstractNumId w:val="991"/>
+  </w:num>
+  <w:num w:numId="1010">
+    <w:abstractNumId w:val="991"/>
+  </w:num>
+  <w:num w:numId="1011">
+    <w:abstractNumId w:val="991"/>
+  </w:num>
+  <w:num w:numId="1012">
+    <w:abstractNumId w:val="991"/>
+  </w:num>
+  <w:num w:numId="1013">
+    <w:abstractNumId w:val="991"/>
+  </w:num>
+  <w:num w:numId="1014">
     <w:abstractNumId w:val="991"/>
   </w:num>
 </w:numbering>

--- a/doc/report.docx
+++ b/doc/report.docx
@@ -11896,30 +11896,138 @@
     </w:tbl>
     <w:bookmarkEnd w:id="72"/>
     <w:bookmarkEnd w:id="73"/>
-    <w:bookmarkStart w:id="79" w:name="supplementary-material"/>
+    <w:bookmarkStart w:id="92" w:name="moderation-by-parental-warmth-h2"/>
     <w:p>
       <w:pPr>
         <w:pStyle w:val="Heading1"/>
       </w:pPr>
       <w:r>
-        <w:t xml:space="preserve">7. Supplementary material</w:t>
+        <w:t xml:space="preserve">7. Moderation by parental warmth (H2)</w:t>
       </w:r>
     </w:p>
-    <w:bookmarkStart w:id="76" w:name="sec-supp-stationarity-clpm"/>
+    <w:bookmarkStart w:id="74" w:name="what-the-test-does"/>
     <w:p>
       <w:pPr>
         <w:pStyle w:val="Heading2"/>
       </w:pPr>
       <w:r>
-        <w:t xml:space="preserve">7.1 Stationarity in the CLPM</w:t>
+        <w:t xml:space="preserve">7.1 What the test does</w:t>
       </w:r>
     </w:p>
     <w:p>
       <w:pPr>
-        <w:pStyle w:val="FirstParagraph"/>
+        <w:pStyle w:val="Compact"/>
+        <w:numPr>
+          <w:ilvl w:val="0"/>
+          <w:numId w:val="1015"/>
+        </w:numPr>
       </w:pPr>
       <w:r>
-        <w:t xml:space="preserve">The same constraint tests for the comparison CLPM, for completeness.</w:t>
+        <w:t xml:space="preserve">H2 is that a warmer parent–child relationship weakens the cross-lagged associations — that gaming would matter less for children who feel closer to their parents.</w:t>
+      </w:r>
+    </w:p>
+    <w:p>
+      <w:pPr>
+        <w:pStyle w:val="Compact"/>
+        <w:numPr>
+          <w:ilvl w:val="0"/>
+          <w:numId w:val="1015"/>
+        </w:numPr>
+      </w:pPr>
+      <w:r>
+        <w:t xml:space="preserve">The main test splits children into the</w:t>
+      </w:r>
+      <w:r>
+        <w:t xml:space="preserve"> </w:t>
+      </w:r>
+      <w:r>
+        <w:rPr>
+          <w:b/>
+          <w:bCs/>
+        </w:rPr>
+        <w:t xml:space="preserve">lowest and highest thirds</w:t>
+      </w:r>
+      <w:r>
+        <w:t xml:space="preserve"> </w:t>
+      </w:r>
+      <w:r>
+        <w:t xml:space="preserve">of Parent 1-reported warmth at age 10/11, then asks whether the two cross-lagged paths are the same size in both groups.</w:t>
+      </w:r>
+      <w:r>
+        <w:t xml:space="preserve"> </w:t>
+      </w:r>
+      <w:r>
+        <w:t xml:space="preserve">If warmth moderates, forcing the paths to be equal across groups should make the model fit noticeably worse.</w:t>
+      </w:r>
+    </w:p>
+    <w:p>
+      <w:pPr>
+        <w:pStyle w:val="Compact"/>
+        <w:numPr>
+          <w:ilvl w:val="0"/>
+          <w:numId w:val="1015"/>
+        </w:numPr>
+      </w:pPr>
+      <w:r>
+        <w:t xml:space="preserve">Warmth is taken at baseline only, so each child stays in one group across all three waves.</w:t>
+      </w:r>
+      <w:r>
+        <w:t xml:space="preserve"> </w:t>
+      </w:r>
+      <w:r>
+        <w:t xml:space="preserve">A group that changed wave to wave would make the comparison uninterpretable.</w:t>
+      </w:r>
+    </w:p>
+    <w:p>
+      <w:pPr>
+        <w:pStyle w:val="Compact"/>
+        <w:numPr>
+          <w:ilvl w:val="0"/>
+          <w:numId w:val="1015"/>
+        </w:numPr>
+      </w:pPr>
+      <w:r>
+        <w:t xml:space="preserve">The middle third is set aside for this test, because tertile extremes give a cleaner contrast than a median split.</w:t>
+      </w:r>
+      <w:r>
+        <w:t xml:space="preserve"> </w:t>
+      </w:r>
+      <w:r>
+        <w:t xml:space="preserve">The continuous sensitivity analysis below puts them back in and keeps warmth as a full scale.</w:t>
+      </w:r>
+    </w:p>
+    <w:p>
+      <w:pPr>
+        <w:pStyle w:val="Compact"/>
+        <w:numPr>
+          <w:ilvl w:val="0"/>
+          <w:numId w:val="1015"/>
+        </w:numPr>
+      </w:pPr>
+      <w:r>
+        <w:t xml:space="preserve">Everything else in the model — autoregressions, variances, random intercepts — is free to differ between the groups, so the test isolates the paths H2 is actually about.</w:t>
+      </w:r>
+    </w:p>
+    <w:p>
+      <w:pPr>
+        <w:pStyle w:val="Compact"/>
+        <w:numPr>
+          <w:ilvl w:val="0"/>
+          <w:numId w:val="1015"/>
+        </w:numPr>
+      </w:pPr>
+      <w:r>
+        <w:t xml:space="preserve">Both model families are run, as for H1.</w:t>
+      </w:r>
+    </w:p>
+    <w:bookmarkEnd w:id="74"/>
+    <w:bookmarkStart w:id="79" w:name="Xcd0c4d282d7067fd91f9f99215121ce49e3dc23"/>
+    <w:p>
+      <w:pPr>
+        <w:pStyle w:val="Heading2"/>
+      </w:pPr>
+      <w:r>
+        <w:t xml:space="preserve">7.2 Does warmth change the cross-lagged paths?</w:t>
       </w:r>
     </w:p>
     <w:tbl>
@@ -11935,7 +12043,7 @@
       <w:tr>
         <w:tc>
           <w:tcPr/>
-          <w:bookmarkStart w:id="74" w:name="tbl-stationarity-clpm"/>
+          <w:bookmarkStart w:id="75" w:name="tbl-moderation-omnibus"/>
           <w:p>
             <w:pPr>
               <w:jc w:val="center"/>
@@ -11946,7 +12054,6164 @@
               <w:pStyle w:val="ImageCaption"/>
             </w:pPr>
             <w:r>
-              <w:t xml:space="preserve">Table 13: Scaled chi-square difference tests of the constrained CLPMs against the freely estimated CLPM.</w:t>
+              <w:t xml:space="preserve">Table 13: Test of H2: scaled chi-square difference between models with the cross-lagged paths free to differ between warmth groups and constrained equal across them.</w:t>
+            </w:r>
+          </w:p>
+          <w:tbl>
+            <w:tblPr>
+              <w:tblStyle w:val="Table"/>
+              <w:tblW w:type="auto" w:w="0"/>
+              <w:tblLook w:firstRow="1" w:lastRow="0" w:firstColumn="0" w:lastColumn="0" w:noHBand="0" w:noVBand="0" w:val="0020"/>
+            </w:tblPr>
+            <w:tblGrid>
+              <w:gridCol w:w="1584"/>
+              <w:gridCol w:w="1584"/>
+              <w:gridCol w:w="1584"/>
+              <w:gridCol w:w="1584"/>
+              <w:gridCol w:w="1584"/>
+            </w:tblGrid>
+            <w:tr>
+              <w:trPr>
+                <w:tblHeader w:val="on"/>
+              </w:trPr>
+              <w:tc>
+                <w:tcPr/>
+                <w:p>
+                  <w:pPr>
+                    <w:pStyle w:val="Compact"/>
+                    <w:jc w:val="left"/>
+                    <w:jc w:val="center"/>
+                  </w:pPr>
+                  <w:r>
+                    <w:t xml:space="preserve">Model</w:t>
+                  </w:r>
+                </w:p>
+              </w:tc>
+              <w:tc>
+                <w:tcPr/>
+                <w:p>
+                  <w:pPr>
+                    <w:pStyle w:val="Compact"/>
+                    <w:jc w:val="left"/>
+                    <w:jc w:val="center"/>
+                  </w:pPr>
+                  <w:r>
+                    <w:t xml:space="preserve">Δχ²</w:t>
+                  </w:r>
+                </w:p>
+              </w:tc>
+              <w:tc>
+                <w:tcPr/>
+                <w:p>
+                  <w:pPr>
+                    <w:pStyle w:val="Compact"/>
+                    <w:jc w:val="right"/>
+                    <w:jc w:val="center"/>
+                  </w:pPr>
+                  <w:r>
+                    <w:t xml:space="preserve">Δdf</w:t>
+                  </w:r>
+                </w:p>
+              </w:tc>
+              <w:tc>
+                <w:tcPr/>
+                <w:p>
+                  <w:pPr>
+                    <w:pStyle w:val="Compact"/>
+                    <w:jc w:val="left"/>
+                    <w:jc w:val="center"/>
+                  </w:pPr>
+                  <w:r>
+                    <w:t xml:space="preserve">p</w:t>
+                  </w:r>
+                </w:p>
+              </w:tc>
+              <w:tc>
+                <w:tcPr/>
+                <w:p>
+                  <w:pPr>
+                    <w:pStyle w:val="Compact"/>
+                    <w:jc w:val="left"/>
+                    <w:jc w:val="center"/>
+                  </w:pPr>
+                  <w:r>
+                    <w:t xml:space="preserve">Conclusion</w:t>
+                  </w:r>
+                </w:p>
+              </w:tc>
+            </w:tr>
+            <w:tr>
+              <w:tc>
+                <w:tcPr/>
+                <w:p>
+                  <w:pPr>
+                    <w:pStyle w:val="Compact"/>
+                    <w:jc w:val="left"/>
+                    <w:jc w:val="center"/>
+                  </w:pPr>
+                  <w:r>
+                    <w:t xml:space="preserve">RI-CLPM</w:t>
+                  </w:r>
+                </w:p>
+              </w:tc>
+              <w:tc>
+                <w:tcPr/>
+                <w:p>
+                  <w:pPr>
+                    <w:pStyle w:val="Compact"/>
+                    <w:jc w:val="left"/>
+                    <w:jc w:val="center"/>
+                  </w:pPr>
+                  <w:r>
+                    <w:t xml:space="preserve">0.32</w:t>
+                  </w:r>
+                </w:p>
+              </w:tc>
+              <w:tc>
+                <w:tcPr/>
+                <w:p>
+                  <w:pPr>
+                    <w:pStyle w:val="Compact"/>
+                    <w:jc w:val="right"/>
+                    <w:jc w:val="center"/>
+                  </w:pPr>
+                  <w:r>
+                    <w:t xml:space="preserve">2</w:t>
+                  </w:r>
+                </w:p>
+              </w:tc>
+              <w:tc>
+                <w:tcPr/>
+                <w:p>
+                  <w:pPr>
+                    <w:pStyle w:val="Compact"/>
+                    <w:jc w:val="left"/>
+                    <w:jc w:val="center"/>
+                  </w:pPr>
+                  <w:r>
+                    <w:t xml:space="preserve">.851</w:t>
+                  </w:r>
+                </w:p>
+              </w:tc>
+              <w:tc>
+                <w:tcPr/>
+                <w:p>
+                  <w:pPr>
+                    <w:pStyle w:val="Compact"/>
+                    <w:jc w:val="left"/>
+                    <w:jc w:val="center"/>
+                  </w:pPr>
+                  <w:r>
+                    <w:t xml:space="preserve">No evidence of moderation</w:t>
+                  </w:r>
+                </w:p>
+              </w:tc>
+            </w:tr>
+            <w:tr>
+              <w:tc>
+                <w:tcPr/>
+                <w:p>
+                  <w:pPr>
+                    <w:pStyle w:val="Compact"/>
+                    <w:jc w:val="left"/>
+                    <w:jc w:val="center"/>
+                  </w:pPr>
+                  <w:r>
+                    <w:t xml:space="preserve">CLPM</w:t>
+                  </w:r>
+                </w:p>
+              </w:tc>
+              <w:tc>
+                <w:tcPr/>
+                <w:p>
+                  <w:pPr>
+                    <w:pStyle w:val="Compact"/>
+                    <w:jc w:val="left"/>
+                    <w:jc w:val="center"/>
+                  </w:pPr>
+                  <w:r>
+                    <w:t xml:space="preserve">1.44</w:t>
+                  </w:r>
+                </w:p>
+              </w:tc>
+              <w:tc>
+                <w:tcPr/>
+                <w:p>
+                  <w:pPr>
+                    <w:pStyle w:val="Compact"/>
+                    <w:jc w:val="right"/>
+                    <w:jc w:val="center"/>
+                  </w:pPr>
+                  <w:r>
+                    <w:t xml:space="preserve">2</w:t>
+                  </w:r>
+                </w:p>
+              </w:tc>
+              <w:tc>
+                <w:tcPr/>
+                <w:p>
+                  <w:pPr>
+                    <w:pStyle w:val="Compact"/>
+                    <w:jc w:val="left"/>
+                    <w:jc w:val="center"/>
+                  </w:pPr>
+                  <w:r>
+                    <w:t xml:space="preserve">.487</w:t>
+                  </w:r>
+                </w:p>
+              </w:tc>
+              <w:tc>
+                <w:tcPr/>
+                <w:p>
+                  <w:pPr>
+                    <w:pStyle w:val="Compact"/>
+                    <w:jc w:val="left"/>
+                    <w:jc w:val="center"/>
+                  </w:pPr>
+                  <w:r>
+                    <w:t xml:space="preserve">No evidence of moderation</w:t>
+                  </w:r>
+                </w:p>
+              </w:tc>
+            </w:tr>
+          </w:tbl>
+          <w:bookmarkEnd w:id="75"/>
+          <w:p/>
+        </w:tc>
+      </w:tr>
+    </w:tbl>
+    <w:p>
+      <w:pPr>
+        <w:pStyle w:val="BodyText"/>
+      </w:pPr>
+      <w:r>
+        <w:t xml:space="preserve"> </w:t>
+      </w:r>
+    </w:p>
+    <w:tbl>
+      <w:tblPr>
+        <w:tblStyle w:val="Table"/>
+        <w:tblW w:type="pct" w:w="5000"/>
+        <w:tblLayout w:type="fixed"/>
+        <w:tblLook w:firstRow="0" w:lastRow="0" w:firstColumn="0" w:lastColumn="0" w:noHBand="0" w:noVBand="0" w:val="0000"/>
+      </w:tblPr>
+      <w:tblGrid>
+        <w:gridCol w:w="7920"/>
+      </w:tblGrid>
+      <w:tr>
+        <w:tc>
+          <w:tcPr/>
+          <w:bookmarkStart w:id="76" w:name="tbl-moderation-paths"/>
+          <w:p>
+            <w:pPr>
+              <w:jc w:val="center"/>
+            </w:pPr>
+            <w:pPr>
+              <w:jc w:val="left"/>
+              <w:spacing w:before="200"/>
+              <w:pStyle w:val="ImageCaption"/>
+            </w:pPr>
+            <w:r>
+              <w:t xml:space="preserve">Table 14: Wald tests of each cross-lagged path separately across warmth groups.</w:t>
+            </w:r>
+          </w:p>
+          <w:tbl>
+            <w:tblPr>
+              <w:tblStyle w:val="Table"/>
+              <w:tblW w:type="auto" w:w="0"/>
+              <w:tblLook w:firstRow="1" w:lastRow="0" w:firstColumn="0" w:lastColumn="0" w:noHBand="0" w:noVBand="0" w:val="0020"/>
+            </w:tblPr>
+            <w:tblGrid>
+              <w:gridCol w:w="1584"/>
+              <w:gridCol w:w="1584"/>
+              <w:gridCol w:w="1584"/>
+              <w:gridCol w:w="1584"/>
+              <w:gridCol w:w="1584"/>
+            </w:tblGrid>
+            <w:tr>
+              <w:trPr>
+                <w:tblHeader w:val="on"/>
+              </w:trPr>
+              <w:tc>
+                <w:tcPr/>
+                <w:p>
+                  <w:pPr>
+                    <w:pStyle w:val="Compact"/>
+                    <w:jc w:val="left"/>
+                    <w:jc w:val="center"/>
+                  </w:pPr>
+                  <w:r>
+                    <w:t xml:space="preserve">Model</w:t>
+                  </w:r>
+                </w:p>
+              </w:tc>
+              <w:tc>
+                <w:tcPr/>
+                <w:p>
+                  <w:pPr>
+                    <w:pStyle w:val="Compact"/>
+                    <w:jc w:val="left"/>
+                    <w:jc w:val="center"/>
+                  </w:pPr>
+                  <w:r>
+                    <w:t xml:space="preserve">Path</w:t>
+                  </w:r>
+                </w:p>
+              </w:tc>
+              <w:tc>
+                <w:tcPr/>
+                <w:p>
+                  <w:pPr>
+                    <w:pStyle w:val="Compact"/>
+                    <w:jc w:val="left"/>
+                    <w:jc w:val="center"/>
+                  </w:pPr>
+                  <w:r>
+                    <w:t xml:space="preserve">χ² (1)</w:t>
+                  </w:r>
+                </w:p>
+              </w:tc>
+              <w:tc>
+                <w:tcPr/>
+                <w:p>
+                  <w:pPr>
+                    <w:pStyle w:val="Compact"/>
+                    <w:jc w:val="left"/>
+                    <w:jc w:val="center"/>
+                  </w:pPr>
+                  <w:r>
+                    <w:t xml:space="preserve">p</w:t>
+                  </w:r>
+                </w:p>
+              </w:tc>
+              <w:tc>
+                <w:tcPr/>
+                <w:p>
+                  <w:pPr>
+                    <w:pStyle w:val="Compact"/>
+                    <w:jc w:val="left"/>
+                    <w:jc w:val="center"/>
+                  </w:pPr>
+                  <w:r>
+                    <w:t xml:space="preserve">Verdict</w:t>
+                  </w:r>
+                </w:p>
+              </w:tc>
+            </w:tr>
+            <w:tr>
+              <w:tc>
+                <w:tcPr/>
+                <w:p>
+                  <w:pPr>
+                    <w:pStyle w:val="Compact"/>
+                    <w:jc w:val="left"/>
+                    <w:jc w:val="center"/>
+                  </w:pPr>
+                  <w:r>
+                    <w:t xml:space="preserve">RI-CLPM</w:t>
+                  </w:r>
+                </w:p>
+              </w:tc>
+              <w:tc>
+                <w:tcPr/>
+                <w:p>
+                  <w:pPr>
+                    <w:pStyle w:val="Compact"/>
+                    <w:jc w:val="left"/>
+                    <w:jc w:val="center"/>
+                  </w:pPr>
+                  <w:r>
+                    <w:t xml:space="preserve">Video games → SDQ (H1a)</w:t>
+                  </w:r>
+                </w:p>
+              </w:tc>
+              <w:tc>
+                <w:tcPr/>
+                <w:p>
+                  <w:pPr>
+                    <w:pStyle w:val="Compact"/>
+                    <w:jc w:val="left"/>
+                    <w:jc w:val="center"/>
+                  </w:pPr>
+                  <w:r>
+                    <w:t xml:space="preserve">0.12</w:t>
+                  </w:r>
+                </w:p>
+              </w:tc>
+              <w:tc>
+                <w:tcPr/>
+                <w:p>
+                  <w:pPr>
+                    <w:pStyle w:val="Compact"/>
+                    <w:jc w:val="left"/>
+                    <w:jc w:val="center"/>
+                  </w:pPr>
+                  <w:r>
+                    <w:t xml:space="preserve">.733</w:t>
+                  </w:r>
+                </w:p>
+              </w:tc>
+              <w:tc>
+                <w:tcPr/>
+                <w:p>
+                  <w:pPr>
+                    <w:pStyle w:val="Compact"/>
+                    <w:jc w:val="left"/>
+                    <w:jc w:val="center"/>
+                  </w:pPr>
+                  <w:r>
+                    <w:t xml:space="preserve">No difference</w:t>
+                  </w:r>
+                </w:p>
+              </w:tc>
+            </w:tr>
+            <w:tr>
+              <w:tc>
+                <w:tcPr/>
+                <w:p>
+                  <w:pPr>
+                    <w:pStyle w:val="Compact"/>
+                    <w:jc w:val="left"/>
+                    <w:jc w:val="center"/>
+                  </w:pPr>
+                  <w:r>
+                    <w:t xml:space="preserve">RI-CLPM</w:t>
+                  </w:r>
+                </w:p>
+              </w:tc>
+              <w:tc>
+                <w:tcPr/>
+                <w:p>
+                  <w:pPr>
+                    <w:pStyle w:val="Compact"/>
+                    <w:jc w:val="left"/>
+                    <w:jc w:val="center"/>
+                  </w:pPr>
+                  <w:r>
+                    <w:t xml:space="preserve">SDQ → video games (H1b)</w:t>
+                  </w:r>
+                </w:p>
+              </w:tc>
+              <w:tc>
+                <w:tcPr/>
+                <w:p>
+                  <w:pPr>
+                    <w:pStyle w:val="Compact"/>
+                    <w:jc w:val="left"/>
+                    <w:jc w:val="center"/>
+                  </w:pPr>
+                  <w:r>
+                    <w:t xml:space="preserve">0.31</w:t>
+                  </w:r>
+                </w:p>
+              </w:tc>
+              <w:tc>
+                <w:tcPr/>
+                <w:p>
+                  <w:pPr>
+                    <w:pStyle w:val="Compact"/>
+                    <w:jc w:val="left"/>
+                    <w:jc w:val="center"/>
+                  </w:pPr>
+                  <w:r>
+                    <w:t xml:space="preserve">.579</w:t>
+                  </w:r>
+                </w:p>
+              </w:tc>
+              <w:tc>
+                <w:tcPr/>
+                <w:p>
+                  <w:pPr>
+                    <w:pStyle w:val="Compact"/>
+                    <w:jc w:val="left"/>
+                    <w:jc w:val="center"/>
+                  </w:pPr>
+                  <w:r>
+                    <w:t xml:space="preserve">No difference</w:t>
+                  </w:r>
+                </w:p>
+              </w:tc>
+            </w:tr>
+            <w:tr>
+              <w:tc>
+                <w:tcPr/>
+                <w:p>
+                  <w:pPr>
+                    <w:pStyle w:val="Compact"/>
+                    <w:jc w:val="left"/>
+                    <w:jc w:val="center"/>
+                  </w:pPr>
+                  <w:r>
+                    <w:t xml:space="preserve">CLPM</w:t>
+                  </w:r>
+                </w:p>
+              </w:tc>
+              <w:tc>
+                <w:tcPr/>
+                <w:p>
+                  <w:pPr>
+                    <w:pStyle w:val="Compact"/>
+                    <w:jc w:val="left"/>
+                    <w:jc w:val="center"/>
+                  </w:pPr>
+                  <w:r>
+                    <w:t xml:space="preserve">Video games → SDQ (H1a)</w:t>
+                  </w:r>
+                </w:p>
+              </w:tc>
+              <w:tc>
+                <w:tcPr/>
+                <w:p>
+                  <w:pPr>
+                    <w:pStyle w:val="Compact"/>
+                    <w:jc w:val="left"/>
+                    <w:jc w:val="center"/>
+                  </w:pPr>
+                  <w:r>
+                    <w:t xml:space="preserve">0.69</w:t>
+                  </w:r>
+                </w:p>
+              </w:tc>
+              <w:tc>
+                <w:tcPr/>
+                <w:p>
+                  <w:pPr>
+                    <w:pStyle w:val="Compact"/>
+                    <w:jc w:val="left"/>
+                    <w:jc w:val="center"/>
+                  </w:pPr>
+                  <w:r>
+                    <w:t xml:space="preserve">.405</w:t>
+                  </w:r>
+                </w:p>
+              </w:tc>
+              <w:tc>
+                <w:tcPr/>
+                <w:p>
+                  <w:pPr>
+                    <w:pStyle w:val="Compact"/>
+                    <w:jc w:val="left"/>
+                    <w:jc w:val="center"/>
+                  </w:pPr>
+                  <w:r>
+                    <w:t xml:space="preserve">No difference</w:t>
+                  </w:r>
+                </w:p>
+              </w:tc>
+            </w:tr>
+            <w:tr>
+              <w:tc>
+                <w:tcPr/>
+                <w:p>
+                  <w:pPr>
+                    <w:pStyle w:val="Compact"/>
+                    <w:jc w:val="left"/>
+                    <w:jc w:val="center"/>
+                  </w:pPr>
+                  <w:r>
+                    <w:t xml:space="preserve">CLPM</w:t>
+                  </w:r>
+                </w:p>
+              </w:tc>
+              <w:tc>
+                <w:tcPr/>
+                <w:p>
+                  <w:pPr>
+                    <w:pStyle w:val="Compact"/>
+                    <w:jc w:val="left"/>
+                    <w:jc w:val="center"/>
+                  </w:pPr>
+                  <w:r>
+                    <w:t xml:space="preserve">SDQ → video games (H1b)</w:t>
+                  </w:r>
+                </w:p>
+              </w:tc>
+              <w:tc>
+                <w:tcPr/>
+                <w:p>
+                  <w:pPr>
+                    <w:pStyle w:val="Compact"/>
+                    <w:jc w:val="left"/>
+                    <w:jc w:val="center"/>
+                  </w:pPr>
+                  <w:r>
+                    <w:t xml:space="preserve">0.74</w:t>
+                  </w:r>
+                </w:p>
+              </w:tc>
+              <w:tc>
+                <w:tcPr/>
+                <w:p>
+                  <w:pPr>
+                    <w:pStyle w:val="Compact"/>
+                    <w:jc w:val="left"/>
+                    <w:jc w:val="center"/>
+                  </w:pPr>
+                  <w:r>
+                    <w:t xml:space="preserve">.391</w:t>
+                  </w:r>
+                </w:p>
+              </w:tc>
+              <w:tc>
+                <w:tcPr/>
+                <w:p>
+                  <w:pPr>
+                    <w:pStyle w:val="Compact"/>
+                    <w:jc w:val="left"/>
+                    <w:jc w:val="center"/>
+                  </w:pPr>
+                  <w:r>
+                    <w:t xml:space="preserve">No difference</w:t>
+                  </w:r>
+                </w:p>
+              </w:tc>
+            </w:tr>
+          </w:tbl>
+          <w:bookmarkEnd w:id="76"/>
+          <w:p/>
+        </w:tc>
+      </w:tr>
+    </w:tbl>
+    <w:p>
+      <w:pPr>
+        <w:pStyle w:val="BodyText"/>
+      </w:pPr>
+      <w:r>
+        <w:t xml:space="preserve"> </w:t>
+      </w:r>
+    </w:p>
+    <w:tbl>
+      <w:tblPr>
+        <w:tblStyle w:val="Table"/>
+        <w:tblLook w:firstRow="0" w:lastRow="0" w:firstColumn="0" w:lastColumn="0" w:noHBand="0" w:noVBand="0" w:val="0000"/>
+        <w:tblBorders>
+          <w:top w:val="single" w:sz="4" w:space="0" w:color="0758E5"/>
+          <w:left w:val="single" w:sz="24" w:space="0" w:color="0758E5"/>
+          <w:bottom w:val="single" w:sz="4" w:space="0" w:color="0758E5"/>
+          <w:right w:val="single" w:sz="4" w:space="0" w:color="0758E5"/>
+        </w:tblBorders>
+        <w:tblCellMar>
+          <w:left w:w="144" w:type="dxa"/>
+          <w:right w:w="144" w:type="dxa"/>
+        </w:tblCellMar>
+        <w:tblLook w:firstRow="0" w:lastRow="0" w:firstColumn="0" w:lastColumn="0" w:noHBand="0" w:noVBand="0" w:val="0000"/>
+      </w:tblPr>
+      <w:tr>
+        <w:trPr>
+          <w:cantSplit/>
+        </w:trPr>
+        <w:tc>
+          <w:tcPr>
+            <w:shd w:color="auto" w:fill="dae6fb" w:val="clear"/>
+            <w:tcMar>
+              <w:top w:w="92" w:type="dxa"/>
+              <w:bottom w:w="92" w:type="dxa"/>
+            </w:tcMar>
+          </w:tcPr>
+          <w:p>
+            <w:pPr>
+              <w:pStyle w:val="BodyText"/>
+            </w:pPr>
+            <w:pPr>
+              <w:spacing w:before="0" w:after="0"/>
+              <w:textAlignment w:val="center"/>
+            </w:pPr>
+            <w:r>
+              <w:drawing>
+                <wp:inline>
+                  <wp:extent cx="152400" cy="152400"/>
+                  <wp:effectExtent b="0" l="0" r="0" t="0"/>
+                  <wp:docPr descr="" title="" id="77" name="Picture"/>
+                  <a:graphic>
+                    <a:graphicData uri="http://schemas.openxmlformats.org/drawingml/2006/picture">
+                      <pic:pic>
+                        <pic:nvPicPr>
+                          <pic:cNvPr descr="/opt/quarto/share/formats/docx/note.png" id="78" name="Picture"/>
+                          <pic:cNvPicPr>
+                            <a:picLocks noChangeArrowheads="1" noChangeAspect="1"/>
+                          </pic:cNvPicPr>
+                        </pic:nvPicPr>
+                        <pic:blipFill>
+                          <a:blip r:embed="rId22"/>
+                          <a:stretch>
+                            <a:fillRect/>
+                          </a:stretch>
+                        </pic:blipFill>
+                        <pic:spPr bwMode="auto">
+                          <a:xfrm>
+                            <a:off x="0" y="0"/>
+                            <a:ext cx="152400" cy="152400"/>
+                          </a:xfrm>
+                          <a:prstGeom prst="rect">
+                            <a:avLst/>
+                          </a:prstGeom>
+                          <a:noFill/>
+                          <a:ln w="9525">
+                            <a:noFill/>
+                            <a:headEnd/>
+                            <a:tailEnd/>
+                          </a:ln>
+                        </pic:spPr>
+                      </pic:pic>
+                    </a:graphicData>
+                  </a:graphic>
+                </wp:inline>
+              </w:drawing>
+            </w:r>
+            <w:r>
+              <w:t xml:space="preserve"> </w:t>
+            </w:r>
+            <w:r>
+              <w:t xml:space="preserve"> </w:t>
+            </w:r>
+            <w:r>
+              <w:t xml:space="preserve">Interpretation</w:t>
+            </w:r>
+          </w:p>
+        </w:tc>
+      </w:tr>
+      <w:tr>
+        <w:trPr>
+          <w:cantSplit/>
+        </w:trPr>
+        <w:tc>
+          <w:tcPr>
+            <w:tcMar>
+              <w:top w:w="108" w:type="dxa"/>
+              <w:bottom w:w="108" w:type="dxa"/>
+            </w:tcMar>
+          </w:tcPr>
+          <w:p>
+            <w:pPr>
+              <w:pStyle w:val="Compact"/>
+              <w:numPr>
+                <w:ilvl w:val="0"/>
+                <w:numId w:val="1016"/>
+              </w:numPr>
+            </w:pPr>
+            <w:r>
+              <w:rPr>
+                <w:b/>
+                <w:bCs/>
+              </w:rPr>
+              <w:t xml:space="preserve">H2 is not supported, in either model family.</w:t>
+            </w:r>
+            <w:r>
+              <w:t xml:space="preserve"> </w:t>
+            </w:r>
+            <w:r>
+              <w:t xml:space="preserve">Constraining the cross-lagged paths to be equal across the warmth groups does not worsen fit at all (RI-CLPM Δχ²(2) = 0.32, p = .851; CLPM Δχ²(2) = 1.44, p = .487).</w:t>
+            </w:r>
+          </w:p>
+          <w:p>
+            <w:pPr>
+              <w:pStyle w:val="Compact"/>
+              <w:numPr>
+                <w:ilvl w:val="0"/>
+                <w:numId w:val="1016"/>
+              </w:numPr>
+            </w:pPr>
+            <w:r>
+              <w:t xml:space="preserve">Testing each direction separately gives the same answer: no individual cross-lag differs between higher- and lower-warmth children.</w:t>
+            </w:r>
+          </w:p>
+          <w:p>
+            <w:pPr>
+              <w:pStyle w:val="Compact"/>
+              <w:numPr>
+                <w:ilvl w:val="0"/>
+                <w:numId w:val="1016"/>
+              </w:numPr>
+            </w:pPr>
+            <w:r>
+              <w:t xml:space="preserve">These are comfortable nulls rather than borderline ones.</w:t>
+            </w:r>
+            <w:r>
+              <w:t xml:space="preserve"> </w:t>
+            </w:r>
+            <w:r>
+              <w:t xml:space="preserve">The omnibus statistics are far smaller than their degrees of freedom, which is what</w:t>
+            </w:r>
+            <w:r>
+              <w:t xml:space="preserve"> </w:t>
+            </w:r>
+            <w:r>
+              <w:t xml:space="preserve">“no signal whatsoever”</w:t>
+            </w:r>
+            <w:r>
+              <w:t xml:space="preserve"> </w:t>
+            </w:r>
+            <w:r>
+              <w:t xml:space="preserve">looks like.</w:t>
+            </w:r>
+          </w:p>
+          <w:p/>
+        </w:tc>
+      </w:tr>
+    </w:tbl>
+    <w:bookmarkEnd w:id="79"/>
+    <w:bookmarkStart w:id="87" w:name="estimates-by-warmth-group"/>
+    <w:p>
+      <w:pPr>
+        <w:pStyle w:val="Heading2"/>
+      </w:pPr>
+      <w:r>
+        <w:t xml:space="preserve">7.3 Estimates by warmth group</w:t>
+      </w:r>
+    </w:p>
+    <w:tbl>
+      <w:tblPr>
+        <w:tblStyle w:val="Table"/>
+        <w:tblW w:type="pct" w:w="5000"/>
+        <w:tblLayout w:type="fixed"/>
+        <w:tblLook w:firstRow="0" w:lastRow="0" w:firstColumn="0" w:lastColumn="0" w:noHBand="0" w:noVBand="0" w:val="0000"/>
+      </w:tblPr>
+      <w:tblGrid>
+        <w:gridCol w:w="7920"/>
+      </w:tblGrid>
+      <w:tr>
+        <w:tc>
+          <w:tcPr/>
+          <w:bookmarkStart w:id="83" w:name="fig-moderation"/>
+          <w:p>
+            <w:pPr>
+              <w:pStyle w:val="Compact"/>
+              <w:jc w:val="center"/>
+            </w:pPr>
+            <w:r>
+              <w:drawing>
+                <wp:inline>
+                  <wp:extent cx="5334000" cy="2264171"/>
+                  <wp:effectExtent b="0" l="0" r="0" t="0"/>
+                  <wp:docPr descr="" title="" id="81" name="Picture"/>
+                  <a:graphic>
+                    <a:graphicData uri="http://schemas.openxmlformats.org/drawingml/2006/picture">
+                      <pic:pic>
+                        <pic:nvPicPr>
+                          <pic:cNvPr descr="report_files/figure-docx/fig-moderation-1.png" id="82" name="Picture"/>
+                          <pic:cNvPicPr>
+                            <a:picLocks noChangeArrowheads="1" noChangeAspect="1"/>
+                          </pic:cNvPicPr>
+                        </pic:nvPicPr>
+                        <pic:blipFill>
+                          <a:blip r:embed="rId80"/>
+                          <a:stretch>
+                            <a:fillRect/>
+                          </a:stretch>
+                        </pic:blipFill>
+                        <pic:spPr bwMode="auto">
+                          <a:xfrm>
+                            <a:off x="0" y="0"/>
+                            <a:ext cx="5334000" cy="2264171"/>
+                          </a:xfrm>
+                          <a:prstGeom prst="rect">
+                            <a:avLst/>
+                          </a:prstGeom>
+                          <a:noFill/>
+                          <a:ln w="9525">
+                            <a:noFill/>
+                            <a:headEnd/>
+                            <a:tailEnd/>
+                          </a:ln>
+                        </pic:spPr>
+                      </pic:pic>
+                    </a:graphicData>
+                  </a:graphic>
+                </wp:inline>
+              </w:drawing>
+            </w:r>
+          </w:p>
+          <w:p>
+            <w:pPr>
+              <w:jc w:val="center"/>
+            </w:pPr>
+            <w:pPr>
+              <w:jc w:val="left"/>
+              <w:spacing w:before="200"/>
+              <w:pStyle w:val="ImageCaption"/>
+            </w:pPr>
+            <w:r>
+              <w:t xml:space="preserve">Figure 3: Standardised cross-lagged estimates with 95% confidence intervals, by baseline parental warmth group and model family. H2 predicts the amber intervals sitting to the left of the blue ones.</w:t>
+            </w:r>
+          </w:p>
+          <w:bookmarkEnd w:id="83"/>
+        </w:tc>
+      </w:tr>
+    </w:tbl>
+    <w:tbl>
+      <w:tblPr>
+        <w:tblStyle w:val="Table"/>
+        <w:tblW w:type="pct" w:w="5000"/>
+        <w:tblLayout w:type="fixed"/>
+        <w:tblLook w:firstRow="0" w:lastRow="0" w:firstColumn="0" w:lastColumn="0" w:noHBand="0" w:noVBand="0" w:val="0000"/>
+      </w:tblPr>
+      <w:tblGrid>
+        <w:gridCol w:w="7920"/>
+      </w:tblGrid>
+      <w:tr>
+        <w:tc>
+          <w:tcPr/>
+          <w:bookmarkStart w:id="84" w:name="tbl-moderation-estimates"/>
+          <w:p>
+            <w:pPr>
+              <w:jc w:val="center"/>
+            </w:pPr>
+            <w:pPr>
+              <w:jc w:val="left"/>
+              <w:spacing w:before="200"/>
+              <w:pStyle w:val="ImageCaption"/>
+            </w:pPr>
+            <w:r>
+              <w:t xml:space="preserve">Table 15: Lagged path estimates by baseline parental warmth group. Cross-lagged paths are constrained equal across the two lags but free to differ between groups.</w:t>
+            </w:r>
+          </w:p>
+          <w:tbl>
+            <w:tblPr>
+              <w:tblStyle w:val="Table"/>
+              <w:tblW w:type="pct" w:w="5000"/>
+              <w:tblLayout w:type="fixed"/>
+              <w:tblLook w:firstRow="1" w:lastRow="0" w:firstColumn="0" w:lastColumn="0" w:noHBand="0" w:noVBand="0" w:val="0020"/>
+            </w:tblPr>
+            <w:tblGrid>
+              <w:gridCol w:w="483"/>
+              <w:gridCol w:w="1571"/>
+              <w:gridCol w:w="1450"/>
+              <w:gridCol w:w="846"/>
+              <w:gridCol w:w="906"/>
+              <w:gridCol w:w="967"/>
+              <w:gridCol w:w="423"/>
+              <w:gridCol w:w="362"/>
+              <w:gridCol w:w="906"/>
+            </w:tblGrid>
+            <w:tr>
+              <w:trPr>
+                <w:tblHeader w:val="on"/>
+              </w:trPr>
+              <w:tc>
+                <w:tcPr/>
+                <w:p>
+                  <w:pPr>
+                    <w:pStyle w:val="Compact"/>
+                    <w:jc w:val="left"/>
+                    <w:jc w:val="center"/>
+                  </w:pPr>
+                  <w:r>
+                    <w:t xml:space="preserve">Model</w:t>
+                  </w:r>
+                </w:p>
+              </w:tc>
+              <w:tc>
+                <w:tcPr/>
+                <w:p>
+                  <w:pPr>
+                    <w:pStyle w:val="Compact"/>
+                    <w:jc w:val="left"/>
+                    <w:jc w:val="center"/>
+                  </w:pPr>
+                  <w:r>
+                    <w:t xml:space="preserve">Parameter</w:t>
+                  </w:r>
+                </w:p>
+              </w:tc>
+              <w:tc>
+                <w:tcPr/>
+                <w:p>
+                  <w:pPr>
+                    <w:pStyle w:val="Compact"/>
+                    <w:jc w:val="left"/>
+                    <w:jc w:val="center"/>
+                  </w:pPr>
+                  <w:r>
+                    <w:t xml:space="preserve">Lag</w:t>
+                  </w:r>
+                </w:p>
+              </w:tc>
+              <w:tc>
+                <w:tcPr/>
+                <w:p>
+                  <w:pPr>
+                    <w:pStyle w:val="Compact"/>
+                    <w:jc w:val="left"/>
+                    <w:jc w:val="center"/>
+                  </w:pPr>
+                  <w:r>
+                    <w:t xml:space="preserve">Group</w:t>
+                  </w:r>
+                </w:p>
+              </w:tc>
+              <w:tc>
+                <w:tcPr/>
+                <w:p>
+                  <w:pPr>
+                    <w:pStyle w:val="Compact"/>
+                    <w:jc w:val="left"/>
+                    <w:jc w:val="center"/>
+                  </w:pPr>
+                  <w:r>
+                    <w:t xml:space="preserve">b (SE)</w:t>
+                  </w:r>
+                </w:p>
+              </w:tc>
+              <w:tc>
+                <w:tcPr/>
+                <w:p>
+                  <w:pPr>
+                    <w:pStyle w:val="Compact"/>
+                    <w:jc w:val="left"/>
+                    <w:jc w:val="center"/>
+                  </w:pPr>
+                  <w:r>
+                    <w:t xml:space="preserve">95% CI</w:t>
+                  </w:r>
+                </w:p>
+              </w:tc>
+              <w:tc>
+                <w:tcPr/>
+                <w:p>
+                  <w:pPr>
+                    <w:pStyle w:val="Compact"/>
+                    <w:jc w:val="left"/>
+                    <w:jc w:val="center"/>
+                  </w:pPr>
+                  <w:r>
+                    <w:t xml:space="preserve">p</w:t>
+                  </w:r>
+                </w:p>
+              </w:tc>
+              <w:tc>
+                <w:tcPr/>
+                <w:p>
+                  <w:pPr>
+                    <w:pStyle w:val="Compact"/>
+                    <w:jc w:val="left"/>
+                    <w:jc w:val="center"/>
+                  </w:pPr>
+                  <w:r>
+                    <w:t xml:space="preserve">β</w:t>
+                  </w:r>
+                </w:p>
+              </w:tc>
+              <w:tc>
+                <w:tcPr/>
+                <w:p>
+                  <w:pPr>
+                    <w:pStyle w:val="Compact"/>
+                    <w:jc w:val="left"/>
+                    <w:jc w:val="center"/>
+                  </w:pPr>
+                  <w:r>
+                    <w:t xml:space="preserve">β 95% CI</w:t>
+                  </w:r>
+                </w:p>
+              </w:tc>
+            </w:tr>
+            <w:tr>
+              <w:tc>
+                <w:tcPr/>
+                <w:p>
+                  <w:pPr>
+                    <w:pStyle w:val="Compact"/>
+                    <w:jc w:val="left"/>
+                    <w:jc w:val="center"/>
+                  </w:pPr>
+                  <w:r>
+                    <w:t xml:space="preserve">RI-CLPM</w:t>
+                  </w:r>
+                </w:p>
+              </w:tc>
+              <w:tc>
+                <w:tcPr/>
+                <w:p>
+                  <w:pPr>
+                    <w:pStyle w:val="Compact"/>
+                    <w:jc w:val="left"/>
+                    <w:jc w:val="center"/>
+                  </w:pPr>
+                  <w:r>
+                    <w:t xml:space="preserve">Video games → video games</w:t>
+                  </w:r>
+                </w:p>
+              </w:tc>
+              <w:tc>
+                <w:tcPr/>
+                <w:p>
+                  <w:pPr>
+                    <w:pStyle w:val="Compact"/>
+                    <w:jc w:val="left"/>
+                    <w:jc w:val="center"/>
+                  </w:pPr>
+                  <w:r>
+                    <w:t xml:space="preserve">10/11 → 12/13</w:t>
+                  </w:r>
+                </w:p>
+              </w:tc>
+              <w:tc>
+                <w:tcPr/>
+                <w:p>
+                  <w:pPr>
+                    <w:pStyle w:val="Compact"/>
+                    <w:jc w:val="left"/>
+                    <w:jc w:val="center"/>
+                  </w:pPr>
+                  <w:r>
+                    <w:t xml:space="preserve">Lower warmth</w:t>
+                  </w:r>
+                </w:p>
+              </w:tc>
+              <w:tc>
+                <w:tcPr/>
+                <w:p>
+                  <w:pPr>
+                    <w:pStyle w:val="Compact"/>
+                    <w:jc w:val="left"/>
+                    <w:jc w:val="center"/>
+                  </w:pPr>
+                  <w:r>
+                    <w:t xml:space="preserve">-0.843 (0.659)</w:t>
+                  </w:r>
+                </w:p>
+              </w:tc>
+              <w:tc>
+                <w:tcPr/>
+                <w:p>
+                  <w:pPr>
+                    <w:pStyle w:val="Compact"/>
+                    <w:jc w:val="left"/>
+                    <w:jc w:val="center"/>
+                  </w:pPr>
+                  <w:r>
+                    <w:t xml:space="preserve">[-2.134, 0.448]</w:t>
+                  </w:r>
+                </w:p>
+              </w:tc>
+              <w:tc>
+                <w:tcPr/>
+                <w:p>
+                  <w:pPr>
+                    <w:pStyle w:val="Compact"/>
+                    <w:jc w:val="left"/>
+                    <w:jc w:val="center"/>
+                  </w:pPr>
+                  <w:r>
+                    <w:t xml:space="preserve">.201</w:t>
+                  </w:r>
+                </w:p>
+              </w:tc>
+              <w:tc>
+                <w:tcPr/>
+                <w:p>
+                  <w:pPr>
+                    <w:pStyle w:val="Compact"/>
+                    <w:jc w:val="left"/>
+                    <w:jc w:val="center"/>
+                  </w:pPr>
+                  <w:r>
+                    <w:t xml:space="preserve">-.496</w:t>
+                  </w:r>
+                </w:p>
+              </w:tc>
+              <w:tc>
+                <w:tcPr/>
+                <w:p>
+                  <w:pPr>
+                    <w:pStyle w:val="Compact"/>
+                    <w:jc w:val="left"/>
+                    <w:jc w:val="center"/>
+                  </w:pPr>
+                  <w:r>
+                    <w:t xml:space="preserve">[-1.160, .168]</w:t>
+                  </w:r>
+                </w:p>
+              </w:tc>
+            </w:tr>
+            <w:tr>
+              <w:tc>
+                <w:tcPr/>
+                <w:p>
+                  <w:pPr>
+                    <w:pStyle w:val="Compact"/>
+                    <w:jc w:val="left"/>
+                    <w:jc w:val="center"/>
+                  </w:pPr>
+                  <w:r>
+                    <w:t xml:space="preserve">RI-CLPM</w:t>
+                  </w:r>
+                </w:p>
+              </w:tc>
+              <w:tc>
+                <w:tcPr/>
+                <w:p>
+                  <w:pPr>
+                    <w:pStyle w:val="Compact"/>
+                    <w:jc w:val="left"/>
+                    <w:jc w:val="center"/>
+                  </w:pPr>
+                  <w:r>
+                    <w:t xml:space="preserve">Video games → video games</w:t>
+                  </w:r>
+                </w:p>
+              </w:tc>
+              <w:tc>
+                <w:tcPr/>
+                <w:p>
+                  <w:pPr>
+                    <w:pStyle w:val="Compact"/>
+                    <w:jc w:val="left"/>
+                    <w:jc w:val="center"/>
+                  </w:pPr>
+                  <w:r>
+                    <w:t xml:space="preserve">10/11 → 12/13</w:t>
+                  </w:r>
+                </w:p>
+              </w:tc>
+              <w:tc>
+                <w:tcPr/>
+                <w:p>
+                  <w:pPr>
+                    <w:pStyle w:val="Compact"/>
+                    <w:jc w:val="left"/>
+                    <w:jc w:val="center"/>
+                  </w:pPr>
+                  <w:r>
+                    <w:t xml:space="preserve">Higher warmth</w:t>
+                  </w:r>
+                </w:p>
+              </w:tc>
+              <w:tc>
+                <w:tcPr/>
+                <w:p>
+                  <w:pPr>
+                    <w:pStyle w:val="Compact"/>
+                    <w:jc w:val="left"/>
+                    <w:jc w:val="center"/>
+                  </w:pPr>
+                  <w:r>
+                    <w:t xml:space="preserve">-0.117 (0.204)</w:t>
+                  </w:r>
+                </w:p>
+              </w:tc>
+              <w:tc>
+                <w:tcPr/>
+                <w:p>
+                  <w:pPr>
+                    <w:pStyle w:val="Compact"/>
+                    <w:jc w:val="left"/>
+                    <w:jc w:val="center"/>
+                  </w:pPr>
+                  <w:r>
+                    <w:t xml:space="preserve">[-0.516, 0.282]</w:t>
+                  </w:r>
+                </w:p>
+              </w:tc>
+              <w:tc>
+                <w:tcPr/>
+                <w:p>
+                  <w:pPr>
+                    <w:pStyle w:val="Compact"/>
+                    <w:jc w:val="left"/>
+                    <w:jc w:val="center"/>
+                  </w:pPr>
+                  <w:r>
+                    <w:t xml:space="preserve">.564</w:t>
+                  </w:r>
+                </w:p>
+              </w:tc>
+              <w:tc>
+                <w:tcPr/>
+                <w:p>
+                  <w:pPr>
+                    <w:pStyle w:val="Compact"/>
+                    <w:jc w:val="left"/>
+                    <w:jc w:val="center"/>
+                  </w:pPr>
+                  <w:r>
+                    <w:t xml:space="preserve">-.076</w:t>
+                  </w:r>
+                </w:p>
+              </w:tc>
+              <w:tc>
+                <w:tcPr/>
+                <w:p>
+                  <w:pPr>
+                    <w:pStyle w:val="Compact"/>
+                    <w:jc w:val="left"/>
+                    <w:jc w:val="center"/>
+                  </w:pPr>
+                  <w:r>
+                    <w:t xml:space="preserve">[-.327, .175]</w:t>
+                  </w:r>
+                </w:p>
+              </w:tc>
+            </w:tr>
+            <w:tr>
+              <w:tc>
+                <w:tcPr/>
+                <w:p>
+                  <w:pPr>
+                    <w:pStyle w:val="Compact"/>
+                    <w:jc w:val="left"/>
+                    <w:jc w:val="center"/>
+                  </w:pPr>
+                  <w:r>
+                    <w:t xml:space="preserve">RI-CLPM</w:t>
+                  </w:r>
+                </w:p>
+              </w:tc>
+              <w:tc>
+                <w:tcPr/>
+                <w:p>
+                  <w:pPr>
+                    <w:pStyle w:val="Compact"/>
+                    <w:jc w:val="left"/>
+                    <w:jc w:val="center"/>
+                  </w:pPr>
+                  <w:r>
+                    <w:t xml:space="preserve">Video games → video games</w:t>
+                  </w:r>
+                </w:p>
+              </w:tc>
+              <w:tc>
+                <w:tcPr/>
+                <w:p>
+                  <w:pPr>
+                    <w:pStyle w:val="Compact"/>
+                    <w:jc w:val="left"/>
+                    <w:jc w:val="center"/>
+                  </w:pPr>
+                  <w:r>
+                    <w:t xml:space="preserve">12/13 → 14/15</w:t>
+                  </w:r>
+                </w:p>
+              </w:tc>
+              <w:tc>
+                <w:tcPr/>
+                <w:p>
+                  <w:pPr>
+                    <w:pStyle w:val="Compact"/>
+                    <w:jc w:val="left"/>
+                    <w:jc w:val="center"/>
+                  </w:pPr>
+                  <w:r>
+                    <w:t xml:space="preserve">Lower warmth</w:t>
+                  </w:r>
+                </w:p>
+              </w:tc>
+              <w:tc>
+                <w:tcPr/>
+                <w:p>
+                  <w:pPr>
+                    <w:pStyle w:val="Compact"/>
+                    <w:jc w:val="left"/>
+                    <w:jc w:val="center"/>
+                  </w:pPr>
+                  <w:r>
+                    <w:t xml:space="preserve">0.313 (0.087)</w:t>
+                  </w:r>
+                </w:p>
+              </w:tc>
+              <w:tc>
+                <w:tcPr/>
+                <w:p>
+                  <w:pPr>
+                    <w:pStyle w:val="Compact"/>
+                    <w:jc w:val="left"/>
+                    <w:jc w:val="center"/>
+                  </w:pPr>
+                  <w:r>
+                    <w:t xml:space="preserve">[0.142, 0.484]</w:t>
+                  </w:r>
+                </w:p>
+              </w:tc>
+              <w:tc>
+                <w:tcPr/>
+                <w:p>
+                  <w:pPr>
+                    <w:pStyle w:val="Compact"/>
+                    <w:jc w:val="left"/>
+                    <w:jc w:val="center"/>
+                  </w:pPr>
+                  <w:r>
+                    <w:t xml:space="preserve">&lt; .001</w:t>
+                  </w:r>
+                </w:p>
+              </w:tc>
+              <w:tc>
+                <w:tcPr/>
+                <w:p>
+                  <w:pPr>
+                    <w:pStyle w:val="Compact"/>
+                    <w:jc w:val="left"/>
+                    <w:jc w:val="center"/>
+                  </w:pPr>
+                  <w:r>
+                    <w:t xml:space="preserve">.193</w:t>
+                  </w:r>
+                </w:p>
+              </w:tc>
+              <w:tc>
+                <w:tcPr/>
+                <w:p>
+                  <w:pPr>
+                    <w:pStyle w:val="Compact"/>
+                    <w:jc w:val="left"/>
+                    <w:jc w:val="center"/>
+                  </w:pPr>
+                  <w:r>
+                    <w:t xml:space="preserve">[.072, .315]</w:t>
+                  </w:r>
+                </w:p>
+              </w:tc>
+            </w:tr>
+            <w:tr>
+              <w:tc>
+                <w:tcPr/>
+                <w:p>
+                  <w:pPr>
+                    <w:pStyle w:val="Compact"/>
+                    <w:jc w:val="left"/>
+                    <w:jc w:val="center"/>
+                  </w:pPr>
+                  <w:r>
+                    <w:t xml:space="preserve">RI-CLPM</w:t>
+                  </w:r>
+                </w:p>
+              </w:tc>
+              <w:tc>
+                <w:tcPr/>
+                <w:p>
+                  <w:pPr>
+                    <w:pStyle w:val="Compact"/>
+                    <w:jc w:val="left"/>
+                    <w:jc w:val="center"/>
+                  </w:pPr>
+                  <w:r>
+                    <w:t xml:space="preserve">Video games → video games</w:t>
+                  </w:r>
+                </w:p>
+              </w:tc>
+              <w:tc>
+                <w:tcPr/>
+                <w:p>
+                  <w:pPr>
+                    <w:pStyle w:val="Compact"/>
+                    <w:jc w:val="left"/>
+                    <w:jc w:val="center"/>
+                  </w:pPr>
+                  <w:r>
+                    <w:t xml:space="preserve">12/13 → 14/15</w:t>
+                  </w:r>
+                </w:p>
+              </w:tc>
+              <w:tc>
+                <w:tcPr/>
+                <w:p>
+                  <w:pPr>
+                    <w:pStyle w:val="Compact"/>
+                    <w:jc w:val="left"/>
+                    <w:jc w:val="center"/>
+                  </w:pPr>
+                  <w:r>
+                    <w:t xml:space="preserve">Higher warmth</w:t>
+                  </w:r>
+                </w:p>
+              </w:tc>
+              <w:tc>
+                <w:tcPr/>
+                <w:p>
+                  <w:pPr>
+                    <w:pStyle w:val="Compact"/>
+                    <w:jc w:val="left"/>
+                    <w:jc w:val="center"/>
+                  </w:pPr>
+                  <w:r>
+                    <w:t xml:space="preserve">0.386 (0.078)</w:t>
+                  </w:r>
+                </w:p>
+              </w:tc>
+              <w:tc>
+                <w:tcPr/>
+                <w:p>
+                  <w:pPr>
+                    <w:pStyle w:val="Compact"/>
+                    <w:jc w:val="left"/>
+                    <w:jc w:val="center"/>
+                  </w:pPr>
+                  <w:r>
+                    <w:t xml:space="preserve">[0.233, 0.538]</w:t>
+                  </w:r>
+                </w:p>
+              </w:tc>
+              <w:tc>
+                <w:tcPr/>
+                <w:p>
+                  <w:pPr>
+                    <w:pStyle w:val="Compact"/>
+                    <w:jc w:val="left"/>
+                    <w:jc w:val="center"/>
+                  </w:pPr>
+                  <w:r>
+                    <w:t xml:space="preserve">&lt; .001</w:t>
+                  </w:r>
+                </w:p>
+              </w:tc>
+              <w:tc>
+                <w:tcPr/>
+                <w:p>
+                  <w:pPr>
+                    <w:pStyle w:val="Compact"/>
+                    <w:jc w:val="left"/>
+                    <w:jc w:val="center"/>
+                  </w:pPr>
+                  <w:r>
+                    <w:t xml:space="preserve">.282</w:t>
+                  </w:r>
+                </w:p>
+              </w:tc>
+              <w:tc>
+                <w:tcPr/>
+                <w:p>
+                  <w:pPr>
+                    <w:pStyle w:val="Compact"/>
+                    <w:jc w:val="left"/>
+                    <w:jc w:val="center"/>
+                  </w:pPr>
+                  <w:r>
+                    <w:t xml:space="preserve">[.169, .395]</w:t>
+                  </w:r>
+                </w:p>
+              </w:tc>
+            </w:tr>
+            <w:tr>
+              <w:tc>
+                <w:tcPr/>
+                <w:p>
+                  <w:pPr>
+                    <w:pStyle w:val="Compact"/>
+                    <w:jc w:val="left"/>
+                    <w:jc w:val="center"/>
+                  </w:pPr>
+                  <w:r>
+                    <w:t xml:space="preserve">RI-CLPM</w:t>
+                  </w:r>
+                </w:p>
+              </w:tc>
+              <w:tc>
+                <w:tcPr/>
+                <w:p>
+                  <w:pPr>
+                    <w:pStyle w:val="Compact"/>
+                    <w:jc w:val="left"/>
+                    <w:jc w:val="center"/>
+                  </w:pPr>
+                  <w:r>
+                    <w:t xml:space="preserve">SDQ → SDQ</w:t>
+                  </w:r>
+                </w:p>
+              </w:tc>
+              <w:tc>
+                <w:tcPr/>
+                <w:p>
+                  <w:pPr>
+                    <w:pStyle w:val="Compact"/>
+                    <w:jc w:val="left"/>
+                    <w:jc w:val="center"/>
+                  </w:pPr>
+                  <w:r>
+                    <w:t xml:space="preserve">10/11 → 12/13</w:t>
+                  </w:r>
+                </w:p>
+              </w:tc>
+              <w:tc>
+                <w:tcPr/>
+                <w:p>
+                  <w:pPr>
+                    <w:pStyle w:val="Compact"/>
+                    <w:jc w:val="left"/>
+                    <w:jc w:val="center"/>
+                  </w:pPr>
+                  <w:r>
+                    <w:t xml:space="preserve">Lower warmth</w:t>
+                  </w:r>
+                </w:p>
+              </w:tc>
+              <w:tc>
+                <w:tcPr/>
+                <w:p>
+                  <w:pPr>
+                    <w:pStyle w:val="Compact"/>
+                    <w:jc w:val="left"/>
+                    <w:jc w:val="center"/>
+                  </w:pPr>
+                  <w:r>
+                    <w:t xml:space="preserve">0.162 (0.081)</w:t>
+                  </w:r>
+                </w:p>
+              </w:tc>
+              <w:tc>
+                <w:tcPr/>
+                <w:p>
+                  <w:pPr>
+                    <w:pStyle w:val="Compact"/>
+                    <w:jc w:val="left"/>
+                    <w:jc w:val="center"/>
+                  </w:pPr>
+                  <w:r>
+                    <w:t xml:space="preserve">[0.002, 0.322]</w:t>
+                  </w:r>
+                </w:p>
+              </w:tc>
+              <w:tc>
+                <w:tcPr/>
+                <w:p>
+                  <w:pPr>
+                    <w:pStyle w:val="Compact"/>
+                    <w:jc w:val="left"/>
+                    <w:jc w:val="center"/>
+                  </w:pPr>
+                  <w:r>
+                    <w:t xml:space="preserve">.047</w:t>
+                  </w:r>
+                </w:p>
+              </w:tc>
+              <w:tc>
+                <w:tcPr/>
+                <w:p>
+                  <w:pPr>
+                    <w:pStyle w:val="Compact"/>
+                    <w:jc w:val="left"/>
+                    <w:jc w:val="center"/>
+                  </w:pPr>
+                  <w:r>
+                    <w:t xml:space="preserve">.177</w:t>
+                  </w:r>
+                </w:p>
+              </w:tc>
+              <w:tc>
+                <w:tcPr/>
+                <w:p>
+                  <w:pPr>
+                    <w:pStyle w:val="Compact"/>
+                    <w:jc w:val="left"/>
+                    <w:jc w:val="center"/>
+                  </w:pPr>
+                  <w:r>
+                    <w:t xml:space="preserve">[.009, .345]</w:t>
+                  </w:r>
+                </w:p>
+              </w:tc>
+            </w:tr>
+            <w:tr>
+              <w:tc>
+                <w:tcPr/>
+                <w:p>
+                  <w:pPr>
+                    <w:pStyle w:val="Compact"/>
+                    <w:jc w:val="left"/>
+                    <w:jc w:val="center"/>
+                  </w:pPr>
+                  <w:r>
+                    <w:t xml:space="preserve">RI-CLPM</w:t>
+                  </w:r>
+                </w:p>
+              </w:tc>
+              <w:tc>
+                <w:tcPr/>
+                <w:p>
+                  <w:pPr>
+                    <w:pStyle w:val="Compact"/>
+                    <w:jc w:val="left"/>
+                    <w:jc w:val="center"/>
+                  </w:pPr>
+                  <w:r>
+                    <w:t xml:space="preserve">SDQ → SDQ</w:t>
+                  </w:r>
+                </w:p>
+              </w:tc>
+              <w:tc>
+                <w:tcPr/>
+                <w:p>
+                  <w:pPr>
+                    <w:pStyle w:val="Compact"/>
+                    <w:jc w:val="left"/>
+                    <w:jc w:val="center"/>
+                  </w:pPr>
+                  <w:r>
+                    <w:t xml:space="preserve">10/11 → 12/13</w:t>
+                  </w:r>
+                </w:p>
+              </w:tc>
+              <w:tc>
+                <w:tcPr/>
+                <w:p>
+                  <w:pPr>
+                    <w:pStyle w:val="Compact"/>
+                    <w:jc w:val="left"/>
+                    <w:jc w:val="center"/>
+                  </w:pPr>
+                  <w:r>
+                    <w:t xml:space="preserve">Higher warmth</w:t>
+                  </w:r>
+                </w:p>
+              </w:tc>
+              <w:tc>
+                <w:tcPr/>
+                <w:p>
+                  <w:pPr>
+                    <w:pStyle w:val="Compact"/>
+                    <w:jc w:val="left"/>
+                    <w:jc w:val="center"/>
+                  </w:pPr>
+                  <w:r>
+                    <w:t xml:space="preserve">0.306 (0.079)</w:t>
+                  </w:r>
+                </w:p>
+              </w:tc>
+              <w:tc>
+                <w:tcPr/>
+                <w:p>
+                  <w:pPr>
+                    <w:pStyle w:val="Compact"/>
+                    <w:jc w:val="left"/>
+                    <w:jc w:val="center"/>
+                  </w:pPr>
+                  <w:r>
+                    <w:t xml:space="preserve">[0.152, 0.460]</w:t>
+                  </w:r>
+                </w:p>
+              </w:tc>
+              <w:tc>
+                <w:tcPr/>
+                <w:p>
+                  <w:pPr>
+                    <w:pStyle w:val="Compact"/>
+                    <w:jc w:val="left"/>
+                    <w:jc w:val="center"/>
+                  </w:pPr>
+                  <w:r>
+                    <w:t xml:space="preserve">&lt; .001</w:t>
+                  </w:r>
+                </w:p>
+              </w:tc>
+              <w:tc>
+                <w:tcPr/>
+                <w:p>
+                  <w:pPr>
+                    <w:pStyle w:val="Compact"/>
+                    <w:jc w:val="left"/>
+                    <w:jc w:val="center"/>
+                  </w:pPr>
+                  <w:r>
+                    <w:t xml:space="preserve">.322</w:t>
+                  </w:r>
+                </w:p>
+              </w:tc>
+              <w:tc>
+                <w:tcPr/>
+                <w:p>
+                  <w:pPr>
+                    <w:pStyle w:val="Compact"/>
+                    <w:jc w:val="left"/>
+                    <w:jc w:val="center"/>
+                  </w:pPr>
+                  <w:r>
+                    <w:t xml:space="preserve">[.168, .476]</w:t>
+                  </w:r>
+                </w:p>
+              </w:tc>
+            </w:tr>
+            <w:tr>
+              <w:tc>
+                <w:tcPr/>
+                <w:p>
+                  <w:pPr>
+                    <w:pStyle w:val="Compact"/>
+                    <w:jc w:val="left"/>
+                    <w:jc w:val="center"/>
+                  </w:pPr>
+                  <w:r>
+                    <w:t xml:space="preserve">RI-CLPM</w:t>
+                  </w:r>
+                </w:p>
+              </w:tc>
+              <w:tc>
+                <w:tcPr/>
+                <w:p>
+                  <w:pPr>
+                    <w:pStyle w:val="Compact"/>
+                    <w:jc w:val="left"/>
+                    <w:jc w:val="center"/>
+                  </w:pPr>
+                  <w:r>
+                    <w:t xml:space="preserve">SDQ → SDQ</w:t>
+                  </w:r>
+                </w:p>
+              </w:tc>
+              <w:tc>
+                <w:tcPr/>
+                <w:p>
+                  <w:pPr>
+                    <w:pStyle w:val="Compact"/>
+                    <w:jc w:val="left"/>
+                    <w:jc w:val="center"/>
+                  </w:pPr>
+                  <w:r>
+                    <w:t xml:space="preserve">12/13 → 14/15</w:t>
+                  </w:r>
+                </w:p>
+              </w:tc>
+              <w:tc>
+                <w:tcPr/>
+                <w:p>
+                  <w:pPr>
+                    <w:pStyle w:val="Compact"/>
+                    <w:jc w:val="left"/>
+                    <w:jc w:val="center"/>
+                  </w:pPr>
+                  <w:r>
+                    <w:t xml:space="preserve">Lower warmth</w:t>
+                  </w:r>
+                </w:p>
+              </w:tc>
+              <w:tc>
+                <w:tcPr/>
+                <w:p>
+                  <w:pPr>
+                    <w:pStyle w:val="Compact"/>
+                    <w:jc w:val="left"/>
+                    <w:jc w:val="center"/>
+                  </w:pPr>
+                  <w:r>
+                    <w:t xml:space="preserve">0.378 (0.067)</w:t>
+                  </w:r>
+                </w:p>
+              </w:tc>
+              <w:tc>
+                <w:tcPr/>
+                <w:p>
+                  <w:pPr>
+                    <w:pStyle w:val="Compact"/>
+                    <w:jc w:val="left"/>
+                    <w:jc w:val="center"/>
+                  </w:pPr>
+                  <w:r>
+                    <w:t xml:space="preserve">[0.247, 0.508]</w:t>
+                  </w:r>
+                </w:p>
+              </w:tc>
+              <w:tc>
+                <w:tcPr/>
+                <w:p>
+                  <w:pPr>
+                    <w:pStyle w:val="Compact"/>
+                    <w:jc w:val="left"/>
+                    <w:jc w:val="center"/>
+                  </w:pPr>
+                  <w:r>
+                    <w:t xml:space="preserve">&lt; .001</w:t>
+                  </w:r>
+                </w:p>
+              </w:tc>
+              <w:tc>
+                <w:tcPr/>
+                <w:p>
+                  <w:pPr>
+                    <w:pStyle w:val="Compact"/>
+                    <w:jc w:val="left"/>
+                    <w:jc w:val="center"/>
+                  </w:pPr>
+                  <w:r>
+                    <w:t xml:space="preserve">.353</w:t>
+                  </w:r>
+                </w:p>
+              </w:tc>
+              <w:tc>
+                <w:tcPr/>
+                <w:p>
+                  <w:pPr>
+                    <w:pStyle w:val="Compact"/>
+                    <w:jc w:val="left"/>
+                    <w:jc w:val="center"/>
+                  </w:pPr>
+                  <w:r>
+                    <w:t xml:space="preserve">[.221, .485]</w:t>
+                  </w:r>
+                </w:p>
+              </w:tc>
+            </w:tr>
+            <w:tr>
+              <w:tc>
+                <w:tcPr/>
+                <w:p>
+                  <w:pPr>
+                    <w:pStyle w:val="Compact"/>
+                    <w:jc w:val="left"/>
+                    <w:jc w:val="center"/>
+                  </w:pPr>
+                  <w:r>
+                    <w:t xml:space="preserve">RI-CLPM</w:t>
+                  </w:r>
+                </w:p>
+              </w:tc>
+              <w:tc>
+                <w:tcPr/>
+                <w:p>
+                  <w:pPr>
+                    <w:pStyle w:val="Compact"/>
+                    <w:jc w:val="left"/>
+                    <w:jc w:val="center"/>
+                  </w:pPr>
+                  <w:r>
+                    <w:t xml:space="preserve">SDQ → SDQ</w:t>
+                  </w:r>
+                </w:p>
+              </w:tc>
+              <w:tc>
+                <w:tcPr/>
+                <w:p>
+                  <w:pPr>
+                    <w:pStyle w:val="Compact"/>
+                    <w:jc w:val="left"/>
+                    <w:jc w:val="center"/>
+                  </w:pPr>
+                  <w:r>
+                    <w:t xml:space="preserve">12/13 → 14/15</w:t>
+                  </w:r>
+                </w:p>
+              </w:tc>
+              <w:tc>
+                <w:tcPr/>
+                <w:p>
+                  <w:pPr>
+                    <w:pStyle w:val="Compact"/>
+                    <w:jc w:val="left"/>
+                    <w:jc w:val="center"/>
+                  </w:pPr>
+                  <w:r>
+                    <w:t xml:space="preserve">Higher warmth</w:t>
+                  </w:r>
+                </w:p>
+              </w:tc>
+              <w:tc>
+                <w:tcPr/>
+                <w:p>
+                  <w:pPr>
+                    <w:pStyle w:val="Compact"/>
+                    <w:jc w:val="left"/>
+                    <w:jc w:val="center"/>
+                  </w:pPr>
+                  <w:r>
+                    <w:t xml:space="preserve">0.369 (0.073)</w:t>
+                  </w:r>
+                </w:p>
+              </w:tc>
+              <w:tc>
+                <w:tcPr/>
+                <w:p>
+                  <w:pPr>
+                    <w:pStyle w:val="Compact"/>
+                    <w:jc w:val="left"/>
+                    <w:jc w:val="center"/>
+                  </w:pPr>
+                  <w:r>
+                    <w:t xml:space="preserve">[0.225, 0.513]</w:t>
+                  </w:r>
+                </w:p>
+              </w:tc>
+              <w:tc>
+                <w:tcPr/>
+                <w:p>
+                  <w:pPr>
+                    <w:pStyle w:val="Compact"/>
+                    <w:jc w:val="left"/>
+                    <w:jc w:val="center"/>
+                  </w:pPr>
+                  <w:r>
+                    <w:t xml:space="preserve">&lt; .001</w:t>
+                  </w:r>
+                </w:p>
+              </w:tc>
+              <w:tc>
+                <w:tcPr/>
+                <w:p>
+                  <w:pPr>
+                    <w:pStyle w:val="Compact"/>
+                    <w:jc w:val="left"/>
+                    <w:jc w:val="center"/>
+                  </w:pPr>
+                  <w:r>
+                    <w:t xml:space="preserve">.332</w:t>
+                  </w:r>
+                </w:p>
+              </w:tc>
+              <w:tc>
+                <w:tcPr/>
+                <w:p>
+                  <w:pPr>
+                    <w:pStyle w:val="Compact"/>
+                    <w:jc w:val="left"/>
+                    <w:jc w:val="center"/>
+                  </w:pPr>
+                  <w:r>
+                    <w:t xml:space="preserve">[.195, .468]</w:t>
+                  </w:r>
+                </w:p>
+              </w:tc>
+            </w:tr>
+            <w:tr>
+              <w:tc>
+                <w:tcPr/>
+                <w:p>
+                  <w:pPr>
+                    <w:pStyle w:val="Compact"/>
+                    <w:jc w:val="left"/>
+                    <w:jc w:val="center"/>
+                  </w:pPr>
+                  <w:r>
+                    <w:t xml:space="preserve">RI-CLPM</w:t>
+                  </w:r>
+                </w:p>
+              </w:tc>
+              <w:tc>
+                <w:tcPr/>
+                <w:p>
+                  <w:pPr>
+                    <w:pStyle w:val="Compact"/>
+                    <w:jc w:val="left"/>
+                    <w:jc w:val="center"/>
+                  </w:pPr>
+                  <w:r>
+                    <w:t xml:space="preserve">Video games → SDQ (H1a)</w:t>
+                  </w:r>
+                </w:p>
+              </w:tc>
+              <w:tc>
+                <w:tcPr/>
+                <w:p>
+                  <w:pPr>
+                    <w:pStyle w:val="Compact"/>
+                    <w:jc w:val="left"/>
+                    <w:jc w:val="center"/>
+                  </w:pPr>
+                  <w:r>
+                    <w:t xml:space="preserve">Both lags (constrained)</w:t>
+                  </w:r>
+                </w:p>
+              </w:tc>
+              <w:tc>
+                <w:tcPr/>
+                <w:p>
+                  <w:pPr>
+                    <w:pStyle w:val="Compact"/>
+                    <w:jc w:val="left"/>
+                    <w:jc w:val="center"/>
+                  </w:pPr>
+                  <w:r>
+                    <w:t xml:space="preserve">Lower warmth</w:t>
+                  </w:r>
+                </w:p>
+              </w:tc>
+              <w:tc>
+                <w:tcPr/>
+                <w:p>
+                  <w:pPr>
+                    <w:pStyle w:val="Compact"/>
+                    <w:jc w:val="left"/>
+                    <w:jc w:val="center"/>
+                  </w:pPr>
+                  <w:r>
+                    <w:t xml:space="preserve">0.012 (0.034)</w:t>
+                  </w:r>
+                </w:p>
+              </w:tc>
+              <w:tc>
+                <w:tcPr/>
+                <w:p>
+                  <w:pPr>
+                    <w:pStyle w:val="Compact"/>
+                    <w:jc w:val="left"/>
+                    <w:jc w:val="center"/>
+                  </w:pPr>
+                  <w:r>
+                    <w:t xml:space="preserve">[-0.054, 0.078]</w:t>
+                  </w:r>
+                </w:p>
+              </w:tc>
+              <w:tc>
+                <w:tcPr/>
+                <w:p>
+                  <w:pPr>
+                    <w:pStyle w:val="Compact"/>
+                    <w:jc w:val="left"/>
+                    <w:jc w:val="center"/>
+                  </w:pPr>
+                  <w:r>
+                    <w:t xml:space="preserve">.715</w:t>
+                  </w:r>
+                </w:p>
+              </w:tc>
+              <w:tc>
+                <w:tcPr/>
+                <w:p>
+                  <w:pPr>
+                    <w:pStyle w:val="Compact"/>
+                    <w:jc w:val="left"/>
+                    <w:jc w:val="center"/>
+                  </w:pPr>
+                  <w:r>
+                    <w:t xml:space="preserve">.011</w:t>
+                  </w:r>
+                </w:p>
+              </w:tc>
+              <w:tc>
+                <w:tcPr/>
+                <w:p>
+                  <w:pPr>
+                    <w:pStyle w:val="Compact"/>
+                    <w:jc w:val="left"/>
+                    <w:jc w:val="center"/>
+                  </w:pPr>
+                  <w:r>
+                    <w:t xml:space="preserve">[-.046, .067]</w:t>
+                  </w:r>
+                </w:p>
+              </w:tc>
+            </w:tr>
+            <w:tr>
+              <w:tc>
+                <w:tcPr/>
+                <w:p>
+                  <w:pPr>
+                    <w:pStyle w:val="Compact"/>
+                    <w:jc w:val="left"/>
+                    <w:jc w:val="center"/>
+                  </w:pPr>
+                  <w:r>
+                    <w:t xml:space="preserve">RI-CLPM</w:t>
+                  </w:r>
+                </w:p>
+              </w:tc>
+              <w:tc>
+                <w:tcPr/>
+                <w:p>
+                  <w:pPr>
+                    <w:pStyle w:val="Compact"/>
+                    <w:jc w:val="left"/>
+                    <w:jc w:val="center"/>
+                  </w:pPr>
+                  <w:r>
+                    <w:t xml:space="preserve">Video games → SDQ (H1a)</w:t>
+                  </w:r>
+                </w:p>
+              </w:tc>
+              <w:tc>
+                <w:tcPr/>
+                <w:p>
+                  <w:pPr>
+                    <w:pStyle w:val="Compact"/>
+                    <w:jc w:val="left"/>
+                    <w:jc w:val="center"/>
+                  </w:pPr>
+                  <w:r>
+                    <w:t xml:space="preserve">Both lags (constrained)</w:t>
+                  </w:r>
+                </w:p>
+              </w:tc>
+              <w:tc>
+                <w:tcPr/>
+                <w:p>
+                  <w:pPr>
+                    <w:pStyle w:val="Compact"/>
+                    <w:jc w:val="left"/>
+                    <w:jc w:val="center"/>
+                  </w:pPr>
+                  <w:r>
+                    <w:t xml:space="preserve">Higher warmth</w:t>
+                  </w:r>
+                </w:p>
+              </w:tc>
+              <w:tc>
+                <w:tcPr/>
+                <w:p>
+                  <w:pPr>
+                    <w:pStyle w:val="Compact"/>
+                    <w:jc w:val="left"/>
+                    <w:jc w:val="center"/>
+                  </w:pPr>
+                  <w:r>
+                    <w:t xml:space="preserve">-0.003 (0.028)</w:t>
+                  </w:r>
+                </w:p>
+              </w:tc>
+              <w:tc>
+                <w:tcPr/>
+                <w:p>
+                  <w:pPr>
+                    <w:pStyle w:val="Compact"/>
+                    <w:jc w:val="left"/>
+                    <w:jc w:val="center"/>
+                  </w:pPr>
+                  <w:r>
+                    <w:t xml:space="preserve">[-0.059, 0.053]</w:t>
+                  </w:r>
+                </w:p>
+              </w:tc>
+              <w:tc>
+                <w:tcPr/>
+                <w:p>
+                  <w:pPr>
+                    <w:pStyle w:val="Compact"/>
+                    <w:jc w:val="left"/>
+                    <w:jc w:val="center"/>
+                  </w:pPr>
+                  <w:r>
+                    <w:t xml:space="preserve">.922</w:t>
+                  </w:r>
+                </w:p>
+              </w:tc>
+              <w:tc>
+                <w:tcPr/>
+                <w:p>
+                  <w:pPr>
+                    <w:pStyle w:val="Compact"/>
+                    <w:jc w:val="left"/>
+                    <w:jc w:val="center"/>
+                  </w:pPr>
+                  <w:r>
+                    <w:t xml:space="preserve">-.003</w:t>
+                  </w:r>
+                </w:p>
+              </w:tc>
+              <w:tc>
+                <w:tcPr/>
+                <w:p>
+                  <w:pPr>
+                    <w:pStyle w:val="Compact"/>
+                    <w:jc w:val="left"/>
+                    <w:jc w:val="center"/>
+                  </w:pPr>
+                  <w:r>
+                    <w:t xml:space="preserve">[-.060, .055]</w:t>
+                  </w:r>
+                </w:p>
+              </w:tc>
+            </w:tr>
+            <w:tr>
+              <w:tc>
+                <w:tcPr/>
+                <w:p>
+                  <w:pPr>
+                    <w:pStyle w:val="Compact"/>
+                    <w:jc w:val="left"/>
+                    <w:jc w:val="center"/>
+                  </w:pPr>
+                  <w:r>
+                    <w:t xml:space="preserve">RI-CLPM</w:t>
+                  </w:r>
+                </w:p>
+              </w:tc>
+              <w:tc>
+                <w:tcPr/>
+                <w:p>
+                  <w:pPr>
+                    <w:pStyle w:val="Compact"/>
+                    <w:jc w:val="left"/>
+                    <w:jc w:val="center"/>
+                  </w:pPr>
+                  <w:r>
+                    <w:t xml:space="preserve">SDQ → video games (H1b)</w:t>
+                  </w:r>
+                </w:p>
+              </w:tc>
+              <w:tc>
+                <w:tcPr/>
+                <w:p>
+                  <w:pPr>
+                    <w:pStyle w:val="Compact"/>
+                    <w:jc w:val="left"/>
+                    <w:jc w:val="center"/>
+                  </w:pPr>
+                  <w:r>
+                    <w:t xml:space="preserve">Both lags (constrained)</w:t>
+                  </w:r>
+                </w:p>
+              </w:tc>
+              <w:tc>
+                <w:tcPr/>
+                <w:p>
+                  <w:pPr>
+                    <w:pStyle w:val="Compact"/>
+                    <w:jc w:val="left"/>
+                    <w:jc w:val="center"/>
+                  </w:pPr>
+                  <w:r>
+                    <w:t xml:space="preserve">Lower warmth</w:t>
+                  </w:r>
+                </w:p>
+              </w:tc>
+              <w:tc>
+                <w:tcPr/>
+                <w:p>
+                  <w:pPr>
+                    <w:pStyle w:val="Compact"/>
+                    <w:jc w:val="left"/>
+                    <w:jc w:val="center"/>
+                  </w:pPr>
+                  <w:r>
+                    <w:t xml:space="preserve">0.154 (0.091)</w:t>
+                  </w:r>
+                </w:p>
+              </w:tc>
+              <w:tc>
+                <w:tcPr/>
+                <w:p>
+                  <w:pPr>
+                    <w:pStyle w:val="Compact"/>
+                    <w:jc w:val="left"/>
+                    <w:jc w:val="center"/>
+                  </w:pPr>
+                  <w:r>
+                    <w:t xml:space="preserve">[-0.024, 0.332]</w:t>
+                  </w:r>
+                </w:p>
+              </w:tc>
+              <w:tc>
+                <w:tcPr/>
+                <w:p>
+                  <w:pPr>
+                    <w:pStyle w:val="Compact"/>
+                    <w:jc w:val="left"/>
+                    <w:jc w:val="center"/>
+                  </w:pPr>
+                  <w:r>
+                    <w:t xml:space="preserve">.090</w:t>
+                  </w:r>
+                </w:p>
+              </w:tc>
+              <w:tc>
+                <w:tcPr/>
+                <w:p>
+                  <w:pPr>
+                    <w:pStyle w:val="Compact"/>
+                    <w:jc w:val="left"/>
+                    <w:jc w:val="center"/>
+                  </w:pPr>
+                  <w:r>
+                    <w:t xml:space="preserve">.115</w:t>
+                  </w:r>
+                </w:p>
+              </w:tc>
+              <w:tc>
+                <w:tcPr/>
+                <w:p>
+                  <w:pPr>
+                    <w:pStyle w:val="Compact"/>
+                    <w:jc w:val="left"/>
+                    <w:jc w:val="center"/>
+                  </w:pPr>
+                  <w:r>
+                    <w:t xml:space="preserve">[-.025, .255]</w:t>
+                  </w:r>
+                </w:p>
+              </w:tc>
+            </w:tr>
+            <w:tr>
+              <w:tc>
+                <w:tcPr/>
+                <w:p>
+                  <w:pPr>
+                    <w:pStyle w:val="Compact"/>
+                    <w:jc w:val="left"/>
+                    <w:jc w:val="center"/>
+                  </w:pPr>
+                  <w:r>
+                    <w:t xml:space="preserve">RI-CLPM</w:t>
+                  </w:r>
+                </w:p>
+              </w:tc>
+              <w:tc>
+                <w:tcPr/>
+                <w:p>
+                  <w:pPr>
+                    <w:pStyle w:val="Compact"/>
+                    <w:jc w:val="left"/>
+                    <w:jc w:val="center"/>
+                  </w:pPr>
+                  <w:r>
+                    <w:t xml:space="preserve">SDQ → video games (H1b)</w:t>
+                  </w:r>
+                </w:p>
+              </w:tc>
+              <w:tc>
+                <w:tcPr/>
+                <w:p>
+                  <w:pPr>
+                    <w:pStyle w:val="Compact"/>
+                    <w:jc w:val="left"/>
+                    <w:jc w:val="center"/>
+                  </w:pPr>
+                  <w:r>
+                    <w:t xml:space="preserve">Both lags (constrained)</w:t>
+                  </w:r>
+                </w:p>
+              </w:tc>
+              <w:tc>
+                <w:tcPr/>
+                <w:p>
+                  <w:pPr>
+                    <w:pStyle w:val="Compact"/>
+                    <w:jc w:val="left"/>
+                    <w:jc w:val="center"/>
+                  </w:pPr>
+                  <w:r>
+                    <w:t xml:space="preserve">Higher warmth</w:t>
+                  </w:r>
+                </w:p>
+              </w:tc>
+              <w:tc>
+                <w:tcPr/>
+                <w:p>
+                  <w:pPr>
+                    <w:pStyle w:val="Compact"/>
+                    <w:jc w:val="left"/>
+                    <w:jc w:val="center"/>
+                  </w:pPr>
+                  <w:r>
+                    <w:t xml:space="preserve">0.087 (0.078)</w:t>
+                  </w:r>
+                </w:p>
+              </w:tc>
+              <w:tc>
+                <w:tcPr/>
+                <w:p>
+                  <w:pPr>
+                    <w:pStyle w:val="Compact"/>
+                    <w:jc w:val="left"/>
+                    <w:jc w:val="center"/>
+                  </w:pPr>
+                  <w:r>
+                    <w:t xml:space="preserve">[-0.066, 0.241]</w:t>
+                  </w:r>
+                </w:p>
+              </w:tc>
+              <w:tc>
+                <w:tcPr/>
+                <w:p>
+                  <w:pPr>
+                    <w:pStyle w:val="Compact"/>
+                    <w:jc w:val="left"/>
+                    <w:jc w:val="center"/>
+                  </w:pPr>
+                  <w:r>
+                    <w:t xml:space="preserve">.263</w:t>
+                  </w:r>
+                </w:p>
+              </w:tc>
+              <w:tc>
+                <w:tcPr/>
+                <w:p>
+                  <w:pPr>
+                    <w:pStyle w:val="Compact"/>
+                    <w:jc w:val="left"/>
+                    <w:jc w:val="center"/>
+                  </w:pPr>
+                  <w:r>
+                    <w:t xml:space="preserve">.058</w:t>
+                  </w:r>
+                </w:p>
+              </w:tc>
+              <w:tc>
+                <w:tcPr/>
+                <w:p>
+                  <w:pPr>
+                    <w:pStyle w:val="Compact"/>
+                    <w:jc w:val="left"/>
+                    <w:jc w:val="center"/>
+                  </w:pPr>
+                  <w:r>
+                    <w:t xml:space="preserve">[-.046, .162]</w:t>
+                  </w:r>
+                </w:p>
+              </w:tc>
+            </w:tr>
+            <w:tr>
+              <w:tc>
+                <w:tcPr/>
+                <w:p>
+                  <w:pPr>
+                    <w:pStyle w:val="Compact"/>
+                    <w:jc w:val="left"/>
+                    <w:jc w:val="center"/>
+                  </w:pPr>
+                  <w:r>
+                    <w:t xml:space="preserve">CLPM</w:t>
+                  </w:r>
+                </w:p>
+              </w:tc>
+              <w:tc>
+                <w:tcPr/>
+                <w:p>
+                  <w:pPr>
+                    <w:pStyle w:val="Compact"/>
+                    <w:jc w:val="left"/>
+                    <w:jc w:val="center"/>
+                  </w:pPr>
+                  <w:r>
+                    <w:t xml:space="preserve">Video games → video games</w:t>
+                  </w:r>
+                </w:p>
+              </w:tc>
+              <w:tc>
+                <w:tcPr/>
+                <w:p>
+                  <w:pPr>
+                    <w:pStyle w:val="Compact"/>
+                    <w:jc w:val="left"/>
+                    <w:jc w:val="center"/>
+                  </w:pPr>
+                  <w:r>
+                    <w:t xml:space="preserve">10/11 → 12/13</w:t>
+                  </w:r>
+                </w:p>
+              </w:tc>
+              <w:tc>
+                <w:tcPr/>
+                <w:p>
+                  <w:pPr>
+                    <w:pStyle w:val="Compact"/>
+                    <w:jc w:val="left"/>
+                    <w:jc w:val="center"/>
+                  </w:pPr>
+                  <w:r>
+                    <w:t xml:space="preserve">Lower warmth</w:t>
+                  </w:r>
+                </w:p>
+              </w:tc>
+              <w:tc>
+                <w:tcPr/>
+                <w:p>
+                  <w:pPr>
+                    <w:pStyle w:val="Compact"/>
+                    <w:jc w:val="left"/>
+                    <w:jc w:val="center"/>
+                  </w:pPr>
+                  <w:r>
+                    <w:t xml:space="preserve">0.408 (0.049)</w:t>
+                  </w:r>
+                </w:p>
+              </w:tc>
+              <w:tc>
+                <w:tcPr/>
+                <w:p>
+                  <w:pPr>
+                    <w:pStyle w:val="Compact"/>
+                    <w:jc w:val="left"/>
+                    <w:jc w:val="center"/>
+                  </w:pPr>
+                  <w:r>
+                    <w:t xml:space="preserve">[0.313, 0.504]</w:t>
+                  </w:r>
+                </w:p>
+              </w:tc>
+              <w:tc>
+                <w:tcPr/>
+                <w:p>
+                  <w:pPr>
+                    <w:pStyle w:val="Compact"/>
+                    <w:jc w:val="left"/>
+                    <w:jc w:val="center"/>
+                  </w:pPr>
+                  <w:r>
+                    <w:t xml:space="preserve">&lt; .001</w:t>
+                  </w:r>
+                </w:p>
+              </w:tc>
+              <w:tc>
+                <w:tcPr/>
+                <w:p>
+                  <w:pPr>
+                    <w:pStyle w:val="Compact"/>
+                    <w:jc w:val="left"/>
+                    <w:jc w:val="center"/>
+                  </w:pPr>
+                  <w:r>
+                    <w:t xml:space="preserve">.337</w:t>
+                  </w:r>
+                </w:p>
+              </w:tc>
+              <w:tc>
+                <w:tcPr/>
+                <w:p>
+                  <w:pPr>
+                    <w:pStyle w:val="Compact"/>
+                    <w:jc w:val="left"/>
+                    <w:jc w:val="center"/>
+                  </w:pPr>
+                  <w:r>
+                    <w:t xml:space="preserve">[.265, .409]</w:t>
+                  </w:r>
+                </w:p>
+              </w:tc>
+            </w:tr>
+            <w:tr>
+              <w:tc>
+                <w:tcPr/>
+                <w:p>
+                  <w:pPr>
+                    <w:pStyle w:val="Compact"/>
+                    <w:jc w:val="left"/>
+                    <w:jc w:val="center"/>
+                  </w:pPr>
+                  <w:r>
+                    <w:t xml:space="preserve">CLPM</w:t>
+                  </w:r>
+                </w:p>
+              </w:tc>
+              <w:tc>
+                <w:tcPr/>
+                <w:p>
+                  <w:pPr>
+                    <w:pStyle w:val="Compact"/>
+                    <w:jc w:val="left"/>
+                    <w:jc w:val="center"/>
+                  </w:pPr>
+                  <w:r>
+                    <w:t xml:space="preserve">Video games → video games</w:t>
+                  </w:r>
+                </w:p>
+              </w:tc>
+              <w:tc>
+                <w:tcPr/>
+                <w:p>
+                  <w:pPr>
+                    <w:pStyle w:val="Compact"/>
+                    <w:jc w:val="left"/>
+                    <w:jc w:val="center"/>
+                  </w:pPr>
+                  <w:r>
+                    <w:t xml:space="preserve">10/11 → 12/13</w:t>
+                  </w:r>
+                </w:p>
+              </w:tc>
+              <w:tc>
+                <w:tcPr/>
+                <w:p>
+                  <w:pPr>
+                    <w:pStyle w:val="Compact"/>
+                    <w:jc w:val="left"/>
+                    <w:jc w:val="center"/>
+                  </w:pPr>
+                  <w:r>
+                    <w:t xml:space="preserve">Higher warmth</w:t>
+                  </w:r>
+                </w:p>
+              </w:tc>
+              <w:tc>
+                <w:tcPr/>
+                <w:p>
+                  <w:pPr>
+                    <w:pStyle w:val="Compact"/>
+                    <w:jc w:val="left"/>
+                    <w:jc w:val="center"/>
+                  </w:pPr>
+                  <w:r>
+                    <w:t xml:space="preserve">0.441 (0.047)</w:t>
+                  </w:r>
+                </w:p>
+              </w:tc>
+              <w:tc>
+                <w:tcPr/>
+                <w:p>
+                  <w:pPr>
+                    <w:pStyle w:val="Compact"/>
+                    <w:jc w:val="left"/>
+                    <w:jc w:val="center"/>
+                  </w:pPr>
+                  <w:r>
+                    <w:t xml:space="preserve">[0.349, 0.533]</w:t>
+                  </w:r>
+                </w:p>
+              </w:tc>
+              <w:tc>
+                <w:tcPr/>
+                <w:p>
+                  <w:pPr>
+                    <w:pStyle w:val="Compact"/>
+                    <w:jc w:val="left"/>
+                    <w:jc w:val="center"/>
+                  </w:pPr>
+                  <w:r>
+                    <w:t xml:space="preserve">&lt; .001</w:t>
+                  </w:r>
+                </w:p>
+              </w:tc>
+              <w:tc>
+                <w:tcPr/>
+                <w:p>
+                  <w:pPr>
+                    <w:pStyle w:val="Compact"/>
+                    <w:jc w:val="left"/>
+                    <w:jc w:val="center"/>
+                  </w:pPr>
+                  <w:r>
+                    <w:t xml:space="preserve">.348</w:t>
+                  </w:r>
+                </w:p>
+              </w:tc>
+              <w:tc>
+                <w:tcPr/>
+                <w:p>
+                  <w:pPr>
+                    <w:pStyle w:val="Compact"/>
+                    <w:jc w:val="left"/>
+                    <w:jc w:val="center"/>
+                  </w:pPr>
+                  <w:r>
+                    <w:t xml:space="preserve">[.284, .413]</w:t>
+                  </w:r>
+                </w:p>
+              </w:tc>
+            </w:tr>
+            <w:tr>
+              <w:tc>
+                <w:tcPr/>
+                <w:p>
+                  <w:pPr>
+                    <w:pStyle w:val="Compact"/>
+                    <w:jc w:val="left"/>
+                    <w:jc w:val="center"/>
+                  </w:pPr>
+                  <w:r>
+                    <w:t xml:space="preserve">CLPM</w:t>
+                  </w:r>
+                </w:p>
+              </w:tc>
+              <w:tc>
+                <w:tcPr/>
+                <w:p>
+                  <w:pPr>
+                    <w:pStyle w:val="Compact"/>
+                    <w:jc w:val="left"/>
+                    <w:jc w:val="center"/>
+                  </w:pPr>
+                  <w:r>
+                    <w:t xml:space="preserve">Video games → video games</w:t>
+                  </w:r>
+                </w:p>
+              </w:tc>
+              <w:tc>
+                <w:tcPr/>
+                <w:p>
+                  <w:pPr>
+                    <w:pStyle w:val="Compact"/>
+                    <w:jc w:val="left"/>
+                    <w:jc w:val="center"/>
+                  </w:pPr>
+                  <w:r>
+                    <w:t xml:space="preserve">12/13 → 14/15</w:t>
+                  </w:r>
+                </w:p>
+              </w:tc>
+              <w:tc>
+                <w:tcPr/>
+                <w:p>
+                  <w:pPr>
+                    <w:pStyle w:val="Compact"/>
+                    <w:jc w:val="left"/>
+                    <w:jc w:val="center"/>
+                  </w:pPr>
+                  <w:r>
+                    <w:t xml:space="preserve">Lower warmth</w:t>
+                  </w:r>
+                </w:p>
+              </w:tc>
+              <w:tc>
+                <w:tcPr/>
+                <w:p>
+                  <w:pPr>
+                    <w:pStyle w:val="Compact"/>
+                    <w:jc w:val="left"/>
+                    <w:jc w:val="center"/>
+                  </w:pPr>
+                  <w:r>
+                    <w:t xml:space="preserve">0.459 (0.051)</w:t>
+                  </w:r>
+                </w:p>
+              </w:tc>
+              <w:tc>
+                <w:tcPr/>
+                <w:p>
+                  <w:pPr>
+                    <w:pStyle w:val="Compact"/>
+                    <w:jc w:val="left"/>
+                    <w:jc w:val="center"/>
+                  </w:pPr>
+                  <w:r>
+                    <w:t xml:space="preserve">[0.359, 0.559]</w:t>
+                  </w:r>
+                </w:p>
+              </w:tc>
+              <w:tc>
+                <w:tcPr/>
+                <w:p>
+                  <w:pPr>
+                    <w:pStyle w:val="Compact"/>
+                    <w:jc w:val="left"/>
+                    <w:jc w:val="center"/>
+                  </w:pPr>
+                  <w:r>
+                    <w:t xml:space="preserve">&lt; .001</w:t>
+                  </w:r>
+                </w:p>
+              </w:tc>
+              <w:tc>
+                <w:tcPr/>
+                <w:p>
+                  <w:pPr>
+                    <w:pStyle w:val="Compact"/>
+                    <w:jc w:val="left"/>
+                    <w:jc w:val="center"/>
+                  </w:pPr>
+                  <w:r>
+                    <w:t xml:space="preserve">.341</w:t>
+                  </w:r>
+                </w:p>
+              </w:tc>
+              <w:tc>
+                <w:tcPr/>
+                <w:p>
+                  <w:pPr>
+                    <w:pStyle w:val="Compact"/>
+                    <w:jc w:val="left"/>
+                    <w:jc w:val="center"/>
+                  </w:pPr>
+                  <w:r>
+                    <w:t xml:space="preserve">[.267, .415]</w:t>
+                  </w:r>
+                </w:p>
+              </w:tc>
+            </w:tr>
+            <w:tr>
+              <w:tc>
+                <w:tcPr/>
+                <w:p>
+                  <w:pPr>
+                    <w:pStyle w:val="Compact"/>
+                    <w:jc w:val="left"/>
+                    <w:jc w:val="center"/>
+                  </w:pPr>
+                  <w:r>
+                    <w:t xml:space="preserve">CLPM</w:t>
+                  </w:r>
+                </w:p>
+              </w:tc>
+              <w:tc>
+                <w:tcPr/>
+                <w:p>
+                  <w:pPr>
+                    <w:pStyle w:val="Compact"/>
+                    <w:jc w:val="left"/>
+                    <w:jc w:val="center"/>
+                  </w:pPr>
+                  <w:r>
+                    <w:t xml:space="preserve">Video games → video games</w:t>
+                  </w:r>
+                </w:p>
+              </w:tc>
+              <w:tc>
+                <w:tcPr/>
+                <w:p>
+                  <w:pPr>
+                    <w:pStyle w:val="Compact"/>
+                    <w:jc w:val="left"/>
+                    <w:jc w:val="center"/>
+                  </w:pPr>
+                  <w:r>
+                    <w:t xml:space="preserve">12/13 → 14/15</w:t>
+                  </w:r>
+                </w:p>
+              </w:tc>
+              <w:tc>
+                <w:tcPr/>
+                <w:p>
+                  <w:pPr>
+                    <w:pStyle w:val="Compact"/>
+                    <w:jc w:val="left"/>
+                    <w:jc w:val="center"/>
+                  </w:pPr>
+                  <w:r>
+                    <w:t xml:space="preserve">Higher warmth</w:t>
+                  </w:r>
+                </w:p>
+              </w:tc>
+              <w:tc>
+                <w:tcPr/>
+                <w:p>
+                  <w:pPr>
+                    <w:pStyle w:val="Compact"/>
+                    <w:jc w:val="left"/>
+                    <w:jc w:val="center"/>
+                  </w:pPr>
+                  <w:r>
+                    <w:t xml:space="preserve">0.455 (0.051)</w:t>
+                  </w:r>
+                </w:p>
+              </w:tc>
+              <w:tc>
+                <w:tcPr/>
+                <w:p>
+                  <w:pPr>
+                    <w:pStyle w:val="Compact"/>
+                    <w:jc w:val="left"/>
+                    <w:jc w:val="center"/>
+                  </w:pPr>
+                  <w:r>
+                    <w:t xml:space="preserve">[0.355, 0.556]</w:t>
+                  </w:r>
+                </w:p>
+              </w:tc>
+              <w:tc>
+                <w:tcPr/>
+                <w:p>
+                  <w:pPr>
+                    <w:pStyle w:val="Compact"/>
+                    <w:jc w:val="left"/>
+                    <w:jc w:val="center"/>
+                  </w:pPr>
+                  <w:r>
+                    <w:t xml:space="preserve">&lt; .001</w:t>
+                  </w:r>
+                </w:p>
+              </w:tc>
+              <w:tc>
+                <w:tcPr/>
+                <w:p>
+                  <w:pPr>
+                    <w:pStyle w:val="Compact"/>
+                    <w:jc w:val="left"/>
+                    <w:jc w:val="center"/>
+                  </w:pPr>
+                  <w:r>
+                    <w:t xml:space="preserve">.363</w:t>
+                  </w:r>
+                </w:p>
+              </w:tc>
+              <w:tc>
+                <w:tcPr/>
+                <w:p>
+                  <w:pPr>
+                    <w:pStyle w:val="Compact"/>
+                    <w:jc w:val="left"/>
+                    <w:jc w:val="center"/>
+                  </w:pPr>
+                  <w:r>
+                    <w:t xml:space="preserve">[.289, .437]</w:t>
+                  </w:r>
+                </w:p>
+              </w:tc>
+            </w:tr>
+            <w:tr>
+              <w:tc>
+                <w:tcPr/>
+                <w:p>
+                  <w:pPr>
+                    <w:pStyle w:val="Compact"/>
+                    <w:jc w:val="left"/>
+                    <w:jc w:val="center"/>
+                  </w:pPr>
+                  <w:r>
+                    <w:t xml:space="preserve">CLPM</w:t>
+                  </w:r>
+                </w:p>
+              </w:tc>
+              <w:tc>
+                <w:tcPr/>
+                <w:p>
+                  <w:pPr>
+                    <w:pStyle w:val="Compact"/>
+                    <w:jc w:val="left"/>
+                    <w:jc w:val="center"/>
+                  </w:pPr>
+                  <w:r>
+                    <w:t xml:space="preserve">SDQ → SDQ</w:t>
+                  </w:r>
+                </w:p>
+              </w:tc>
+              <w:tc>
+                <w:tcPr/>
+                <w:p>
+                  <w:pPr>
+                    <w:pStyle w:val="Compact"/>
+                    <w:jc w:val="left"/>
+                    <w:jc w:val="center"/>
+                  </w:pPr>
+                  <w:r>
+                    <w:t xml:space="preserve">10/11 → 12/13</w:t>
+                  </w:r>
+                </w:p>
+              </w:tc>
+              <w:tc>
+                <w:tcPr/>
+                <w:p>
+                  <w:pPr>
+                    <w:pStyle w:val="Compact"/>
+                    <w:jc w:val="left"/>
+                    <w:jc w:val="center"/>
+                  </w:pPr>
+                  <w:r>
+                    <w:t xml:space="preserve">Lower warmth</w:t>
+                  </w:r>
+                </w:p>
+              </w:tc>
+              <w:tc>
+                <w:tcPr/>
+                <w:p>
+                  <w:pPr>
+                    <w:pStyle w:val="Compact"/>
+                    <w:jc w:val="left"/>
+                    <w:jc w:val="center"/>
+                  </w:pPr>
+                  <w:r>
+                    <w:t xml:space="preserve">0.524 (0.026)</w:t>
+                  </w:r>
+                </w:p>
+              </w:tc>
+              <w:tc>
+                <w:tcPr/>
+                <w:p>
+                  <w:pPr>
+                    <w:pStyle w:val="Compact"/>
+                    <w:jc w:val="left"/>
+                    <w:jc w:val="center"/>
+                  </w:pPr>
+                  <w:r>
+                    <w:t xml:space="preserve">[0.472, 0.575]</w:t>
+                  </w:r>
+                </w:p>
+              </w:tc>
+              <w:tc>
+                <w:tcPr/>
+                <w:p>
+                  <w:pPr>
+                    <w:pStyle w:val="Compact"/>
+                    <w:jc w:val="left"/>
+                    <w:jc w:val="center"/>
+                  </w:pPr>
+                  <w:r>
+                    <w:t xml:space="preserve">&lt; .001</w:t>
+                  </w:r>
+                </w:p>
+              </w:tc>
+              <w:tc>
+                <w:tcPr/>
+                <w:p>
+                  <w:pPr>
+                    <w:pStyle w:val="Compact"/>
+                    <w:jc w:val="left"/>
+                    <w:jc w:val="center"/>
+                  </w:pPr>
+                  <w:r>
+                    <w:t xml:space="preserve">.547</w:t>
+                  </w:r>
+                </w:p>
+              </w:tc>
+              <w:tc>
+                <w:tcPr/>
+                <w:p>
+                  <w:pPr>
+                    <w:pStyle w:val="Compact"/>
+                    <w:jc w:val="left"/>
+                    <w:jc w:val="center"/>
+                  </w:pPr>
+                  <w:r>
+                    <w:t xml:space="preserve">[.500, .594]</w:t>
+                  </w:r>
+                </w:p>
+              </w:tc>
+            </w:tr>
+            <w:tr>
+              <w:tc>
+                <w:tcPr/>
+                <w:p>
+                  <w:pPr>
+                    <w:pStyle w:val="Compact"/>
+                    <w:jc w:val="left"/>
+                    <w:jc w:val="center"/>
+                  </w:pPr>
+                  <w:r>
+                    <w:t xml:space="preserve">CLPM</w:t>
+                  </w:r>
+                </w:p>
+              </w:tc>
+              <w:tc>
+                <w:tcPr/>
+                <w:p>
+                  <w:pPr>
+                    <w:pStyle w:val="Compact"/>
+                    <w:jc w:val="left"/>
+                    <w:jc w:val="center"/>
+                  </w:pPr>
+                  <w:r>
+                    <w:t xml:space="preserve">SDQ → SDQ</w:t>
+                  </w:r>
+                </w:p>
+              </w:tc>
+              <w:tc>
+                <w:tcPr/>
+                <w:p>
+                  <w:pPr>
+                    <w:pStyle w:val="Compact"/>
+                    <w:jc w:val="left"/>
+                    <w:jc w:val="center"/>
+                  </w:pPr>
+                  <w:r>
+                    <w:t xml:space="preserve">10/11 → 12/13</w:t>
+                  </w:r>
+                </w:p>
+              </w:tc>
+              <w:tc>
+                <w:tcPr/>
+                <w:p>
+                  <w:pPr>
+                    <w:pStyle w:val="Compact"/>
+                    <w:jc w:val="left"/>
+                    <w:jc w:val="center"/>
+                  </w:pPr>
+                  <w:r>
+                    <w:t xml:space="preserve">Higher warmth</w:t>
+                  </w:r>
+                </w:p>
+              </w:tc>
+              <w:tc>
+                <w:tcPr/>
+                <w:p>
+                  <w:pPr>
+                    <w:pStyle w:val="Compact"/>
+                    <w:jc w:val="left"/>
+                    <w:jc w:val="center"/>
+                  </w:pPr>
+                  <w:r>
+                    <w:t xml:space="preserve">0.561 (0.025)</w:t>
+                  </w:r>
+                </w:p>
+              </w:tc>
+              <w:tc>
+                <w:tcPr/>
+                <w:p>
+                  <w:pPr>
+                    <w:pStyle w:val="Compact"/>
+                    <w:jc w:val="left"/>
+                    <w:jc w:val="center"/>
+                  </w:pPr>
+                  <w:r>
+                    <w:t xml:space="preserve">[0.512, 0.611]</w:t>
+                  </w:r>
+                </w:p>
+              </w:tc>
+              <w:tc>
+                <w:tcPr/>
+                <w:p>
+                  <w:pPr>
+                    <w:pStyle w:val="Compact"/>
+                    <w:jc w:val="left"/>
+                    <w:jc w:val="center"/>
+                  </w:pPr>
+                  <w:r>
+                    <w:t xml:space="preserve">&lt; .001</w:t>
+                  </w:r>
+                </w:p>
+              </w:tc>
+              <w:tc>
+                <w:tcPr/>
+                <w:p>
+                  <w:pPr>
+                    <w:pStyle w:val="Compact"/>
+                    <w:jc w:val="left"/>
+                    <w:jc w:val="center"/>
+                  </w:pPr>
+                  <w:r>
+                    <w:t xml:space="preserve">.582</w:t>
+                  </w:r>
+                </w:p>
+              </w:tc>
+              <w:tc>
+                <w:tcPr/>
+                <w:p>
+                  <w:pPr>
+                    <w:pStyle w:val="Compact"/>
+                    <w:jc w:val="left"/>
+                    <w:jc w:val="center"/>
+                  </w:pPr>
+                  <w:r>
+                    <w:t xml:space="preserve">[.539, .625]</w:t>
+                  </w:r>
+                </w:p>
+              </w:tc>
+            </w:tr>
+            <w:tr>
+              <w:tc>
+                <w:tcPr/>
+                <w:p>
+                  <w:pPr>
+                    <w:pStyle w:val="Compact"/>
+                    <w:jc w:val="left"/>
+                    <w:jc w:val="center"/>
+                  </w:pPr>
+                  <w:r>
+                    <w:t xml:space="preserve">CLPM</w:t>
+                  </w:r>
+                </w:p>
+              </w:tc>
+              <w:tc>
+                <w:tcPr/>
+                <w:p>
+                  <w:pPr>
+                    <w:pStyle w:val="Compact"/>
+                    <w:jc w:val="left"/>
+                    <w:jc w:val="center"/>
+                  </w:pPr>
+                  <w:r>
+                    <w:t xml:space="preserve">SDQ → SDQ</w:t>
+                  </w:r>
+                </w:p>
+              </w:tc>
+              <w:tc>
+                <w:tcPr/>
+                <w:p>
+                  <w:pPr>
+                    <w:pStyle w:val="Compact"/>
+                    <w:jc w:val="left"/>
+                    <w:jc w:val="center"/>
+                  </w:pPr>
+                  <w:r>
+                    <w:t xml:space="preserve">12/13 → 14/15</w:t>
+                  </w:r>
+                </w:p>
+              </w:tc>
+              <w:tc>
+                <w:tcPr/>
+                <w:p>
+                  <w:pPr>
+                    <w:pStyle w:val="Compact"/>
+                    <w:jc w:val="left"/>
+                    <w:jc w:val="center"/>
+                  </w:pPr>
+                  <w:r>
+                    <w:t xml:space="preserve">Lower warmth</w:t>
+                  </w:r>
+                </w:p>
+              </w:tc>
+              <w:tc>
+                <w:tcPr/>
+                <w:p>
+                  <w:pPr>
+                    <w:pStyle w:val="Compact"/>
+                    <w:jc w:val="left"/>
+                    <w:jc w:val="center"/>
+                  </w:pPr>
+                  <w:r>
+                    <w:t xml:space="preserve">0.653 (0.026)</w:t>
+                  </w:r>
+                </w:p>
+              </w:tc>
+              <w:tc>
+                <w:tcPr/>
+                <w:p>
+                  <w:pPr>
+                    <w:pStyle w:val="Compact"/>
+                    <w:jc w:val="left"/>
+                    <w:jc w:val="center"/>
+                  </w:pPr>
+                  <w:r>
+                    <w:t xml:space="preserve">[0.602, 0.705]</w:t>
+                  </w:r>
+                </w:p>
+              </w:tc>
+              <w:tc>
+                <w:tcPr/>
+                <w:p>
+                  <w:pPr>
+                    <w:pStyle w:val="Compact"/>
+                    <w:jc w:val="left"/>
+                    <w:jc w:val="center"/>
+                  </w:pPr>
+                  <w:r>
+                    <w:t xml:space="preserve">&lt; .001</w:t>
+                  </w:r>
+                </w:p>
+              </w:tc>
+              <w:tc>
+                <w:tcPr/>
+                <w:p>
+                  <w:pPr>
+                    <w:pStyle w:val="Compact"/>
+                    <w:jc w:val="left"/>
+                    <w:jc w:val="center"/>
+                  </w:pPr>
+                  <w:r>
+                    <w:t xml:space="preserve">.634</w:t>
+                  </w:r>
+                </w:p>
+              </w:tc>
+              <w:tc>
+                <w:tcPr/>
+                <w:p>
+                  <w:pPr>
+                    <w:pStyle w:val="Compact"/>
+                    <w:jc w:val="left"/>
+                    <w:jc w:val="center"/>
+                  </w:pPr>
+                  <w:r>
+                    <w:t xml:space="preserve">[.591, .677]</w:t>
+                  </w:r>
+                </w:p>
+              </w:tc>
+            </w:tr>
+            <w:tr>
+              <w:tc>
+                <w:tcPr/>
+                <w:p>
+                  <w:pPr>
+                    <w:pStyle w:val="Compact"/>
+                    <w:jc w:val="left"/>
+                    <w:jc w:val="center"/>
+                  </w:pPr>
+                  <w:r>
+                    <w:t xml:space="preserve">CLPM</w:t>
+                  </w:r>
+                </w:p>
+              </w:tc>
+              <w:tc>
+                <w:tcPr/>
+                <w:p>
+                  <w:pPr>
+                    <w:pStyle w:val="Compact"/>
+                    <w:jc w:val="left"/>
+                    <w:jc w:val="center"/>
+                  </w:pPr>
+                  <w:r>
+                    <w:t xml:space="preserve">SDQ → SDQ</w:t>
+                  </w:r>
+                </w:p>
+              </w:tc>
+              <w:tc>
+                <w:tcPr/>
+                <w:p>
+                  <w:pPr>
+                    <w:pStyle w:val="Compact"/>
+                    <w:jc w:val="left"/>
+                    <w:jc w:val="center"/>
+                  </w:pPr>
+                  <w:r>
+                    <w:t xml:space="preserve">12/13 → 14/15</w:t>
+                  </w:r>
+                </w:p>
+              </w:tc>
+              <w:tc>
+                <w:tcPr/>
+                <w:p>
+                  <w:pPr>
+                    <w:pStyle w:val="Compact"/>
+                    <w:jc w:val="left"/>
+                    <w:jc w:val="center"/>
+                  </w:pPr>
+                  <w:r>
+                    <w:t xml:space="preserve">Higher warmth</w:t>
+                  </w:r>
+                </w:p>
+              </w:tc>
+              <w:tc>
+                <w:tcPr/>
+                <w:p>
+                  <w:pPr>
+                    <w:pStyle w:val="Compact"/>
+                    <w:jc w:val="left"/>
+                    <w:jc w:val="center"/>
+                  </w:pPr>
+                  <w:r>
+                    <w:t xml:space="preserve">0.605 (0.028)</w:t>
+                  </w:r>
+                </w:p>
+              </w:tc>
+              <w:tc>
+                <w:tcPr/>
+                <w:p>
+                  <w:pPr>
+                    <w:pStyle w:val="Compact"/>
+                    <w:jc w:val="left"/>
+                    <w:jc w:val="center"/>
+                  </w:pPr>
+                  <w:r>
+                    <w:t xml:space="preserve">[0.549, 0.660]</w:t>
+                  </w:r>
+                </w:p>
+              </w:tc>
+              <w:tc>
+                <w:tcPr/>
+                <w:p>
+                  <w:pPr>
+                    <w:pStyle w:val="Compact"/>
+                    <w:jc w:val="left"/>
+                    <w:jc w:val="center"/>
+                  </w:pPr>
+                  <w:r>
+                    <w:t xml:space="preserve">&lt; .001</w:t>
+                  </w:r>
+                </w:p>
+              </w:tc>
+              <w:tc>
+                <w:tcPr/>
+                <w:p>
+                  <w:pPr>
+                    <w:pStyle w:val="Compact"/>
+                    <w:jc w:val="left"/>
+                    <w:jc w:val="center"/>
+                  </w:pPr>
+                  <w:r>
+                    <w:t xml:space="preserve">.568</w:t>
+                  </w:r>
+                </w:p>
+              </w:tc>
+              <w:tc>
+                <w:tcPr/>
+                <w:p>
+                  <w:pPr>
+                    <w:pStyle w:val="Compact"/>
+                    <w:jc w:val="left"/>
+                    <w:jc w:val="center"/>
+                  </w:pPr>
+                  <w:r>
+                    <w:t xml:space="preserve">[.522, .614]</w:t>
+                  </w:r>
+                </w:p>
+              </w:tc>
+            </w:tr>
+            <w:tr>
+              <w:tc>
+                <w:tcPr/>
+                <w:p>
+                  <w:pPr>
+                    <w:pStyle w:val="Compact"/>
+                    <w:jc w:val="left"/>
+                    <w:jc w:val="center"/>
+                  </w:pPr>
+                  <w:r>
+                    <w:t xml:space="preserve">CLPM</w:t>
+                  </w:r>
+                </w:p>
+              </w:tc>
+              <w:tc>
+                <w:tcPr/>
+                <w:p>
+                  <w:pPr>
+                    <w:pStyle w:val="Compact"/>
+                    <w:jc w:val="left"/>
+                    <w:jc w:val="center"/>
+                  </w:pPr>
+                  <w:r>
+                    <w:t xml:space="preserve">Video games → SDQ (H1a)</w:t>
+                  </w:r>
+                </w:p>
+              </w:tc>
+              <w:tc>
+                <w:tcPr/>
+                <w:p>
+                  <w:pPr>
+                    <w:pStyle w:val="Compact"/>
+                    <w:jc w:val="left"/>
+                    <w:jc w:val="center"/>
+                  </w:pPr>
+                  <w:r>
+                    <w:t xml:space="preserve">Both lags (constrained)</w:t>
+                  </w:r>
+                </w:p>
+              </w:tc>
+              <w:tc>
+                <w:tcPr/>
+                <w:p>
+                  <w:pPr>
+                    <w:pStyle w:val="Compact"/>
+                    <w:jc w:val="left"/>
+                    <w:jc w:val="center"/>
+                  </w:pPr>
+                  <w:r>
+                    <w:t xml:space="preserve">Lower warmth</w:t>
+                  </w:r>
+                </w:p>
+              </w:tc>
+              <w:tc>
+                <w:tcPr/>
+                <w:p>
+                  <w:pPr>
+                    <w:pStyle w:val="Compact"/>
+                    <w:jc w:val="left"/>
+                    <w:jc w:val="center"/>
+                  </w:pPr>
+                  <w:r>
+                    <w:t xml:space="preserve">0.055 (0.016)</w:t>
+                  </w:r>
+                </w:p>
+              </w:tc>
+              <w:tc>
+                <w:tcPr/>
+                <w:p>
+                  <w:pPr>
+                    <w:pStyle w:val="Compact"/>
+                    <w:jc w:val="left"/>
+                    <w:jc w:val="center"/>
+                  </w:pPr>
+                  <w:r>
+                    <w:t xml:space="preserve">[0.023, 0.087]</w:t>
+                  </w:r>
+                </w:p>
+              </w:tc>
+              <w:tc>
+                <w:tcPr/>
+                <w:p>
+                  <w:pPr>
+                    <w:pStyle w:val="Compact"/>
+                    <w:jc w:val="left"/>
+                    <w:jc w:val="center"/>
+                  </w:pPr>
+                  <w:r>
+                    <w:t xml:space="preserve">&lt; .001</w:t>
+                  </w:r>
+                </w:p>
+              </w:tc>
+              <w:tc>
+                <w:tcPr/>
+                <w:p>
+                  <w:pPr>
+                    <w:pStyle w:val="Compact"/>
+                    <w:jc w:val="left"/>
+                    <w:jc w:val="center"/>
+                  </w:pPr>
+                  <w:r>
+                    <w:t xml:space="preserve">.067</w:t>
+                  </w:r>
+                </w:p>
+              </w:tc>
+              <w:tc>
+                <w:tcPr/>
+                <w:p>
+                  <w:pPr>
+                    <w:pStyle w:val="Compact"/>
+                    <w:jc w:val="left"/>
+                    <w:jc w:val="center"/>
+                  </w:pPr>
+                  <w:r>
+                    <w:t xml:space="preserve">[.028, .107]</w:t>
+                  </w:r>
+                </w:p>
+              </w:tc>
+            </w:tr>
+            <w:tr>
+              <w:tc>
+                <w:tcPr/>
+                <w:p>
+                  <w:pPr>
+                    <w:pStyle w:val="Compact"/>
+                    <w:jc w:val="left"/>
+                    <w:jc w:val="center"/>
+                  </w:pPr>
+                  <w:r>
+                    <w:t xml:space="preserve">CLPM</w:t>
+                  </w:r>
+                </w:p>
+              </w:tc>
+              <w:tc>
+                <w:tcPr/>
+                <w:p>
+                  <w:pPr>
+                    <w:pStyle w:val="Compact"/>
+                    <w:jc w:val="left"/>
+                    <w:jc w:val="center"/>
+                  </w:pPr>
+                  <w:r>
+                    <w:t xml:space="preserve">Video games → SDQ (H1a)</w:t>
+                  </w:r>
+                </w:p>
+              </w:tc>
+              <w:tc>
+                <w:tcPr/>
+                <w:p>
+                  <w:pPr>
+                    <w:pStyle w:val="Compact"/>
+                    <w:jc w:val="left"/>
+                    <w:jc w:val="center"/>
+                  </w:pPr>
+                  <w:r>
+                    <w:t xml:space="preserve">Both lags (constrained)</w:t>
+                  </w:r>
+                </w:p>
+              </w:tc>
+              <w:tc>
+                <w:tcPr/>
+                <w:p>
+                  <w:pPr>
+                    <w:pStyle w:val="Compact"/>
+                    <w:jc w:val="left"/>
+                    <w:jc w:val="center"/>
+                  </w:pPr>
+                  <w:r>
+                    <w:t xml:space="preserve">Higher warmth</w:t>
+                  </w:r>
+                </w:p>
+              </w:tc>
+              <w:tc>
+                <w:tcPr/>
+                <w:p>
+                  <w:pPr>
+                    <w:pStyle w:val="Compact"/>
+                    <w:jc w:val="left"/>
+                    <w:jc w:val="center"/>
+                  </w:pPr>
+                  <w:r>
+                    <w:t xml:space="preserve">0.037 (0.014)</w:t>
+                  </w:r>
+                </w:p>
+              </w:tc>
+              <w:tc>
+                <w:tcPr/>
+                <w:p>
+                  <w:pPr>
+                    <w:pStyle w:val="Compact"/>
+                    <w:jc w:val="left"/>
+                    <w:jc w:val="center"/>
+                  </w:pPr>
+                  <w:r>
+                    <w:t xml:space="preserve">[0.011, 0.064]</w:t>
+                  </w:r>
+                </w:p>
+              </w:tc>
+              <w:tc>
+                <w:tcPr/>
+                <w:p>
+                  <w:pPr>
+                    <w:pStyle w:val="Compact"/>
+                    <w:jc w:val="left"/>
+                    <w:jc w:val="center"/>
+                  </w:pPr>
+                  <w:r>
+                    <w:t xml:space="preserve">.006</w:t>
+                  </w:r>
+                </w:p>
+              </w:tc>
+              <w:tc>
+                <w:tcPr/>
+                <w:p>
+                  <w:pPr>
+                    <w:pStyle w:val="Compact"/>
+                    <w:jc w:val="left"/>
+                    <w:jc w:val="center"/>
+                  </w:pPr>
+                  <w:r>
+                    <w:t xml:space="preserve">.046</w:t>
+                  </w:r>
+                </w:p>
+              </w:tc>
+              <w:tc>
+                <w:tcPr/>
+                <w:p>
+                  <w:pPr>
+                    <w:pStyle w:val="Compact"/>
+                    <w:jc w:val="left"/>
+                    <w:jc w:val="center"/>
+                  </w:pPr>
+                  <w:r>
+                    <w:t xml:space="preserve">[.013, .079]</w:t>
+                  </w:r>
+                </w:p>
+              </w:tc>
+            </w:tr>
+            <w:tr>
+              <w:tc>
+                <w:tcPr/>
+                <w:p>
+                  <w:pPr>
+                    <w:pStyle w:val="Compact"/>
+                    <w:jc w:val="left"/>
+                    <w:jc w:val="center"/>
+                  </w:pPr>
+                  <w:r>
+                    <w:t xml:space="preserve">CLPM</w:t>
+                  </w:r>
+                </w:p>
+              </w:tc>
+              <w:tc>
+                <w:tcPr/>
+                <w:p>
+                  <w:pPr>
+                    <w:pStyle w:val="Compact"/>
+                    <w:jc w:val="left"/>
+                    <w:jc w:val="center"/>
+                  </w:pPr>
+                  <w:r>
+                    <w:t xml:space="preserve">SDQ → video games (H1b)</w:t>
+                  </w:r>
+                </w:p>
+              </w:tc>
+              <w:tc>
+                <w:tcPr/>
+                <w:p>
+                  <w:pPr>
+                    <w:pStyle w:val="Compact"/>
+                    <w:jc w:val="left"/>
+                    <w:jc w:val="center"/>
+                  </w:pPr>
+                  <w:r>
+                    <w:t xml:space="preserve">Both lags (constrained)</w:t>
+                  </w:r>
+                </w:p>
+              </w:tc>
+              <w:tc>
+                <w:tcPr/>
+                <w:p>
+                  <w:pPr>
+                    <w:pStyle w:val="Compact"/>
+                    <w:jc w:val="left"/>
+                    <w:jc w:val="center"/>
+                  </w:pPr>
+                  <w:r>
+                    <w:t xml:space="preserve">Lower warmth</w:t>
+                  </w:r>
+                </w:p>
+              </w:tc>
+              <w:tc>
+                <w:tcPr/>
+                <w:p>
+                  <w:pPr>
+                    <w:pStyle w:val="Compact"/>
+                    <w:jc w:val="left"/>
+                    <w:jc w:val="center"/>
+                  </w:pPr>
+                  <w:r>
+                    <w:t xml:space="preserve">0.146 (0.036)</w:t>
+                  </w:r>
+                </w:p>
+              </w:tc>
+              <w:tc>
+                <w:tcPr/>
+                <w:p>
+                  <w:pPr>
+                    <w:pStyle w:val="Compact"/>
+                    <w:jc w:val="left"/>
+                    <w:jc w:val="center"/>
+                  </w:pPr>
+                  <w:r>
+                    <w:t xml:space="preserve">[0.075, 0.217]</w:t>
+                  </w:r>
+                </w:p>
+              </w:tc>
+              <w:tc>
+                <w:tcPr/>
+                <w:p>
+                  <w:pPr>
+                    <w:pStyle w:val="Compact"/>
+                    <w:jc w:val="left"/>
+                    <w:jc w:val="center"/>
+                  </w:pPr>
+                  <w:r>
+                    <w:t xml:space="preserve">&lt; .001</w:t>
+                  </w:r>
+                </w:p>
+              </w:tc>
+              <w:tc>
+                <w:tcPr/>
+                <w:p>
+                  <w:pPr>
+                    <w:pStyle w:val="Compact"/>
+                    <w:jc w:val="left"/>
+                    <w:jc w:val="center"/>
+                  </w:pPr>
+                  <w:r>
+                    <w:t xml:space="preserve">.103</w:t>
+                  </w:r>
+                </w:p>
+              </w:tc>
+              <w:tc>
+                <w:tcPr/>
+                <w:p>
+                  <w:pPr>
+                    <w:pStyle w:val="Compact"/>
+                    <w:jc w:val="left"/>
+                    <w:jc w:val="center"/>
+                  </w:pPr>
+                  <w:r>
+                    <w:t xml:space="preserve">[.054, .151]</w:t>
+                  </w:r>
+                </w:p>
+              </w:tc>
+            </w:tr>
+            <w:tr>
+              <w:tc>
+                <w:tcPr/>
+                <w:p>
+                  <w:pPr>
+                    <w:pStyle w:val="Compact"/>
+                    <w:jc w:val="left"/>
+                    <w:jc w:val="center"/>
+                  </w:pPr>
+                  <w:r>
+                    <w:t xml:space="preserve">CLPM</w:t>
+                  </w:r>
+                </w:p>
+              </w:tc>
+              <w:tc>
+                <w:tcPr/>
+                <w:p>
+                  <w:pPr>
+                    <w:pStyle w:val="Compact"/>
+                    <w:jc w:val="left"/>
+                    <w:jc w:val="center"/>
+                  </w:pPr>
+                  <w:r>
+                    <w:t xml:space="preserve">SDQ → video games (H1b)</w:t>
+                  </w:r>
+                </w:p>
+              </w:tc>
+              <w:tc>
+                <w:tcPr/>
+                <w:p>
+                  <w:pPr>
+                    <w:pStyle w:val="Compact"/>
+                    <w:jc w:val="left"/>
+                    <w:jc w:val="center"/>
+                  </w:pPr>
+                  <w:r>
+                    <w:t xml:space="preserve">Both lags (constrained)</w:t>
+                  </w:r>
+                </w:p>
+              </w:tc>
+              <w:tc>
+                <w:tcPr/>
+                <w:p>
+                  <w:pPr>
+                    <w:pStyle w:val="Compact"/>
+                    <w:jc w:val="left"/>
+                    <w:jc w:val="center"/>
+                  </w:pPr>
+                  <w:r>
+                    <w:t xml:space="preserve">Higher warmth</w:t>
+                  </w:r>
+                </w:p>
+              </w:tc>
+              <w:tc>
+                <w:tcPr/>
+                <w:p>
+                  <w:pPr>
+                    <w:pStyle w:val="Compact"/>
+                    <w:jc w:val="left"/>
+                    <w:jc w:val="center"/>
+                  </w:pPr>
+                  <w:r>
+                    <w:t xml:space="preserve">0.104 (0.033)</w:t>
+                  </w:r>
+                </w:p>
+              </w:tc>
+              <w:tc>
+                <w:tcPr/>
+                <w:p>
+                  <w:pPr>
+                    <w:pStyle w:val="Compact"/>
+                    <w:jc w:val="left"/>
+                    <w:jc w:val="center"/>
+                  </w:pPr>
+                  <w:r>
+                    <w:t xml:space="preserve">[0.038, 0.169]</w:t>
+                  </w:r>
+                </w:p>
+              </w:tc>
+              <w:tc>
+                <w:tcPr/>
+                <w:p>
+                  <w:pPr>
+                    <w:pStyle w:val="Compact"/>
+                    <w:jc w:val="left"/>
+                    <w:jc w:val="center"/>
+                  </w:pPr>
+                  <w:r>
+                    <w:t xml:space="preserve">.002</w:t>
+                  </w:r>
+                </w:p>
+              </w:tc>
+              <w:tc>
+                <w:tcPr/>
+                <w:p>
+                  <w:pPr>
+                    <w:pStyle w:val="Compact"/>
+                    <w:jc w:val="left"/>
+                    <w:jc w:val="center"/>
+                  </w:pPr>
+                  <w:r>
+                    <w:t xml:space="preserve">.069</w:t>
+                  </w:r>
+                </w:p>
+              </w:tc>
+              <w:tc>
+                <w:tcPr/>
+                <w:p>
+                  <w:pPr>
+                    <w:pStyle w:val="Compact"/>
+                    <w:jc w:val="left"/>
+                    <w:jc w:val="center"/>
+                  </w:pPr>
+                  <w:r>
+                    <w:t xml:space="preserve">[.026, .113]</w:t>
+                  </w:r>
+                </w:p>
+              </w:tc>
+            </w:tr>
+          </w:tbl>
+          <w:bookmarkEnd w:id="84"/>
+          <w:p/>
+        </w:tc>
+      </w:tr>
+    </w:tbl>
+    <w:p>
+      <w:pPr>
+        <w:pStyle w:val="BodyText"/>
+      </w:pPr>
+      <w:r>
+        <w:t xml:space="preserve"> </w:t>
+      </w:r>
+    </w:p>
+    <w:tbl>
+      <w:tblPr>
+        <w:tblStyle w:val="Table"/>
+        <w:tblLook w:firstRow="0" w:lastRow="0" w:firstColumn="0" w:lastColumn="0" w:noHBand="0" w:noVBand="0" w:val="0000"/>
+        <w:tblBorders>
+          <w:top w:val="single" w:sz="4" w:space="0" w:color="0758E5"/>
+          <w:left w:val="single" w:sz="24" w:space="0" w:color="0758E5"/>
+          <w:bottom w:val="single" w:sz="4" w:space="0" w:color="0758E5"/>
+          <w:right w:val="single" w:sz="4" w:space="0" w:color="0758E5"/>
+        </w:tblBorders>
+        <w:tblCellMar>
+          <w:left w:w="144" w:type="dxa"/>
+          <w:right w:w="144" w:type="dxa"/>
+        </w:tblCellMar>
+        <w:tblLook w:firstRow="0" w:lastRow="0" w:firstColumn="0" w:lastColumn="0" w:noHBand="0" w:noVBand="0" w:val="0000"/>
+      </w:tblPr>
+      <w:tr>
+        <w:trPr>
+          <w:cantSplit/>
+        </w:trPr>
+        <w:tc>
+          <w:tcPr>
+            <w:shd w:color="auto" w:fill="dae6fb" w:val="clear"/>
+            <w:tcMar>
+              <w:top w:w="92" w:type="dxa"/>
+              <w:bottom w:w="92" w:type="dxa"/>
+            </w:tcMar>
+          </w:tcPr>
+          <w:p>
+            <w:pPr>
+              <w:pStyle w:val="BodyText"/>
+            </w:pPr>
+            <w:pPr>
+              <w:spacing w:before="0" w:after="0"/>
+              <w:textAlignment w:val="center"/>
+            </w:pPr>
+            <w:r>
+              <w:drawing>
+                <wp:inline>
+                  <wp:extent cx="152400" cy="152400"/>
+                  <wp:effectExtent b="0" l="0" r="0" t="0"/>
+                  <wp:docPr descr="" title="" id="85" name="Picture"/>
+                  <a:graphic>
+                    <a:graphicData uri="http://schemas.openxmlformats.org/drawingml/2006/picture">
+                      <pic:pic>
+                        <pic:nvPicPr>
+                          <pic:cNvPr descr="/opt/quarto/share/formats/docx/note.png" id="86" name="Picture"/>
+                          <pic:cNvPicPr>
+                            <a:picLocks noChangeArrowheads="1" noChangeAspect="1"/>
+                          </pic:cNvPicPr>
+                        </pic:nvPicPr>
+                        <pic:blipFill>
+                          <a:blip r:embed="rId22"/>
+                          <a:stretch>
+                            <a:fillRect/>
+                          </a:stretch>
+                        </pic:blipFill>
+                        <pic:spPr bwMode="auto">
+                          <a:xfrm>
+                            <a:off x="0" y="0"/>
+                            <a:ext cx="152400" cy="152400"/>
+                          </a:xfrm>
+                          <a:prstGeom prst="rect">
+                            <a:avLst/>
+                          </a:prstGeom>
+                          <a:noFill/>
+                          <a:ln w="9525">
+                            <a:noFill/>
+                            <a:headEnd/>
+                            <a:tailEnd/>
+                          </a:ln>
+                        </pic:spPr>
+                      </pic:pic>
+                    </a:graphicData>
+                  </a:graphic>
+                </wp:inline>
+              </w:drawing>
+            </w:r>
+            <w:r>
+              <w:t xml:space="preserve"> </w:t>
+            </w:r>
+            <w:r>
+              <w:t xml:space="preserve"> </w:t>
+            </w:r>
+            <w:r>
+              <w:t xml:space="preserve">Interpretation</w:t>
+            </w:r>
+          </w:p>
+        </w:tc>
+      </w:tr>
+      <w:tr>
+        <w:trPr>
+          <w:cantSplit/>
+        </w:trPr>
+        <w:tc>
+          <w:tcPr>
+            <w:tcMar>
+              <w:top w:w="108" w:type="dxa"/>
+              <w:bottom w:w="108" w:type="dxa"/>
+            </w:tcMar>
+          </w:tcPr>
+          <w:p>
+            <w:pPr>
+              <w:pStyle w:val="Compact"/>
+              <w:numPr>
+                <w:ilvl w:val="0"/>
+                <w:numId w:val="1017"/>
+              </w:numPr>
+            </w:pPr>
+            <w:r>
+              <w:t xml:space="preserve">The point estimates do lean the way H2 predicts: every cross-lag is smaller in the higher-warmth group (for example, SDQ → video games is β = .115 vs .058 in the RI-CLPM and β = .103 vs .069 in the CLPM).</w:t>
+            </w:r>
+          </w:p>
+          <w:p>
+            <w:pPr>
+              <w:pStyle w:val="Compact"/>
+              <w:numPr>
+                <w:ilvl w:val="0"/>
+                <w:numId w:val="1017"/>
+              </w:numPr>
+            </w:pPr>
+            <w:r>
+              <w:t xml:space="preserve">But the confidence intervals overlap heavily, and the differences are nowhere near significant.</w:t>
+            </w:r>
+            <w:r>
+              <w:t xml:space="preserve"> </w:t>
+            </w:r>
+            <w:r>
+              <w:t xml:space="preserve">A consistent direction across four comparisons is worth mentioning, but it is not evidence for H2 — with these interval widths the pattern is well within chance.</w:t>
+            </w:r>
+          </w:p>
+          <w:p>
+            <w:pPr>
+              <w:pStyle w:val="Compact"/>
+              <w:numPr>
+                <w:ilvl w:val="0"/>
+                <w:numId w:val="1017"/>
+              </w:numPr>
+            </w:pPr>
+            <w:r>
+              <w:t xml:space="preserve">Splitting the sample halves the power for each group, and the H1b effect that was significant in the full sample (β = .091, p = .006) is no longer significant within either warmth group on its own (p = .090 and p = .263).</w:t>
+            </w:r>
+            <w:r>
+              <w:t xml:space="preserve"> </w:t>
+            </w:r>
+            <w:r>
+              <w:t xml:space="preserve">That is a loss of precision from subgrouping, not a contradiction of the H1 result.</w:t>
+            </w:r>
+          </w:p>
+          <w:p>
+            <w:pPr>
+              <w:pStyle w:val="Compact"/>
+              <w:numPr>
+                <w:ilvl w:val="0"/>
+                <w:numId w:val="1017"/>
+              </w:numPr>
+            </w:pPr>
+            <w:r>
+              <w:t xml:space="preserve">The odd within-person video game autoregression flagged for H1 is more extreme here (β = −.50 in the lower-warmth group, with a very wide interval), which is what halving the sample does to an already unstable parameter.</w:t>
+            </w:r>
+          </w:p>
+          <w:p/>
+        </w:tc>
+      </w:tr>
+    </w:tbl>
+    <w:bookmarkEnd w:id="87"/>
+    <w:bookmarkStart w:id="91" w:name="sec-h2-continuous"/>
+    <w:p>
+      <w:pPr>
+        <w:pStyle w:val="Heading2"/>
+      </w:pPr>
+      <w:r>
+        <w:t xml:space="preserve">7.4 Sensitivity: warmth as a continuous moderator</w:t>
+      </w:r>
+    </w:p>
+    <w:p>
+      <w:pPr>
+        <w:pStyle w:val="FirstParagraph"/>
+      </w:pPr>
+      <w:r>
+        <w:t xml:space="preserve">The multi-group test categorises warmth and drops the middle third.</w:t>
+      </w:r>
+      <w:r>
+        <w:t xml:space="preserve"> </w:t>
+      </w:r>
+      <w:r>
+        <w:t xml:space="preserve">This model keeps warmth continuous, uses the whole sample, and tests moderation as an interaction term instead.</w:t>
+      </w:r>
+      <w:r>
+        <w:t xml:space="preserve"> </w:t>
+      </w:r>
+      <w:r>
+        <w:t xml:space="preserve">It is fitted as a CLPM only: the RI-CLPM equivalent would need a latent interaction, which is not practically estimable with three waves.</w:t>
+      </w:r>
+    </w:p>
+    <w:tbl>
+      <w:tblPr>
+        <w:tblStyle w:val="Table"/>
+        <w:tblW w:type="pct" w:w="5000"/>
+        <w:tblLayout w:type="fixed"/>
+        <w:tblLook w:firstRow="0" w:lastRow="0" w:firstColumn="0" w:lastColumn="0" w:noHBand="0" w:noVBand="0" w:val="0000"/>
+      </w:tblPr>
+      <w:tblGrid>
+        <w:gridCol w:w="7920"/>
+      </w:tblGrid>
+      <w:tr>
+        <w:tc>
+          <w:tcPr/>
+          <w:bookmarkStart w:id="88" w:name="tbl-interaction"/>
+          <w:p>
+            <w:pPr>
+              <w:jc w:val="center"/>
+            </w:pPr>
+            <w:pPr>
+              <w:jc w:val="left"/>
+              <w:spacing w:before="200"/>
+              <w:pStyle w:val="ImageCaption"/>
+            </w:pPr>
+            <w:r>
+              <w:t xml:space="preserve">Table 16: Continuous moderation model: cross-lagged paths and warmth × predictor interaction terms. A significant interaction would indicate moderation.</w:t>
+            </w:r>
+          </w:p>
+          <w:tbl>
+            <w:tblPr>
+              <w:tblStyle w:val="Table"/>
+              <w:tblW w:type="pct" w:w="5000"/>
+              <w:tblLayout w:type="fixed"/>
+              <w:tblLook w:firstRow="1" w:lastRow="0" w:firstColumn="0" w:lastColumn="0" w:noHBand="0" w:noVBand="0" w:val="0020"/>
+            </w:tblPr>
+            <w:tblGrid>
+              <w:gridCol w:w="2816"/>
+              <w:gridCol w:w="1320"/>
+              <w:gridCol w:w="1408"/>
+              <w:gridCol w:w="616"/>
+              <w:gridCol w:w="528"/>
+              <w:gridCol w:w="1232"/>
+            </w:tblGrid>
+            <w:tr>
+              <w:trPr>
+                <w:tblHeader w:val="on"/>
+              </w:trPr>
+              <w:tc>
+                <w:tcPr/>
+                <w:p>
+                  <w:pPr>
+                    <w:pStyle w:val="Compact"/>
+                    <w:jc w:val="left"/>
+                    <w:jc w:val="center"/>
+                  </w:pPr>
+                  <w:r>
+                    <w:t xml:space="preserve">Term</w:t>
+                  </w:r>
+                </w:p>
+              </w:tc>
+              <w:tc>
+                <w:tcPr/>
+                <w:p>
+                  <w:pPr>
+                    <w:pStyle w:val="Compact"/>
+                    <w:jc w:val="left"/>
+                    <w:jc w:val="center"/>
+                  </w:pPr>
+                  <w:r>
+                    <w:t xml:space="preserve">b (SE)</w:t>
+                  </w:r>
+                </w:p>
+              </w:tc>
+              <w:tc>
+                <w:tcPr/>
+                <w:p>
+                  <w:pPr>
+                    <w:pStyle w:val="Compact"/>
+                    <w:jc w:val="left"/>
+                    <w:jc w:val="center"/>
+                  </w:pPr>
+                  <w:r>
+                    <w:t xml:space="preserve">95% CI</w:t>
+                  </w:r>
+                </w:p>
+              </w:tc>
+              <w:tc>
+                <w:tcPr/>
+                <w:p>
+                  <w:pPr>
+                    <w:pStyle w:val="Compact"/>
+                    <w:jc w:val="left"/>
+                    <w:jc w:val="center"/>
+                  </w:pPr>
+                  <w:r>
+                    <w:t xml:space="preserve">p</w:t>
+                  </w:r>
+                </w:p>
+              </w:tc>
+              <w:tc>
+                <w:tcPr/>
+                <w:p>
+                  <w:pPr>
+                    <w:pStyle w:val="Compact"/>
+                    <w:jc w:val="left"/>
+                    <w:jc w:val="center"/>
+                  </w:pPr>
+                  <w:r>
+                    <w:t xml:space="preserve">β</w:t>
+                  </w:r>
+                </w:p>
+              </w:tc>
+              <w:tc>
+                <w:tcPr/>
+                <w:p>
+                  <w:pPr>
+                    <w:pStyle w:val="Compact"/>
+                    <w:jc w:val="left"/>
+                    <w:jc w:val="center"/>
+                  </w:pPr>
+                  <w:r>
+                    <w:t xml:space="preserve">β 95% CI</w:t>
+                  </w:r>
+                </w:p>
+              </w:tc>
+            </w:tr>
+            <w:tr>
+              <w:tc>
+                <w:tcPr/>
+                <w:p>
+                  <w:pPr>
+                    <w:pStyle w:val="Compact"/>
+                    <w:jc w:val="left"/>
+                    <w:jc w:val="center"/>
+                  </w:pPr>
+                  <w:r>
+                    <w:t xml:space="preserve">Video games → SDQ (H1a)</w:t>
+                  </w:r>
+                </w:p>
+              </w:tc>
+              <w:tc>
+                <w:tcPr/>
+                <w:p>
+                  <w:pPr>
+                    <w:pStyle w:val="Compact"/>
+                    <w:jc w:val="left"/>
+                    <w:jc w:val="center"/>
+                  </w:pPr>
+                  <w:r>
+                    <w:t xml:space="preserve">0.042 (0.009)</w:t>
+                  </w:r>
+                </w:p>
+              </w:tc>
+              <w:tc>
+                <w:tcPr/>
+                <w:p>
+                  <w:pPr>
+                    <w:pStyle w:val="Compact"/>
+                    <w:jc w:val="left"/>
+                    <w:jc w:val="center"/>
+                  </w:pPr>
+                  <w:r>
+                    <w:t xml:space="preserve">[0.025, 0.059]</w:t>
+                  </w:r>
+                </w:p>
+              </w:tc>
+              <w:tc>
+                <w:tcPr/>
+                <w:p>
+                  <w:pPr>
+                    <w:pStyle w:val="Compact"/>
+                    <w:jc w:val="left"/>
+                    <w:jc w:val="center"/>
+                  </w:pPr>
+                  <w:r>
+                    <w:t xml:space="preserve">&lt; .001</w:t>
+                  </w:r>
+                </w:p>
+              </w:tc>
+              <w:tc>
+                <w:tcPr/>
+                <w:p>
+                  <w:pPr>
+                    <w:pStyle w:val="Compact"/>
+                    <w:jc w:val="left"/>
+                    <w:jc w:val="center"/>
+                  </w:pPr>
+                  <w:r>
+                    <w:t xml:space="preserve">.050</w:t>
+                  </w:r>
+                </w:p>
+              </w:tc>
+              <w:tc>
+                <w:tcPr/>
+                <w:p>
+                  <w:pPr>
+                    <w:pStyle w:val="Compact"/>
+                    <w:jc w:val="left"/>
+                    <w:jc w:val="center"/>
+                  </w:pPr>
+                  <w:r>
+                    <w:t xml:space="preserve">[.030, .071]</w:t>
+                  </w:r>
+                </w:p>
+              </w:tc>
+            </w:tr>
+            <w:tr>
+              <w:tc>
+                <w:tcPr/>
+                <w:p>
+                  <w:pPr>
+                    <w:pStyle w:val="Compact"/>
+                    <w:jc w:val="left"/>
+                    <w:jc w:val="center"/>
+                  </w:pPr>
+                  <w:r>
+                    <w:t xml:space="preserve">SDQ → video games (H1b)</w:t>
+                  </w:r>
+                </w:p>
+              </w:tc>
+              <w:tc>
+                <w:tcPr/>
+                <w:p>
+                  <w:pPr>
+                    <w:pStyle w:val="Compact"/>
+                    <w:jc w:val="left"/>
+                    <w:jc w:val="center"/>
+                  </w:pPr>
+                  <w:r>
+                    <w:t xml:space="preserve">0.118 (0.020)</w:t>
+                  </w:r>
+                </w:p>
+              </w:tc>
+              <w:tc>
+                <w:tcPr/>
+                <w:p>
+                  <w:pPr>
+                    <w:pStyle w:val="Compact"/>
+                    <w:jc w:val="left"/>
+                    <w:jc w:val="center"/>
+                  </w:pPr>
+                  <w:r>
+                    <w:t xml:space="preserve">[0.079, 0.157]</w:t>
+                  </w:r>
+                </w:p>
+              </w:tc>
+              <w:tc>
+                <w:tcPr/>
+                <w:p>
+                  <w:pPr>
+                    <w:pStyle w:val="Compact"/>
+                    <w:jc w:val="left"/>
+                    <w:jc w:val="center"/>
+                  </w:pPr>
+                  <w:r>
+                    <w:t xml:space="preserve">&lt; .001</w:t>
+                  </w:r>
+                </w:p>
+              </w:tc>
+              <w:tc>
+                <w:tcPr/>
+                <w:p>
+                  <w:pPr>
+                    <w:pStyle w:val="Compact"/>
+                    <w:jc w:val="left"/>
+                    <w:jc w:val="center"/>
+                  </w:pPr>
+                  <w:r>
+                    <w:t xml:space="preserve">.081</w:t>
+                  </w:r>
+                </w:p>
+              </w:tc>
+              <w:tc>
+                <w:tcPr/>
+                <w:p>
+                  <w:pPr>
+                    <w:pStyle w:val="Compact"/>
+                    <w:jc w:val="left"/>
+                    <w:jc w:val="center"/>
+                  </w:pPr>
+                  <w:r>
+                    <w:t xml:space="preserve">[.054, .107]</w:t>
+                  </w:r>
+                </w:p>
+              </w:tc>
+            </w:tr>
+            <w:tr>
+              <w:tc>
+                <w:tcPr/>
+                <w:p>
+                  <w:pPr>
+                    <w:pStyle w:val="Compact"/>
+                    <w:jc w:val="left"/>
+                    <w:jc w:val="center"/>
+                  </w:pPr>
+                  <w:r>
+                    <w:t xml:space="preserve">Warmth × video games → SDQ (H2)</w:t>
+                  </w:r>
+                </w:p>
+              </w:tc>
+              <w:tc>
+                <w:tcPr/>
+                <w:p>
+                  <w:pPr>
+                    <w:pStyle w:val="Compact"/>
+                    <w:jc w:val="left"/>
+                    <w:jc w:val="center"/>
+                  </w:pPr>
+                  <w:r>
+                    <w:t xml:space="preserve">-0.021 (0.014)</w:t>
+                  </w:r>
+                </w:p>
+              </w:tc>
+              <w:tc>
+                <w:tcPr/>
+                <w:p>
+                  <w:pPr>
+                    <w:pStyle w:val="Compact"/>
+                    <w:jc w:val="left"/>
+                    <w:jc w:val="center"/>
+                  </w:pPr>
+                  <w:r>
+                    <w:t xml:space="preserve">[-0.049, 0.007]</w:t>
+                  </w:r>
+                </w:p>
+              </w:tc>
+              <w:tc>
+                <w:tcPr/>
+                <w:p>
+                  <w:pPr>
+                    <w:pStyle w:val="Compact"/>
+                    <w:jc w:val="left"/>
+                    <w:jc w:val="center"/>
+                  </w:pPr>
+                  <w:r>
+                    <w:t xml:space="preserve">.135</w:t>
+                  </w:r>
+                </w:p>
+              </w:tc>
+              <w:tc>
+                <w:tcPr/>
+                <w:p>
+                  <w:pPr>
+                    <w:pStyle w:val="Compact"/>
+                    <w:jc w:val="left"/>
+                    <w:jc w:val="center"/>
+                  </w:pPr>
+                  <w:r>
+                    <w:t xml:space="preserve">-.023</w:t>
+                  </w:r>
+                </w:p>
+              </w:tc>
+              <w:tc>
+                <w:tcPr/>
+                <w:p>
+                  <w:pPr>
+                    <w:pStyle w:val="Compact"/>
+                    <w:jc w:val="left"/>
+                    <w:jc w:val="center"/>
+                  </w:pPr>
+                  <w:r>
+                    <w:t xml:space="preserve">[-.054, .007]</w:t>
+                  </w:r>
+                </w:p>
+              </w:tc>
+            </w:tr>
+            <w:tr>
+              <w:tc>
+                <w:tcPr/>
+                <w:p>
+                  <w:pPr>
+                    <w:pStyle w:val="Compact"/>
+                    <w:jc w:val="left"/>
+                    <w:jc w:val="center"/>
+                  </w:pPr>
+                  <w:r>
+                    <w:t xml:space="preserve">Warmth × SDQ → video games (H2)</w:t>
+                  </w:r>
+                </w:p>
+              </w:tc>
+              <w:tc>
+                <w:tcPr/>
+                <w:p>
+                  <w:pPr>
+                    <w:pStyle w:val="Compact"/>
+                    <w:jc w:val="left"/>
+                    <w:jc w:val="center"/>
+                  </w:pPr>
+                  <w:r>
+                    <w:t xml:space="preserve">-0.049 (0.035)</w:t>
+                  </w:r>
+                </w:p>
+              </w:tc>
+              <w:tc>
+                <w:tcPr/>
+                <w:p>
+                  <w:pPr>
+                    <w:pStyle w:val="Compact"/>
+                    <w:jc w:val="left"/>
+                    <w:jc w:val="center"/>
+                  </w:pPr>
+                  <w:r>
+                    <w:t xml:space="preserve">[-0.118, 0.020]</w:t>
+                  </w:r>
+                </w:p>
+              </w:tc>
+              <w:tc>
+                <w:tcPr/>
+                <w:p>
+                  <w:pPr>
+                    <w:pStyle w:val="Compact"/>
+                    <w:jc w:val="left"/>
+                    <w:jc w:val="center"/>
+                  </w:pPr>
+                  <w:r>
+                    <w:t xml:space="preserve">.163</w:t>
+                  </w:r>
+                </w:p>
+              </w:tc>
+              <w:tc>
+                <w:tcPr/>
+                <w:p>
+                  <w:pPr>
+                    <w:pStyle w:val="Compact"/>
+                    <w:jc w:val="left"/>
+                    <w:jc w:val="center"/>
+                  </w:pPr>
+                  <w:r>
+                    <w:t xml:space="preserve">-.040</w:t>
+                  </w:r>
+                </w:p>
+              </w:tc>
+              <w:tc>
+                <w:tcPr/>
+                <w:p>
+                  <w:pPr>
+                    <w:pStyle w:val="Compact"/>
+                    <w:jc w:val="left"/>
+                    <w:jc w:val="center"/>
+                  </w:pPr>
+                  <w:r>
+                    <w:t xml:space="preserve">[-.097, .016]</w:t>
+                  </w:r>
+                </w:p>
+              </w:tc>
+            </w:tr>
+          </w:tbl>
+          <w:bookmarkEnd w:id="88"/>
+          <w:p/>
+        </w:tc>
+      </w:tr>
+    </w:tbl>
+    <w:p>
+      <w:pPr>
+        <w:pStyle w:val="BodyText"/>
+      </w:pPr>
+      <w:r>
+        <w:t xml:space="preserve"> </w:t>
+      </w:r>
+    </w:p>
+    <w:tbl>
+      <w:tblPr>
+        <w:tblStyle w:val="Table"/>
+        <w:tblLook w:firstRow="0" w:lastRow="0" w:firstColumn="0" w:lastColumn="0" w:noHBand="0" w:noVBand="0" w:val="0000"/>
+        <w:tblBorders>
+          <w:top w:val="single" w:sz="4" w:space="0" w:color="0758E5"/>
+          <w:left w:val="single" w:sz="24" w:space="0" w:color="0758E5"/>
+          <w:bottom w:val="single" w:sz="4" w:space="0" w:color="0758E5"/>
+          <w:right w:val="single" w:sz="4" w:space="0" w:color="0758E5"/>
+        </w:tblBorders>
+        <w:tblCellMar>
+          <w:left w:w="144" w:type="dxa"/>
+          <w:right w:w="144" w:type="dxa"/>
+        </w:tblCellMar>
+        <w:tblLook w:firstRow="0" w:lastRow="0" w:firstColumn="0" w:lastColumn="0" w:noHBand="0" w:noVBand="0" w:val="0000"/>
+      </w:tblPr>
+      <w:tr>
+        <w:trPr>
+          <w:cantSplit/>
+        </w:trPr>
+        <w:tc>
+          <w:tcPr>
+            <w:shd w:color="auto" w:fill="dae6fb" w:val="clear"/>
+            <w:tcMar>
+              <w:top w:w="92" w:type="dxa"/>
+              <w:bottom w:w="92" w:type="dxa"/>
+            </w:tcMar>
+          </w:tcPr>
+          <w:p>
+            <w:pPr>
+              <w:pStyle w:val="BodyText"/>
+            </w:pPr>
+            <w:pPr>
+              <w:spacing w:before="0" w:after="0"/>
+              <w:textAlignment w:val="center"/>
+            </w:pPr>
+            <w:r>
+              <w:drawing>
+                <wp:inline>
+                  <wp:extent cx="152400" cy="152400"/>
+                  <wp:effectExtent b="0" l="0" r="0" t="0"/>
+                  <wp:docPr descr="" title="" id="89" name="Picture"/>
+                  <a:graphic>
+                    <a:graphicData uri="http://schemas.openxmlformats.org/drawingml/2006/picture">
+                      <pic:pic>
+                        <pic:nvPicPr>
+                          <pic:cNvPr descr="/opt/quarto/share/formats/docx/note.png" id="90" name="Picture"/>
+                          <pic:cNvPicPr>
+                            <a:picLocks noChangeArrowheads="1" noChangeAspect="1"/>
+                          </pic:cNvPicPr>
+                        </pic:nvPicPr>
+                        <pic:blipFill>
+                          <a:blip r:embed="rId22"/>
+                          <a:stretch>
+                            <a:fillRect/>
+                          </a:stretch>
+                        </pic:blipFill>
+                        <pic:spPr bwMode="auto">
+                          <a:xfrm>
+                            <a:off x="0" y="0"/>
+                            <a:ext cx="152400" cy="152400"/>
+                          </a:xfrm>
+                          <a:prstGeom prst="rect">
+                            <a:avLst/>
+                          </a:prstGeom>
+                          <a:noFill/>
+                          <a:ln w="9525">
+                            <a:noFill/>
+                            <a:headEnd/>
+                            <a:tailEnd/>
+                          </a:ln>
+                        </pic:spPr>
+                      </pic:pic>
+                    </a:graphicData>
+                  </a:graphic>
+                </wp:inline>
+              </w:drawing>
+            </w:r>
+            <w:r>
+              <w:t xml:space="preserve"> </w:t>
+            </w:r>
+            <w:r>
+              <w:t xml:space="preserve"> </w:t>
+            </w:r>
+            <w:r>
+              <w:t xml:space="preserve">Interpretation</w:t>
+            </w:r>
+          </w:p>
+        </w:tc>
+      </w:tr>
+      <w:tr>
+        <w:trPr>
+          <w:cantSplit/>
+        </w:trPr>
+        <w:tc>
+          <w:tcPr>
+            <w:tcMar>
+              <w:top w:w="108" w:type="dxa"/>
+              <w:bottom w:w="108" w:type="dxa"/>
+            </w:tcMar>
+          </w:tcPr>
+          <w:p>
+            <w:pPr>
+              <w:pStyle w:val="Compact"/>
+              <w:numPr>
+                <w:ilvl w:val="0"/>
+                <w:numId w:val="1018"/>
+              </w:numPr>
+            </w:pPr>
+            <w:r>
+              <w:t xml:space="preserve">Neither interaction term is significant (p = .135 and p = .163), so the continuous test agrees with the multi-group test: no evidence that warmth moderates either direction.</w:t>
+            </w:r>
+          </w:p>
+          <w:p>
+            <w:pPr>
+              <w:pStyle w:val="Compact"/>
+              <w:numPr>
+                <w:ilvl w:val="0"/>
+                <w:numId w:val="1018"/>
+              </w:numPr>
+            </w:pPr>
+            <w:r>
+              <w:t xml:space="preserve">Both interaction coefficients are negative, which is again the direction H2 predicts — higher warmth going with weaker associations — but neither reaches significance.</w:t>
+            </w:r>
+          </w:p>
+          <w:p>
+            <w:pPr>
+              <w:pStyle w:val="Compact"/>
+              <w:numPr>
+                <w:ilvl w:val="0"/>
+                <w:numId w:val="1018"/>
+              </w:numPr>
+            </w:pPr>
+            <w:r>
+              <w:t xml:space="preserve">Reaching the same conclusion with warmth categorised and continuous, on two different samples (the tertile extremes and everyone), is reassuring: the null is not an artefact of how warmth was handled.</w:t>
+            </w:r>
+          </w:p>
+          <w:p>
+            <w:pPr>
+              <w:pStyle w:val="Compact"/>
+              <w:numPr>
+                <w:ilvl w:val="0"/>
+                <w:numId w:val="1018"/>
+              </w:numPr>
+            </w:pPr>
+            <w:r>
+              <w:t xml:space="preserve">Two caveats on this model: product terms are missing whenever either component is missing, and the estimator treats them as if normally distributed when they are not.</w:t>
+            </w:r>
+            <w:r>
+              <w:t xml:space="preserve"> </w:t>
+            </w:r>
+            <w:r>
+              <w:t xml:space="preserve">Both are reasons to treat it as support for the primary test rather than as a test in its own right.</w:t>
+            </w:r>
+          </w:p>
+          <w:p/>
+        </w:tc>
+      </w:tr>
+    </w:tbl>
+    <w:bookmarkEnd w:id="91"/>
+    <w:bookmarkEnd w:id="92"/>
+    <w:bookmarkStart w:id="100" w:name="supplementary-material"/>
+    <w:p>
+      <w:pPr>
+        <w:pStyle w:val="Heading1"/>
+      </w:pPr>
+      <w:r>
+        <w:t xml:space="preserve">8. Supplementary material</w:t>
+      </w:r>
+    </w:p>
+    <w:bookmarkStart w:id="94" w:name="sec-supp-moderation-fit"/>
+    <w:p>
+      <w:pPr>
+        <w:pStyle w:val="Heading2"/>
+      </w:pPr>
+      <w:r>
+        <w:t xml:space="preserve">8.1 Model fit for the moderation models</w:t>
+      </w:r>
+    </w:p>
+    <w:tbl>
+      <w:tblPr>
+        <w:tblStyle w:val="Table"/>
+        <w:tblW w:type="pct" w:w="5000"/>
+        <w:tblLayout w:type="fixed"/>
+        <w:tblLook w:firstRow="0" w:lastRow="0" w:firstColumn="0" w:lastColumn="0" w:noHBand="0" w:noVBand="0" w:val="0000"/>
+      </w:tblPr>
+      <w:tblGrid>
+        <w:gridCol w:w="7920"/>
+      </w:tblGrid>
+      <w:tr>
+        <w:tc>
+          <w:tcPr/>
+          <w:bookmarkStart w:id="93" w:name="tbl-moderation-fit"/>
+          <w:p>
+            <w:pPr>
+              <w:jc w:val="center"/>
+            </w:pPr>
+            <w:pPr>
+              <w:jc w:val="left"/>
+              <w:spacing w:before="200"/>
+              <w:pStyle w:val="ImageCaption"/>
+            </w:pPr>
+            <w:r>
+              <w:t xml:space="preserve">Table 17: Fit of the multi-group moderation models. N is the combined sample across both warmth groups.</w:t>
+            </w:r>
+          </w:p>
+          <w:tbl>
+            <w:tblPr>
+              <w:tblStyle w:val="Table"/>
+              <w:tblW w:type="pct" w:w="5000"/>
+              <w:tblLayout w:type="fixed"/>
+              <w:tblLook w:firstRow="1" w:lastRow="0" w:firstColumn="0" w:lastColumn="0" w:noHBand="0" w:noVBand="0" w:val="0020"/>
+            </w:tblPr>
+            <w:tblGrid>
+              <w:gridCol w:w="1979"/>
+              <w:gridCol w:w="761"/>
+              <w:gridCol w:w="380"/>
+              <w:gridCol w:w="837"/>
+              <w:gridCol w:w="533"/>
+              <w:gridCol w:w="380"/>
+              <w:gridCol w:w="380"/>
+              <w:gridCol w:w="1370"/>
+              <w:gridCol w:w="380"/>
+              <w:gridCol w:w="456"/>
+              <w:gridCol w:w="456"/>
+            </w:tblGrid>
+            <w:tr>
+              <w:trPr>
+                <w:tblHeader w:val="on"/>
+              </w:trPr>
+              <w:tc>
+                <w:tcPr/>
+                <w:p>
+                  <w:pPr>
+                    <w:pStyle w:val="Compact"/>
+                    <w:jc w:val="left"/>
+                    <w:jc w:val="center"/>
+                  </w:pPr>
+                  <w:r>
+                    <w:t xml:space="preserve">Model</w:t>
+                  </w:r>
+                </w:p>
+              </w:tc>
+              <w:tc>
+                <w:tcPr/>
+                <w:p>
+                  <w:pPr>
+                    <w:pStyle w:val="Compact"/>
+                    <w:jc w:val="right"/>
+                    <w:jc w:val="center"/>
+                  </w:pPr>
+                  <w:r>
+                    <w:t xml:space="preserve">Variables</w:t>
+                  </w:r>
+                </w:p>
+              </w:tc>
+              <w:tc>
+                <w:tcPr/>
+                <w:p>
+                  <w:pPr>
+                    <w:pStyle w:val="Compact"/>
+                    <w:jc w:val="right"/>
+                    <w:jc w:val="center"/>
+                  </w:pPr>
+                  <w:r>
+                    <w:t xml:space="preserve">N</w:t>
+                  </w:r>
+                </w:p>
+              </w:tc>
+              <w:tc>
+                <w:tcPr/>
+                <w:p>
+                  <w:pPr>
+                    <w:pStyle w:val="Compact"/>
+                    <w:jc w:val="left"/>
+                    <w:jc w:val="center"/>
+                  </w:pPr>
+                  <w:r>
+                    <w:t xml:space="preserve">χ² (df)</w:t>
+                  </w:r>
+                </w:p>
+              </w:tc>
+              <w:tc>
+                <w:tcPr/>
+                <w:p>
+                  <w:pPr>
+                    <w:pStyle w:val="Compact"/>
+                    <w:jc w:val="left"/>
+                    <w:jc w:val="center"/>
+                  </w:pPr>
+                  <w:r>
+                    <w:t xml:space="preserve">p</w:t>
+                  </w:r>
+                </w:p>
+              </w:tc>
+              <w:tc>
+                <w:tcPr/>
+                <w:p>
+                  <w:pPr>
+                    <w:pStyle w:val="Compact"/>
+                    <w:jc w:val="left"/>
+                    <w:jc w:val="center"/>
+                  </w:pPr>
+                  <w:r>
+                    <w:t xml:space="preserve">CFI</w:t>
+                  </w:r>
+                </w:p>
+              </w:tc>
+              <w:tc>
+                <w:tcPr/>
+                <w:p>
+                  <w:pPr>
+                    <w:pStyle w:val="Compact"/>
+                    <w:jc w:val="left"/>
+                    <w:jc w:val="center"/>
+                  </w:pPr>
+                  <w:r>
+                    <w:t xml:space="preserve">TLI</w:t>
+                  </w:r>
+                </w:p>
+              </w:tc>
+              <w:tc>
+                <w:tcPr/>
+                <w:p>
+                  <w:pPr>
+                    <w:pStyle w:val="Compact"/>
+                    <w:jc w:val="left"/>
+                    <w:jc w:val="center"/>
+                  </w:pPr>
+                  <w:r>
+                    <w:t xml:space="preserve">RMSEA [90% CI]</w:t>
+                  </w:r>
+                </w:p>
+              </w:tc>
+              <w:tc>
+                <w:tcPr/>
+                <w:p>
+                  <w:pPr>
+                    <w:pStyle w:val="Compact"/>
+                    <w:jc w:val="left"/>
+                    <w:jc w:val="center"/>
+                  </w:pPr>
+                  <w:r>
+                    <w:t xml:space="preserve">SRMR</w:t>
+                  </w:r>
+                </w:p>
+              </w:tc>
+              <w:tc>
+                <w:tcPr/>
+                <w:p>
+                  <w:pPr>
+                    <w:pStyle w:val="Compact"/>
+                    <w:jc w:val="left"/>
+                    <w:jc w:val="center"/>
+                  </w:pPr>
+                  <w:r>
+                    <w:t xml:space="preserve">AIC</w:t>
+                  </w:r>
+                </w:p>
+              </w:tc>
+              <w:tc>
+                <w:tcPr/>
+                <w:p>
+                  <w:pPr>
+                    <w:pStyle w:val="Compact"/>
+                    <w:jc w:val="left"/>
+                    <w:jc w:val="center"/>
+                  </w:pPr>
+                  <w:r>
+                    <w:t xml:space="preserve">BIC</w:t>
+                  </w:r>
+                </w:p>
+              </w:tc>
+            </w:tr>
+            <w:tr>
+              <w:tc>
+                <w:tcPr/>
+                <w:p>
+                  <w:pPr>
+                    <w:pStyle w:val="Compact"/>
+                    <w:jc w:val="left"/>
+                    <w:jc w:val="center"/>
+                  </w:pPr>
+                  <w:r>
+                    <w:t xml:space="preserve">RI-CLPM, cross-lags free</w:t>
+                  </w:r>
+                </w:p>
+              </w:tc>
+              <w:tc>
+                <w:tcPr/>
+                <w:p>
+                  <w:pPr>
+                    <w:pStyle w:val="Compact"/>
+                    <w:jc w:val="right"/>
+                    <w:jc w:val="center"/>
+                  </w:pPr>
+                  <w:r>
+                    <w:t xml:space="preserve">6</w:t>
+                  </w:r>
+                </w:p>
+              </w:tc>
+              <w:tc>
+                <w:tcPr/>
+                <w:p>
+                  <w:pPr>
+                    <w:pStyle w:val="Compact"/>
+                    <w:jc w:val="right"/>
+                    <w:jc w:val="center"/>
+                  </w:pPr>
+                  <w:r>
+                    <w:t xml:space="preserve">1252</w:t>
+                  </w:r>
+                </w:p>
+              </w:tc>
+              <w:tc>
+                <w:tcPr/>
+                <w:p>
+                  <w:pPr>
+                    <w:pStyle w:val="Compact"/>
+                    <w:jc w:val="left"/>
+                    <w:jc w:val="center"/>
+                  </w:pPr>
+                  <w:r>
+                    <w:t xml:space="preserve">32.2 (6)</w:t>
+                  </w:r>
+                </w:p>
+              </w:tc>
+              <w:tc>
+                <w:tcPr/>
+                <w:p>
+                  <w:pPr>
+                    <w:pStyle w:val="Compact"/>
+                    <w:jc w:val="left"/>
+                    <w:jc w:val="center"/>
+                  </w:pPr>
+                  <w:r>
+                    <w:t xml:space="preserve">&lt; .001</w:t>
+                  </w:r>
+                </w:p>
+              </w:tc>
+              <w:tc>
+                <w:tcPr/>
+                <w:p>
+                  <w:pPr>
+                    <w:pStyle w:val="Compact"/>
+                    <w:jc w:val="left"/>
+                    <w:jc w:val="center"/>
+                  </w:pPr>
+                  <w:r>
+                    <w:t xml:space="preserve">.990</w:t>
+                  </w:r>
+                </w:p>
+              </w:tc>
+              <w:tc>
+                <w:tcPr/>
+                <w:p>
+                  <w:pPr>
+                    <w:pStyle w:val="Compact"/>
+                    <w:jc w:val="left"/>
+                    <w:jc w:val="center"/>
+                  </w:pPr>
+                  <w:r>
+                    <w:t xml:space="preserve">.951</w:t>
+                  </w:r>
+                </w:p>
+              </w:tc>
+              <w:tc>
+                <w:tcPr/>
+                <w:p>
+                  <w:pPr>
+                    <w:pStyle w:val="Compact"/>
+                    <w:jc w:val="left"/>
+                    <w:jc w:val="center"/>
+                  </w:pPr>
+                  <w:r>
+                    <w:t xml:space="preserve">.069 [.046, .094]</w:t>
+                  </w:r>
+                </w:p>
+              </w:tc>
+              <w:tc>
+                <w:tcPr/>
+                <w:p>
+                  <w:pPr>
+                    <w:pStyle w:val="Compact"/>
+                    <w:jc w:val="left"/>
+                    <w:jc w:val="center"/>
+                  </w:pPr>
+                  <w:r>
+                    <w:t xml:space="preserve">.024</w:t>
+                  </w:r>
+                </w:p>
+              </w:tc>
+              <w:tc>
+                <w:tcPr/>
+                <w:p>
+                  <w:pPr>
+                    <w:pStyle w:val="Compact"/>
+                    <w:jc w:val="left"/>
+                    <w:jc w:val="center"/>
+                  </w:pPr>
+                  <w:r>
+                    <w:t xml:space="preserve">82916</w:t>
+                  </w:r>
+                </w:p>
+              </w:tc>
+              <w:tc>
+                <w:tcPr/>
+                <w:p>
+                  <w:pPr>
+                    <w:pStyle w:val="Compact"/>
+                    <w:jc w:val="left"/>
+                    <w:jc w:val="center"/>
+                  </w:pPr>
+                  <w:r>
+                    <w:t xml:space="preserve">83194</w:t>
+                  </w:r>
+                </w:p>
+              </w:tc>
+            </w:tr>
+            <w:tr>
+              <w:tc>
+                <w:tcPr/>
+                <w:p>
+                  <w:pPr>
+                    <w:pStyle w:val="Compact"/>
+                    <w:jc w:val="left"/>
+                    <w:jc w:val="center"/>
+                  </w:pPr>
+                  <w:r>
+                    <w:t xml:space="preserve">RI-CLPM, cross-lags free</w:t>
+                  </w:r>
+                </w:p>
+              </w:tc>
+              <w:tc>
+                <w:tcPr/>
+                <w:p>
+                  <w:pPr>
+                    <w:pStyle w:val="Compact"/>
+                    <w:jc w:val="right"/>
+                    <w:jc w:val="center"/>
+                  </w:pPr>
+                  <w:r>
+                    <w:t xml:space="preserve">6</w:t>
+                  </w:r>
+                </w:p>
+              </w:tc>
+              <w:tc>
+                <w:tcPr/>
+                <w:p>
+                  <w:pPr>
+                    <w:pStyle w:val="Compact"/>
+                    <w:jc w:val="right"/>
+                    <w:jc w:val="center"/>
+                  </w:pPr>
+                  <w:r>
+                    <w:t xml:space="preserve">1214</w:t>
+                  </w:r>
+                </w:p>
+              </w:tc>
+              <w:tc>
+                <w:tcPr/>
+                <w:p>
+                  <w:pPr>
+                    <w:pStyle w:val="Compact"/>
+                    <w:jc w:val="left"/>
+                    <w:jc w:val="center"/>
+                  </w:pPr>
+                  <w:r>
+                    <w:t xml:space="preserve">32.2 (6)</w:t>
+                  </w:r>
+                </w:p>
+              </w:tc>
+              <w:tc>
+                <w:tcPr/>
+                <w:p>
+                  <w:pPr>
+                    <w:pStyle w:val="Compact"/>
+                    <w:jc w:val="left"/>
+                    <w:jc w:val="center"/>
+                  </w:pPr>
+                  <w:r>
+                    <w:t xml:space="preserve">&lt; .001</w:t>
+                  </w:r>
+                </w:p>
+              </w:tc>
+              <w:tc>
+                <w:tcPr/>
+                <w:p>
+                  <w:pPr>
+                    <w:pStyle w:val="Compact"/>
+                    <w:jc w:val="left"/>
+                    <w:jc w:val="center"/>
+                  </w:pPr>
+                  <w:r>
+                    <w:t xml:space="preserve">.990</w:t>
+                  </w:r>
+                </w:p>
+              </w:tc>
+              <w:tc>
+                <w:tcPr/>
+                <w:p>
+                  <w:pPr>
+                    <w:pStyle w:val="Compact"/>
+                    <w:jc w:val="left"/>
+                    <w:jc w:val="center"/>
+                  </w:pPr>
+                  <w:r>
+                    <w:t xml:space="preserve">.951</w:t>
+                  </w:r>
+                </w:p>
+              </w:tc>
+              <w:tc>
+                <w:tcPr/>
+                <w:p>
+                  <w:pPr>
+                    <w:pStyle w:val="Compact"/>
+                    <w:jc w:val="left"/>
+                    <w:jc w:val="center"/>
+                  </w:pPr>
+                  <w:r>
+                    <w:t xml:space="preserve">.069 [.046, .094]</w:t>
+                  </w:r>
+                </w:p>
+              </w:tc>
+              <w:tc>
+                <w:tcPr/>
+                <w:p>
+                  <w:pPr>
+                    <w:pStyle w:val="Compact"/>
+                    <w:jc w:val="left"/>
+                    <w:jc w:val="center"/>
+                  </w:pPr>
+                  <w:r>
+                    <w:t xml:space="preserve">.024</w:t>
+                  </w:r>
+                </w:p>
+              </w:tc>
+              <w:tc>
+                <w:tcPr/>
+                <w:p>
+                  <w:pPr>
+                    <w:pStyle w:val="Compact"/>
+                    <w:jc w:val="left"/>
+                    <w:jc w:val="center"/>
+                  </w:pPr>
+                  <w:r>
+                    <w:t xml:space="preserve">82916</w:t>
+                  </w:r>
+                </w:p>
+              </w:tc>
+              <w:tc>
+                <w:tcPr/>
+                <w:p>
+                  <w:pPr>
+                    <w:pStyle w:val="Compact"/>
+                    <w:jc w:val="left"/>
+                    <w:jc w:val="center"/>
+                  </w:pPr>
+                  <w:r>
+                    <w:t xml:space="preserve">83194</w:t>
+                  </w:r>
+                </w:p>
+              </w:tc>
+            </w:tr>
+            <w:tr>
+              <w:tc>
+                <w:tcPr/>
+                <w:p>
+                  <w:pPr>
+                    <w:pStyle w:val="Compact"/>
+                    <w:jc w:val="left"/>
+                    <w:jc w:val="center"/>
+                  </w:pPr>
+                  <w:r>
+                    <w:t xml:space="preserve">RI-CLPM, cross-lags equal</w:t>
+                  </w:r>
+                </w:p>
+              </w:tc>
+              <w:tc>
+                <w:tcPr/>
+                <w:p>
+                  <w:pPr>
+                    <w:pStyle w:val="Compact"/>
+                    <w:jc w:val="right"/>
+                    <w:jc w:val="center"/>
+                  </w:pPr>
+                  <w:r>
+                    <w:t xml:space="preserve">6</w:t>
+                  </w:r>
+                </w:p>
+              </w:tc>
+              <w:tc>
+                <w:tcPr/>
+                <w:p>
+                  <w:pPr>
+                    <w:pStyle w:val="Compact"/>
+                    <w:jc w:val="right"/>
+                    <w:jc w:val="center"/>
+                  </w:pPr>
+                  <w:r>
+                    <w:t xml:space="preserve">1252</w:t>
+                  </w:r>
+                </w:p>
+              </w:tc>
+              <w:tc>
+                <w:tcPr/>
+                <w:p>
+                  <w:pPr>
+                    <w:pStyle w:val="Compact"/>
+                    <w:jc w:val="left"/>
+                    <w:jc w:val="center"/>
+                  </w:pPr>
+                  <w:r>
+                    <w:t xml:space="preserve">31.0 (8)</w:t>
+                  </w:r>
+                </w:p>
+              </w:tc>
+              <w:tc>
+                <w:tcPr/>
+                <w:p>
+                  <w:pPr>
+                    <w:pStyle w:val="Compact"/>
+                    <w:jc w:val="left"/>
+                    <w:jc w:val="center"/>
+                  </w:pPr>
+                  <w:r>
+                    <w:t xml:space="preserve">&lt; .001</w:t>
+                  </w:r>
+                </w:p>
+              </w:tc>
+              <w:tc>
+                <w:tcPr/>
+                <w:p>
+                  <w:pPr>
+                    <w:pStyle w:val="Compact"/>
+                    <w:jc w:val="left"/>
+                    <w:jc w:val="center"/>
+                  </w:pPr>
+                  <w:r>
+                    <w:t xml:space="preserve">.991</w:t>
+                  </w:r>
+                </w:p>
+              </w:tc>
+              <w:tc>
+                <w:tcPr/>
+                <w:p>
+                  <w:pPr>
+                    <w:pStyle w:val="Compact"/>
+                    <w:jc w:val="left"/>
+                    <w:jc w:val="center"/>
+                  </w:pPr>
+                  <w:r>
+                    <w:t xml:space="preserve">.966</w:t>
+                  </w:r>
+                </w:p>
+              </w:tc>
+              <w:tc>
+                <w:tcPr/>
+                <w:p>
+                  <w:pPr>
+                    <w:pStyle w:val="Compact"/>
+                    <w:jc w:val="left"/>
+                    <w:jc w:val="center"/>
+                  </w:pPr>
+                  <w:r>
+                    <w:t xml:space="preserve">.058 [.037, .080]</w:t>
+                  </w:r>
+                </w:p>
+              </w:tc>
+              <w:tc>
+                <w:tcPr/>
+                <w:p>
+                  <w:pPr>
+                    <w:pStyle w:val="Compact"/>
+                    <w:jc w:val="left"/>
+                    <w:jc w:val="center"/>
+                  </w:pPr>
+                  <w:r>
+                    <w:t xml:space="preserve">.024</w:t>
+                  </w:r>
+                </w:p>
+              </w:tc>
+              <w:tc>
+                <w:tcPr/>
+                <w:p>
+                  <w:pPr>
+                    <w:pStyle w:val="Compact"/>
+                    <w:jc w:val="left"/>
+                    <w:jc w:val="center"/>
+                  </w:pPr>
+                  <w:r>
+                    <w:t xml:space="preserve">82912</w:t>
+                  </w:r>
+                </w:p>
+              </w:tc>
+              <w:tc>
+                <w:tcPr/>
+                <w:p>
+                  <w:pPr>
+                    <w:pStyle w:val="Compact"/>
+                    <w:jc w:val="left"/>
+                    <w:jc w:val="center"/>
+                  </w:pPr>
+                  <w:r>
+                    <w:t xml:space="preserve">83179</w:t>
+                  </w:r>
+                </w:p>
+              </w:tc>
+            </w:tr>
+            <w:tr>
+              <w:tc>
+                <w:tcPr/>
+                <w:p>
+                  <w:pPr>
+                    <w:pStyle w:val="Compact"/>
+                    <w:jc w:val="left"/>
+                    <w:jc w:val="center"/>
+                  </w:pPr>
+                  <w:r>
+                    <w:t xml:space="preserve">RI-CLPM, cross-lags equal</w:t>
+                  </w:r>
+                </w:p>
+              </w:tc>
+              <w:tc>
+                <w:tcPr/>
+                <w:p>
+                  <w:pPr>
+                    <w:pStyle w:val="Compact"/>
+                    <w:jc w:val="right"/>
+                    <w:jc w:val="center"/>
+                  </w:pPr>
+                  <w:r>
+                    <w:t xml:space="preserve">6</w:t>
+                  </w:r>
+                </w:p>
+              </w:tc>
+              <w:tc>
+                <w:tcPr/>
+                <w:p>
+                  <w:pPr>
+                    <w:pStyle w:val="Compact"/>
+                    <w:jc w:val="right"/>
+                    <w:jc w:val="center"/>
+                  </w:pPr>
+                  <w:r>
+                    <w:t xml:space="preserve">1214</w:t>
+                  </w:r>
+                </w:p>
+              </w:tc>
+              <w:tc>
+                <w:tcPr/>
+                <w:p>
+                  <w:pPr>
+                    <w:pStyle w:val="Compact"/>
+                    <w:jc w:val="left"/>
+                    <w:jc w:val="center"/>
+                  </w:pPr>
+                  <w:r>
+                    <w:t xml:space="preserve">31.0 (8)</w:t>
+                  </w:r>
+                </w:p>
+              </w:tc>
+              <w:tc>
+                <w:tcPr/>
+                <w:p>
+                  <w:pPr>
+                    <w:pStyle w:val="Compact"/>
+                    <w:jc w:val="left"/>
+                    <w:jc w:val="center"/>
+                  </w:pPr>
+                  <w:r>
+                    <w:t xml:space="preserve">&lt; .001</w:t>
+                  </w:r>
+                </w:p>
+              </w:tc>
+              <w:tc>
+                <w:tcPr/>
+                <w:p>
+                  <w:pPr>
+                    <w:pStyle w:val="Compact"/>
+                    <w:jc w:val="left"/>
+                    <w:jc w:val="center"/>
+                  </w:pPr>
+                  <w:r>
+                    <w:t xml:space="preserve">.991</w:t>
+                  </w:r>
+                </w:p>
+              </w:tc>
+              <w:tc>
+                <w:tcPr/>
+                <w:p>
+                  <w:pPr>
+                    <w:pStyle w:val="Compact"/>
+                    <w:jc w:val="left"/>
+                    <w:jc w:val="center"/>
+                  </w:pPr>
+                  <w:r>
+                    <w:t xml:space="preserve">.966</w:t>
+                  </w:r>
+                </w:p>
+              </w:tc>
+              <w:tc>
+                <w:tcPr/>
+                <w:p>
+                  <w:pPr>
+                    <w:pStyle w:val="Compact"/>
+                    <w:jc w:val="left"/>
+                    <w:jc w:val="center"/>
+                  </w:pPr>
+                  <w:r>
+                    <w:t xml:space="preserve">.058 [.037, .080]</w:t>
+                  </w:r>
+                </w:p>
+              </w:tc>
+              <w:tc>
+                <w:tcPr/>
+                <w:p>
+                  <w:pPr>
+                    <w:pStyle w:val="Compact"/>
+                    <w:jc w:val="left"/>
+                    <w:jc w:val="center"/>
+                  </w:pPr>
+                  <w:r>
+                    <w:t xml:space="preserve">.024</w:t>
+                  </w:r>
+                </w:p>
+              </w:tc>
+              <w:tc>
+                <w:tcPr/>
+                <w:p>
+                  <w:pPr>
+                    <w:pStyle w:val="Compact"/>
+                    <w:jc w:val="left"/>
+                    <w:jc w:val="center"/>
+                  </w:pPr>
+                  <w:r>
+                    <w:t xml:space="preserve">82912</w:t>
+                  </w:r>
+                </w:p>
+              </w:tc>
+              <w:tc>
+                <w:tcPr/>
+                <w:p>
+                  <w:pPr>
+                    <w:pStyle w:val="Compact"/>
+                    <w:jc w:val="left"/>
+                    <w:jc w:val="center"/>
+                  </w:pPr>
+                  <w:r>
+                    <w:t xml:space="preserve">83179</w:t>
+                  </w:r>
+                </w:p>
+              </w:tc>
+            </w:tr>
+            <w:tr>
+              <w:tc>
+                <w:tcPr/>
+                <w:p>
+                  <w:pPr>
+                    <w:pStyle w:val="Compact"/>
+                    <w:jc w:val="left"/>
+                    <w:jc w:val="center"/>
+                  </w:pPr>
+                  <w:r>
+                    <w:t xml:space="preserve">CLPM, cross-lags free</w:t>
+                  </w:r>
+                </w:p>
+              </w:tc>
+              <w:tc>
+                <w:tcPr/>
+                <w:p>
+                  <w:pPr>
+                    <w:pStyle w:val="Compact"/>
+                    <w:jc w:val="right"/>
+                    <w:jc w:val="center"/>
+                  </w:pPr>
+                  <w:r>
+                    <w:t xml:space="preserve">8</w:t>
+                  </w:r>
+                </w:p>
+              </w:tc>
+              <w:tc>
+                <w:tcPr/>
+                <w:p>
+                  <w:pPr>
+                    <w:pStyle w:val="Compact"/>
+                    <w:jc w:val="right"/>
+                    <w:jc w:val="center"/>
+                  </w:pPr>
+                  <w:r>
+                    <w:t xml:space="preserve">1252</w:t>
+                  </w:r>
+                </w:p>
+              </w:tc>
+              <w:tc>
+                <w:tcPr/>
+                <w:p>
+                  <w:pPr>
+                    <w:pStyle w:val="Compact"/>
+                    <w:jc w:val="left"/>
+                    <w:jc w:val="center"/>
+                  </w:pPr>
+                  <w:r>
+                    <w:t xml:space="preserve">118.9 (12)</w:t>
+                  </w:r>
+                </w:p>
+              </w:tc>
+              <w:tc>
+                <w:tcPr/>
+                <w:p>
+                  <w:pPr>
+                    <w:pStyle w:val="Compact"/>
+                    <w:jc w:val="left"/>
+                    <w:jc w:val="center"/>
+                  </w:pPr>
+                  <w:r>
+                    <w:t xml:space="preserve">&lt; .001</w:t>
+                  </w:r>
+                </w:p>
+              </w:tc>
+              <w:tc>
+                <w:tcPr/>
+                <w:p>
+                  <w:pPr>
+                    <w:pStyle w:val="Compact"/>
+                    <w:jc w:val="left"/>
+                    <w:jc w:val="center"/>
+                  </w:pPr>
+                  <w:r>
+                    <w:t xml:space="preserve">.964</w:t>
+                  </w:r>
+                </w:p>
+              </w:tc>
+              <w:tc>
+                <w:tcPr/>
+                <w:p>
+                  <w:pPr>
+                    <w:pStyle w:val="Compact"/>
+                    <w:jc w:val="left"/>
+                    <w:jc w:val="center"/>
+                  </w:pPr>
+                  <w:r>
+                    <w:t xml:space="preserve">.839</w:t>
+                  </w:r>
+                </w:p>
+              </w:tc>
+              <w:tc>
+                <w:tcPr/>
+                <w:p>
+                  <w:pPr>
+                    <w:pStyle w:val="Compact"/>
+                    <w:jc w:val="left"/>
+                    <w:jc w:val="center"/>
+                  </w:pPr>
+                  <w:r>
+                    <w:t xml:space="preserve">.105 [.089, .123]</w:t>
+                  </w:r>
+                </w:p>
+              </w:tc>
+              <w:tc>
+                <w:tcPr/>
+                <w:p>
+                  <w:pPr>
+                    <w:pStyle w:val="Compact"/>
+                    <w:jc w:val="left"/>
+                    <w:jc w:val="center"/>
+                  </w:pPr>
+                  <w:r>
+                    <w:t xml:space="preserve">.028</w:t>
+                  </w:r>
+                </w:p>
+              </w:tc>
+              <w:tc>
+                <w:tcPr/>
+                <w:p>
+                  <w:pPr>
+                    <w:pStyle w:val="Compact"/>
+                    <w:jc w:val="left"/>
+                    <w:jc w:val="center"/>
+                  </w:pPr>
+                  <w:r>
+                    <w:t xml:space="preserve">92663</w:t>
+                  </w:r>
+                </w:p>
+              </w:tc>
+              <w:tc>
+                <w:tcPr/>
+                <w:p>
+                  <w:pPr>
+                    <w:pStyle w:val="Compact"/>
+                    <w:jc w:val="left"/>
+                    <w:jc w:val="center"/>
+                  </w:pPr>
+                  <w:r>
+                    <w:t xml:space="preserve">93104</w:t>
+                  </w:r>
+                </w:p>
+              </w:tc>
+            </w:tr>
+            <w:tr>
+              <w:tc>
+                <w:tcPr/>
+                <w:p>
+                  <w:pPr>
+                    <w:pStyle w:val="Compact"/>
+                    <w:jc w:val="left"/>
+                    <w:jc w:val="center"/>
+                  </w:pPr>
+                  <w:r>
+                    <w:t xml:space="preserve">CLPM, cross-lags free</w:t>
+                  </w:r>
+                </w:p>
+              </w:tc>
+              <w:tc>
+                <w:tcPr/>
+                <w:p>
+                  <w:pPr>
+                    <w:pStyle w:val="Compact"/>
+                    <w:jc w:val="right"/>
+                    <w:jc w:val="center"/>
+                  </w:pPr>
+                  <w:r>
+                    <w:t xml:space="preserve">8</w:t>
+                  </w:r>
+                </w:p>
+              </w:tc>
+              <w:tc>
+                <w:tcPr/>
+                <w:p>
+                  <w:pPr>
+                    <w:pStyle w:val="Compact"/>
+                    <w:jc w:val="right"/>
+                    <w:jc w:val="center"/>
+                  </w:pPr>
+                  <w:r>
+                    <w:t xml:space="preserve">1214</w:t>
+                  </w:r>
+                </w:p>
+              </w:tc>
+              <w:tc>
+                <w:tcPr/>
+                <w:p>
+                  <w:pPr>
+                    <w:pStyle w:val="Compact"/>
+                    <w:jc w:val="left"/>
+                    <w:jc w:val="center"/>
+                  </w:pPr>
+                  <w:r>
+                    <w:t xml:space="preserve">118.9 (12)</w:t>
+                  </w:r>
+                </w:p>
+              </w:tc>
+              <w:tc>
+                <w:tcPr/>
+                <w:p>
+                  <w:pPr>
+                    <w:pStyle w:val="Compact"/>
+                    <w:jc w:val="left"/>
+                    <w:jc w:val="center"/>
+                  </w:pPr>
+                  <w:r>
+                    <w:t xml:space="preserve">&lt; .001</w:t>
+                  </w:r>
+                </w:p>
+              </w:tc>
+              <w:tc>
+                <w:tcPr/>
+                <w:p>
+                  <w:pPr>
+                    <w:pStyle w:val="Compact"/>
+                    <w:jc w:val="left"/>
+                    <w:jc w:val="center"/>
+                  </w:pPr>
+                  <w:r>
+                    <w:t xml:space="preserve">.964</w:t>
+                  </w:r>
+                </w:p>
+              </w:tc>
+              <w:tc>
+                <w:tcPr/>
+                <w:p>
+                  <w:pPr>
+                    <w:pStyle w:val="Compact"/>
+                    <w:jc w:val="left"/>
+                    <w:jc w:val="center"/>
+                  </w:pPr>
+                  <w:r>
+                    <w:t xml:space="preserve">.839</w:t>
+                  </w:r>
+                </w:p>
+              </w:tc>
+              <w:tc>
+                <w:tcPr/>
+                <w:p>
+                  <w:pPr>
+                    <w:pStyle w:val="Compact"/>
+                    <w:jc w:val="left"/>
+                    <w:jc w:val="center"/>
+                  </w:pPr>
+                  <w:r>
+                    <w:t xml:space="preserve">.105 [.089, .123]</w:t>
+                  </w:r>
+                </w:p>
+              </w:tc>
+              <w:tc>
+                <w:tcPr/>
+                <w:p>
+                  <w:pPr>
+                    <w:pStyle w:val="Compact"/>
+                    <w:jc w:val="left"/>
+                    <w:jc w:val="center"/>
+                  </w:pPr>
+                  <w:r>
+                    <w:t xml:space="preserve">.028</w:t>
+                  </w:r>
+                </w:p>
+              </w:tc>
+              <w:tc>
+                <w:tcPr/>
+                <w:p>
+                  <w:pPr>
+                    <w:pStyle w:val="Compact"/>
+                    <w:jc w:val="left"/>
+                    <w:jc w:val="center"/>
+                  </w:pPr>
+                  <w:r>
+                    <w:t xml:space="preserve">92663</w:t>
+                  </w:r>
+                </w:p>
+              </w:tc>
+              <w:tc>
+                <w:tcPr/>
+                <w:p>
+                  <w:pPr>
+                    <w:pStyle w:val="Compact"/>
+                    <w:jc w:val="left"/>
+                    <w:jc w:val="center"/>
+                  </w:pPr>
+                  <w:r>
+                    <w:t xml:space="preserve">93104</w:t>
+                  </w:r>
+                </w:p>
+              </w:tc>
+            </w:tr>
+            <w:tr>
+              <w:tc>
+                <w:tcPr/>
+                <w:p>
+                  <w:pPr>
+                    <w:pStyle w:val="Compact"/>
+                    <w:jc w:val="left"/>
+                    <w:jc w:val="center"/>
+                  </w:pPr>
+                  <w:r>
+                    <w:t xml:space="preserve">CLPM, cross-lags equal</w:t>
+                  </w:r>
+                </w:p>
+              </w:tc>
+              <w:tc>
+                <w:tcPr/>
+                <w:p>
+                  <w:pPr>
+                    <w:pStyle w:val="Compact"/>
+                    <w:jc w:val="right"/>
+                    <w:jc w:val="center"/>
+                  </w:pPr>
+                  <w:r>
+                    <w:t xml:space="preserve">8</w:t>
+                  </w:r>
+                </w:p>
+              </w:tc>
+              <w:tc>
+                <w:tcPr/>
+                <w:p>
+                  <w:pPr>
+                    <w:pStyle w:val="Compact"/>
+                    <w:jc w:val="right"/>
+                    <w:jc w:val="center"/>
+                  </w:pPr>
+                  <w:r>
+                    <w:t xml:space="preserve">1252</w:t>
+                  </w:r>
+                </w:p>
+              </w:tc>
+              <w:tc>
+                <w:tcPr/>
+                <w:p>
+                  <w:pPr>
+                    <w:pStyle w:val="Compact"/>
+                    <w:jc w:val="left"/>
+                    <w:jc w:val="center"/>
+                  </w:pPr>
+                  <w:r>
+                    <w:t xml:space="preserve">121.0 (14)</w:t>
+                  </w:r>
+                </w:p>
+              </w:tc>
+              <w:tc>
+                <w:tcPr/>
+                <w:p>
+                  <w:pPr>
+                    <w:pStyle w:val="Compact"/>
+                    <w:jc w:val="left"/>
+                    <w:jc w:val="center"/>
+                  </w:pPr>
+                  <w:r>
+                    <w:t xml:space="preserve">&lt; .001</w:t>
+                  </w:r>
+                </w:p>
+              </w:tc>
+              <w:tc>
+                <w:tcPr/>
+                <w:p>
+                  <w:pPr>
+                    <w:pStyle w:val="Compact"/>
+                    <w:jc w:val="left"/>
+                    <w:jc w:val="center"/>
+                  </w:pPr>
+                  <w:r>
+                    <w:t xml:space="preserve">.964</w:t>
+                  </w:r>
+                </w:p>
+              </w:tc>
+              <w:tc>
+                <w:tcPr/>
+                <w:p>
+                  <w:pPr>
+                    <w:pStyle w:val="Compact"/>
+                    <w:jc w:val="left"/>
+                    <w:jc w:val="center"/>
+                  </w:pPr>
+                  <w:r>
+                    <w:t xml:space="preserve">.863</w:t>
+                  </w:r>
+                </w:p>
+              </w:tc>
+              <w:tc>
+                <w:tcPr/>
+                <w:p>
+                  <w:pPr>
+                    <w:pStyle w:val="Compact"/>
+                    <w:jc w:val="left"/>
+                    <w:jc w:val="center"/>
+                  </w:pPr>
+                  <w:r>
+                    <w:t xml:space="preserve">.097 [.082, .114]</w:t>
+                  </w:r>
+                </w:p>
+              </w:tc>
+              <w:tc>
+                <w:tcPr/>
+                <w:p>
+                  <w:pPr>
+                    <w:pStyle w:val="Compact"/>
+                    <w:jc w:val="left"/>
+                    <w:jc w:val="center"/>
+                  </w:pPr>
+                  <w:r>
+                    <w:t xml:space="preserve">.028</w:t>
+                  </w:r>
+                </w:p>
+              </w:tc>
+              <w:tc>
+                <w:tcPr/>
+                <w:p>
+                  <w:pPr>
+                    <w:pStyle w:val="Compact"/>
+                    <w:jc w:val="left"/>
+                    <w:jc w:val="center"/>
+                  </w:pPr>
+                  <w:r>
+                    <w:t xml:space="preserve">92660</w:t>
+                  </w:r>
+                </w:p>
+              </w:tc>
+              <w:tc>
+                <w:tcPr/>
+                <w:p>
+                  <w:pPr>
+                    <w:pStyle w:val="Compact"/>
+                    <w:jc w:val="left"/>
+                    <w:jc w:val="center"/>
+                  </w:pPr>
+                  <w:r>
+                    <w:t xml:space="preserve">93090</w:t>
+                  </w:r>
+                </w:p>
+              </w:tc>
+            </w:tr>
+            <w:tr>
+              <w:tc>
+                <w:tcPr/>
+                <w:p>
+                  <w:pPr>
+                    <w:pStyle w:val="Compact"/>
+                    <w:jc w:val="left"/>
+                    <w:jc w:val="center"/>
+                  </w:pPr>
+                  <w:r>
+                    <w:t xml:space="preserve">CLPM, cross-lags equal</w:t>
+                  </w:r>
+                </w:p>
+              </w:tc>
+              <w:tc>
+                <w:tcPr/>
+                <w:p>
+                  <w:pPr>
+                    <w:pStyle w:val="Compact"/>
+                    <w:jc w:val="right"/>
+                    <w:jc w:val="center"/>
+                  </w:pPr>
+                  <w:r>
+                    <w:t xml:space="preserve">8</w:t>
+                  </w:r>
+                </w:p>
+              </w:tc>
+              <w:tc>
+                <w:tcPr/>
+                <w:p>
+                  <w:pPr>
+                    <w:pStyle w:val="Compact"/>
+                    <w:jc w:val="right"/>
+                    <w:jc w:val="center"/>
+                  </w:pPr>
+                  <w:r>
+                    <w:t xml:space="preserve">1214</w:t>
+                  </w:r>
+                </w:p>
+              </w:tc>
+              <w:tc>
+                <w:tcPr/>
+                <w:p>
+                  <w:pPr>
+                    <w:pStyle w:val="Compact"/>
+                    <w:jc w:val="left"/>
+                    <w:jc w:val="center"/>
+                  </w:pPr>
+                  <w:r>
+                    <w:t xml:space="preserve">121.0 (14)</w:t>
+                  </w:r>
+                </w:p>
+              </w:tc>
+              <w:tc>
+                <w:tcPr/>
+                <w:p>
+                  <w:pPr>
+                    <w:pStyle w:val="Compact"/>
+                    <w:jc w:val="left"/>
+                    <w:jc w:val="center"/>
+                  </w:pPr>
+                  <w:r>
+                    <w:t xml:space="preserve">&lt; .001</w:t>
+                  </w:r>
+                </w:p>
+              </w:tc>
+              <w:tc>
+                <w:tcPr/>
+                <w:p>
+                  <w:pPr>
+                    <w:pStyle w:val="Compact"/>
+                    <w:jc w:val="left"/>
+                    <w:jc w:val="center"/>
+                  </w:pPr>
+                  <w:r>
+                    <w:t xml:space="preserve">.964</w:t>
+                  </w:r>
+                </w:p>
+              </w:tc>
+              <w:tc>
+                <w:tcPr/>
+                <w:p>
+                  <w:pPr>
+                    <w:pStyle w:val="Compact"/>
+                    <w:jc w:val="left"/>
+                    <w:jc w:val="center"/>
+                  </w:pPr>
+                  <w:r>
+                    <w:t xml:space="preserve">.863</w:t>
+                  </w:r>
+                </w:p>
+              </w:tc>
+              <w:tc>
+                <w:tcPr/>
+                <w:p>
+                  <w:pPr>
+                    <w:pStyle w:val="Compact"/>
+                    <w:jc w:val="left"/>
+                    <w:jc w:val="center"/>
+                  </w:pPr>
+                  <w:r>
+                    <w:t xml:space="preserve">.097 [.082, .114]</w:t>
+                  </w:r>
+                </w:p>
+              </w:tc>
+              <w:tc>
+                <w:tcPr/>
+                <w:p>
+                  <w:pPr>
+                    <w:pStyle w:val="Compact"/>
+                    <w:jc w:val="left"/>
+                    <w:jc w:val="center"/>
+                  </w:pPr>
+                  <w:r>
+                    <w:t xml:space="preserve">.028</w:t>
+                  </w:r>
+                </w:p>
+              </w:tc>
+              <w:tc>
+                <w:tcPr/>
+                <w:p>
+                  <w:pPr>
+                    <w:pStyle w:val="Compact"/>
+                    <w:jc w:val="left"/>
+                    <w:jc w:val="center"/>
+                  </w:pPr>
+                  <w:r>
+                    <w:t xml:space="preserve">92660</w:t>
+                  </w:r>
+                </w:p>
+              </w:tc>
+              <w:tc>
+                <w:tcPr/>
+                <w:p>
+                  <w:pPr>
+                    <w:pStyle w:val="Compact"/>
+                    <w:jc w:val="left"/>
+                    <w:jc w:val="center"/>
+                  </w:pPr>
+                  <w:r>
+                    <w:t xml:space="preserve">93090</w:t>
+                  </w:r>
+                </w:p>
+              </w:tc>
+            </w:tr>
+          </w:tbl>
+          <w:bookmarkEnd w:id="93"/>
+          <w:p/>
+        </w:tc>
+      </w:tr>
+    </w:tbl>
+    <w:bookmarkEnd w:id="94"/>
+    <w:bookmarkStart w:id="97" w:name="sec-supp-stationarity-clpm"/>
+    <w:p>
+      <w:pPr>
+        <w:pStyle w:val="Heading2"/>
+      </w:pPr>
+      <w:r>
+        <w:t xml:space="preserve">8.2 Stationarity in the CLPM</w:t>
+      </w:r>
+    </w:p>
+    <w:p>
+      <w:pPr>
+        <w:pStyle w:val="FirstParagraph"/>
+      </w:pPr>
+      <w:r>
+        <w:t xml:space="preserve">The same constraint tests for the comparison CLPM, for completeness.</w:t>
+      </w:r>
+    </w:p>
+    <w:tbl>
+      <w:tblPr>
+        <w:tblStyle w:val="Table"/>
+        <w:tblW w:type="pct" w:w="5000"/>
+        <w:tblLayout w:type="fixed"/>
+        <w:tblLook w:firstRow="0" w:lastRow="0" w:firstColumn="0" w:lastColumn="0" w:noHBand="0" w:noVBand="0" w:val="0000"/>
+      </w:tblPr>
+      <w:tblGrid>
+        <w:gridCol w:w="7920"/>
+      </w:tblGrid>
+      <w:tr>
+        <w:tc>
+          <w:tcPr/>
+          <w:bookmarkStart w:id="95" w:name="tbl-stationarity-clpm"/>
+          <w:p>
+            <w:pPr>
+              <w:jc w:val="center"/>
+            </w:pPr>
+            <w:pPr>
+              <w:jc w:val="left"/>
+              <w:spacing w:before="200"/>
+              <w:pStyle w:val="ImageCaption"/>
+            </w:pPr>
+            <w:r>
+              <w:t xml:space="preserve">Table 18: Scaled chi-square difference tests of the constrained CLPMs against the freely estimated CLPM.</w:t>
             </w:r>
           </w:p>
           <w:tbl>
@@ -12168,7 +18433,7 @@
               </w:tc>
             </w:tr>
           </w:tbl>
-          <w:bookmarkEnd w:id="74"/>
+          <w:bookmarkEnd w:id="95"/>
           <w:p/>
         </w:tc>
       </w:tr>
@@ -12194,7 +18459,7 @@
       <w:tr>
         <w:tc>
           <w:tcPr/>
-          <w:bookmarkStart w:id="75" w:name="tbl-stationarity-clpm-paths"/>
+          <w:bookmarkStart w:id="96" w:name="tbl-stationarity-clpm-paths"/>
           <w:p>
             <w:pPr>
               <w:jc w:val="center"/>
@@ -12205,7 +18470,7 @@
               <w:pStyle w:val="ImageCaption"/>
             </w:pPr>
             <w:r>
-              <w:t xml:space="preserve">Table 14: Univariate score tests on the fully constrained CLPM.</w:t>
+              <w:t xml:space="preserve">Table 19: Univariate score tests on the fully constrained CLPM.</w:t>
             </w:r>
           </w:p>
           <w:tbl>
@@ -12494,7 +18759,7 @@
               </w:tc>
             </w:tr>
           </w:tbl>
-          <w:bookmarkEnd w:id="75"/>
+          <w:bookmarkEnd w:id="96"/>
           <w:p/>
         </w:tc>
       </w:tr>
@@ -12583,14 +18848,14 @@
         <w:t xml:space="preserve">is therefore driven by the between/within separation, not by the constraint choice.</w:t>
       </w:r>
     </w:p>
-    <w:bookmarkEnd w:id="76"/>
-    <w:bookmarkStart w:id="78" w:name="sec-supp-descriptives"/>
+    <w:bookmarkEnd w:id="97"/>
+    <w:bookmarkStart w:id="99" w:name="sec-supp-descriptives"/>
     <w:p>
       <w:pPr>
         <w:pStyle w:val="Heading2"/>
       </w:pPr>
       <w:r>
-        <w:t xml:space="preserve">7.2 Descriptive statistics by sex</w:t>
+        <w:t xml:space="preserve">8.3 Descriptive statistics by sex</w:t>
       </w:r>
     </w:p>
     <w:tbl>
@@ -12606,7 +18871,7 @@
       <w:tr>
         <w:tc>
           <w:tcPr/>
-          <w:bookmarkStart w:id="77" w:name="tbl-by-sex-age"/>
+          <w:bookmarkStart w:id="98" w:name="tbl-by-sex-age"/>
           <w:p>
             <w:pPr>
               <w:jc w:val="center"/>
@@ -12617,7 +18882,7 @@
               <w:pStyle w:val="ImageCaption"/>
             </w:pPr>
             <w:r>
-              <w:t xml:space="preserve">Table 15: Descriptive statistics by sex within age band.</w:t>
+              <w:t xml:space="preserve">Table 20: Descriptive statistics by sex within age band.</w:t>
             </w:r>
           </w:p>
           <w:tbl>
@@ -13751,13 +20016,13 @@
               </w:tc>
             </w:tr>
           </w:tbl>
-          <w:bookmarkEnd w:id="77"/>
+          <w:bookmarkEnd w:id="98"/>
           <w:p/>
         </w:tc>
       </w:tr>
     </w:tbl>
-    <w:bookmarkEnd w:id="78"/>
-    <w:bookmarkEnd w:id="79"/>
+    <w:bookmarkEnd w:id="99"/>
+    <w:bookmarkEnd w:id="100"/>
     <w:sectPr>
       <w:footnotePr>
         <w:numRestart w:val="eachSect"/>
@@ -14014,6 +20279,18 @@
     <w:abstractNumId w:val="991"/>
   </w:num>
   <w:num w:numId="1014">
+    <w:abstractNumId w:val="991"/>
+  </w:num>
+  <w:num w:numId="1015">
+    <w:abstractNumId w:val="991"/>
+  </w:num>
+  <w:num w:numId="1016">
+    <w:abstractNumId w:val="991"/>
+  </w:num>
+  <w:num w:numId="1017">
+    <w:abstractNumId w:val="991"/>
+  </w:num>
+  <w:num w:numId="1018">
     <w:abstractNumId w:val="991"/>
   </w:num>
 </w:numbering>

--- a/doc/report.docx
+++ b/doc/report.docx
@@ -31,7 +31,7 @@
         <w:pStyle w:val="Date"/>
       </w:pPr>
       <w:r>
-        <w:t xml:space="preserve">2026-08-27</w:t>
+        <w:t xml:space="preserve">2026-09-30</w:t>
       </w:r>
     </w:p>
     <w:sdt>
@@ -7274,6 +7274,38 @@
         <w:t xml:space="preserve">I ran everything for both types of models, so the choice of primary model can be changed without redoing the analysis.</w:t>
       </w:r>
     </w:p>
+    <w:p>
+      <w:pPr>
+        <w:pStyle w:val="Compact"/>
+        <w:numPr>
+          <w:ilvl w:val="0"/>
+          <w:numId w:val="1008"/>
+        </w:numPr>
+      </w:pPr>
+      <w:r>
+        <w:t xml:space="preserve">Estimates are reported as β (standardised), but every p-value and significance star comes from the test of the unstandardised coefficient (b).</w:t>
+      </w:r>
+      <w:r>
+        <w:t xml:space="preserve"> </w:t>
+      </w:r>
+      <w:r>
+        <w:t xml:space="preserve">The two tests are not identical, and for a borderline path they can land on opposite sides of .05 (see the video game autoregression in</w:t>
+      </w:r>
+      <w:r>
+        <w:t xml:space="preserve"> </w:t>
+      </w:r>
+      <w:hyperlink w:anchor="tbl-riclpm">
+        <w:r>
+          <w:rPr>
+            <w:rStyle w:val="Hyperlink"/>
+          </w:rPr>
+          <w:t xml:space="preserve">Table 11</w:t>
+        </w:r>
+      </w:hyperlink>
+      <w:r>
+        <w:t xml:space="preserve">), so I’ve used the one for the actual model parameter throughout.</w:t>
+      </w:r>
+    </w:p>
     <w:bookmarkEnd w:id="42"/>
     <w:bookmarkStart w:id="43" w:name="sec-within-between"/>
     <w:p>
@@ -8858,7 +8890,7 @@
               <w:pStyle w:val="ImageCaption"/>
             </w:pPr>
             <w:r>
-              <w:t xml:space="preserve">Table 10: Cross-lagged paths estimated separately at each lag, with a Wald test of whether they differ, from the freely estimated RI-CLPM.</w:t>
+              <w:t xml:space="preserve">Table 10: Cross-lagged paths estimated separately at each lag, with a Wald test of whether they differ, from the freely estimated RI-CLPM. β with 95% CI; p tests the unstandardised estimate.</w:t>
             </w:r>
           </w:p>
           <w:tbl>
@@ -8982,7 +9014,7 @@
                     <w:jc w:val="center"/>
                   </w:pPr>
                   <w:r>
-                    <w:t xml:space="preserve">.101 [-.002, .203], p = .054</w:t>
+                    <w:t xml:space="preserve">.101 [-.002, .203], p = .064</w:t>
                   </w:r>
                 </w:p>
               </w:tc>
@@ -10683,7 +10715,21 @@
               <w:pStyle w:val="ImageCaption"/>
             </w:pPr>
             <w:r>
-              <w:t xml:space="preserve">Figure 1: RI-CLPM with standardised estimates. Squares are observed variables, ellipses are latent: the random intercepts capture stable between-child differences, and the within-person components (VG, SDQ) capture each child’s deviation from their own average. Blue arrows are the estimated structural paths; grey dashed arrows are fixed at 1. * p &lt; .05, ** p &lt; .01, *** p &lt; .001.</w:t>
+              <w:t xml:space="preserve">Figure 1: RI-CLPM with standardised estimates. Squares are observed variables, ellipses are latent: the random intercepts capture stable between-child differences, and the within-person components (VG, SDQ) capture each child’s deviation from their own average. Blue arrows are the estimated structural paths; grey dashed arrows are fixed at 1. Stars test the unstandardised estimates in</w:t>
+            </w:r>
+            <w:r>
+              <w:t xml:space="preserve"> </w:t>
+            </w:r>
+            <w:hyperlink w:anchor="tbl-riclpm">
+              <w:r>
+                <w:rPr>
+                  <w:rStyle w:val="Hyperlink"/>
+                </w:rPr>
+                <w:t xml:space="preserve">Table 11</w:t>
+              </w:r>
+            </w:hyperlink>
+            <w:r>
+              <w:t xml:space="preserve">: * p &lt; .05, ** p &lt; .01, *** p &lt; .001.</w:t>
             </w:r>
           </w:p>
           <w:bookmarkEnd w:id="58"/>
@@ -10854,7 +10900,7 @@
               <w:t xml:space="preserve"> </w:t>
             </w:r>
             <w:r>
-              <w:t xml:space="preserve">That pooled estimate averages a marginal positive effect from 10/11 to 12/13 (β = .101, p = .054) and a null from 12/13 to 14/15 (β = −.007, p = .785), and those two just barelydiffer from each other (p = .049).</w:t>
+              <w:t xml:space="preserve">That pooled estimate averages a marginal positive effect from 10/11 to 12/13 (β = .101, p = .064) and a null from 12/13 to 14/15 (β = −.007, p = .785), and those two just barelydiffer from each other (p = .049).</w:t>
             </w:r>
             <w:r>
               <w:t xml:space="preserve"> </w:t>
@@ -10905,7 +10951,7 @@
               <w:t xml:space="preserve"> </w:t>
             </w:r>
             <w:r>
-              <w:t xml:space="preserve">The first-lag effect is only p = .054 even when estimated freely, so the effect would not have been significant if estimated freely.</w:t>
+              <w:t xml:space="preserve">The first-lag effect is only p = .064 even when estimated freely, so the effect would not have been significant if estimated freely.</w:t>
             </w:r>
           </w:p>
           <w:p>
@@ -10947,7 +10993,7 @@
               </w:numPr>
             </w:pPr>
             <w:r>
-              <w:t xml:space="preserve">One thing I did find hard to explain: the within-person video game autoregression is −.26 at the first lag and +.28 at the second.</w:t>
+              <w:t xml:space="preserve">One thing I did find hard to explain: the within-person video game autoregression is −.26 at the first lag (not significant, p = .068) and +.28 at the second.</w:t>
             </w:r>
             <w:r>
               <w:t xml:space="preserve"> </w:t>
@@ -12771,7 +12817,21 @@
               <w:pStyle w:val="ImageCaption"/>
             </w:pPr>
             <w:r>
-              <w:t xml:space="preserve">Figure 2: Traditional CLPM with standardised estimates. All variables are observed (squares); with no random intercepts, the lagged paths run directly between them and mix between-child and within-child variation. Sex and socioeconomic position are included as covariates but their paths are omitted for legibility. * p &lt; .05, ** p &lt; .01, *** p &lt; .001.</w:t>
+              <w:t xml:space="preserve">Figure 2: Traditional CLPM with standardised estimates. All variables are observed (squares); with no random intercepts, the lagged paths run directly between them and mix between-child and within-child variation. Sex and socioeconomic position are included as covariates but their paths are omitted for legibility. Stars test the unstandardised estimates in</w:t>
+            </w:r>
+            <w:r>
+              <w:t xml:space="preserve"> </w:t>
+            </w:r>
+            <w:hyperlink w:anchor="tbl-clpm">
+              <w:r>
+                <w:rPr>
+                  <w:rStyle w:val="Hyperlink"/>
+                </w:rPr>
+                <w:t xml:space="preserve">Table 13</w:t>
+              </w:r>
+            </w:hyperlink>
+            <w:r>
+              <w:t xml:space="preserve">: * p &lt; .05, ** p &lt; .01, *** p &lt; .001.</w:t>
             </w:r>
           </w:p>
           <w:bookmarkEnd w:id="70"/>
@@ -22142,7 +22202,7 @@
               <w:pStyle w:val="ImageCaption"/>
             </w:pPr>
             <w:r>
-              <w:t xml:space="preserve">Table 18: Cross-lagged paths across the sensitivity analyses. β with 95% CI; * p &lt; .05, ** p &lt; .01, *** p &lt; .001.</w:t>
+              <w:t xml:space="preserve">Table 18: Cross-lagged paths across the sensitivity analyses. β with 95% CI; stars test the unstandardised estimate: * p &lt; .05, ** p &lt; .01, *** p &lt; .001.</w:t>
             </w:r>
             <w:r>
               <w:t xml:space="preserve"> </w:t>
